--- a/6-过程管理/流程制度规范类文件/060111-信息安全管理程序.docx
+++ b/6-过程管理/流程制度规范类文件/060111-信息安全管理程序.docx
@@ -1,10 +1,11 @@
 
 <file path=word/document.xml><?xml version="1.0" encoding="utf-8"?>
-<w:document xmlns:wpc="http://schemas.microsoft.com/office/word/2010/wordprocessingCanvas" xmlns:mc="http://schemas.openxmlformats.org/markup-compatibility/2006" xmlns:o="urn:schemas-microsoft-com:office:office" xmlns:r="http://schemas.openxmlformats.org/officeDocument/2006/relationships" xmlns:m="http://schemas.openxmlformats.org/officeDocument/2006/math" xmlns:v="urn:schemas-microsoft-com:vml" xmlns:wp14="http://schemas.microsoft.com/office/word/2010/wordprocessingDrawing" xmlns:wp="http://schemas.openxmlformats.org/drawingml/2006/wordprocessingDrawing" xmlns:w="http://schemas.openxmlformats.org/wordprocessingml/2006/main" xmlns:w14="http://schemas.microsoft.com/office/word/2010/wordml" xmlns:w10="urn:schemas-microsoft-com:office:word" xmlns:w15="http://schemas.microsoft.com/office/word/2012/wordml" xmlns:wpg="http://schemas.microsoft.com/office/word/2010/wordprocessingGroup" xmlns:wpi="http://schemas.microsoft.com/office/word/2010/wordprocessingInk" xmlns:wne="http://schemas.microsoft.com/office/word/2006/wordml" xmlns:wps="http://schemas.microsoft.com/office/word/2010/wordprocessingShape" xmlns:wpsCustomData="http://www.wps.cn/officeDocument/2013/wpsCustomData" mc:Ignorable="w14 w15 wp14">
+<w:document xmlns:wpc="http://schemas.microsoft.com/office/word/2010/wordprocessingCanvas" xmlns:mc="http://schemas.openxmlformats.org/markup-compatibility/2006" xmlns:o="urn:schemas-microsoft-com:office:office" xmlns:r="http://schemas.openxmlformats.org/officeDocument/2006/relationships" xmlns:m="http://schemas.openxmlformats.org/officeDocument/2006/math" xmlns:v="urn:schemas-microsoft-com:vml" xmlns:wp14="http://schemas.microsoft.com/office/word/2010/wordprocessingDrawing" xmlns:wp="http://schemas.openxmlformats.org/drawingml/2006/wordprocessingDrawing" xmlns:w10="urn:schemas-microsoft-com:office:word" xmlns:w="http://schemas.openxmlformats.org/wordprocessingml/2006/main" xmlns:w14="http://schemas.microsoft.com/office/word/2010/wordml" xmlns:w15="http://schemas.microsoft.com/office/word/2012/wordml" xmlns:wne="http://schemas.microsoft.com/office/word/2006/wordml" xmlns:wpg="http://schemas.microsoft.com/office/word/2010/wordprocessingGroup" xmlns:wpi="http://schemas.microsoft.com/office/word/2010/wordprocessingInk" xmlns:wps="http://schemas.microsoft.com/office/word/2010/wordprocessingShape" mc:Ignorable="w14 w15 wp14">
+  <!-- Generated by Aspose.Words for .NET 13.3.0.1 -->
   <w:body>
     <w:p>
       <w:pPr>
-        <w:pStyle w:val="31"/>
+        <w:pStyle w:val="a1"/>
         <w:keepNext w:val="0"/>
         <w:keepLines w:val="0"/>
         <w:pageBreakBefore w:val="0"/>
@@ -24,7 +25,7 @@
     </w:p>
     <w:p>
       <w:pPr>
-        <w:pStyle w:val="31"/>
+        <w:pStyle w:val="a1"/>
         <w:keepNext w:val="0"/>
         <w:keepLines w:val="0"/>
         <w:pageBreakBefore w:val="0"/>
@@ -47,7 +48,7 @@
     </w:p>
     <w:p>
       <w:pPr>
-        <w:pStyle w:val="32"/>
+        <w:pStyle w:val="a2"/>
         <w:keepNext w:val="0"/>
         <w:keepLines w:val="0"/>
         <w:pageBreakBefore w:val="0"/>
@@ -65,7 +66,7 @@
       </w:pPr>
       <w:bookmarkStart w:id="1" w:name="_Toc23114"/>
       <w:r>
-        <w:t>甘肃国邦信息科技有限公司</w:t>
+        <w:t>中达丰集团有限公司</w:t>
       </w:r>
       <w:bookmarkEnd w:id="1"/>
     </w:p>
@@ -84,23 +85,23 @@
         <w:bidi w:val="0"/>
         <w:adjustRightInd w:val="0"/>
         <w:snapToGrid w:val="0"/>
-        <w:ind w:left="0" w:leftChars="0" w:right="0" w:rightChars="0" w:firstLine="0" w:firstLineChars="0"/>
+        <w:ind w:left="0" w:right="0" w:firstLine="0" w:leftChars="0" w:rightChars="0" w:firstLineChars="0"/>
         <w:jc w:val="center"/>
         <w:textAlignment w:val="baseline"/>
         <w:rPr>
-          <w:rFonts w:ascii="宋体" w:hAnsi="宋体" w:eastAsia="宋体" w:cs="宋体"/>
+          <w:rFonts w:ascii="宋体" w:eastAsia="宋体" w:hAnsi="宋体" w:cs="宋体"/>
           <w:sz w:val="30"/>
           <w:szCs w:val="30"/>
         </w:rPr>
         <w:sectPr>
           <w:pgSz w:w="11906" w:h="16839"/>
           <w:pgMar w:top="1431" w:right="1785" w:bottom="0" w:left="1785" w:header="0" w:footer="0" w:gutter="0"/>
-          <w:cols w:space="720" w:num="1"/>
+          <w:cols w:num="1" w:space="720"/>
         </w:sectPr>
       </w:pPr>
       <w:r>
         <w:rPr>
-          <w:rFonts w:ascii="宋体" w:hAnsi="宋体" w:eastAsia="宋体" w:cs="宋体"/>
+          <w:rFonts w:ascii="宋体" w:eastAsia="宋体" w:hAnsi="宋体" w:cs="宋体"/>
           <w:spacing w:val="-2"/>
           <w:sz w:val="36"/>
           <w:szCs w:val="36"/>
@@ -109,7 +110,7 @@
       </w:r>
       <w:r>
         <w:rPr>
-          <w:rFonts w:hint="eastAsia" w:ascii="宋体" w:hAnsi="宋体" w:cs="宋体"/>
+          <w:rFonts w:ascii="宋体" w:hAnsi="宋体" w:cs="宋体" w:hint="eastAsia"/>
           <w:spacing w:val="-2"/>
           <w:sz w:val="36"/>
           <w:szCs w:val="36"/>
@@ -119,7 +120,7 @@
       </w:r>
       <w:r>
         <w:rPr>
-          <w:rFonts w:ascii="宋体" w:hAnsi="宋体" w:eastAsia="宋体" w:cs="宋体"/>
+          <w:rFonts w:ascii="宋体" w:eastAsia="宋体" w:hAnsi="宋体" w:cs="宋体"/>
           <w:spacing w:val="-2"/>
           <w:sz w:val="36"/>
           <w:szCs w:val="36"/>
@@ -147,7 +148,7 @@
         <w:textAlignment w:val="baseline"/>
         <w:outlineLvl w:val="1"/>
         <w:rPr>
-          <w:rFonts w:ascii="宋体" w:hAnsi="宋体" w:eastAsia="宋体" w:cs="宋体"/>
+          <w:rFonts w:ascii="宋体" w:eastAsia="宋体" w:hAnsi="宋体" w:cs="宋体"/>
           <w:sz w:val="28"/>
           <w:szCs w:val="28"/>
         </w:rPr>
@@ -155,7 +156,7 @@
       <w:bookmarkStart w:id="2" w:name="_Toc22475"/>
       <w:r>
         <w:rPr>
-          <w:rFonts w:ascii="宋体" w:hAnsi="宋体" w:eastAsia="宋体" w:cs="宋体"/>
+          <w:rFonts w:ascii="宋体" w:eastAsia="宋体" w:hAnsi="宋体" w:cs="宋体"/>
           <w:spacing w:val="-3"/>
           <w:sz w:val="28"/>
           <w:szCs w:val="28"/>
@@ -166,16 +167,16 @@
     </w:p>
     <w:tbl>
       <w:tblPr>
-        <w:tblStyle w:val="24"/>
+        <w:tblStyle w:val="TableNormal0"/>
         <w:tblW w:w="9071" w:type="dxa"/>
         <w:tblInd w:w="14" w:type="dxa"/>
         <w:tblBorders>
-          <w:top w:val="single" w:color="000000" w:sz="4" w:space="0"/>
-          <w:left w:val="single" w:color="000000" w:sz="4" w:space="0"/>
-          <w:bottom w:val="single" w:color="000000" w:sz="4" w:space="0"/>
-          <w:right w:val="single" w:color="000000" w:sz="4" w:space="0"/>
-          <w:insideH w:val="single" w:color="000000" w:sz="4" w:space="0"/>
-          <w:insideV w:val="single" w:color="000000" w:sz="4" w:space="0"/>
+          <w:top w:val="single" w:sz="4" w:space="0" w:color="000000"/>
+          <w:left w:val="single" w:sz="4" w:space="0" w:color="000000"/>
+          <w:bottom w:val="single" w:sz="4" w:space="0" w:color="000000"/>
+          <w:right w:val="single" w:sz="4" w:space="0" w:color="000000"/>
+          <w:insideH w:val="single" w:sz="4" w:space="0" w:color="000000"/>
+          <w:insideV w:val="single" w:sz="4" w:space="0" w:color="000000"/>
         </w:tblBorders>
         <w:tblLayout w:type="fixed"/>
         <w:tblCellMar>
@@ -194,14 +195,17 @@
       </w:tblGrid>
       <w:tr>
         <w:tblPrEx>
+          <w:tblW w:w="9071" w:type="dxa"/>
+          <w:tblInd w:w="14" w:type="dxa"/>
           <w:tblBorders>
-            <w:top w:val="single" w:color="000000" w:sz="4" w:space="0"/>
-            <w:left w:val="single" w:color="000000" w:sz="4" w:space="0"/>
-            <w:bottom w:val="single" w:color="000000" w:sz="4" w:space="0"/>
-            <w:right w:val="single" w:color="000000" w:sz="4" w:space="0"/>
-            <w:insideH w:val="single" w:color="000000" w:sz="4" w:space="0"/>
-            <w:insideV w:val="single" w:color="000000" w:sz="4" w:space="0"/>
+            <w:top w:val="single" w:sz="4" w:space="0" w:color="000000"/>
+            <w:left w:val="single" w:sz="4" w:space="0" w:color="000000"/>
+            <w:bottom w:val="single" w:sz="4" w:space="0" w:color="000000"/>
+            <w:right w:val="single" w:sz="4" w:space="0" w:color="000000"/>
+            <w:insideH w:val="single" w:sz="4" w:space="0" w:color="000000"/>
+            <w:insideV w:val="single" w:sz="4" w:space="0" w:color="000000"/>
           </w:tblBorders>
+          <w:tblLayout w:type="fixed"/>
           <w:tblCellMar>
             <w:top w:w="0" w:type="dxa"/>
             <w:left w:w="0" w:type="dxa"/>
@@ -210,7 +214,7 @@
           </w:tblCellMar>
         </w:tblPrEx>
         <w:trPr>
-          <w:trHeight w:val="611" w:hRule="atLeast"/>
+          <w:trHeight w:val="611"/>
         </w:trPr>
         <w:tc>
           <w:tcPr>
@@ -235,14 +239,14 @@
               <w:ind w:left="207"/>
               <w:textAlignment w:val="baseline"/>
               <w:rPr>
-                <w:rFonts w:ascii="宋体" w:hAnsi="宋体" w:eastAsia="宋体" w:cs="宋体"/>
+                <w:rFonts w:ascii="宋体" w:eastAsia="宋体" w:hAnsi="宋体" w:cs="宋体"/>
                 <w:sz w:val="24"/>
                 <w:szCs w:val="24"/>
               </w:rPr>
             </w:pPr>
             <w:r>
               <w:rPr>
-                <w:rFonts w:ascii="宋体" w:hAnsi="宋体" w:eastAsia="宋体" w:cs="宋体"/>
+                <w:rFonts w:ascii="宋体" w:eastAsia="宋体" w:hAnsi="宋体" w:cs="宋体"/>
                 <w:spacing w:val="-2"/>
                 <w:sz w:val="24"/>
                 <w:szCs w:val="24"/>
@@ -275,33 +279,28 @@
               <w:ind w:left="109"/>
               <w:textAlignment w:val="baseline"/>
               <w:rPr>
-                <w:rFonts w:ascii="宋体" w:hAnsi="宋体" w:eastAsia="宋体" w:cs="宋体"/>
+                <w:rFonts w:ascii="宋体" w:eastAsia="宋体" w:hAnsi="宋体" w:cs="宋体"/>
                 <w:sz w:val="24"/>
                 <w:szCs w:val="24"/>
               </w:rPr>
             </w:pPr>
             <w:r>
               <w:rPr>
-                <w:rFonts w:ascii="宋体" w:hAnsi="宋体" w:eastAsia="宋体" w:cs="宋体"/>
+                <w:rFonts w:ascii="宋体" w:eastAsia="宋体" w:hAnsi="宋体" w:cs="宋体"/>
                 <w:spacing w:val="-1"/>
                 <w:sz w:val="24"/>
                 <w:szCs w:val="24"/>
               </w:rPr>
-              <w:t>信息安全管理程序（GSGB-ITSS-XXAQGL）</w:t>
+              <w:t>信息安全管理程序（ZDFJT-ITSS-XXAQGL）</w:t>
             </w:r>
           </w:p>
         </w:tc>
       </w:tr>
       <w:tr>
         <w:tblPrEx>
-          <w:tblBorders>
-            <w:top w:val="single" w:color="000000" w:sz="4" w:space="0"/>
-            <w:left w:val="single" w:color="000000" w:sz="4" w:space="0"/>
-            <w:bottom w:val="single" w:color="000000" w:sz="4" w:space="0"/>
-            <w:right w:val="single" w:color="000000" w:sz="4" w:space="0"/>
-            <w:insideH w:val="single" w:color="000000" w:sz="4" w:space="0"/>
-            <w:insideV w:val="single" w:color="000000" w:sz="4" w:space="0"/>
-          </w:tblBorders>
+          <w:tblW w:w="9071" w:type="dxa"/>
+          <w:tblInd w:w="14" w:type="dxa"/>
+          <w:tblLayout w:type="fixed"/>
           <w:tblCellMar>
             <w:top w:w="0" w:type="dxa"/>
             <w:left w:w="0" w:type="dxa"/>
@@ -310,7 +309,7 @@
           </w:tblCellMar>
         </w:tblPrEx>
         <w:trPr>
-          <w:trHeight w:val="607" w:hRule="atLeast"/>
+          <w:trHeight w:val="607"/>
         </w:trPr>
         <w:tc>
           <w:tcPr>
@@ -335,14 +334,14 @@
               <w:ind w:left="447"/>
               <w:textAlignment w:val="baseline"/>
               <w:rPr>
-                <w:rFonts w:ascii="宋体" w:hAnsi="宋体" w:eastAsia="宋体" w:cs="宋体"/>
+                <w:rFonts w:ascii="宋体" w:eastAsia="宋体" w:hAnsi="宋体" w:cs="宋体"/>
                 <w:sz w:val="24"/>
                 <w:szCs w:val="24"/>
               </w:rPr>
             </w:pPr>
             <w:r>
               <w:rPr>
-                <w:rFonts w:ascii="宋体" w:hAnsi="宋体" w:eastAsia="宋体" w:cs="宋体"/>
+                <w:rFonts w:ascii="宋体" w:eastAsia="宋体" w:hAnsi="宋体" w:cs="宋体"/>
                 <w:spacing w:val="-3"/>
                 <w:sz w:val="24"/>
                 <w:szCs w:val="24"/>
@@ -375,33 +374,28 @@
               <w:ind w:left="109"/>
               <w:textAlignment w:val="baseline"/>
               <w:rPr>
-                <w:rFonts w:ascii="宋体" w:hAnsi="宋体" w:eastAsia="宋体" w:cs="宋体"/>
+                <w:rFonts w:ascii="宋体" w:eastAsia="宋体" w:hAnsi="宋体" w:cs="宋体"/>
                 <w:sz w:val="24"/>
                 <w:szCs w:val="24"/>
               </w:rPr>
             </w:pPr>
             <w:r>
               <w:rPr>
-                <w:rFonts w:ascii="宋体" w:hAnsi="宋体" w:eastAsia="宋体" w:cs="宋体"/>
+                <w:rFonts w:ascii="宋体" w:eastAsia="宋体" w:hAnsi="宋体" w:cs="宋体"/>
                 <w:spacing w:val="-1"/>
                 <w:sz w:val="24"/>
                 <w:szCs w:val="24"/>
               </w:rPr>
-              <w:t>甘肃国邦信息科技有限公司</w:t>
+              <w:t>中达丰集团有限公司</w:t>
             </w:r>
           </w:p>
         </w:tc>
       </w:tr>
       <w:tr>
         <w:tblPrEx>
-          <w:tblBorders>
-            <w:top w:val="single" w:color="000000" w:sz="4" w:space="0"/>
-            <w:left w:val="single" w:color="000000" w:sz="4" w:space="0"/>
-            <w:bottom w:val="single" w:color="000000" w:sz="4" w:space="0"/>
-            <w:right w:val="single" w:color="000000" w:sz="4" w:space="0"/>
-            <w:insideH w:val="single" w:color="000000" w:sz="4" w:space="0"/>
-            <w:insideV w:val="single" w:color="000000" w:sz="4" w:space="0"/>
-          </w:tblBorders>
+          <w:tblW w:w="9071" w:type="dxa"/>
+          <w:tblInd w:w="14" w:type="dxa"/>
+          <w:tblLayout w:type="fixed"/>
           <w:tblCellMar>
             <w:top w:w="0" w:type="dxa"/>
             <w:left w:w="0" w:type="dxa"/>
@@ -410,7 +404,7 @@
           </w:tblCellMar>
         </w:tblPrEx>
         <w:trPr>
-          <w:trHeight w:val="607" w:hRule="atLeast"/>
+          <w:trHeight w:val="607"/>
         </w:trPr>
         <w:tc>
           <w:tcPr>
@@ -435,14 +429,14 @@
               <w:ind w:left="447"/>
               <w:textAlignment w:val="baseline"/>
               <w:rPr>
-                <w:rFonts w:ascii="宋体" w:hAnsi="宋体" w:eastAsia="宋体" w:cs="宋体"/>
+                <w:rFonts w:ascii="宋体" w:eastAsia="宋体" w:hAnsi="宋体" w:cs="宋体"/>
                 <w:sz w:val="24"/>
                 <w:szCs w:val="24"/>
               </w:rPr>
             </w:pPr>
             <w:r>
               <w:rPr>
-                <w:rFonts w:ascii="宋体" w:hAnsi="宋体" w:eastAsia="宋体" w:cs="宋体"/>
+                <w:rFonts w:ascii="宋体" w:eastAsia="宋体" w:hAnsi="宋体" w:cs="宋体"/>
                 <w:spacing w:val="-3"/>
                 <w:sz w:val="24"/>
                 <w:szCs w:val="24"/>
@@ -474,14 +468,14 @@
               <w:ind w:left="229"/>
               <w:textAlignment w:val="baseline"/>
               <w:rPr>
-                <w:rFonts w:ascii="宋体" w:hAnsi="宋体" w:eastAsia="宋体" w:cs="宋体"/>
+                <w:rFonts w:ascii="宋体" w:eastAsia="宋体" w:hAnsi="宋体" w:cs="宋体"/>
                 <w:sz w:val="24"/>
                 <w:szCs w:val="24"/>
               </w:rPr>
             </w:pPr>
             <w:r>
               <w:rPr>
-                <w:rFonts w:ascii="宋体" w:hAnsi="宋体" w:eastAsia="宋体" w:cs="宋体"/>
+                <w:rFonts w:ascii="宋体" w:eastAsia="宋体" w:hAnsi="宋体" w:cs="宋体"/>
                 <w:spacing w:val="-2"/>
                 <w:sz w:val="24"/>
                 <w:szCs w:val="24"/>
@@ -513,14 +507,14 @@
               <w:ind w:left="676"/>
               <w:textAlignment w:val="baseline"/>
               <w:rPr>
-                <w:rFonts w:ascii="宋体" w:hAnsi="宋体" w:eastAsia="宋体" w:cs="宋体"/>
+                <w:rFonts w:ascii="宋体" w:eastAsia="宋体" w:hAnsi="宋体" w:cs="宋体"/>
                 <w:sz w:val="24"/>
                 <w:szCs w:val="24"/>
               </w:rPr>
             </w:pPr>
             <w:r>
               <w:rPr>
-                <w:rFonts w:ascii="宋体" w:hAnsi="宋体" w:eastAsia="宋体" w:cs="宋体"/>
+                <w:rFonts w:ascii="宋体" w:eastAsia="宋体" w:hAnsi="宋体" w:cs="宋体"/>
                 <w:spacing w:val="-2"/>
                 <w:sz w:val="24"/>
                 <w:szCs w:val="24"/>
@@ -552,14 +546,14 @@
               <w:ind w:left="546"/>
               <w:textAlignment w:val="baseline"/>
               <w:rPr>
-                <w:rFonts w:ascii="宋体" w:hAnsi="宋体" w:eastAsia="宋体" w:cs="宋体"/>
+                <w:rFonts w:ascii="宋体" w:eastAsia="宋体" w:hAnsi="宋体" w:cs="宋体"/>
                 <w:sz w:val="24"/>
                 <w:szCs w:val="24"/>
               </w:rPr>
             </w:pPr>
             <w:r>
               <w:rPr>
-                <w:rFonts w:ascii="宋体" w:hAnsi="宋体" w:eastAsia="宋体" w:cs="宋体"/>
+                <w:rFonts w:ascii="宋体" w:eastAsia="宋体" w:hAnsi="宋体" w:cs="宋体"/>
                 <w:spacing w:val="-3"/>
                 <w:sz w:val="24"/>
                 <w:szCs w:val="24"/>
@@ -591,14 +585,14 @@
               <w:ind w:left="755"/>
               <w:textAlignment w:val="baseline"/>
               <w:rPr>
-                <w:rFonts w:ascii="宋体" w:hAnsi="宋体" w:eastAsia="宋体" w:cs="宋体"/>
+                <w:rFonts w:ascii="宋体" w:eastAsia="宋体" w:hAnsi="宋体" w:cs="宋体"/>
                 <w:sz w:val="24"/>
                 <w:szCs w:val="24"/>
               </w:rPr>
             </w:pPr>
             <w:r>
               <w:rPr>
-                <w:rFonts w:ascii="宋体" w:hAnsi="宋体" w:eastAsia="宋体" w:cs="宋体"/>
+                <w:rFonts w:ascii="宋体" w:eastAsia="宋体" w:hAnsi="宋体" w:cs="宋体"/>
                 <w:spacing w:val="-6"/>
                 <w:sz w:val="24"/>
                 <w:szCs w:val="24"/>
@@ -610,14 +604,9 @@
       </w:tr>
       <w:tr>
         <w:tblPrEx>
-          <w:tblBorders>
-            <w:top w:val="single" w:color="000000" w:sz="4" w:space="0"/>
-            <w:left w:val="single" w:color="000000" w:sz="4" w:space="0"/>
-            <w:bottom w:val="single" w:color="000000" w:sz="4" w:space="0"/>
-            <w:right w:val="single" w:color="000000" w:sz="4" w:space="0"/>
-            <w:insideH w:val="single" w:color="000000" w:sz="4" w:space="0"/>
-            <w:insideV w:val="single" w:color="000000" w:sz="4" w:space="0"/>
-          </w:tblBorders>
+          <w:tblW w:w="9071" w:type="dxa"/>
+          <w:tblInd w:w="14" w:type="dxa"/>
+          <w:tblLayout w:type="fixed"/>
           <w:tblCellMar>
             <w:top w:w="0" w:type="dxa"/>
             <w:left w:w="0" w:type="dxa"/>
@@ -626,7 +615,7 @@
           </w:tblCellMar>
         </w:tblPrEx>
         <w:trPr>
-          <w:trHeight w:val="474" w:hRule="atLeast"/>
+          <w:trHeight w:val="474"/>
         </w:trPr>
         <w:tc>
           <w:tcPr>
@@ -651,14 +640,14 @@
               <w:ind w:left="709"/>
               <w:textAlignment w:val="baseline"/>
               <w:rPr>
-                <w:rFonts w:ascii="宋体" w:hAnsi="宋体" w:eastAsia="宋体" w:cs="宋体"/>
+                <w:rFonts w:ascii="宋体" w:eastAsia="宋体" w:hAnsi="宋体" w:cs="宋体"/>
                 <w:sz w:val="21"/>
                 <w:szCs w:val="21"/>
               </w:rPr>
             </w:pPr>
             <w:r>
               <w:rPr>
-                <w:rFonts w:ascii="宋体" w:hAnsi="宋体" w:eastAsia="宋体" w:cs="宋体"/>
+                <w:rFonts w:ascii="宋体" w:eastAsia="宋体" w:hAnsi="宋体" w:cs="宋体"/>
                 <w:spacing w:val="-1"/>
                 <w:sz w:val="21"/>
                 <w:szCs w:val="21"/>
@@ -690,19 +679,19 @@
               <w:ind w:left="290"/>
               <w:textAlignment w:val="baseline"/>
               <w:rPr>
-                <w:rFonts w:ascii="宋体" w:hAnsi="宋体" w:eastAsia="宋体" w:cs="宋体"/>
+                <w:rFonts w:ascii="宋体" w:eastAsia="宋体" w:hAnsi="宋体" w:cs="宋体"/>
                 <w:sz w:val="21"/>
                 <w:szCs w:val="21"/>
               </w:rPr>
             </w:pPr>
             <w:r>
               <w:rPr>
-                <w:rFonts w:ascii="宋体" w:hAnsi="宋体" w:eastAsia="宋体" w:cs="宋体"/>
+                <w:rFonts w:ascii="宋体" w:eastAsia="宋体" w:hAnsi="宋体" w:cs="宋体"/>
                 <w:spacing w:val="-2"/>
                 <w:sz w:val="21"/>
                 <w:szCs w:val="21"/>
               </w:rPr>
-              <w:t>2025-1-4</w:t>
+              <w:t>2025-7-4</w:t>
             </w:r>
           </w:p>
         </w:tc>
@@ -729,14 +718,14 @@
               <w:ind w:left="738"/>
               <w:textAlignment w:val="baseline"/>
               <w:rPr>
-                <w:rFonts w:ascii="宋体" w:hAnsi="宋体" w:eastAsia="宋体" w:cs="宋体"/>
+                <w:rFonts w:ascii="宋体" w:eastAsia="宋体" w:hAnsi="宋体" w:cs="宋体"/>
                 <w:sz w:val="21"/>
                 <w:szCs w:val="21"/>
               </w:rPr>
             </w:pPr>
             <w:r>
               <w:rPr>
-                <w:rFonts w:ascii="宋体" w:hAnsi="宋体" w:eastAsia="宋体" w:cs="宋体"/>
+                <w:rFonts w:ascii="宋体" w:eastAsia="宋体" w:hAnsi="宋体" w:cs="宋体"/>
                 <w:spacing w:val="-3"/>
                 <w:sz w:val="21"/>
                 <w:szCs w:val="21"/>
@@ -768,7 +757,7 @@
               <w:ind w:left="480"/>
               <w:textAlignment w:val="baseline"/>
               <w:rPr>
-                <w:rFonts w:hint="eastAsia" w:ascii="宋体" w:hAnsi="宋体" w:eastAsia="宋体" w:cs="宋体"/>
+                <w:rFonts w:ascii="宋体" w:eastAsia="宋体" w:hAnsi="宋体" w:cs="宋体" w:hint="eastAsia"/>
                 <w:sz w:val="21"/>
                 <w:szCs w:val="21"/>
                 <w:lang w:val="en-US" w:eastAsia="zh-CN"/>
@@ -776,12 +765,12 @@
             </w:pPr>
             <w:r>
               <w:rPr>
-                <w:rFonts w:hint="eastAsia" w:ascii="宋体" w:hAnsi="宋体" w:eastAsia="宋体" w:cs="宋体"/>
+                <w:rFonts w:ascii="宋体" w:eastAsia="宋体" w:hAnsi="宋体" w:cs="宋体" w:hint="eastAsia"/>
                 <w:sz w:val="21"/>
                 <w:szCs w:val="21"/>
                 <w:lang w:val="en-US" w:eastAsia="zh-CN"/>
               </w:rPr>
-              <w:t>胡葛鹏宇</w:t>
+              <w:t>肖龙莽</w:t>
             </w:r>
           </w:p>
         </w:tc>
@@ -808,33 +797,28 @@
               <w:ind w:left="672"/>
               <w:textAlignment w:val="baseline"/>
               <w:rPr>
-                <w:rFonts w:ascii="宋体" w:hAnsi="宋体" w:eastAsia="宋体" w:cs="宋体"/>
+                <w:rFonts w:ascii="宋体" w:eastAsia="宋体" w:hAnsi="宋体" w:cs="宋体"/>
                 <w:sz w:val="21"/>
                 <w:szCs w:val="21"/>
               </w:rPr>
             </w:pPr>
             <w:r>
               <w:rPr>
-                <w:rFonts w:ascii="宋体" w:hAnsi="宋体" w:eastAsia="宋体" w:cs="宋体"/>
+                <w:rFonts w:ascii="宋体" w:eastAsia="宋体" w:hAnsi="宋体" w:cs="宋体"/>
                 <w:spacing w:val="-3"/>
                 <w:sz w:val="21"/>
                 <w:szCs w:val="21"/>
               </w:rPr>
-              <w:t>黄益溪</w:t>
+              <w:t>吴向阳</w:t>
             </w:r>
           </w:p>
         </w:tc>
       </w:tr>
       <w:tr>
         <w:tblPrEx>
-          <w:tblBorders>
-            <w:top w:val="single" w:color="000000" w:sz="4" w:space="0"/>
-            <w:left w:val="single" w:color="000000" w:sz="4" w:space="0"/>
-            <w:bottom w:val="single" w:color="000000" w:sz="4" w:space="0"/>
-            <w:right w:val="single" w:color="000000" w:sz="4" w:space="0"/>
-            <w:insideH w:val="single" w:color="000000" w:sz="4" w:space="0"/>
-            <w:insideV w:val="single" w:color="000000" w:sz="4" w:space="0"/>
-          </w:tblBorders>
+          <w:tblW w:w="9071" w:type="dxa"/>
+          <w:tblInd w:w="14" w:type="dxa"/>
+          <w:tblLayout w:type="fixed"/>
           <w:tblCellMar>
             <w:top w:w="0" w:type="dxa"/>
             <w:left w:w="0" w:type="dxa"/>
@@ -843,7 +827,7 @@
           </w:tblCellMar>
         </w:tblPrEx>
         <w:trPr>
-          <w:trHeight w:val="474" w:hRule="atLeast"/>
+          <w:trHeight w:val="474"/>
         </w:trPr>
         <w:tc>
           <w:tcPr>
@@ -851,7 +835,7 @@
           </w:tcPr>
           <w:p>
             <w:pPr>
-              <w:pStyle w:val="25"/>
+              <w:pStyle w:val="TableText"/>
               <w:keepNext w:val="0"/>
               <w:keepLines w:val="0"/>
               <w:pageBreakBefore w:val="0"/>
@@ -875,7 +859,7 @@
           </w:tcPr>
           <w:p>
             <w:pPr>
-              <w:pStyle w:val="25"/>
+              <w:pStyle w:val="TableText"/>
               <w:keepNext w:val="0"/>
               <w:keepLines w:val="0"/>
               <w:pageBreakBefore w:val="0"/>
@@ -899,7 +883,7 @@
           </w:tcPr>
           <w:p>
             <w:pPr>
-              <w:pStyle w:val="25"/>
+              <w:pStyle w:val="TableText"/>
               <w:keepNext w:val="0"/>
               <w:keepLines w:val="0"/>
               <w:pageBreakBefore w:val="0"/>
@@ -923,7 +907,7 @@
           </w:tcPr>
           <w:p>
             <w:pPr>
-              <w:pStyle w:val="25"/>
+              <w:pStyle w:val="TableText"/>
               <w:keepNext w:val="0"/>
               <w:keepLines w:val="0"/>
               <w:pageBreakBefore w:val="0"/>
@@ -947,7 +931,7 @@
           </w:tcPr>
           <w:p>
             <w:pPr>
-              <w:pStyle w:val="25"/>
+              <w:pStyle w:val="TableText"/>
               <w:keepNext w:val="0"/>
               <w:keepLines w:val="0"/>
               <w:pageBreakBefore w:val="0"/>
@@ -968,14 +952,9 @@
       </w:tr>
       <w:tr>
         <w:tblPrEx>
-          <w:tblBorders>
-            <w:top w:val="single" w:color="000000" w:sz="4" w:space="0"/>
-            <w:left w:val="single" w:color="000000" w:sz="4" w:space="0"/>
-            <w:bottom w:val="single" w:color="000000" w:sz="4" w:space="0"/>
-            <w:right w:val="single" w:color="000000" w:sz="4" w:space="0"/>
-            <w:insideH w:val="single" w:color="000000" w:sz="4" w:space="0"/>
-            <w:insideV w:val="single" w:color="000000" w:sz="4" w:space="0"/>
-          </w:tblBorders>
+          <w:tblW w:w="9071" w:type="dxa"/>
+          <w:tblInd w:w="14" w:type="dxa"/>
+          <w:tblLayout w:type="fixed"/>
           <w:tblCellMar>
             <w:top w:w="0" w:type="dxa"/>
             <w:left w:w="0" w:type="dxa"/>
@@ -984,7 +963,7 @@
           </w:tblCellMar>
         </w:tblPrEx>
         <w:trPr>
-          <w:trHeight w:val="474" w:hRule="atLeast"/>
+          <w:trHeight w:val="474"/>
         </w:trPr>
         <w:tc>
           <w:tcPr>
@@ -992,7 +971,7 @@
           </w:tcPr>
           <w:p>
             <w:pPr>
-              <w:pStyle w:val="25"/>
+              <w:pStyle w:val="TableText"/>
               <w:keepNext w:val="0"/>
               <w:keepLines w:val="0"/>
               <w:pageBreakBefore w:val="0"/>
@@ -1016,7 +995,7 @@
           </w:tcPr>
           <w:p>
             <w:pPr>
-              <w:pStyle w:val="25"/>
+              <w:pStyle w:val="TableText"/>
               <w:keepNext w:val="0"/>
               <w:keepLines w:val="0"/>
               <w:pageBreakBefore w:val="0"/>
@@ -1040,7 +1019,7 @@
           </w:tcPr>
           <w:p>
             <w:pPr>
-              <w:pStyle w:val="25"/>
+              <w:pStyle w:val="TableText"/>
               <w:keepNext w:val="0"/>
               <w:keepLines w:val="0"/>
               <w:pageBreakBefore w:val="0"/>
@@ -1064,7 +1043,7 @@
           </w:tcPr>
           <w:p>
             <w:pPr>
-              <w:pStyle w:val="25"/>
+              <w:pStyle w:val="TableText"/>
               <w:keepNext w:val="0"/>
               <w:keepLines w:val="0"/>
               <w:pageBreakBefore w:val="0"/>
@@ -1088,7 +1067,7 @@
           </w:tcPr>
           <w:p>
             <w:pPr>
-              <w:pStyle w:val="25"/>
+              <w:pStyle w:val="TableText"/>
               <w:keepNext w:val="0"/>
               <w:keepLines w:val="0"/>
               <w:pageBreakBefore w:val="0"/>
@@ -1109,14 +1088,9 @@
       </w:tr>
       <w:tr>
         <w:tblPrEx>
-          <w:tblBorders>
-            <w:top w:val="single" w:color="000000" w:sz="4" w:space="0"/>
-            <w:left w:val="single" w:color="000000" w:sz="4" w:space="0"/>
-            <w:bottom w:val="single" w:color="000000" w:sz="4" w:space="0"/>
-            <w:right w:val="single" w:color="000000" w:sz="4" w:space="0"/>
-            <w:insideH w:val="single" w:color="000000" w:sz="4" w:space="0"/>
-            <w:insideV w:val="single" w:color="000000" w:sz="4" w:space="0"/>
-          </w:tblBorders>
+          <w:tblW w:w="9071" w:type="dxa"/>
+          <w:tblInd w:w="14" w:type="dxa"/>
+          <w:tblLayout w:type="fixed"/>
           <w:tblCellMar>
             <w:top w:w="0" w:type="dxa"/>
             <w:left w:w="0" w:type="dxa"/>
@@ -1125,7 +1099,7 @@
           </w:tblCellMar>
         </w:tblPrEx>
         <w:trPr>
-          <w:trHeight w:val="474" w:hRule="atLeast"/>
+          <w:trHeight w:val="474"/>
         </w:trPr>
         <w:tc>
           <w:tcPr>
@@ -1133,7 +1107,7 @@
           </w:tcPr>
           <w:p>
             <w:pPr>
-              <w:pStyle w:val="25"/>
+              <w:pStyle w:val="TableText"/>
               <w:keepNext w:val="0"/>
               <w:keepLines w:val="0"/>
               <w:pageBreakBefore w:val="0"/>
@@ -1157,7 +1131,7 @@
           </w:tcPr>
           <w:p>
             <w:pPr>
-              <w:pStyle w:val="25"/>
+              <w:pStyle w:val="TableText"/>
               <w:keepNext w:val="0"/>
               <w:keepLines w:val="0"/>
               <w:pageBreakBefore w:val="0"/>
@@ -1181,7 +1155,7 @@
           </w:tcPr>
           <w:p>
             <w:pPr>
-              <w:pStyle w:val="25"/>
+              <w:pStyle w:val="TableText"/>
               <w:keepNext w:val="0"/>
               <w:keepLines w:val="0"/>
               <w:pageBreakBefore w:val="0"/>
@@ -1205,7 +1179,7 @@
           </w:tcPr>
           <w:p>
             <w:pPr>
-              <w:pStyle w:val="25"/>
+              <w:pStyle w:val="TableText"/>
               <w:keepNext w:val="0"/>
               <w:keepLines w:val="0"/>
               <w:pageBreakBefore w:val="0"/>
@@ -1229,7 +1203,7 @@
           </w:tcPr>
           <w:p>
             <w:pPr>
-              <w:pStyle w:val="25"/>
+              <w:pStyle w:val="TableText"/>
               <w:keepNext w:val="0"/>
               <w:keepLines w:val="0"/>
               <w:pageBreakBefore w:val="0"/>
@@ -1250,14 +1224,9 @@
       </w:tr>
       <w:tr>
         <w:tblPrEx>
-          <w:tblBorders>
-            <w:top w:val="single" w:color="000000" w:sz="4" w:space="0"/>
-            <w:left w:val="single" w:color="000000" w:sz="4" w:space="0"/>
-            <w:bottom w:val="single" w:color="000000" w:sz="4" w:space="0"/>
-            <w:right w:val="single" w:color="000000" w:sz="4" w:space="0"/>
-            <w:insideH w:val="single" w:color="000000" w:sz="4" w:space="0"/>
-            <w:insideV w:val="single" w:color="000000" w:sz="4" w:space="0"/>
-          </w:tblBorders>
+          <w:tblW w:w="9071" w:type="dxa"/>
+          <w:tblInd w:w="14" w:type="dxa"/>
+          <w:tblLayout w:type="fixed"/>
           <w:tblCellMar>
             <w:top w:w="0" w:type="dxa"/>
             <w:left w:w="0" w:type="dxa"/>
@@ -1266,7 +1235,7 @@
           </w:tblCellMar>
         </w:tblPrEx>
         <w:trPr>
-          <w:trHeight w:val="528" w:hRule="atLeast"/>
+          <w:trHeight w:val="528"/>
         </w:trPr>
         <w:tc>
           <w:tcPr>
@@ -1274,7 +1243,7 @@
           </w:tcPr>
           <w:p>
             <w:pPr>
-              <w:pStyle w:val="25"/>
+              <w:pStyle w:val="TableText"/>
               <w:keepNext w:val="0"/>
               <w:keepLines w:val="0"/>
               <w:pageBreakBefore w:val="0"/>
@@ -1298,7 +1267,7 @@
           </w:tcPr>
           <w:p>
             <w:pPr>
-              <w:pStyle w:val="25"/>
+              <w:pStyle w:val="TableText"/>
               <w:keepNext w:val="0"/>
               <w:keepLines w:val="0"/>
               <w:pageBreakBefore w:val="0"/>
@@ -1322,7 +1291,7 @@
           </w:tcPr>
           <w:p>
             <w:pPr>
-              <w:pStyle w:val="25"/>
+              <w:pStyle w:val="TableText"/>
               <w:keepNext w:val="0"/>
               <w:keepLines w:val="0"/>
               <w:pageBreakBefore w:val="0"/>
@@ -1346,7 +1315,7 @@
           </w:tcPr>
           <w:p>
             <w:pPr>
-              <w:pStyle w:val="25"/>
+              <w:pStyle w:val="TableText"/>
               <w:keepNext w:val="0"/>
               <w:keepLines w:val="0"/>
               <w:pageBreakBefore w:val="0"/>
@@ -1370,7 +1339,7 @@
           </w:tcPr>
           <w:p>
             <w:pPr>
-              <w:pStyle w:val="25"/>
+              <w:pStyle w:val="TableText"/>
               <w:keepNext w:val="0"/>
               <w:keepLines w:val="0"/>
               <w:pageBreakBefore w:val="0"/>
@@ -1391,14 +1360,9 @@
       </w:tr>
       <w:tr>
         <w:tblPrEx>
-          <w:tblBorders>
-            <w:top w:val="single" w:color="000000" w:sz="4" w:space="0"/>
-            <w:left w:val="single" w:color="000000" w:sz="4" w:space="0"/>
-            <w:bottom w:val="single" w:color="000000" w:sz="4" w:space="0"/>
-            <w:right w:val="single" w:color="000000" w:sz="4" w:space="0"/>
-            <w:insideH w:val="single" w:color="000000" w:sz="4" w:space="0"/>
-            <w:insideV w:val="single" w:color="000000" w:sz="4" w:space="0"/>
-          </w:tblBorders>
+          <w:tblW w:w="9071" w:type="dxa"/>
+          <w:tblInd w:w="14" w:type="dxa"/>
+          <w:tblLayout w:type="fixed"/>
           <w:tblCellMar>
             <w:top w:w="0" w:type="dxa"/>
             <w:left w:w="0" w:type="dxa"/>
@@ -1407,7 +1371,7 @@
           </w:tblCellMar>
         </w:tblPrEx>
         <w:trPr>
-          <w:trHeight w:val="589" w:hRule="atLeast"/>
+          <w:trHeight w:val="589"/>
         </w:trPr>
         <w:tc>
           <w:tcPr>
@@ -1415,7 +1379,7 @@
           </w:tcPr>
           <w:p>
             <w:pPr>
-              <w:pStyle w:val="25"/>
+              <w:pStyle w:val="TableText"/>
               <w:keepNext w:val="0"/>
               <w:keepLines w:val="0"/>
               <w:pageBreakBefore w:val="0"/>
@@ -1439,7 +1403,7 @@
           </w:tcPr>
           <w:p>
             <w:pPr>
-              <w:pStyle w:val="25"/>
+              <w:pStyle w:val="TableText"/>
               <w:keepNext w:val="0"/>
               <w:keepLines w:val="0"/>
               <w:pageBreakBefore w:val="0"/>
@@ -1463,7 +1427,7 @@
           </w:tcPr>
           <w:p>
             <w:pPr>
-              <w:pStyle w:val="25"/>
+              <w:pStyle w:val="TableText"/>
               <w:keepNext w:val="0"/>
               <w:keepLines w:val="0"/>
               <w:pageBreakBefore w:val="0"/>
@@ -1487,7 +1451,7 @@
           </w:tcPr>
           <w:p>
             <w:pPr>
-              <w:pStyle w:val="25"/>
+              <w:pStyle w:val="TableText"/>
               <w:keepNext w:val="0"/>
               <w:keepLines w:val="0"/>
               <w:pageBreakBefore w:val="0"/>
@@ -1511,7 +1475,7 @@
           </w:tcPr>
           <w:p>
             <w:pPr>
-              <w:pStyle w:val="25"/>
+              <w:pStyle w:val="TableText"/>
               <w:keepNext w:val="0"/>
               <w:keepLines w:val="0"/>
               <w:pageBreakBefore w:val="0"/>
@@ -1533,7 +1497,7 @@
     </w:tbl>
     <w:p>
       <w:pPr>
-        <w:pStyle w:val="12"/>
+        <w:pStyle w:val="BodyText"/>
         <w:keepNext w:val="0"/>
         <w:keepLines w:val="0"/>
         <w:pageBreakBefore w:val="0"/>
@@ -1567,17 +1531,17 @@
         <w:snapToGrid w:val="0"/>
         <w:textAlignment w:val="baseline"/>
         <w:sectPr>
-          <w:footerReference r:id="rId5" w:type="default"/>
+          <w:footerReference w:type="default" r:id="rId4"/>
           <w:pgSz w:w="11906" w:h="16839"/>
           <w:pgMar w:top="1431" w:right="1029" w:bottom="1374" w:left="1785" w:header="0" w:footer="1211" w:gutter="0"/>
-          <w:cols w:space="720" w:num="1"/>
+          <w:cols w:num="1" w:space="720"/>
         </w:sectPr>
       </w:pPr>
     </w:p>
     <w:sdt>
       <w:sdtPr>
         <w:rPr>
-          <w:rFonts w:ascii="宋体" w:hAnsi="宋体" w:eastAsia="宋体" w:cs="Arial"/>
+          <w:rFonts w:ascii="宋体" w:eastAsia="宋体" w:hAnsi="宋体" w:cs="Arial"/>
           <w:snapToGrid w:val="0"/>
           <w:color w:val="000000"/>
           <w:kern w:val="0"/>
@@ -1593,7 +1557,7 @@
       </w:sdtPr>
       <w:sdtEndPr>
         <w:rPr>
-          <w:rFonts w:hint="eastAsia" w:ascii="Microsoft JhengHei" w:hAnsi="Microsoft JhengHei" w:eastAsia="Microsoft JhengHei" w:cs="Microsoft JhengHei"/>
+          <w:rFonts w:ascii="Microsoft JhengHei" w:eastAsia="Microsoft JhengHei" w:hAnsi="Microsoft JhengHei" w:cs="Microsoft JhengHei" w:hint="eastAsia"/>
           <w:snapToGrid w:val="0"/>
           <w:color w:val="000000"/>
           <w:kern w:val="0"/>
@@ -1619,13 +1583,13 @@
             <w:adjustRightInd w:val="0"/>
             <w:snapToGrid w:val="0"/>
             <w:spacing w:before="0" w:beforeLines="0" w:after="0" w:afterLines="0" w:line="240" w:lineRule="auto"/>
-            <w:ind w:left="0" w:leftChars="0" w:right="0" w:rightChars="0" w:firstLine="0" w:firstLineChars="0"/>
+            <w:ind w:left="0" w:right="0" w:firstLine="0" w:leftChars="0" w:rightChars="0" w:firstLineChars="0"/>
             <w:jc w:val="center"/>
             <w:textAlignment w:val="baseline"/>
           </w:pPr>
           <w:r>
             <w:rPr>
-              <w:rFonts w:ascii="宋体" w:hAnsi="宋体" w:eastAsia="宋体"/>
+              <w:rFonts w:ascii="宋体" w:eastAsia="宋体" w:hAnsi="宋体"/>
               <w:sz w:val="21"/>
             </w:rPr>
             <w:t>目录</w:t>
@@ -1633,14 +1597,14 @@
         </w:p>
         <w:p>
           <w:pPr>
-            <w:pStyle w:val="16"/>
+            <w:pStyle w:val="TOC1"/>
             <w:tabs>
               <w:tab w:val="right" w:leader="dot" w:pos="8336"/>
             </w:tabs>
           </w:pPr>
           <w:r>
             <w:rPr>
-              <w:rFonts w:hint="eastAsia" w:ascii="Microsoft JhengHei" w:hAnsi="Microsoft JhengHei" w:eastAsia="Microsoft JhengHei" w:cs="Microsoft JhengHei"/>
+              <w:rFonts w:ascii="Microsoft JhengHei" w:eastAsia="Microsoft JhengHei" w:hAnsi="Microsoft JhengHei" w:cs="Microsoft JhengHei" w:hint="eastAsia"/>
               <w:sz w:val="24"/>
               <w:szCs w:val="24"/>
             </w:rPr>
@@ -1648,7 +1612,7 @@
           </w:r>
           <w:r>
             <w:rPr>
-              <w:rFonts w:hint="eastAsia" w:ascii="Microsoft JhengHei" w:hAnsi="Microsoft JhengHei" w:eastAsia="Microsoft JhengHei" w:cs="Microsoft JhengHei"/>
+              <w:rFonts w:ascii="Microsoft JhengHei" w:eastAsia="Microsoft JhengHei" w:hAnsi="Microsoft JhengHei" w:cs="Microsoft JhengHei" w:hint="eastAsia"/>
               <w:sz w:val="24"/>
               <w:szCs w:val="24"/>
             </w:rPr>
@@ -1656,7 +1620,7 @@
           </w:r>
           <w:r>
             <w:rPr>
-              <w:rFonts w:hint="eastAsia" w:ascii="Microsoft JhengHei" w:hAnsi="Microsoft JhengHei" w:eastAsia="Microsoft JhengHei" w:cs="Microsoft JhengHei"/>
+              <w:rFonts w:ascii="Microsoft JhengHei" w:eastAsia="Microsoft JhengHei" w:hAnsi="Microsoft JhengHei" w:cs="Microsoft JhengHei" w:hint="eastAsia"/>
               <w:sz w:val="24"/>
               <w:szCs w:val="24"/>
             </w:rPr>
@@ -1664,21 +1628,21 @@
           </w:r>
           <w:r>
             <w:rPr>
-              <w:rFonts w:hint="eastAsia" w:ascii="Microsoft JhengHei" w:hAnsi="Microsoft JhengHei" w:eastAsia="Microsoft JhengHei" w:cs="Microsoft JhengHei"/>
+              <w:rFonts w:ascii="Microsoft JhengHei" w:eastAsia="Microsoft JhengHei" w:hAnsi="Microsoft JhengHei" w:cs="Microsoft JhengHei" w:hint="eastAsia"/>
               <w:szCs w:val="24"/>
             </w:rPr>
             <w:fldChar w:fldCharType="begin"/>
           </w:r>
           <w:r>
             <w:rPr>
-              <w:rFonts w:hint="eastAsia" w:ascii="Microsoft JhengHei" w:hAnsi="Microsoft JhengHei" w:eastAsia="Microsoft JhengHei" w:cs="Microsoft JhengHei"/>
+              <w:rFonts w:ascii="Microsoft JhengHei" w:eastAsia="Microsoft JhengHei" w:hAnsi="Microsoft JhengHei" w:cs="Microsoft JhengHei" w:hint="eastAsia"/>
               <w:szCs w:val="24"/>
             </w:rPr>
             <w:instrText xml:space="preserve"> HYPERLINK \l _Toc26963 </w:instrText>
           </w:r>
           <w:r>
             <w:rPr>
-              <w:rFonts w:hint="eastAsia" w:ascii="Microsoft JhengHei" w:hAnsi="Microsoft JhengHei" w:eastAsia="Microsoft JhengHei" w:cs="Microsoft JhengHei"/>
+              <w:rFonts w:ascii="Microsoft JhengHei" w:eastAsia="Microsoft JhengHei" w:hAnsi="Microsoft JhengHei" w:cs="Microsoft JhengHei" w:hint="eastAsia"/>
               <w:szCs w:val="24"/>
             </w:rPr>
             <w:fldChar w:fldCharType="separate"/>
@@ -1706,7 +1670,7 @@
           </w:r>
           <w:r>
             <w:rPr>
-              <w:rFonts w:hint="eastAsia" w:ascii="Microsoft JhengHei" w:hAnsi="Microsoft JhengHei" w:eastAsia="Microsoft JhengHei" w:cs="Microsoft JhengHei"/>
+              <w:rFonts w:ascii="Microsoft JhengHei" w:eastAsia="Microsoft JhengHei" w:hAnsi="Microsoft JhengHei" w:cs="Microsoft JhengHei" w:hint="eastAsia"/>
               <w:szCs w:val="24"/>
             </w:rPr>
             <w:fldChar w:fldCharType="end"/>
@@ -1714,34 +1678,34 @@
         </w:p>
         <w:p>
           <w:pPr>
-            <w:pStyle w:val="16"/>
+            <w:pStyle w:val="TOC1"/>
             <w:tabs>
               <w:tab w:val="right" w:leader="dot" w:pos="8336"/>
             </w:tabs>
           </w:pPr>
           <w:r>
             <w:rPr>
-              <w:rFonts w:hint="eastAsia" w:ascii="Microsoft JhengHei" w:hAnsi="Microsoft JhengHei" w:eastAsia="Microsoft JhengHei" w:cs="Microsoft JhengHei"/>
+              <w:rFonts w:ascii="Microsoft JhengHei" w:eastAsia="Microsoft JhengHei" w:hAnsi="Microsoft JhengHei" w:cs="Microsoft JhengHei" w:hint="eastAsia"/>
               <w:szCs w:val="24"/>
             </w:rPr>
             <w:fldChar w:fldCharType="begin"/>
           </w:r>
           <w:r>
             <w:rPr>
-              <w:rFonts w:hint="eastAsia" w:ascii="Microsoft JhengHei" w:hAnsi="Microsoft JhengHei" w:eastAsia="Microsoft JhengHei" w:cs="Microsoft JhengHei"/>
+              <w:rFonts w:ascii="Microsoft JhengHei" w:eastAsia="Microsoft JhengHei" w:hAnsi="Microsoft JhengHei" w:cs="Microsoft JhengHei" w:hint="eastAsia"/>
               <w:szCs w:val="24"/>
             </w:rPr>
             <w:instrText xml:space="preserve"> HYPERLINK \l _Toc23114 </w:instrText>
           </w:r>
           <w:r>
             <w:rPr>
-              <w:rFonts w:hint="eastAsia" w:ascii="Microsoft JhengHei" w:hAnsi="Microsoft JhengHei" w:eastAsia="Microsoft JhengHei" w:cs="Microsoft JhengHei"/>
+              <w:rFonts w:ascii="Microsoft JhengHei" w:eastAsia="Microsoft JhengHei" w:hAnsi="Microsoft JhengHei" w:cs="Microsoft JhengHei" w:hint="eastAsia"/>
               <w:szCs w:val="24"/>
             </w:rPr>
             <w:fldChar w:fldCharType="separate"/>
           </w:r>
           <w:r>
-            <w:t>甘肃国邦信息科技有限公司</w:t>
+            <w:t>中达丰集团有限公司</w:t>
           </w:r>
           <w:r>
             <w:tab/>
@@ -1763,7 +1727,7 @@
           </w:r>
           <w:r>
             <w:rPr>
-              <w:rFonts w:hint="eastAsia" w:ascii="Microsoft JhengHei" w:hAnsi="Microsoft JhengHei" w:eastAsia="Microsoft JhengHei" w:cs="Microsoft JhengHei"/>
+              <w:rFonts w:ascii="Microsoft JhengHei" w:eastAsia="Microsoft JhengHei" w:hAnsi="Microsoft JhengHei" w:cs="Microsoft JhengHei" w:hint="eastAsia"/>
               <w:szCs w:val="24"/>
             </w:rPr>
             <w:fldChar w:fldCharType="end"/>
@@ -1771,35 +1735,35 @@
         </w:p>
         <w:p>
           <w:pPr>
-            <w:pStyle w:val="17"/>
+            <w:pStyle w:val="TOC2"/>
             <w:tabs>
               <w:tab w:val="right" w:leader="dot" w:pos="8336"/>
             </w:tabs>
           </w:pPr>
           <w:r>
             <w:rPr>
-              <w:rFonts w:hint="eastAsia" w:ascii="Microsoft JhengHei" w:hAnsi="Microsoft JhengHei" w:eastAsia="Microsoft JhengHei" w:cs="Microsoft JhengHei"/>
+              <w:rFonts w:ascii="Microsoft JhengHei" w:eastAsia="Microsoft JhengHei" w:hAnsi="Microsoft JhengHei" w:cs="Microsoft JhengHei" w:hint="eastAsia"/>
               <w:szCs w:val="24"/>
             </w:rPr>
             <w:fldChar w:fldCharType="begin"/>
           </w:r>
           <w:r>
             <w:rPr>
-              <w:rFonts w:hint="eastAsia" w:ascii="Microsoft JhengHei" w:hAnsi="Microsoft JhengHei" w:eastAsia="Microsoft JhengHei" w:cs="Microsoft JhengHei"/>
+              <w:rFonts w:ascii="Microsoft JhengHei" w:eastAsia="Microsoft JhengHei" w:hAnsi="Microsoft JhengHei" w:cs="Microsoft JhengHei" w:hint="eastAsia"/>
               <w:szCs w:val="24"/>
             </w:rPr>
             <w:instrText xml:space="preserve"> HYPERLINK \l _Toc22475 </w:instrText>
           </w:r>
           <w:r>
             <w:rPr>
-              <w:rFonts w:hint="eastAsia" w:ascii="Microsoft JhengHei" w:hAnsi="Microsoft JhengHei" w:eastAsia="Microsoft JhengHei" w:cs="Microsoft JhengHei"/>
+              <w:rFonts w:ascii="Microsoft JhengHei" w:eastAsia="Microsoft JhengHei" w:hAnsi="Microsoft JhengHei" w:cs="Microsoft JhengHei" w:hint="eastAsia"/>
               <w:szCs w:val="24"/>
             </w:rPr>
             <w:fldChar w:fldCharType="separate"/>
           </w:r>
           <w:r>
             <w:rPr>
-              <w:rFonts w:ascii="宋体" w:hAnsi="宋体" w:eastAsia="宋体" w:cs="宋体"/>
+              <w:rFonts w:ascii="宋体" w:eastAsia="宋体" w:hAnsi="宋体" w:cs="宋体"/>
               <w:spacing w:val="-3"/>
               <w:szCs w:val="28"/>
             </w:rPr>
@@ -1825,7 +1789,7 @@
           </w:r>
           <w:r>
             <w:rPr>
-              <w:rFonts w:hint="eastAsia" w:ascii="Microsoft JhengHei" w:hAnsi="Microsoft JhengHei" w:eastAsia="Microsoft JhengHei" w:cs="Microsoft JhengHei"/>
+              <w:rFonts w:ascii="Microsoft JhengHei" w:eastAsia="Microsoft JhengHei" w:hAnsi="Microsoft JhengHei" w:cs="Microsoft JhengHei" w:hint="eastAsia"/>
               <w:szCs w:val="24"/>
             </w:rPr>
             <w:fldChar w:fldCharType="end"/>
@@ -1833,28 +1797,28 @@
         </w:p>
         <w:p>
           <w:pPr>
-            <w:pStyle w:val="16"/>
+            <w:pStyle w:val="TOC1"/>
             <w:tabs>
               <w:tab w:val="right" w:leader="dot" w:pos="8336"/>
             </w:tabs>
           </w:pPr>
           <w:r>
             <w:rPr>
-              <w:rFonts w:hint="eastAsia" w:ascii="Microsoft JhengHei" w:hAnsi="Microsoft JhengHei" w:eastAsia="Microsoft JhengHei" w:cs="Microsoft JhengHei"/>
+              <w:rFonts w:ascii="Microsoft JhengHei" w:eastAsia="Microsoft JhengHei" w:hAnsi="Microsoft JhengHei" w:cs="Microsoft JhengHei" w:hint="eastAsia"/>
               <w:szCs w:val="24"/>
             </w:rPr>
             <w:fldChar w:fldCharType="begin"/>
           </w:r>
           <w:r>
             <w:rPr>
-              <w:rFonts w:hint="eastAsia" w:ascii="Microsoft JhengHei" w:hAnsi="Microsoft JhengHei" w:eastAsia="Microsoft JhengHei" w:cs="Microsoft JhengHei"/>
+              <w:rFonts w:ascii="Microsoft JhengHei" w:eastAsia="Microsoft JhengHei" w:hAnsi="Microsoft JhengHei" w:cs="Microsoft JhengHei" w:hint="eastAsia"/>
               <w:szCs w:val="24"/>
             </w:rPr>
             <w:instrText xml:space="preserve"> HYPERLINK \l _Toc28296 </w:instrText>
           </w:r>
           <w:r>
             <w:rPr>
-              <w:rFonts w:hint="eastAsia" w:ascii="Microsoft JhengHei" w:hAnsi="Microsoft JhengHei" w:eastAsia="Microsoft JhengHei" w:cs="Microsoft JhengHei"/>
+              <w:rFonts w:ascii="Microsoft JhengHei" w:eastAsia="Microsoft JhengHei" w:hAnsi="Microsoft JhengHei" w:cs="Microsoft JhengHei" w:hint="eastAsia"/>
               <w:szCs w:val="24"/>
             </w:rPr>
             <w:fldChar w:fldCharType="separate"/>
@@ -1888,7 +1852,7 @@
           </w:r>
           <w:r>
             <w:rPr>
-              <w:rFonts w:hint="eastAsia" w:ascii="Microsoft JhengHei" w:hAnsi="Microsoft JhengHei" w:eastAsia="Microsoft JhengHei" w:cs="Microsoft JhengHei"/>
+              <w:rFonts w:ascii="Microsoft JhengHei" w:eastAsia="Microsoft JhengHei" w:hAnsi="Microsoft JhengHei" w:cs="Microsoft JhengHei" w:hint="eastAsia"/>
               <w:szCs w:val="24"/>
             </w:rPr>
             <w:fldChar w:fldCharType="end"/>
@@ -1896,28 +1860,28 @@
         </w:p>
         <w:p>
           <w:pPr>
-            <w:pStyle w:val="17"/>
+            <w:pStyle w:val="TOC2"/>
             <w:tabs>
               <w:tab w:val="right" w:leader="dot" w:pos="8336"/>
             </w:tabs>
           </w:pPr>
           <w:r>
             <w:rPr>
-              <w:rFonts w:hint="eastAsia" w:ascii="Microsoft JhengHei" w:hAnsi="Microsoft JhengHei" w:eastAsia="Microsoft JhengHei" w:cs="Microsoft JhengHei"/>
+              <w:rFonts w:ascii="Microsoft JhengHei" w:eastAsia="Microsoft JhengHei" w:hAnsi="Microsoft JhengHei" w:cs="Microsoft JhengHei" w:hint="eastAsia"/>
               <w:szCs w:val="24"/>
             </w:rPr>
             <w:fldChar w:fldCharType="begin"/>
           </w:r>
           <w:r>
             <w:rPr>
-              <w:rFonts w:hint="eastAsia" w:ascii="Microsoft JhengHei" w:hAnsi="Microsoft JhengHei" w:eastAsia="Microsoft JhengHei" w:cs="Microsoft JhengHei"/>
+              <w:rFonts w:ascii="Microsoft JhengHei" w:eastAsia="Microsoft JhengHei" w:hAnsi="Microsoft JhengHei" w:cs="Microsoft JhengHei" w:hint="eastAsia"/>
               <w:szCs w:val="24"/>
             </w:rPr>
             <w:instrText xml:space="preserve"> HYPERLINK \l _Toc15170 </w:instrText>
           </w:r>
           <w:r>
             <w:rPr>
-              <w:rFonts w:hint="eastAsia" w:ascii="Microsoft JhengHei" w:hAnsi="Microsoft JhengHei" w:eastAsia="Microsoft JhengHei" w:cs="Microsoft JhengHei"/>
+              <w:rFonts w:ascii="Microsoft JhengHei" w:eastAsia="Microsoft JhengHei" w:hAnsi="Microsoft JhengHei" w:cs="Microsoft JhengHei" w:hint="eastAsia"/>
               <w:szCs w:val="24"/>
             </w:rPr>
             <w:fldChar w:fldCharType="separate"/>
@@ -1951,7 +1915,7 @@
           </w:r>
           <w:r>
             <w:rPr>
-              <w:rFonts w:hint="eastAsia" w:ascii="Microsoft JhengHei" w:hAnsi="Microsoft JhengHei" w:eastAsia="Microsoft JhengHei" w:cs="Microsoft JhengHei"/>
+              <w:rFonts w:ascii="Microsoft JhengHei" w:eastAsia="Microsoft JhengHei" w:hAnsi="Microsoft JhengHei" w:cs="Microsoft JhengHei" w:hint="eastAsia"/>
               <w:szCs w:val="24"/>
             </w:rPr>
             <w:fldChar w:fldCharType="end"/>
@@ -1959,28 +1923,28 @@
         </w:p>
         <w:p>
           <w:pPr>
-            <w:pStyle w:val="17"/>
+            <w:pStyle w:val="TOC2"/>
             <w:tabs>
               <w:tab w:val="right" w:leader="dot" w:pos="8336"/>
             </w:tabs>
           </w:pPr>
           <w:r>
             <w:rPr>
-              <w:rFonts w:hint="eastAsia" w:ascii="Microsoft JhengHei" w:hAnsi="Microsoft JhengHei" w:eastAsia="Microsoft JhengHei" w:cs="Microsoft JhengHei"/>
+              <w:rFonts w:ascii="Microsoft JhengHei" w:eastAsia="Microsoft JhengHei" w:hAnsi="Microsoft JhengHei" w:cs="Microsoft JhengHei" w:hint="eastAsia"/>
               <w:szCs w:val="24"/>
             </w:rPr>
             <w:fldChar w:fldCharType="begin"/>
           </w:r>
           <w:r>
             <w:rPr>
-              <w:rFonts w:hint="eastAsia" w:ascii="Microsoft JhengHei" w:hAnsi="Microsoft JhengHei" w:eastAsia="Microsoft JhengHei" w:cs="Microsoft JhengHei"/>
+              <w:rFonts w:ascii="Microsoft JhengHei" w:eastAsia="Microsoft JhengHei" w:hAnsi="Microsoft JhengHei" w:cs="Microsoft JhengHei" w:hint="eastAsia"/>
               <w:szCs w:val="24"/>
             </w:rPr>
             <w:instrText xml:space="preserve"> HYPERLINK \l _Toc9779 </w:instrText>
           </w:r>
           <w:r>
             <w:rPr>
-              <w:rFonts w:hint="eastAsia" w:ascii="Microsoft JhengHei" w:hAnsi="Microsoft JhengHei" w:eastAsia="Microsoft JhengHei" w:cs="Microsoft JhengHei"/>
+              <w:rFonts w:ascii="Microsoft JhengHei" w:eastAsia="Microsoft JhengHei" w:hAnsi="Microsoft JhengHei" w:cs="Microsoft JhengHei" w:hint="eastAsia"/>
               <w:szCs w:val="24"/>
             </w:rPr>
             <w:fldChar w:fldCharType="separate"/>
@@ -2014,7 +1978,7 @@
           </w:r>
           <w:r>
             <w:rPr>
-              <w:rFonts w:hint="eastAsia" w:ascii="Microsoft JhengHei" w:hAnsi="Microsoft JhengHei" w:eastAsia="Microsoft JhengHei" w:cs="Microsoft JhengHei"/>
+              <w:rFonts w:ascii="Microsoft JhengHei" w:eastAsia="Microsoft JhengHei" w:hAnsi="Microsoft JhengHei" w:cs="Microsoft JhengHei" w:hint="eastAsia"/>
               <w:szCs w:val="24"/>
             </w:rPr>
             <w:fldChar w:fldCharType="end"/>
@@ -2022,28 +1986,28 @@
         </w:p>
         <w:p>
           <w:pPr>
-            <w:pStyle w:val="16"/>
+            <w:pStyle w:val="TOC1"/>
             <w:tabs>
               <w:tab w:val="right" w:leader="dot" w:pos="8336"/>
             </w:tabs>
           </w:pPr>
           <w:r>
             <w:rPr>
-              <w:rFonts w:hint="eastAsia" w:ascii="Microsoft JhengHei" w:hAnsi="Microsoft JhengHei" w:eastAsia="Microsoft JhengHei" w:cs="Microsoft JhengHei"/>
+              <w:rFonts w:ascii="Microsoft JhengHei" w:eastAsia="Microsoft JhengHei" w:hAnsi="Microsoft JhengHei" w:cs="Microsoft JhengHei" w:hint="eastAsia"/>
               <w:szCs w:val="24"/>
             </w:rPr>
             <w:fldChar w:fldCharType="begin"/>
           </w:r>
           <w:r>
             <w:rPr>
-              <w:rFonts w:hint="eastAsia" w:ascii="Microsoft JhengHei" w:hAnsi="Microsoft JhengHei" w:eastAsia="Microsoft JhengHei" w:cs="Microsoft JhengHei"/>
+              <w:rFonts w:ascii="Microsoft JhengHei" w:eastAsia="Microsoft JhengHei" w:hAnsi="Microsoft JhengHei" w:cs="Microsoft JhengHei" w:hint="eastAsia"/>
               <w:szCs w:val="24"/>
             </w:rPr>
             <w:instrText xml:space="preserve"> HYPERLINK \l _Toc1835 </w:instrText>
           </w:r>
           <w:r>
             <w:rPr>
-              <w:rFonts w:hint="eastAsia" w:ascii="Microsoft JhengHei" w:hAnsi="Microsoft JhengHei" w:eastAsia="Microsoft JhengHei" w:cs="Microsoft JhengHei"/>
+              <w:rFonts w:ascii="Microsoft JhengHei" w:eastAsia="Microsoft JhengHei" w:hAnsi="Microsoft JhengHei" w:cs="Microsoft JhengHei" w:hint="eastAsia"/>
               <w:szCs w:val="24"/>
             </w:rPr>
             <w:fldChar w:fldCharType="separate"/>
@@ -2077,7 +2041,7 @@
           </w:r>
           <w:r>
             <w:rPr>
-              <w:rFonts w:hint="eastAsia" w:ascii="Microsoft JhengHei" w:hAnsi="Microsoft JhengHei" w:eastAsia="Microsoft JhengHei" w:cs="Microsoft JhengHei"/>
+              <w:rFonts w:ascii="Microsoft JhengHei" w:eastAsia="Microsoft JhengHei" w:hAnsi="Microsoft JhengHei" w:cs="Microsoft JhengHei" w:hint="eastAsia"/>
               <w:szCs w:val="24"/>
             </w:rPr>
             <w:fldChar w:fldCharType="end"/>
@@ -2085,28 +2049,28 @@
         </w:p>
         <w:p>
           <w:pPr>
-            <w:pStyle w:val="17"/>
+            <w:pStyle w:val="TOC2"/>
             <w:tabs>
               <w:tab w:val="right" w:leader="dot" w:pos="8336"/>
             </w:tabs>
           </w:pPr>
           <w:r>
             <w:rPr>
-              <w:rFonts w:hint="eastAsia" w:ascii="Microsoft JhengHei" w:hAnsi="Microsoft JhengHei" w:eastAsia="Microsoft JhengHei" w:cs="Microsoft JhengHei"/>
+              <w:rFonts w:ascii="Microsoft JhengHei" w:eastAsia="Microsoft JhengHei" w:hAnsi="Microsoft JhengHei" w:cs="Microsoft JhengHei" w:hint="eastAsia"/>
               <w:szCs w:val="24"/>
             </w:rPr>
             <w:fldChar w:fldCharType="begin"/>
           </w:r>
           <w:r>
             <w:rPr>
-              <w:rFonts w:hint="eastAsia" w:ascii="Microsoft JhengHei" w:hAnsi="Microsoft JhengHei" w:eastAsia="Microsoft JhengHei" w:cs="Microsoft JhengHei"/>
+              <w:rFonts w:ascii="Microsoft JhengHei" w:eastAsia="Microsoft JhengHei" w:hAnsi="Microsoft JhengHei" w:cs="Microsoft JhengHei" w:hint="eastAsia"/>
               <w:szCs w:val="24"/>
             </w:rPr>
             <w:instrText xml:space="preserve"> HYPERLINK \l _Toc5895 </w:instrText>
           </w:r>
           <w:r>
             <w:rPr>
-              <w:rFonts w:hint="eastAsia" w:ascii="Microsoft JhengHei" w:hAnsi="Microsoft JhengHei" w:eastAsia="Microsoft JhengHei" w:cs="Microsoft JhengHei"/>
+              <w:rFonts w:ascii="Microsoft JhengHei" w:eastAsia="Microsoft JhengHei" w:hAnsi="Microsoft JhengHei" w:cs="Microsoft JhengHei" w:hint="eastAsia"/>
               <w:szCs w:val="24"/>
             </w:rPr>
             <w:fldChar w:fldCharType="separate"/>
@@ -2140,7 +2104,7 @@
           </w:r>
           <w:r>
             <w:rPr>
-              <w:rFonts w:hint="eastAsia" w:ascii="Microsoft JhengHei" w:hAnsi="Microsoft JhengHei" w:eastAsia="Microsoft JhengHei" w:cs="Microsoft JhengHei"/>
+              <w:rFonts w:ascii="Microsoft JhengHei" w:eastAsia="Microsoft JhengHei" w:hAnsi="Microsoft JhengHei" w:cs="Microsoft JhengHei" w:hint="eastAsia"/>
               <w:szCs w:val="24"/>
             </w:rPr>
             <w:fldChar w:fldCharType="end"/>
@@ -2148,28 +2112,28 @@
         </w:p>
         <w:p>
           <w:pPr>
-            <w:pStyle w:val="16"/>
+            <w:pStyle w:val="TOC1"/>
             <w:tabs>
               <w:tab w:val="right" w:leader="dot" w:pos="8336"/>
             </w:tabs>
           </w:pPr>
           <w:r>
             <w:rPr>
-              <w:rFonts w:hint="eastAsia" w:ascii="Microsoft JhengHei" w:hAnsi="Microsoft JhengHei" w:eastAsia="Microsoft JhengHei" w:cs="Microsoft JhengHei"/>
+              <w:rFonts w:ascii="Microsoft JhengHei" w:eastAsia="Microsoft JhengHei" w:hAnsi="Microsoft JhengHei" w:cs="Microsoft JhengHei" w:hint="eastAsia"/>
               <w:szCs w:val="24"/>
             </w:rPr>
             <w:fldChar w:fldCharType="begin"/>
           </w:r>
           <w:r>
             <w:rPr>
-              <w:rFonts w:hint="eastAsia" w:ascii="Microsoft JhengHei" w:hAnsi="Microsoft JhengHei" w:eastAsia="Microsoft JhengHei" w:cs="Microsoft JhengHei"/>
+              <w:rFonts w:ascii="Microsoft JhengHei" w:eastAsia="Microsoft JhengHei" w:hAnsi="Microsoft JhengHei" w:cs="Microsoft JhengHei" w:hint="eastAsia"/>
               <w:szCs w:val="24"/>
             </w:rPr>
             <w:instrText xml:space="preserve"> HYPERLINK \l _Toc3609 </w:instrText>
           </w:r>
           <w:r>
             <w:rPr>
-              <w:rFonts w:hint="eastAsia" w:ascii="Microsoft JhengHei" w:hAnsi="Microsoft JhengHei" w:eastAsia="Microsoft JhengHei" w:cs="Microsoft JhengHei"/>
+              <w:rFonts w:ascii="Microsoft JhengHei" w:eastAsia="Microsoft JhengHei" w:hAnsi="Microsoft JhengHei" w:cs="Microsoft JhengHei" w:hint="eastAsia"/>
               <w:szCs w:val="24"/>
             </w:rPr>
             <w:fldChar w:fldCharType="separate"/>
@@ -2203,7 +2167,7 @@
           </w:r>
           <w:r>
             <w:rPr>
-              <w:rFonts w:hint="eastAsia" w:ascii="Microsoft JhengHei" w:hAnsi="Microsoft JhengHei" w:eastAsia="Microsoft JhengHei" w:cs="Microsoft JhengHei"/>
+              <w:rFonts w:ascii="Microsoft JhengHei" w:eastAsia="Microsoft JhengHei" w:hAnsi="Microsoft JhengHei" w:cs="Microsoft JhengHei" w:hint="eastAsia"/>
               <w:szCs w:val="24"/>
             </w:rPr>
             <w:fldChar w:fldCharType="end"/>
@@ -2211,28 +2175,28 @@
         </w:p>
         <w:p>
           <w:pPr>
-            <w:pStyle w:val="17"/>
+            <w:pStyle w:val="TOC2"/>
             <w:tabs>
               <w:tab w:val="right" w:leader="dot" w:pos="8336"/>
             </w:tabs>
           </w:pPr>
           <w:r>
             <w:rPr>
-              <w:rFonts w:hint="eastAsia" w:ascii="Microsoft JhengHei" w:hAnsi="Microsoft JhengHei" w:eastAsia="Microsoft JhengHei" w:cs="Microsoft JhengHei"/>
+              <w:rFonts w:ascii="Microsoft JhengHei" w:eastAsia="Microsoft JhengHei" w:hAnsi="Microsoft JhengHei" w:cs="Microsoft JhengHei" w:hint="eastAsia"/>
               <w:szCs w:val="24"/>
             </w:rPr>
             <w:fldChar w:fldCharType="begin"/>
           </w:r>
           <w:r>
             <w:rPr>
-              <w:rFonts w:hint="eastAsia" w:ascii="Microsoft JhengHei" w:hAnsi="Microsoft JhengHei" w:eastAsia="Microsoft JhengHei" w:cs="Microsoft JhengHei"/>
+              <w:rFonts w:ascii="Microsoft JhengHei" w:eastAsia="Microsoft JhengHei" w:hAnsi="Microsoft JhengHei" w:cs="Microsoft JhengHei" w:hint="eastAsia"/>
               <w:szCs w:val="24"/>
             </w:rPr>
             <w:instrText xml:space="preserve"> HYPERLINK \l _Toc14367 </w:instrText>
           </w:r>
           <w:r>
             <w:rPr>
-              <w:rFonts w:hint="eastAsia" w:ascii="Microsoft JhengHei" w:hAnsi="Microsoft JhengHei" w:eastAsia="Microsoft JhengHei" w:cs="Microsoft JhengHei"/>
+              <w:rFonts w:ascii="Microsoft JhengHei" w:eastAsia="Microsoft JhengHei" w:hAnsi="Microsoft JhengHei" w:cs="Microsoft JhengHei" w:hint="eastAsia"/>
               <w:szCs w:val="24"/>
             </w:rPr>
             <w:fldChar w:fldCharType="separate"/>
@@ -2266,7 +2230,7 @@
           </w:r>
           <w:r>
             <w:rPr>
-              <w:rFonts w:hint="eastAsia" w:ascii="Microsoft JhengHei" w:hAnsi="Microsoft JhengHei" w:eastAsia="Microsoft JhengHei" w:cs="Microsoft JhengHei"/>
+              <w:rFonts w:ascii="Microsoft JhengHei" w:eastAsia="Microsoft JhengHei" w:hAnsi="Microsoft JhengHei" w:cs="Microsoft JhengHei" w:hint="eastAsia"/>
               <w:szCs w:val="24"/>
             </w:rPr>
             <w:fldChar w:fldCharType="end"/>
@@ -2274,28 +2238,28 @@
         </w:p>
         <w:p>
           <w:pPr>
-            <w:pStyle w:val="17"/>
+            <w:pStyle w:val="TOC2"/>
             <w:tabs>
               <w:tab w:val="right" w:leader="dot" w:pos="8336"/>
             </w:tabs>
           </w:pPr>
           <w:r>
             <w:rPr>
-              <w:rFonts w:hint="eastAsia" w:ascii="Microsoft JhengHei" w:hAnsi="Microsoft JhengHei" w:eastAsia="Microsoft JhengHei" w:cs="Microsoft JhengHei"/>
+              <w:rFonts w:ascii="Microsoft JhengHei" w:eastAsia="Microsoft JhengHei" w:hAnsi="Microsoft JhengHei" w:cs="Microsoft JhengHei" w:hint="eastAsia"/>
               <w:szCs w:val="24"/>
             </w:rPr>
             <w:fldChar w:fldCharType="begin"/>
           </w:r>
           <w:r>
             <w:rPr>
-              <w:rFonts w:hint="eastAsia" w:ascii="Microsoft JhengHei" w:hAnsi="Microsoft JhengHei" w:eastAsia="Microsoft JhengHei" w:cs="Microsoft JhengHei"/>
+              <w:rFonts w:ascii="Microsoft JhengHei" w:eastAsia="Microsoft JhengHei" w:hAnsi="Microsoft JhengHei" w:cs="Microsoft JhengHei" w:hint="eastAsia"/>
               <w:szCs w:val="24"/>
             </w:rPr>
             <w:instrText xml:space="preserve"> HYPERLINK \l _Toc17099 </w:instrText>
           </w:r>
           <w:r>
             <w:rPr>
-              <w:rFonts w:hint="eastAsia" w:ascii="Microsoft JhengHei" w:hAnsi="Microsoft JhengHei" w:eastAsia="Microsoft JhengHei" w:cs="Microsoft JhengHei"/>
+              <w:rFonts w:ascii="Microsoft JhengHei" w:eastAsia="Microsoft JhengHei" w:hAnsi="Microsoft JhengHei" w:cs="Microsoft JhengHei" w:hint="eastAsia"/>
               <w:szCs w:val="24"/>
             </w:rPr>
             <w:fldChar w:fldCharType="separate"/>
@@ -2329,7 +2293,7 @@
           </w:r>
           <w:r>
             <w:rPr>
-              <w:rFonts w:hint="eastAsia" w:ascii="Microsoft JhengHei" w:hAnsi="Microsoft JhengHei" w:eastAsia="Microsoft JhengHei" w:cs="Microsoft JhengHei"/>
+              <w:rFonts w:ascii="Microsoft JhengHei" w:eastAsia="Microsoft JhengHei" w:hAnsi="Microsoft JhengHei" w:cs="Microsoft JhengHei" w:hint="eastAsia"/>
               <w:szCs w:val="24"/>
             </w:rPr>
             <w:fldChar w:fldCharType="end"/>
@@ -2337,28 +2301,28 @@
         </w:p>
         <w:p>
           <w:pPr>
-            <w:pStyle w:val="13"/>
+            <w:pStyle w:val="TOC3"/>
             <w:tabs>
               <w:tab w:val="right" w:leader="dot" w:pos="8336"/>
             </w:tabs>
           </w:pPr>
           <w:r>
             <w:rPr>
-              <w:rFonts w:hint="eastAsia" w:ascii="Microsoft JhengHei" w:hAnsi="Microsoft JhengHei" w:eastAsia="Microsoft JhengHei" w:cs="Microsoft JhengHei"/>
+              <w:rFonts w:ascii="Microsoft JhengHei" w:eastAsia="Microsoft JhengHei" w:hAnsi="Microsoft JhengHei" w:cs="Microsoft JhengHei" w:hint="eastAsia"/>
               <w:szCs w:val="24"/>
             </w:rPr>
             <w:fldChar w:fldCharType="begin"/>
           </w:r>
           <w:r>
             <w:rPr>
-              <w:rFonts w:hint="eastAsia" w:ascii="Microsoft JhengHei" w:hAnsi="Microsoft JhengHei" w:eastAsia="Microsoft JhengHei" w:cs="Microsoft JhengHei"/>
+              <w:rFonts w:ascii="Microsoft JhengHei" w:eastAsia="Microsoft JhengHei" w:hAnsi="Microsoft JhengHei" w:cs="Microsoft JhengHei" w:hint="eastAsia"/>
               <w:szCs w:val="24"/>
             </w:rPr>
             <w:instrText xml:space="preserve"> HYPERLINK \l _Toc9529 </w:instrText>
           </w:r>
           <w:r>
             <w:rPr>
-              <w:rFonts w:hint="eastAsia" w:ascii="Microsoft JhengHei" w:hAnsi="Microsoft JhengHei" w:eastAsia="Microsoft JhengHei" w:cs="Microsoft JhengHei"/>
+              <w:rFonts w:ascii="Microsoft JhengHei" w:eastAsia="Microsoft JhengHei" w:hAnsi="Microsoft JhengHei" w:cs="Microsoft JhengHei" w:hint="eastAsia"/>
               <w:szCs w:val="24"/>
             </w:rPr>
             <w:fldChar w:fldCharType="separate"/>
@@ -2392,7 +2356,7 @@
           </w:r>
           <w:r>
             <w:rPr>
-              <w:rFonts w:hint="eastAsia" w:ascii="Microsoft JhengHei" w:hAnsi="Microsoft JhengHei" w:eastAsia="Microsoft JhengHei" w:cs="Microsoft JhengHei"/>
+              <w:rFonts w:ascii="Microsoft JhengHei" w:eastAsia="Microsoft JhengHei" w:hAnsi="Microsoft JhengHei" w:cs="Microsoft JhengHei" w:hint="eastAsia"/>
               <w:szCs w:val="24"/>
             </w:rPr>
             <w:fldChar w:fldCharType="end"/>
@@ -2400,28 +2364,28 @@
         </w:p>
         <w:p>
           <w:pPr>
-            <w:pStyle w:val="13"/>
+            <w:pStyle w:val="TOC3"/>
             <w:tabs>
               <w:tab w:val="right" w:leader="dot" w:pos="8336"/>
             </w:tabs>
           </w:pPr>
           <w:r>
             <w:rPr>
-              <w:rFonts w:hint="eastAsia" w:ascii="Microsoft JhengHei" w:hAnsi="Microsoft JhengHei" w:eastAsia="Microsoft JhengHei" w:cs="Microsoft JhengHei"/>
+              <w:rFonts w:ascii="Microsoft JhengHei" w:eastAsia="Microsoft JhengHei" w:hAnsi="Microsoft JhengHei" w:cs="Microsoft JhengHei" w:hint="eastAsia"/>
               <w:szCs w:val="24"/>
             </w:rPr>
             <w:fldChar w:fldCharType="begin"/>
           </w:r>
           <w:r>
             <w:rPr>
-              <w:rFonts w:hint="eastAsia" w:ascii="Microsoft JhengHei" w:hAnsi="Microsoft JhengHei" w:eastAsia="Microsoft JhengHei" w:cs="Microsoft JhengHei"/>
+              <w:rFonts w:ascii="Microsoft JhengHei" w:eastAsia="Microsoft JhengHei" w:hAnsi="Microsoft JhengHei" w:cs="Microsoft JhengHei" w:hint="eastAsia"/>
               <w:szCs w:val="24"/>
             </w:rPr>
             <w:instrText xml:space="preserve"> HYPERLINK \l _Toc24715 </w:instrText>
           </w:r>
           <w:r>
             <w:rPr>
-              <w:rFonts w:hint="eastAsia" w:ascii="Microsoft JhengHei" w:hAnsi="Microsoft JhengHei" w:eastAsia="Microsoft JhengHei" w:cs="Microsoft JhengHei"/>
+              <w:rFonts w:ascii="Microsoft JhengHei" w:eastAsia="Microsoft JhengHei" w:hAnsi="Microsoft JhengHei" w:cs="Microsoft JhengHei" w:hint="eastAsia"/>
               <w:szCs w:val="24"/>
             </w:rPr>
             <w:fldChar w:fldCharType="separate"/>
@@ -2455,7 +2419,7 @@
           </w:r>
           <w:r>
             <w:rPr>
-              <w:rFonts w:hint="eastAsia" w:ascii="Microsoft JhengHei" w:hAnsi="Microsoft JhengHei" w:eastAsia="Microsoft JhengHei" w:cs="Microsoft JhengHei"/>
+              <w:rFonts w:ascii="Microsoft JhengHei" w:eastAsia="Microsoft JhengHei" w:hAnsi="Microsoft JhengHei" w:cs="Microsoft JhengHei" w:hint="eastAsia"/>
               <w:szCs w:val="24"/>
             </w:rPr>
             <w:fldChar w:fldCharType="end"/>
@@ -2463,28 +2427,28 @@
         </w:p>
         <w:p>
           <w:pPr>
-            <w:pStyle w:val="17"/>
+            <w:pStyle w:val="TOC2"/>
             <w:tabs>
               <w:tab w:val="right" w:leader="dot" w:pos="8336"/>
             </w:tabs>
           </w:pPr>
           <w:r>
             <w:rPr>
-              <w:rFonts w:hint="eastAsia" w:ascii="Microsoft JhengHei" w:hAnsi="Microsoft JhengHei" w:eastAsia="Microsoft JhengHei" w:cs="Microsoft JhengHei"/>
+              <w:rFonts w:ascii="Microsoft JhengHei" w:eastAsia="Microsoft JhengHei" w:hAnsi="Microsoft JhengHei" w:cs="Microsoft JhengHei" w:hint="eastAsia"/>
               <w:szCs w:val="24"/>
             </w:rPr>
             <w:fldChar w:fldCharType="begin"/>
           </w:r>
           <w:r>
             <w:rPr>
-              <w:rFonts w:hint="eastAsia" w:ascii="Microsoft JhengHei" w:hAnsi="Microsoft JhengHei" w:eastAsia="Microsoft JhengHei" w:cs="Microsoft JhengHei"/>
+              <w:rFonts w:ascii="Microsoft JhengHei" w:eastAsia="Microsoft JhengHei" w:hAnsi="Microsoft JhengHei" w:cs="Microsoft JhengHei" w:hint="eastAsia"/>
               <w:szCs w:val="24"/>
             </w:rPr>
             <w:instrText xml:space="preserve"> HYPERLINK \l _Toc2292 </w:instrText>
           </w:r>
           <w:r>
             <w:rPr>
-              <w:rFonts w:hint="eastAsia" w:ascii="Microsoft JhengHei" w:hAnsi="Microsoft JhengHei" w:eastAsia="Microsoft JhengHei" w:cs="Microsoft JhengHei"/>
+              <w:rFonts w:ascii="Microsoft JhengHei" w:eastAsia="Microsoft JhengHei" w:hAnsi="Microsoft JhengHei" w:cs="Microsoft JhengHei" w:hint="eastAsia"/>
               <w:szCs w:val="24"/>
             </w:rPr>
             <w:fldChar w:fldCharType="separate"/>
@@ -2518,7 +2482,7 @@
           </w:r>
           <w:r>
             <w:rPr>
-              <w:rFonts w:hint="eastAsia" w:ascii="Microsoft JhengHei" w:hAnsi="Microsoft JhengHei" w:eastAsia="Microsoft JhengHei" w:cs="Microsoft JhengHei"/>
+              <w:rFonts w:ascii="Microsoft JhengHei" w:eastAsia="Microsoft JhengHei" w:hAnsi="Microsoft JhengHei" w:cs="Microsoft JhengHei" w:hint="eastAsia"/>
               <w:szCs w:val="24"/>
             </w:rPr>
             <w:fldChar w:fldCharType="end"/>
@@ -2526,28 +2490,28 @@
         </w:p>
         <w:p>
           <w:pPr>
-            <w:pStyle w:val="17"/>
+            <w:pStyle w:val="TOC2"/>
             <w:tabs>
               <w:tab w:val="right" w:leader="dot" w:pos="8336"/>
             </w:tabs>
           </w:pPr>
           <w:r>
             <w:rPr>
-              <w:rFonts w:hint="eastAsia" w:ascii="Microsoft JhengHei" w:hAnsi="Microsoft JhengHei" w:eastAsia="Microsoft JhengHei" w:cs="Microsoft JhengHei"/>
+              <w:rFonts w:ascii="Microsoft JhengHei" w:eastAsia="Microsoft JhengHei" w:hAnsi="Microsoft JhengHei" w:cs="Microsoft JhengHei" w:hint="eastAsia"/>
               <w:szCs w:val="24"/>
             </w:rPr>
             <w:fldChar w:fldCharType="begin"/>
           </w:r>
           <w:r>
             <w:rPr>
-              <w:rFonts w:hint="eastAsia" w:ascii="Microsoft JhengHei" w:hAnsi="Microsoft JhengHei" w:eastAsia="Microsoft JhengHei" w:cs="Microsoft JhengHei"/>
+              <w:rFonts w:ascii="Microsoft JhengHei" w:eastAsia="Microsoft JhengHei" w:hAnsi="Microsoft JhengHei" w:cs="Microsoft JhengHei" w:hint="eastAsia"/>
               <w:szCs w:val="24"/>
             </w:rPr>
             <w:instrText xml:space="preserve"> HYPERLINK \l _Toc14860 </w:instrText>
           </w:r>
           <w:r>
             <w:rPr>
-              <w:rFonts w:hint="eastAsia" w:ascii="Microsoft JhengHei" w:hAnsi="Microsoft JhengHei" w:eastAsia="Microsoft JhengHei" w:cs="Microsoft JhengHei"/>
+              <w:rFonts w:ascii="Microsoft JhengHei" w:eastAsia="Microsoft JhengHei" w:hAnsi="Microsoft JhengHei" w:cs="Microsoft JhengHei" w:hint="eastAsia"/>
               <w:szCs w:val="24"/>
             </w:rPr>
             <w:fldChar w:fldCharType="separate"/>
@@ -2581,7 +2545,7 @@
           </w:r>
           <w:r>
             <w:rPr>
-              <w:rFonts w:hint="eastAsia" w:ascii="Microsoft JhengHei" w:hAnsi="Microsoft JhengHei" w:eastAsia="Microsoft JhengHei" w:cs="Microsoft JhengHei"/>
+              <w:rFonts w:ascii="Microsoft JhengHei" w:eastAsia="Microsoft JhengHei" w:hAnsi="Microsoft JhengHei" w:cs="Microsoft JhengHei" w:hint="eastAsia"/>
               <w:szCs w:val="24"/>
             </w:rPr>
             <w:fldChar w:fldCharType="end"/>
@@ -2589,28 +2553,28 @@
         </w:p>
         <w:p>
           <w:pPr>
-            <w:pStyle w:val="17"/>
+            <w:pStyle w:val="TOC2"/>
             <w:tabs>
               <w:tab w:val="right" w:leader="dot" w:pos="8336"/>
             </w:tabs>
           </w:pPr>
           <w:r>
             <w:rPr>
-              <w:rFonts w:hint="eastAsia" w:ascii="Microsoft JhengHei" w:hAnsi="Microsoft JhengHei" w:eastAsia="Microsoft JhengHei" w:cs="Microsoft JhengHei"/>
+              <w:rFonts w:ascii="Microsoft JhengHei" w:eastAsia="Microsoft JhengHei" w:hAnsi="Microsoft JhengHei" w:cs="Microsoft JhengHei" w:hint="eastAsia"/>
               <w:szCs w:val="24"/>
             </w:rPr>
             <w:fldChar w:fldCharType="begin"/>
           </w:r>
           <w:r>
             <w:rPr>
-              <w:rFonts w:hint="eastAsia" w:ascii="Microsoft JhengHei" w:hAnsi="Microsoft JhengHei" w:eastAsia="Microsoft JhengHei" w:cs="Microsoft JhengHei"/>
+              <w:rFonts w:ascii="Microsoft JhengHei" w:eastAsia="Microsoft JhengHei" w:hAnsi="Microsoft JhengHei" w:cs="Microsoft JhengHei" w:hint="eastAsia"/>
               <w:szCs w:val="24"/>
             </w:rPr>
             <w:instrText xml:space="preserve"> HYPERLINK \l _Toc15231 </w:instrText>
           </w:r>
           <w:r>
             <w:rPr>
-              <w:rFonts w:hint="eastAsia" w:ascii="Microsoft JhengHei" w:hAnsi="Microsoft JhengHei" w:eastAsia="Microsoft JhengHei" w:cs="Microsoft JhengHei"/>
+              <w:rFonts w:ascii="Microsoft JhengHei" w:eastAsia="Microsoft JhengHei" w:hAnsi="Microsoft JhengHei" w:cs="Microsoft JhengHei" w:hint="eastAsia"/>
               <w:szCs w:val="24"/>
             </w:rPr>
             <w:fldChar w:fldCharType="separate"/>
@@ -2644,7 +2608,7 @@
           </w:r>
           <w:r>
             <w:rPr>
-              <w:rFonts w:hint="eastAsia" w:ascii="Microsoft JhengHei" w:hAnsi="Microsoft JhengHei" w:eastAsia="Microsoft JhengHei" w:cs="Microsoft JhengHei"/>
+              <w:rFonts w:ascii="Microsoft JhengHei" w:eastAsia="Microsoft JhengHei" w:hAnsi="Microsoft JhengHei" w:cs="Microsoft JhengHei" w:hint="eastAsia"/>
               <w:szCs w:val="24"/>
             </w:rPr>
             <w:fldChar w:fldCharType="end"/>
@@ -2652,28 +2616,28 @@
         </w:p>
         <w:p>
           <w:pPr>
-            <w:pStyle w:val="17"/>
+            <w:pStyle w:val="TOC2"/>
             <w:tabs>
               <w:tab w:val="right" w:leader="dot" w:pos="8336"/>
             </w:tabs>
           </w:pPr>
           <w:r>
             <w:rPr>
-              <w:rFonts w:hint="eastAsia" w:ascii="Microsoft JhengHei" w:hAnsi="Microsoft JhengHei" w:eastAsia="Microsoft JhengHei" w:cs="Microsoft JhengHei"/>
+              <w:rFonts w:ascii="Microsoft JhengHei" w:eastAsia="Microsoft JhengHei" w:hAnsi="Microsoft JhengHei" w:cs="Microsoft JhengHei" w:hint="eastAsia"/>
               <w:szCs w:val="24"/>
             </w:rPr>
             <w:fldChar w:fldCharType="begin"/>
           </w:r>
           <w:r>
             <w:rPr>
-              <w:rFonts w:hint="eastAsia" w:ascii="Microsoft JhengHei" w:hAnsi="Microsoft JhengHei" w:eastAsia="Microsoft JhengHei" w:cs="Microsoft JhengHei"/>
+              <w:rFonts w:ascii="Microsoft JhengHei" w:eastAsia="Microsoft JhengHei" w:hAnsi="Microsoft JhengHei" w:cs="Microsoft JhengHei" w:hint="eastAsia"/>
               <w:szCs w:val="24"/>
             </w:rPr>
             <w:instrText xml:space="preserve"> HYPERLINK \l _Toc32226 </w:instrText>
           </w:r>
           <w:r>
             <w:rPr>
-              <w:rFonts w:hint="eastAsia" w:ascii="Microsoft JhengHei" w:hAnsi="Microsoft JhengHei" w:eastAsia="Microsoft JhengHei" w:cs="Microsoft JhengHei"/>
+              <w:rFonts w:ascii="Microsoft JhengHei" w:eastAsia="Microsoft JhengHei" w:hAnsi="Microsoft JhengHei" w:cs="Microsoft JhengHei" w:hint="eastAsia"/>
               <w:szCs w:val="24"/>
             </w:rPr>
             <w:fldChar w:fldCharType="separate"/>
@@ -2707,7 +2671,7 @@
           </w:r>
           <w:r>
             <w:rPr>
-              <w:rFonts w:hint="eastAsia" w:ascii="Microsoft JhengHei" w:hAnsi="Microsoft JhengHei" w:eastAsia="Microsoft JhengHei" w:cs="Microsoft JhengHei"/>
+              <w:rFonts w:ascii="Microsoft JhengHei" w:eastAsia="Microsoft JhengHei" w:hAnsi="Microsoft JhengHei" w:cs="Microsoft JhengHei" w:hint="eastAsia"/>
               <w:szCs w:val="24"/>
             </w:rPr>
             <w:fldChar w:fldCharType="end"/>
@@ -2715,28 +2679,28 @@
         </w:p>
         <w:p>
           <w:pPr>
-            <w:pStyle w:val="17"/>
+            <w:pStyle w:val="TOC2"/>
             <w:tabs>
               <w:tab w:val="right" w:leader="dot" w:pos="8336"/>
             </w:tabs>
           </w:pPr>
           <w:r>
             <w:rPr>
-              <w:rFonts w:hint="eastAsia" w:ascii="Microsoft JhengHei" w:hAnsi="Microsoft JhengHei" w:eastAsia="Microsoft JhengHei" w:cs="Microsoft JhengHei"/>
+              <w:rFonts w:ascii="Microsoft JhengHei" w:eastAsia="Microsoft JhengHei" w:hAnsi="Microsoft JhengHei" w:cs="Microsoft JhengHei" w:hint="eastAsia"/>
               <w:szCs w:val="24"/>
             </w:rPr>
             <w:fldChar w:fldCharType="begin"/>
           </w:r>
           <w:r>
             <w:rPr>
-              <w:rFonts w:hint="eastAsia" w:ascii="Microsoft JhengHei" w:hAnsi="Microsoft JhengHei" w:eastAsia="Microsoft JhengHei" w:cs="Microsoft JhengHei"/>
+              <w:rFonts w:ascii="Microsoft JhengHei" w:eastAsia="Microsoft JhengHei" w:hAnsi="Microsoft JhengHei" w:cs="Microsoft JhengHei" w:hint="eastAsia"/>
               <w:szCs w:val="24"/>
             </w:rPr>
             <w:instrText xml:space="preserve"> HYPERLINK \l _Toc5049 </w:instrText>
           </w:r>
           <w:r>
             <w:rPr>
-              <w:rFonts w:hint="eastAsia" w:ascii="Microsoft JhengHei" w:hAnsi="Microsoft JhengHei" w:eastAsia="Microsoft JhengHei" w:cs="Microsoft JhengHei"/>
+              <w:rFonts w:ascii="Microsoft JhengHei" w:eastAsia="Microsoft JhengHei" w:hAnsi="Microsoft JhengHei" w:cs="Microsoft JhengHei" w:hint="eastAsia"/>
               <w:szCs w:val="24"/>
             </w:rPr>
             <w:fldChar w:fldCharType="separate"/>
@@ -2770,7 +2734,7 @@
           </w:r>
           <w:r>
             <w:rPr>
-              <w:rFonts w:hint="eastAsia" w:ascii="Microsoft JhengHei" w:hAnsi="Microsoft JhengHei" w:eastAsia="Microsoft JhengHei" w:cs="Microsoft JhengHei"/>
+              <w:rFonts w:ascii="Microsoft JhengHei" w:eastAsia="Microsoft JhengHei" w:hAnsi="Microsoft JhengHei" w:cs="Microsoft JhengHei" w:hint="eastAsia"/>
               <w:szCs w:val="24"/>
             </w:rPr>
             <w:fldChar w:fldCharType="end"/>
@@ -2778,28 +2742,28 @@
         </w:p>
         <w:p>
           <w:pPr>
-            <w:pStyle w:val="16"/>
+            <w:pStyle w:val="TOC1"/>
             <w:tabs>
               <w:tab w:val="right" w:leader="dot" w:pos="8336"/>
             </w:tabs>
           </w:pPr>
           <w:r>
             <w:rPr>
-              <w:rFonts w:hint="eastAsia" w:ascii="Microsoft JhengHei" w:hAnsi="Microsoft JhengHei" w:eastAsia="Microsoft JhengHei" w:cs="Microsoft JhengHei"/>
+              <w:rFonts w:ascii="Microsoft JhengHei" w:eastAsia="Microsoft JhengHei" w:hAnsi="Microsoft JhengHei" w:cs="Microsoft JhengHei" w:hint="eastAsia"/>
               <w:szCs w:val="24"/>
             </w:rPr>
             <w:fldChar w:fldCharType="begin"/>
           </w:r>
           <w:r>
             <w:rPr>
-              <w:rFonts w:hint="eastAsia" w:ascii="Microsoft JhengHei" w:hAnsi="Microsoft JhengHei" w:eastAsia="Microsoft JhengHei" w:cs="Microsoft JhengHei"/>
+              <w:rFonts w:ascii="Microsoft JhengHei" w:eastAsia="Microsoft JhengHei" w:hAnsi="Microsoft JhengHei" w:cs="Microsoft JhengHei" w:hint="eastAsia"/>
               <w:szCs w:val="24"/>
             </w:rPr>
             <w:instrText xml:space="preserve"> HYPERLINK \l _Toc26531 </w:instrText>
           </w:r>
           <w:r>
             <w:rPr>
-              <w:rFonts w:hint="eastAsia" w:ascii="Microsoft JhengHei" w:hAnsi="Microsoft JhengHei" w:eastAsia="Microsoft JhengHei" w:cs="Microsoft JhengHei"/>
+              <w:rFonts w:ascii="Microsoft JhengHei" w:eastAsia="Microsoft JhengHei" w:hAnsi="Microsoft JhengHei" w:cs="Microsoft JhengHei" w:hint="eastAsia"/>
               <w:szCs w:val="24"/>
             </w:rPr>
             <w:fldChar w:fldCharType="separate"/>
@@ -2833,7 +2797,7 @@
           </w:r>
           <w:r>
             <w:rPr>
-              <w:rFonts w:hint="eastAsia" w:ascii="Microsoft JhengHei" w:hAnsi="Microsoft JhengHei" w:eastAsia="Microsoft JhengHei" w:cs="Microsoft JhengHei"/>
+              <w:rFonts w:ascii="Microsoft JhengHei" w:eastAsia="Microsoft JhengHei" w:hAnsi="Microsoft JhengHei" w:cs="Microsoft JhengHei" w:hint="eastAsia"/>
               <w:szCs w:val="24"/>
             </w:rPr>
             <w:fldChar w:fldCharType="end"/>
@@ -2841,28 +2805,28 @@
         </w:p>
         <w:p>
           <w:pPr>
-            <w:pStyle w:val="17"/>
+            <w:pStyle w:val="TOC2"/>
             <w:tabs>
               <w:tab w:val="right" w:leader="dot" w:pos="8336"/>
             </w:tabs>
           </w:pPr>
           <w:r>
             <w:rPr>
-              <w:rFonts w:hint="eastAsia" w:ascii="Microsoft JhengHei" w:hAnsi="Microsoft JhengHei" w:eastAsia="Microsoft JhengHei" w:cs="Microsoft JhengHei"/>
+              <w:rFonts w:ascii="Microsoft JhengHei" w:eastAsia="Microsoft JhengHei" w:hAnsi="Microsoft JhengHei" w:cs="Microsoft JhengHei" w:hint="eastAsia"/>
               <w:szCs w:val="24"/>
             </w:rPr>
             <w:fldChar w:fldCharType="begin"/>
           </w:r>
           <w:r>
             <w:rPr>
-              <w:rFonts w:hint="eastAsia" w:ascii="Microsoft JhengHei" w:hAnsi="Microsoft JhengHei" w:eastAsia="Microsoft JhengHei" w:cs="Microsoft JhengHei"/>
+              <w:rFonts w:ascii="Microsoft JhengHei" w:eastAsia="Microsoft JhengHei" w:hAnsi="Microsoft JhengHei" w:cs="Microsoft JhengHei" w:hint="eastAsia"/>
               <w:szCs w:val="24"/>
             </w:rPr>
             <w:instrText xml:space="preserve"> HYPERLINK \l _Toc26183 </w:instrText>
           </w:r>
           <w:r>
             <w:rPr>
-              <w:rFonts w:hint="eastAsia" w:ascii="Microsoft JhengHei" w:hAnsi="Microsoft JhengHei" w:eastAsia="Microsoft JhengHei" w:cs="Microsoft JhengHei"/>
+              <w:rFonts w:ascii="Microsoft JhengHei" w:eastAsia="Microsoft JhengHei" w:hAnsi="Microsoft JhengHei" w:cs="Microsoft JhengHei" w:hint="eastAsia"/>
               <w:szCs w:val="24"/>
             </w:rPr>
             <w:fldChar w:fldCharType="separate"/>
@@ -2896,7 +2860,7 @@
           </w:r>
           <w:r>
             <w:rPr>
-              <w:rFonts w:hint="eastAsia" w:ascii="Microsoft JhengHei" w:hAnsi="Microsoft JhengHei" w:eastAsia="Microsoft JhengHei" w:cs="Microsoft JhengHei"/>
+              <w:rFonts w:ascii="Microsoft JhengHei" w:eastAsia="Microsoft JhengHei" w:hAnsi="Microsoft JhengHei" w:cs="Microsoft JhengHei" w:hint="eastAsia"/>
               <w:szCs w:val="24"/>
             </w:rPr>
             <w:fldChar w:fldCharType="end"/>
@@ -2904,28 +2868,28 @@
         </w:p>
         <w:p>
           <w:pPr>
-            <w:pStyle w:val="17"/>
+            <w:pStyle w:val="TOC2"/>
             <w:tabs>
               <w:tab w:val="right" w:leader="dot" w:pos="8336"/>
             </w:tabs>
           </w:pPr>
           <w:r>
             <w:rPr>
-              <w:rFonts w:hint="eastAsia" w:ascii="Microsoft JhengHei" w:hAnsi="Microsoft JhengHei" w:eastAsia="Microsoft JhengHei" w:cs="Microsoft JhengHei"/>
+              <w:rFonts w:ascii="Microsoft JhengHei" w:eastAsia="Microsoft JhengHei" w:hAnsi="Microsoft JhengHei" w:cs="Microsoft JhengHei" w:hint="eastAsia"/>
               <w:szCs w:val="24"/>
             </w:rPr>
             <w:fldChar w:fldCharType="begin"/>
           </w:r>
           <w:r>
             <w:rPr>
-              <w:rFonts w:hint="eastAsia" w:ascii="Microsoft JhengHei" w:hAnsi="Microsoft JhengHei" w:eastAsia="Microsoft JhengHei" w:cs="Microsoft JhengHei"/>
+              <w:rFonts w:ascii="Microsoft JhengHei" w:eastAsia="Microsoft JhengHei" w:hAnsi="Microsoft JhengHei" w:cs="Microsoft JhengHei" w:hint="eastAsia"/>
               <w:szCs w:val="24"/>
             </w:rPr>
             <w:instrText xml:space="preserve"> HYPERLINK \l _Toc2849 </w:instrText>
           </w:r>
           <w:r>
             <w:rPr>
-              <w:rFonts w:hint="eastAsia" w:ascii="Microsoft JhengHei" w:hAnsi="Microsoft JhengHei" w:eastAsia="Microsoft JhengHei" w:cs="Microsoft JhengHei"/>
+              <w:rFonts w:ascii="Microsoft JhengHei" w:eastAsia="Microsoft JhengHei" w:hAnsi="Microsoft JhengHei" w:cs="Microsoft JhengHei" w:hint="eastAsia"/>
               <w:szCs w:val="24"/>
             </w:rPr>
             <w:fldChar w:fldCharType="separate"/>
@@ -2959,7 +2923,7 @@
           </w:r>
           <w:r>
             <w:rPr>
-              <w:rFonts w:hint="eastAsia" w:ascii="Microsoft JhengHei" w:hAnsi="Microsoft JhengHei" w:eastAsia="Microsoft JhengHei" w:cs="Microsoft JhengHei"/>
+              <w:rFonts w:ascii="Microsoft JhengHei" w:eastAsia="Microsoft JhengHei" w:hAnsi="Microsoft JhengHei" w:cs="Microsoft JhengHei" w:hint="eastAsia"/>
               <w:szCs w:val="24"/>
             </w:rPr>
             <w:fldChar w:fldCharType="end"/>
@@ -2967,28 +2931,28 @@
         </w:p>
         <w:p>
           <w:pPr>
-            <w:pStyle w:val="16"/>
+            <w:pStyle w:val="TOC1"/>
             <w:tabs>
               <w:tab w:val="right" w:leader="dot" w:pos="8336"/>
             </w:tabs>
           </w:pPr>
           <w:r>
             <w:rPr>
-              <w:rFonts w:hint="eastAsia" w:ascii="Microsoft JhengHei" w:hAnsi="Microsoft JhengHei" w:eastAsia="Microsoft JhengHei" w:cs="Microsoft JhengHei"/>
+              <w:rFonts w:ascii="Microsoft JhengHei" w:eastAsia="Microsoft JhengHei" w:hAnsi="Microsoft JhengHei" w:cs="Microsoft JhengHei" w:hint="eastAsia"/>
               <w:szCs w:val="24"/>
             </w:rPr>
             <w:fldChar w:fldCharType="begin"/>
           </w:r>
           <w:r>
             <w:rPr>
-              <w:rFonts w:hint="eastAsia" w:ascii="Microsoft JhengHei" w:hAnsi="Microsoft JhengHei" w:eastAsia="Microsoft JhengHei" w:cs="Microsoft JhengHei"/>
+              <w:rFonts w:ascii="Microsoft JhengHei" w:eastAsia="Microsoft JhengHei" w:hAnsi="Microsoft JhengHei" w:cs="Microsoft JhengHei" w:hint="eastAsia"/>
               <w:szCs w:val="24"/>
             </w:rPr>
             <w:instrText xml:space="preserve"> HYPERLINK \l _Toc19056 </w:instrText>
           </w:r>
           <w:r>
             <w:rPr>
-              <w:rFonts w:hint="eastAsia" w:ascii="Microsoft JhengHei" w:hAnsi="Microsoft JhengHei" w:eastAsia="Microsoft JhengHei" w:cs="Microsoft JhengHei"/>
+              <w:rFonts w:ascii="Microsoft JhengHei" w:eastAsia="Microsoft JhengHei" w:hAnsi="Microsoft JhengHei" w:cs="Microsoft JhengHei" w:hint="eastAsia"/>
               <w:szCs w:val="24"/>
             </w:rPr>
             <w:fldChar w:fldCharType="separate"/>
@@ -3020,7 +2984,7 @@
           </w:r>
           <w:r>
             <w:rPr>
-              <w:rFonts w:hint="eastAsia" w:ascii="Microsoft JhengHei" w:hAnsi="Microsoft JhengHei" w:eastAsia="Microsoft JhengHei" w:cs="Microsoft JhengHei"/>
+              <w:rFonts w:ascii="Microsoft JhengHei" w:eastAsia="Microsoft JhengHei" w:hAnsi="Microsoft JhengHei" w:cs="Microsoft JhengHei" w:hint="eastAsia"/>
               <w:szCs w:val="24"/>
             </w:rPr>
             <w:fldChar w:fldCharType="end"/>
@@ -3028,28 +2992,28 @@
         </w:p>
         <w:p>
           <w:pPr>
-            <w:pStyle w:val="16"/>
+            <w:pStyle w:val="TOC1"/>
             <w:tabs>
               <w:tab w:val="right" w:leader="dot" w:pos="8336"/>
             </w:tabs>
           </w:pPr>
           <w:r>
             <w:rPr>
-              <w:rFonts w:hint="eastAsia" w:ascii="Microsoft JhengHei" w:hAnsi="Microsoft JhengHei" w:eastAsia="Microsoft JhengHei" w:cs="Microsoft JhengHei"/>
+              <w:rFonts w:ascii="Microsoft JhengHei" w:eastAsia="Microsoft JhengHei" w:hAnsi="Microsoft JhengHei" w:cs="Microsoft JhengHei" w:hint="eastAsia"/>
               <w:szCs w:val="24"/>
             </w:rPr>
             <w:fldChar w:fldCharType="begin"/>
           </w:r>
           <w:r>
             <w:rPr>
-              <w:rFonts w:hint="eastAsia" w:ascii="Microsoft JhengHei" w:hAnsi="Microsoft JhengHei" w:eastAsia="Microsoft JhengHei" w:cs="Microsoft JhengHei"/>
+              <w:rFonts w:ascii="Microsoft JhengHei" w:eastAsia="Microsoft JhengHei" w:hAnsi="Microsoft JhengHei" w:cs="Microsoft JhengHei" w:hint="eastAsia"/>
               <w:szCs w:val="24"/>
             </w:rPr>
             <w:instrText xml:space="preserve"> HYPERLINK \l _Toc4701 </w:instrText>
           </w:r>
           <w:r>
             <w:rPr>
-              <w:rFonts w:hint="eastAsia" w:ascii="Microsoft JhengHei" w:hAnsi="Microsoft JhengHei" w:eastAsia="Microsoft JhengHei" w:cs="Microsoft JhengHei"/>
+              <w:rFonts w:ascii="Microsoft JhengHei" w:eastAsia="Microsoft JhengHei" w:hAnsi="Microsoft JhengHei" w:cs="Microsoft JhengHei" w:hint="eastAsia"/>
               <w:szCs w:val="24"/>
             </w:rPr>
             <w:fldChar w:fldCharType="separate"/>
@@ -3083,7 +3047,7 @@
           </w:r>
           <w:r>
             <w:rPr>
-              <w:rFonts w:hint="eastAsia" w:ascii="Microsoft JhengHei" w:hAnsi="Microsoft JhengHei" w:eastAsia="Microsoft JhengHei" w:cs="Microsoft JhengHei"/>
+              <w:rFonts w:ascii="Microsoft JhengHei" w:eastAsia="Microsoft JhengHei" w:hAnsi="Microsoft JhengHei" w:cs="Microsoft JhengHei" w:hint="eastAsia"/>
               <w:szCs w:val="24"/>
             </w:rPr>
             <w:fldChar w:fldCharType="end"/>
@@ -3107,7 +3071,7 @@
             <w:spacing w:line="219" w:lineRule="auto"/>
             <w:textAlignment w:val="baseline"/>
             <w:rPr>
-              <w:rFonts w:hint="eastAsia" w:ascii="Microsoft JhengHei" w:hAnsi="Microsoft JhengHei" w:eastAsia="Microsoft JhengHei" w:cs="Microsoft JhengHei"/>
+              <w:rFonts w:ascii="Microsoft JhengHei" w:eastAsia="Microsoft JhengHei" w:hAnsi="Microsoft JhengHei" w:cs="Microsoft JhengHei" w:hint="eastAsia"/>
               <w:snapToGrid w:val="0"/>
               <w:color w:val="000000"/>
               <w:kern w:val="0"/>
@@ -3118,7 +3082,7 @@
           </w:pPr>
           <w:r>
             <w:rPr>
-              <w:rFonts w:hint="eastAsia" w:ascii="Microsoft JhengHei" w:hAnsi="Microsoft JhengHei" w:eastAsia="Microsoft JhengHei" w:cs="Microsoft JhengHei"/>
+              <w:rFonts w:ascii="Microsoft JhengHei" w:eastAsia="Microsoft JhengHei" w:hAnsi="Microsoft JhengHei" w:cs="Microsoft JhengHei" w:hint="eastAsia"/>
               <w:szCs w:val="24"/>
             </w:rPr>
             <w:fldChar w:fldCharType="end"/>
@@ -3144,7 +3108,7 @@
         <w:spacing w:line="219" w:lineRule="auto"/>
         <w:textAlignment w:val="baseline"/>
         <w:rPr>
-          <w:rFonts w:hint="eastAsia" w:ascii="Microsoft JhengHei" w:hAnsi="Microsoft JhengHei" w:eastAsia="Microsoft JhengHei" w:cs="Microsoft JhengHei"/>
+          <w:rFonts w:ascii="Microsoft JhengHei" w:eastAsia="Microsoft JhengHei" w:hAnsi="Microsoft JhengHei" w:cs="Microsoft JhengHei" w:hint="eastAsia"/>
           <w:snapToGrid w:val="0"/>
           <w:color w:val="000000"/>
           <w:kern w:val="0"/>
@@ -3153,16 +3117,16 @@
           <w:lang w:val="en-US" w:eastAsia="en-US" w:bidi="ar-SA"/>
         </w:rPr>
         <w:sectPr>
-          <w:footerReference r:id="rId6" w:type="default"/>
+          <w:footerReference w:type="default" r:id="rId5"/>
           <w:pgSz w:w="11906" w:h="16839"/>
           <w:pgMar w:top="1431" w:right="1785" w:bottom="1375" w:left="1785" w:header="0" w:footer="1211" w:gutter="0"/>
-          <w:cols w:space="720" w:num="1"/>
+          <w:cols w:num="1" w:space="720"/>
         </w:sectPr>
       </w:pPr>
     </w:p>
     <w:p>
       <w:pPr>
-        <w:pStyle w:val="26"/>
+        <w:pStyle w:val="1"/>
         <w:keepNext w:val="0"/>
         <w:keepLines w:val="0"/>
         <w:pageBreakBefore w:val="0"/>
@@ -3186,7 +3150,7 @@
     </w:p>
     <w:p>
       <w:pPr>
-        <w:pStyle w:val="28"/>
+        <w:pStyle w:val="2"/>
         <w:keepNext w:val="0"/>
         <w:keepLines w:val="0"/>
         <w:pageBreakBefore w:val="0"/>
@@ -3212,7 +3176,7 @@
     </w:p>
     <w:p>
       <w:pPr>
-        <w:pStyle w:val="27"/>
+        <w:pStyle w:val="a"/>
         <w:keepNext w:val="0"/>
         <w:keepLines w:val="0"/>
         <w:pageBreakBefore w:val="0"/>
@@ -3234,7 +3198,7 @@
     </w:p>
     <w:p>
       <w:pPr>
-        <w:pStyle w:val="27"/>
+        <w:pStyle w:val="a"/>
         <w:keepNext w:val="0"/>
         <w:keepLines w:val="0"/>
         <w:pageBreakBefore w:val="0"/>
@@ -3256,7 +3220,7 @@
     </w:p>
     <w:p>
       <w:pPr>
-        <w:pStyle w:val="27"/>
+        <w:pStyle w:val="a"/>
         <w:keepNext w:val="0"/>
         <w:keepLines w:val="0"/>
         <w:pageBreakBefore w:val="0"/>
@@ -3278,7 +3242,7 @@
     </w:p>
     <w:p>
       <w:pPr>
-        <w:pStyle w:val="27"/>
+        <w:pStyle w:val="a"/>
         <w:keepNext w:val="0"/>
         <w:keepLines w:val="0"/>
         <w:pageBreakBefore w:val="0"/>
@@ -3300,7 +3264,7 @@
     </w:p>
     <w:p>
       <w:pPr>
-        <w:pStyle w:val="27"/>
+        <w:pStyle w:val="a"/>
         <w:keepNext w:val="0"/>
         <w:keepLines w:val="0"/>
         <w:pageBreakBefore w:val="0"/>
@@ -3322,7 +3286,7 @@
     </w:p>
     <w:p>
       <w:pPr>
-        <w:pStyle w:val="27"/>
+        <w:pStyle w:val="a"/>
         <w:keepNext w:val="0"/>
         <w:keepLines w:val="0"/>
         <w:pageBreakBefore w:val="0"/>
@@ -3344,7 +3308,7 @@
     </w:p>
     <w:p>
       <w:pPr>
-        <w:pStyle w:val="27"/>
+        <w:pStyle w:val="a"/>
         <w:keepNext w:val="0"/>
         <w:keepLines w:val="0"/>
         <w:pageBreakBefore w:val="0"/>
@@ -3366,7 +3330,7 @@
     </w:p>
     <w:p>
       <w:pPr>
-        <w:pStyle w:val="28"/>
+        <w:pStyle w:val="2"/>
         <w:keepNext w:val="0"/>
         <w:keepLines w:val="0"/>
         <w:pageBreakBefore w:val="0"/>
@@ -3390,7 +3354,7 @@
     </w:p>
     <w:p>
       <w:pPr>
-        <w:pStyle w:val="27"/>
+        <w:pStyle w:val="a"/>
         <w:keepNext w:val="0"/>
         <w:keepLines w:val="0"/>
         <w:pageBreakBefore w:val="0"/>
@@ -3433,7 +3397,7 @@
     </w:p>
     <w:p>
       <w:pPr>
-        <w:pStyle w:val="26"/>
+        <w:pStyle w:val="1"/>
         <w:keepNext w:val="0"/>
         <w:keepLines w:val="0"/>
         <w:pageBreakBefore w:val="0"/>
@@ -3457,16 +3421,16 @@
     </w:p>
     <w:tbl>
       <w:tblPr>
-        <w:tblStyle w:val="24"/>
+        <w:tblStyle w:val="TableNormal0"/>
         <w:tblW w:w="8522" w:type="dxa"/>
         <w:tblInd w:w="5" w:type="dxa"/>
         <w:tblBorders>
-          <w:top w:val="single" w:color="000000" w:sz="4" w:space="0"/>
-          <w:left w:val="single" w:color="000000" w:sz="4" w:space="0"/>
-          <w:bottom w:val="single" w:color="000000" w:sz="4" w:space="0"/>
-          <w:right w:val="single" w:color="000000" w:sz="4" w:space="0"/>
-          <w:insideH w:val="single" w:color="000000" w:sz="4" w:space="0"/>
-          <w:insideV w:val="single" w:color="000000" w:sz="4" w:space="0"/>
+          <w:top w:val="single" w:sz="4" w:space="0" w:color="000000"/>
+          <w:left w:val="single" w:sz="4" w:space="0" w:color="000000"/>
+          <w:bottom w:val="single" w:sz="4" w:space="0" w:color="000000"/>
+          <w:right w:val="single" w:sz="4" w:space="0" w:color="000000"/>
+          <w:insideH w:val="single" w:sz="4" w:space="0" w:color="000000"/>
+          <w:insideV w:val="single" w:sz="4" w:space="0" w:color="000000"/>
         </w:tblBorders>
         <w:tblLayout w:type="fixed"/>
         <w:tblCellMar>
@@ -3483,14 +3447,17 @@
       </w:tblGrid>
       <w:tr>
         <w:tblPrEx>
+          <w:tblW w:w="8522" w:type="dxa"/>
+          <w:tblInd w:w="5" w:type="dxa"/>
           <w:tblBorders>
-            <w:top w:val="single" w:color="000000" w:sz="4" w:space="0"/>
-            <w:left w:val="single" w:color="000000" w:sz="4" w:space="0"/>
-            <w:bottom w:val="single" w:color="000000" w:sz="4" w:space="0"/>
-            <w:right w:val="single" w:color="000000" w:sz="4" w:space="0"/>
-            <w:insideH w:val="single" w:color="000000" w:sz="4" w:space="0"/>
-            <w:insideV w:val="single" w:color="000000" w:sz="4" w:space="0"/>
+            <w:top w:val="single" w:sz="4" w:space="0" w:color="000000"/>
+            <w:left w:val="single" w:sz="4" w:space="0" w:color="000000"/>
+            <w:bottom w:val="single" w:sz="4" w:space="0" w:color="000000"/>
+            <w:right w:val="single" w:sz="4" w:space="0" w:color="000000"/>
+            <w:insideH w:val="single" w:sz="4" w:space="0" w:color="000000"/>
+            <w:insideV w:val="single" w:sz="4" w:space="0" w:color="000000"/>
           </w:tblBorders>
+          <w:tblLayout w:type="fixed"/>
           <w:tblCellMar>
             <w:top w:w="0" w:type="dxa"/>
             <w:left w:w="0" w:type="dxa"/>
@@ -3499,7 +3466,7 @@
           </w:tblCellMar>
         </w:tblPrEx>
         <w:trPr>
-          <w:trHeight w:val="516" w:hRule="atLeast"/>
+          <w:trHeight w:val="516"/>
         </w:trPr>
         <w:tc>
           <w:tcPr>
@@ -3525,14 +3492,14 @@
               <w:ind w:left="377"/>
               <w:textAlignment w:val="baseline"/>
               <w:rPr>
-                <w:rFonts w:ascii="宋体" w:hAnsi="宋体" w:eastAsia="宋体" w:cs="宋体"/>
+                <w:rFonts w:ascii="宋体" w:eastAsia="宋体" w:hAnsi="宋体" w:cs="宋体"/>
                 <w:sz w:val="21"/>
                 <w:szCs w:val="21"/>
               </w:rPr>
             </w:pPr>
             <w:r>
               <w:rPr>
-                <w:rFonts w:ascii="宋体" w:hAnsi="宋体" w:eastAsia="宋体" w:cs="宋体"/>
+                <w:rFonts w:ascii="宋体" w:eastAsia="宋体" w:hAnsi="宋体" w:cs="宋体"/>
                 <w:b/>
                 <w:bCs/>
                 <w:spacing w:val="-5"/>
@@ -3567,14 +3534,14 @@
               <w:ind w:left="604"/>
               <w:textAlignment w:val="baseline"/>
               <w:rPr>
-                <w:rFonts w:ascii="宋体" w:hAnsi="宋体" w:eastAsia="宋体" w:cs="宋体"/>
+                <w:rFonts w:ascii="宋体" w:eastAsia="宋体" w:hAnsi="宋体" w:cs="宋体"/>
                 <w:sz w:val="21"/>
                 <w:szCs w:val="21"/>
               </w:rPr>
             </w:pPr>
             <w:r>
               <w:rPr>
-                <w:rFonts w:ascii="宋体" w:hAnsi="宋体" w:eastAsia="宋体" w:cs="宋体"/>
+                <w:rFonts w:ascii="宋体" w:eastAsia="宋体" w:hAnsi="宋体" w:cs="宋体"/>
                 <w:b/>
                 <w:bCs/>
                 <w:spacing w:val="-5"/>
@@ -3609,14 +3576,14 @@
               <w:ind w:left="2553"/>
               <w:textAlignment w:val="baseline"/>
               <w:rPr>
-                <w:rFonts w:ascii="宋体" w:hAnsi="宋体" w:eastAsia="宋体" w:cs="宋体"/>
+                <w:rFonts w:ascii="宋体" w:eastAsia="宋体" w:hAnsi="宋体" w:cs="宋体"/>
                 <w:sz w:val="21"/>
                 <w:szCs w:val="21"/>
               </w:rPr>
             </w:pPr>
             <w:r>
               <w:rPr>
-                <w:rFonts w:ascii="宋体" w:hAnsi="宋体" w:eastAsia="宋体" w:cs="宋体"/>
+                <w:rFonts w:ascii="宋体" w:eastAsia="宋体" w:hAnsi="宋体" w:cs="宋体"/>
                 <w:b/>
                 <w:bCs/>
                 <w:spacing w:val="-6"/>
@@ -3630,14 +3597,9 @@
       </w:tr>
       <w:tr>
         <w:tblPrEx>
-          <w:tblBorders>
-            <w:top w:val="single" w:color="000000" w:sz="4" w:space="0"/>
-            <w:left w:val="single" w:color="000000" w:sz="4" w:space="0"/>
-            <w:bottom w:val="single" w:color="000000" w:sz="4" w:space="0"/>
-            <w:right w:val="single" w:color="000000" w:sz="4" w:space="0"/>
-            <w:insideH w:val="single" w:color="000000" w:sz="4" w:space="0"/>
-            <w:insideV w:val="single" w:color="000000" w:sz="4" w:space="0"/>
-          </w:tblBorders>
+          <w:tblW w:w="8522" w:type="dxa"/>
+          <w:tblInd w:w="5" w:type="dxa"/>
+          <w:tblLayout w:type="fixed"/>
           <w:tblCellMar>
             <w:top w:w="0" w:type="dxa"/>
             <w:left w:w="0" w:type="dxa"/>
@@ -3646,7 +3608,7 @@
           </w:tblCellMar>
         </w:tblPrEx>
         <w:trPr>
-          <w:trHeight w:val="2156" w:hRule="atLeast"/>
+          <w:trHeight w:val="2156"/>
         </w:trPr>
         <w:tc>
           <w:tcPr>
@@ -3654,7 +3616,7 @@
           </w:tcPr>
           <w:p>
             <w:pPr>
-              <w:pStyle w:val="25"/>
+              <w:pStyle w:val="TableText"/>
               <w:keepNext w:val="0"/>
               <w:keepLines w:val="0"/>
               <w:pageBreakBefore w:val="0"/>
@@ -3674,7 +3636,7 @@
           </w:p>
           <w:p>
             <w:pPr>
-              <w:pStyle w:val="25"/>
+              <w:pStyle w:val="TableText"/>
               <w:keepNext w:val="0"/>
               <w:keepLines w:val="0"/>
               <w:pageBreakBefore w:val="0"/>
@@ -3694,7 +3656,7 @@
           </w:p>
           <w:p>
             <w:pPr>
-              <w:pStyle w:val="25"/>
+              <w:pStyle w:val="TableText"/>
               <w:keepNext w:val="0"/>
               <w:keepLines w:val="0"/>
               <w:pageBreakBefore w:val="0"/>
@@ -3731,14 +3693,14 @@
               <w:ind w:left="216"/>
               <w:textAlignment w:val="baseline"/>
               <w:rPr>
-                <w:rFonts w:ascii="宋体" w:hAnsi="宋体" w:eastAsia="宋体" w:cs="宋体"/>
+                <w:rFonts w:ascii="宋体" w:eastAsia="宋体" w:hAnsi="宋体" w:cs="宋体"/>
                 <w:sz w:val="21"/>
                 <w:szCs w:val="21"/>
               </w:rPr>
             </w:pPr>
             <w:r>
               <w:rPr>
-                <w:rFonts w:ascii="宋体" w:hAnsi="宋体" w:eastAsia="宋体" w:cs="宋体"/>
+                <w:rFonts w:ascii="宋体" w:eastAsia="宋体" w:hAnsi="宋体" w:cs="宋体"/>
                 <w:spacing w:val="-2"/>
                 <w:sz w:val="21"/>
                 <w:szCs w:val="21"/>
@@ -3753,7 +3715,7 @@
           </w:tcPr>
           <w:p>
             <w:pPr>
-              <w:pStyle w:val="25"/>
+              <w:pStyle w:val="TableText"/>
               <w:keepNext w:val="0"/>
               <w:keepLines w:val="0"/>
               <w:pageBreakBefore w:val="0"/>
@@ -3790,14 +3752,14 @@
               <w:ind w:left="823"/>
               <w:textAlignment w:val="baseline"/>
               <w:rPr>
-                <w:rFonts w:ascii="Times New Roman" w:hAnsi="Times New Roman" w:eastAsia="Times New Roman" w:cs="Times New Roman"/>
+                <w:rFonts w:ascii="Times New Roman" w:eastAsia="Times New Roman" w:hAnsi="Times New Roman" w:cs="Times New Roman"/>
                 <w:sz w:val="21"/>
                 <w:szCs w:val="21"/>
               </w:rPr>
             </w:pPr>
             <w:r>
               <w:rPr>
-                <w:rFonts w:ascii="Times New Roman" w:hAnsi="Times New Roman" w:eastAsia="Times New Roman" w:cs="Times New Roman"/>
+                <w:rFonts w:ascii="Times New Roman" w:eastAsia="Times New Roman" w:hAnsi="Times New Roman" w:cs="Times New Roman"/>
                 <w:spacing w:val="-1"/>
                 <w:sz w:val="21"/>
                 <w:szCs w:val="21"/>
@@ -3824,14 +3786,14 @@
               <w:ind w:left="383"/>
               <w:textAlignment w:val="baseline"/>
               <w:rPr>
-                <w:rFonts w:ascii="Times New Roman" w:hAnsi="Times New Roman" w:eastAsia="Times New Roman" w:cs="Times New Roman"/>
+                <w:rFonts w:ascii="Times New Roman" w:eastAsia="Times New Roman" w:hAnsi="Times New Roman" w:cs="Times New Roman"/>
                 <w:sz w:val="21"/>
                 <w:szCs w:val="21"/>
               </w:rPr>
             </w:pPr>
             <w:r>
               <w:rPr>
-                <w:rFonts w:ascii="Times New Roman" w:hAnsi="Times New Roman" w:eastAsia="Times New Roman" w:cs="Times New Roman"/>
+                <w:rFonts w:ascii="Times New Roman" w:eastAsia="Times New Roman" w:hAnsi="Times New Roman" w:cs="Times New Roman"/>
                 <w:spacing w:val="-1"/>
                 <w:sz w:val="21"/>
                 <w:szCs w:val="21"/>
@@ -3858,14 +3820,14 @@
               <w:ind w:left="554"/>
               <w:textAlignment w:val="baseline"/>
               <w:rPr>
-                <w:rFonts w:ascii="Times New Roman" w:hAnsi="Times New Roman" w:eastAsia="Times New Roman" w:cs="Times New Roman"/>
+                <w:rFonts w:ascii="Times New Roman" w:eastAsia="Times New Roman" w:hAnsi="Times New Roman" w:cs="Times New Roman"/>
                 <w:sz w:val="21"/>
                 <w:szCs w:val="21"/>
               </w:rPr>
             </w:pPr>
             <w:r>
               <w:rPr>
-                <w:rFonts w:ascii="Times New Roman" w:hAnsi="Times New Roman" w:eastAsia="Times New Roman" w:cs="Times New Roman"/>
+                <w:rFonts w:ascii="Times New Roman" w:eastAsia="Times New Roman" w:hAnsi="Times New Roman" w:cs="Times New Roman"/>
                 <w:spacing w:val="-2"/>
                 <w:sz w:val="21"/>
                 <w:szCs w:val="21"/>
@@ -3898,14 +3860,14 @@
               <w:jc w:val="both"/>
               <w:textAlignment w:val="baseline"/>
               <w:rPr>
-                <w:rFonts w:ascii="宋体" w:hAnsi="宋体" w:eastAsia="宋体" w:cs="宋体"/>
+                <w:rFonts w:ascii="宋体" w:eastAsia="宋体" w:hAnsi="宋体" w:cs="宋体"/>
                 <w:sz w:val="24"/>
                 <w:szCs w:val="24"/>
               </w:rPr>
             </w:pPr>
             <w:r>
               <w:rPr>
-                <w:rFonts w:ascii="宋体" w:hAnsi="宋体" w:eastAsia="宋体" w:cs="宋体"/>
+                <w:rFonts w:ascii="宋体" w:eastAsia="宋体" w:hAnsi="宋体" w:cs="宋体"/>
                 <w:spacing w:val="-1"/>
                 <w:sz w:val="24"/>
                 <w:szCs w:val="24"/>
@@ -3914,7 +3876,7 @@
             </w:r>
             <w:r>
               <w:rPr>
-                <w:rFonts w:ascii="宋体" w:hAnsi="宋体" w:eastAsia="宋体" w:cs="宋体"/>
+                <w:rFonts w:ascii="宋体" w:eastAsia="宋体" w:hAnsi="宋体" w:cs="宋体"/>
                 <w:spacing w:val="-3"/>
                 <w:sz w:val="24"/>
                 <w:szCs w:val="24"/>
@@ -3926,14 +3888,9 @@
       </w:tr>
       <w:tr>
         <w:tblPrEx>
-          <w:tblBorders>
-            <w:top w:val="single" w:color="000000" w:sz="4" w:space="0"/>
-            <w:left w:val="single" w:color="000000" w:sz="4" w:space="0"/>
-            <w:bottom w:val="single" w:color="000000" w:sz="4" w:space="0"/>
-            <w:right w:val="single" w:color="000000" w:sz="4" w:space="0"/>
-            <w:insideH w:val="single" w:color="000000" w:sz="4" w:space="0"/>
-            <w:insideV w:val="single" w:color="000000" w:sz="4" w:space="0"/>
-          </w:tblBorders>
+          <w:tblW w:w="8522" w:type="dxa"/>
+          <w:tblInd w:w="5" w:type="dxa"/>
+          <w:tblLayout w:type="fixed"/>
           <w:tblCellMar>
             <w:top w:w="0" w:type="dxa"/>
             <w:left w:w="0" w:type="dxa"/>
@@ -3942,7 +3899,7 @@
           </w:tblCellMar>
         </w:tblPrEx>
         <w:trPr>
-          <w:trHeight w:val="3239" w:hRule="atLeast"/>
+          <w:trHeight w:val="3239"/>
         </w:trPr>
         <w:tc>
           <w:tcPr>
@@ -3950,7 +3907,7 @@
           </w:tcPr>
           <w:p>
             <w:pPr>
-              <w:pStyle w:val="25"/>
+              <w:pStyle w:val="TableText"/>
               <w:keepNext w:val="0"/>
               <w:keepLines w:val="0"/>
               <w:pageBreakBefore w:val="0"/>
@@ -3970,7 +3927,7 @@
           </w:p>
           <w:p>
             <w:pPr>
-              <w:pStyle w:val="25"/>
+              <w:pStyle w:val="TableText"/>
               <w:keepNext w:val="0"/>
               <w:keepLines w:val="0"/>
               <w:pageBreakBefore w:val="0"/>
@@ -3990,7 +3947,7 @@
           </w:p>
           <w:p>
             <w:pPr>
-              <w:pStyle w:val="25"/>
+              <w:pStyle w:val="TableText"/>
               <w:keepNext w:val="0"/>
               <w:keepLines w:val="0"/>
               <w:pageBreakBefore w:val="0"/>
@@ -4027,14 +3984,14 @@
               <w:ind w:left="381" w:right="162" w:hanging="215"/>
               <w:textAlignment w:val="baseline"/>
               <w:rPr>
-                <w:rFonts w:ascii="宋体" w:hAnsi="宋体" w:eastAsia="宋体" w:cs="宋体"/>
+                <w:rFonts w:ascii="宋体" w:eastAsia="宋体" w:hAnsi="宋体" w:cs="宋体"/>
                 <w:sz w:val="21"/>
                 <w:szCs w:val="21"/>
               </w:rPr>
             </w:pPr>
             <w:r>
               <w:rPr>
-                <w:rFonts w:ascii="宋体" w:hAnsi="宋体" w:eastAsia="宋体" w:cs="宋体"/>
+                <w:rFonts w:ascii="宋体" w:eastAsia="宋体" w:hAnsi="宋体" w:cs="宋体"/>
                 <w:spacing w:val="-3"/>
                 <w:sz w:val="21"/>
                 <w:szCs w:val="21"/>
@@ -4043,7 +4000,7 @@
             </w:r>
             <w:r>
               <w:rPr>
-                <w:rFonts w:ascii="宋体" w:hAnsi="宋体" w:eastAsia="宋体" w:cs="宋体"/>
+                <w:rFonts w:ascii="宋体" w:eastAsia="宋体" w:hAnsi="宋体" w:cs="宋体"/>
                 <w:spacing w:val="-4"/>
                 <w:sz w:val="21"/>
                 <w:szCs w:val="21"/>
@@ -4058,7 +4015,7 @@
           </w:tcPr>
           <w:p>
             <w:pPr>
-              <w:pStyle w:val="25"/>
+              <w:pStyle w:val="TableText"/>
               <w:keepNext w:val="0"/>
               <w:keepLines w:val="0"/>
               <w:pageBreakBefore w:val="0"/>
@@ -4095,14 +4052,14 @@
               <w:ind w:left="730"/>
               <w:textAlignment w:val="baseline"/>
               <w:rPr>
-                <w:rFonts w:ascii="Times New Roman" w:hAnsi="Times New Roman" w:eastAsia="Times New Roman" w:cs="Times New Roman"/>
+                <w:rFonts w:ascii="Times New Roman" w:eastAsia="Times New Roman" w:hAnsi="Times New Roman" w:cs="Times New Roman"/>
                 <w:sz w:val="21"/>
                 <w:szCs w:val="21"/>
               </w:rPr>
             </w:pPr>
             <w:r>
               <w:rPr>
-                <w:rFonts w:ascii="Times New Roman" w:hAnsi="Times New Roman" w:eastAsia="Times New Roman" w:cs="Times New Roman"/>
+                <w:rFonts w:ascii="Times New Roman" w:eastAsia="Times New Roman" w:hAnsi="Times New Roman" w:cs="Times New Roman"/>
                 <w:spacing w:val="-1"/>
                 <w:sz w:val="21"/>
                 <w:szCs w:val="21"/>
@@ -4129,14 +4086,14 @@
               <w:ind w:left="383"/>
               <w:textAlignment w:val="baseline"/>
               <w:rPr>
-                <w:rFonts w:ascii="Times New Roman" w:hAnsi="Times New Roman" w:eastAsia="Times New Roman" w:cs="Times New Roman"/>
+                <w:rFonts w:ascii="Times New Roman" w:eastAsia="Times New Roman" w:hAnsi="Times New Roman" w:cs="Times New Roman"/>
                 <w:sz w:val="21"/>
                 <w:szCs w:val="21"/>
               </w:rPr>
             </w:pPr>
             <w:r>
               <w:rPr>
-                <w:rFonts w:ascii="Times New Roman" w:hAnsi="Times New Roman" w:eastAsia="Times New Roman" w:cs="Times New Roman"/>
+                <w:rFonts w:ascii="Times New Roman" w:eastAsia="Times New Roman" w:hAnsi="Times New Roman" w:cs="Times New Roman"/>
                 <w:spacing w:val="-1"/>
                 <w:sz w:val="21"/>
                 <w:szCs w:val="21"/>
@@ -4163,14 +4120,14 @@
               <w:ind w:left="589"/>
               <w:textAlignment w:val="baseline"/>
               <w:rPr>
-                <w:rFonts w:ascii="Times New Roman" w:hAnsi="Times New Roman" w:eastAsia="Times New Roman" w:cs="Times New Roman"/>
+                <w:rFonts w:ascii="Times New Roman" w:eastAsia="Times New Roman" w:hAnsi="Times New Roman" w:cs="Times New Roman"/>
                 <w:sz w:val="21"/>
                 <w:szCs w:val="21"/>
               </w:rPr>
             </w:pPr>
             <w:r>
               <w:rPr>
-                <w:rFonts w:ascii="Times New Roman" w:hAnsi="Times New Roman" w:eastAsia="Times New Roman" w:cs="Times New Roman"/>
+                <w:rFonts w:ascii="Times New Roman" w:eastAsia="Times New Roman" w:hAnsi="Times New Roman" w:cs="Times New Roman"/>
                 <w:spacing w:val="-2"/>
                 <w:sz w:val="21"/>
                 <w:szCs w:val="21"/>
@@ -4197,14 +4154,14 @@
               <w:ind w:left="341"/>
               <w:textAlignment w:val="baseline"/>
               <w:rPr>
-                <w:rFonts w:ascii="Times New Roman" w:hAnsi="Times New Roman" w:eastAsia="Times New Roman" w:cs="Times New Roman"/>
+                <w:rFonts w:ascii="Times New Roman" w:eastAsia="Times New Roman" w:hAnsi="Times New Roman" w:cs="Times New Roman"/>
                 <w:sz w:val="21"/>
                 <w:szCs w:val="21"/>
               </w:rPr>
             </w:pPr>
             <w:r>
               <w:rPr>
-                <w:rFonts w:ascii="Times New Roman" w:hAnsi="Times New Roman" w:eastAsia="Times New Roman" w:cs="Times New Roman"/>
+                <w:rFonts w:ascii="Times New Roman" w:eastAsia="Times New Roman" w:hAnsi="Times New Roman" w:cs="Times New Roman"/>
                 <w:spacing w:val="-1"/>
                 <w:sz w:val="21"/>
                 <w:szCs w:val="21"/>
@@ -4237,14 +4194,14 @@
               <w:jc w:val="both"/>
               <w:textAlignment w:val="baseline"/>
               <w:rPr>
-                <w:rFonts w:ascii="宋体" w:hAnsi="宋体" w:eastAsia="宋体" w:cs="宋体"/>
+                <w:rFonts w:ascii="宋体" w:eastAsia="宋体" w:hAnsi="宋体" w:cs="宋体"/>
                 <w:sz w:val="24"/>
                 <w:szCs w:val="24"/>
               </w:rPr>
             </w:pPr>
             <w:r>
               <w:rPr>
-                <w:rFonts w:ascii="宋体" w:hAnsi="宋体" w:eastAsia="宋体" w:cs="宋体"/>
+                <w:rFonts w:ascii="宋体" w:eastAsia="宋体" w:hAnsi="宋体" w:cs="宋体"/>
                 <w:spacing w:val="-4"/>
                 <w:sz w:val="24"/>
                 <w:szCs w:val="24"/>
@@ -4253,7 +4210,7 @@
             </w:r>
             <w:r>
               <w:rPr>
-                <w:rFonts w:ascii="宋体" w:hAnsi="宋体" w:eastAsia="宋体" w:cs="宋体"/>
+                <w:rFonts w:ascii="宋体" w:eastAsia="宋体" w:hAnsi="宋体" w:cs="宋体"/>
                 <w:spacing w:val="-5"/>
                 <w:sz w:val="24"/>
                 <w:szCs w:val="24"/>
@@ -4262,7 +4219,7 @@
             </w:r>
             <w:r>
               <w:rPr>
-                <w:rFonts w:ascii="宋体" w:hAnsi="宋体" w:eastAsia="宋体" w:cs="宋体"/>
+                <w:rFonts w:ascii="宋体" w:eastAsia="宋体" w:hAnsi="宋体" w:cs="宋体"/>
                 <w:spacing w:val="-6"/>
                 <w:sz w:val="24"/>
                 <w:szCs w:val="24"/>
@@ -4271,7 +4228,7 @@
             </w:r>
             <w:r>
               <w:rPr>
-                <w:rFonts w:ascii="宋体" w:hAnsi="宋体" w:eastAsia="宋体" w:cs="宋体"/>
+                <w:rFonts w:ascii="宋体" w:eastAsia="宋体" w:hAnsi="宋体" w:cs="宋体"/>
                 <w:spacing w:val="-5"/>
                 <w:sz w:val="24"/>
                 <w:szCs w:val="24"/>
@@ -4280,7 +4237,7 @@
             </w:r>
             <w:r>
               <w:rPr>
-                <w:rFonts w:ascii="宋体" w:hAnsi="宋体" w:eastAsia="宋体" w:cs="宋体"/>
+                <w:rFonts w:ascii="宋体" w:eastAsia="宋体" w:hAnsi="宋体" w:cs="宋体"/>
                 <w:spacing w:val="-10"/>
                 <w:sz w:val="24"/>
                 <w:szCs w:val="24"/>
@@ -4308,14 +4265,14 @@
               <w:jc w:val="both"/>
               <w:textAlignment w:val="baseline"/>
               <w:rPr>
-                <w:rFonts w:ascii="宋体" w:hAnsi="宋体" w:eastAsia="宋体" w:cs="宋体"/>
+                <w:rFonts w:ascii="宋体" w:eastAsia="宋体" w:hAnsi="宋体" w:cs="宋体"/>
                 <w:sz w:val="24"/>
                 <w:szCs w:val="24"/>
               </w:rPr>
             </w:pPr>
             <w:r>
               <w:rPr>
-                <w:rFonts w:ascii="宋体" w:hAnsi="宋体" w:eastAsia="宋体" w:cs="宋体"/>
+                <w:rFonts w:ascii="宋体" w:eastAsia="宋体" w:hAnsi="宋体" w:cs="宋体"/>
                 <w:spacing w:val="-6"/>
                 <w:sz w:val="24"/>
                 <w:szCs w:val="24"/>
@@ -4324,7 +4281,7 @@
             </w:r>
             <w:r>
               <w:rPr>
-                <w:rFonts w:ascii="宋体" w:hAnsi="宋体" w:eastAsia="宋体" w:cs="宋体"/>
+                <w:rFonts w:ascii="宋体" w:eastAsia="宋体" w:hAnsi="宋体" w:cs="宋体"/>
                 <w:spacing w:val="-4"/>
                 <w:sz w:val="24"/>
                 <w:szCs w:val="24"/>
@@ -4333,7 +4290,7 @@
             </w:r>
             <w:r>
               <w:rPr>
-                <w:rFonts w:ascii="宋体" w:hAnsi="宋体" w:eastAsia="宋体" w:cs="宋体"/>
+                <w:rFonts w:ascii="宋体" w:eastAsia="宋体" w:hAnsi="宋体" w:cs="宋体"/>
                 <w:spacing w:val="-5"/>
                 <w:sz w:val="24"/>
                 <w:szCs w:val="24"/>
@@ -4342,7 +4299,7 @@
             </w:r>
             <w:r>
               <w:rPr>
-                <w:rFonts w:ascii="宋体" w:hAnsi="宋体" w:eastAsia="宋体" w:cs="宋体"/>
+                <w:rFonts w:ascii="宋体" w:eastAsia="宋体" w:hAnsi="宋体" w:cs="宋体"/>
                 <w:spacing w:val="-4"/>
                 <w:sz w:val="24"/>
                 <w:szCs w:val="24"/>
@@ -4351,7 +4308,7 @@
             </w:r>
             <w:r>
               <w:rPr>
-                <w:rFonts w:ascii="宋体" w:hAnsi="宋体" w:eastAsia="宋体" w:cs="宋体"/>
+                <w:rFonts w:ascii="宋体" w:eastAsia="宋体" w:hAnsi="宋体" w:cs="宋体"/>
                 <w:spacing w:val="-5"/>
                 <w:sz w:val="24"/>
                 <w:szCs w:val="24"/>
@@ -4360,7 +4317,7 @@
             </w:r>
             <w:r>
               <w:rPr>
-                <w:rFonts w:ascii="宋体" w:hAnsi="宋体" w:eastAsia="宋体" w:cs="宋体"/>
+                <w:rFonts w:ascii="宋体" w:eastAsia="宋体" w:hAnsi="宋体" w:cs="宋体"/>
                 <w:spacing w:val="-7"/>
                 <w:sz w:val="24"/>
                 <w:szCs w:val="24"/>
@@ -4373,7 +4330,7 @@
     </w:tbl>
     <w:p>
       <w:pPr>
-        <w:pStyle w:val="28"/>
+        <w:pStyle w:val="2"/>
         <w:keepNext w:val="0"/>
         <w:keepLines w:val="0"/>
         <w:pageBreakBefore w:val="0"/>
@@ -4397,16 +4354,16 @@
     </w:p>
     <w:tbl>
       <w:tblPr>
-        <w:tblStyle w:val="24"/>
+        <w:tblStyle w:val="TableNormal0"/>
         <w:tblW w:w="8522" w:type="dxa"/>
         <w:tblInd w:w="5" w:type="dxa"/>
         <w:tblBorders>
-          <w:top w:val="single" w:color="000000" w:sz="4" w:space="0"/>
-          <w:left w:val="single" w:color="000000" w:sz="4" w:space="0"/>
-          <w:bottom w:val="single" w:color="000000" w:sz="4" w:space="0"/>
-          <w:right w:val="single" w:color="000000" w:sz="4" w:space="0"/>
-          <w:insideH w:val="single" w:color="000000" w:sz="4" w:space="0"/>
-          <w:insideV w:val="single" w:color="000000" w:sz="4" w:space="0"/>
+          <w:top w:val="single" w:sz="4" w:space="0" w:color="000000"/>
+          <w:left w:val="single" w:sz="4" w:space="0" w:color="000000"/>
+          <w:bottom w:val="single" w:sz="4" w:space="0" w:color="000000"/>
+          <w:right w:val="single" w:sz="4" w:space="0" w:color="000000"/>
+          <w:insideH w:val="single" w:sz="4" w:space="0" w:color="000000"/>
+          <w:insideV w:val="single" w:sz="4" w:space="0" w:color="000000"/>
         </w:tblBorders>
         <w:tblLayout w:type="fixed"/>
         <w:tblCellMar>
@@ -4422,14 +4379,17 @@
       </w:tblGrid>
       <w:tr>
         <w:tblPrEx>
+          <w:tblW w:w="8522" w:type="dxa"/>
+          <w:tblInd w:w="5" w:type="dxa"/>
           <w:tblBorders>
-            <w:top w:val="single" w:color="000000" w:sz="4" w:space="0"/>
-            <w:left w:val="single" w:color="000000" w:sz="4" w:space="0"/>
-            <w:bottom w:val="single" w:color="000000" w:sz="4" w:space="0"/>
-            <w:right w:val="single" w:color="000000" w:sz="4" w:space="0"/>
-            <w:insideH w:val="single" w:color="000000" w:sz="4" w:space="0"/>
-            <w:insideV w:val="single" w:color="000000" w:sz="4" w:space="0"/>
+            <w:top w:val="single" w:sz="4" w:space="0" w:color="000000"/>
+            <w:left w:val="single" w:sz="4" w:space="0" w:color="000000"/>
+            <w:bottom w:val="single" w:sz="4" w:space="0" w:color="000000"/>
+            <w:right w:val="single" w:sz="4" w:space="0" w:color="000000"/>
+            <w:insideH w:val="single" w:sz="4" w:space="0" w:color="000000"/>
+            <w:insideV w:val="single" w:sz="4" w:space="0" w:color="000000"/>
           </w:tblBorders>
+          <w:tblLayout w:type="fixed"/>
           <w:tblCellMar>
             <w:top w:w="0" w:type="dxa"/>
             <w:left w:w="0" w:type="dxa"/>
@@ -4438,7 +4398,7 @@
           </w:tblCellMar>
         </w:tblPrEx>
         <w:trPr>
-          <w:trHeight w:val="569" w:hRule="atLeast"/>
+          <w:trHeight w:val="569"/>
         </w:trPr>
         <w:tc>
           <w:tcPr>
@@ -4464,14 +4424,14 @@
               <w:ind w:left="838"/>
               <w:textAlignment w:val="baseline"/>
               <w:rPr>
-                <w:rFonts w:ascii="宋体" w:hAnsi="宋体" w:eastAsia="宋体" w:cs="宋体"/>
+                <w:rFonts w:ascii="宋体" w:eastAsia="宋体" w:hAnsi="宋体" w:cs="宋体"/>
                 <w:sz w:val="21"/>
                 <w:szCs w:val="21"/>
               </w:rPr>
             </w:pPr>
             <w:r>
               <w:rPr>
-                <w:rFonts w:ascii="宋体" w:hAnsi="宋体" w:eastAsia="宋体" w:cs="宋体"/>
+                <w:rFonts w:ascii="宋体" w:eastAsia="宋体" w:hAnsi="宋体" w:cs="宋体"/>
                 <w:b/>
                 <w:bCs/>
                 <w:spacing w:val="-6"/>
@@ -4506,14 +4466,14 @@
               <w:ind w:left="2958"/>
               <w:textAlignment w:val="baseline"/>
               <w:rPr>
-                <w:rFonts w:ascii="宋体" w:hAnsi="宋体" w:eastAsia="宋体" w:cs="宋体"/>
+                <w:rFonts w:ascii="宋体" w:eastAsia="宋体" w:hAnsi="宋体" w:cs="宋体"/>
                 <w:sz w:val="21"/>
                 <w:szCs w:val="21"/>
               </w:rPr>
             </w:pPr>
             <w:r>
               <w:rPr>
-                <w:rFonts w:ascii="宋体" w:hAnsi="宋体" w:eastAsia="宋体" w:cs="宋体"/>
+                <w:rFonts w:ascii="宋体" w:eastAsia="宋体" w:hAnsi="宋体" w:cs="宋体"/>
                 <w:b/>
                 <w:bCs/>
                 <w:spacing w:val="-7"/>
@@ -4524,7 +4484,7 @@
             </w:r>
             <w:r>
               <w:rPr>
-                <w:rFonts w:ascii="宋体" w:hAnsi="宋体" w:eastAsia="宋体" w:cs="宋体"/>
+                <w:rFonts w:ascii="宋体" w:eastAsia="宋体" w:hAnsi="宋体" w:cs="宋体"/>
                 <w:spacing w:val="15"/>
                 <w:sz w:val="21"/>
                 <w:szCs w:val="21"/>
@@ -4533,7 +4493,7 @@
             </w:r>
             <w:r>
               <w:rPr>
-                <w:rFonts w:ascii="宋体" w:hAnsi="宋体" w:eastAsia="宋体" w:cs="宋体"/>
+                <w:rFonts w:ascii="宋体" w:eastAsia="宋体" w:hAnsi="宋体" w:cs="宋体"/>
                 <w:b/>
                 <w:bCs/>
                 <w:spacing w:val="-7"/>
@@ -4547,14 +4507,9 @@
       </w:tr>
       <w:tr>
         <w:tblPrEx>
-          <w:tblBorders>
-            <w:top w:val="single" w:color="000000" w:sz="4" w:space="0"/>
-            <w:left w:val="single" w:color="000000" w:sz="4" w:space="0"/>
-            <w:bottom w:val="single" w:color="000000" w:sz="4" w:space="0"/>
-            <w:right w:val="single" w:color="000000" w:sz="4" w:space="0"/>
-            <w:insideH w:val="single" w:color="000000" w:sz="4" w:space="0"/>
-            <w:insideV w:val="single" w:color="000000" w:sz="4" w:space="0"/>
-          </w:tblBorders>
+          <w:tblW w:w="8522" w:type="dxa"/>
+          <w:tblInd w:w="5" w:type="dxa"/>
+          <w:tblLayout w:type="fixed"/>
           <w:tblCellMar>
             <w:top w:w="0" w:type="dxa"/>
             <w:left w:w="0" w:type="dxa"/>
@@ -4563,7 +4518,7 @@
           </w:tblCellMar>
         </w:tblPrEx>
         <w:trPr>
-          <w:trHeight w:val="716" w:hRule="atLeast"/>
+          <w:trHeight w:val="716"/>
         </w:trPr>
         <w:tc>
           <w:tcPr>
@@ -4588,14 +4543,14 @@
               <w:ind w:left="628"/>
               <w:textAlignment w:val="baseline"/>
               <w:rPr>
-                <w:rFonts w:ascii="宋体" w:hAnsi="宋体" w:eastAsia="宋体" w:cs="宋体"/>
+                <w:rFonts w:ascii="宋体" w:eastAsia="宋体" w:hAnsi="宋体" w:cs="宋体"/>
                 <w:sz w:val="21"/>
                 <w:szCs w:val="21"/>
               </w:rPr>
             </w:pPr>
             <w:r>
               <w:rPr>
-                <w:rFonts w:hint="eastAsia" w:ascii="宋体" w:hAnsi="宋体" w:eastAsia="宋体" w:cs="宋体"/>
+                <w:rFonts w:ascii="宋体" w:eastAsia="宋体" w:hAnsi="宋体" w:cs="宋体" w:hint="eastAsia"/>
                 <w:spacing w:val="-3"/>
                 <w:sz w:val="21"/>
                 <w:szCs w:val="21"/>
@@ -4605,7 +4560,7 @@
             </w:r>
             <w:r>
               <w:rPr>
-                <w:rFonts w:ascii="宋体" w:hAnsi="宋体" w:eastAsia="宋体" w:cs="宋体"/>
+                <w:rFonts w:ascii="宋体" w:eastAsia="宋体" w:hAnsi="宋体" w:cs="宋体"/>
                 <w:spacing w:val="-3"/>
                 <w:sz w:val="21"/>
                 <w:szCs w:val="21"/>
@@ -4637,14 +4592,14 @@
               <w:ind w:left="236"/>
               <w:textAlignment w:val="baseline"/>
               <w:rPr>
-                <w:rFonts w:ascii="宋体" w:hAnsi="宋体" w:eastAsia="宋体" w:cs="宋体"/>
+                <w:rFonts w:ascii="宋体" w:eastAsia="宋体" w:hAnsi="宋体" w:cs="宋体"/>
                 <w:sz w:val="21"/>
                 <w:szCs w:val="21"/>
               </w:rPr>
             </w:pPr>
             <w:r>
               <w:rPr>
-                <w:rFonts w:ascii="宋体" w:hAnsi="宋体" w:eastAsia="宋体" w:cs="宋体"/>
+                <w:rFonts w:ascii="宋体" w:eastAsia="宋体" w:hAnsi="宋体" w:cs="宋体"/>
                 <w:spacing w:val="-3"/>
                 <w:sz w:val="21"/>
                 <w:szCs w:val="21"/>
@@ -4671,14 +4626,14 @@
               <w:ind w:left="236"/>
               <w:textAlignment w:val="baseline"/>
               <w:rPr>
-                <w:rFonts w:ascii="宋体" w:hAnsi="宋体" w:eastAsia="宋体" w:cs="宋体"/>
+                <w:rFonts w:ascii="宋体" w:eastAsia="宋体" w:hAnsi="宋体" w:cs="宋体"/>
                 <w:sz w:val="21"/>
                 <w:szCs w:val="21"/>
               </w:rPr>
             </w:pPr>
             <w:r>
               <w:rPr>
-                <w:rFonts w:ascii="宋体" w:hAnsi="宋体" w:eastAsia="宋体" w:cs="宋体"/>
+                <w:rFonts w:ascii="宋体" w:eastAsia="宋体" w:hAnsi="宋体" w:cs="宋体"/>
                 <w:spacing w:val="-2"/>
                 <w:sz w:val="21"/>
                 <w:szCs w:val="21"/>
@@ -4690,14 +4645,9 @@
       </w:tr>
       <w:tr>
         <w:tblPrEx>
-          <w:tblBorders>
-            <w:top w:val="single" w:color="000000" w:sz="4" w:space="0"/>
-            <w:left w:val="single" w:color="000000" w:sz="4" w:space="0"/>
-            <w:bottom w:val="single" w:color="000000" w:sz="4" w:space="0"/>
-            <w:right w:val="single" w:color="000000" w:sz="4" w:space="0"/>
-            <w:insideH w:val="single" w:color="000000" w:sz="4" w:space="0"/>
-            <w:insideV w:val="single" w:color="000000" w:sz="4" w:space="0"/>
-          </w:tblBorders>
+          <w:tblW w:w="8522" w:type="dxa"/>
+          <w:tblInd w:w="5" w:type="dxa"/>
+          <w:tblLayout w:type="fixed"/>
           <w:tblCellMar>
             <w:top w:w="0" w:type="dxa"/>
             <w:left w:w="0" w:type="dxa"/>
@@ -4706,7 +4656,7 @@
           </w:tblCellMar>
         </w:tblPrEx>
         <w:trPr>
-          <w:trHeight w:val="569" w:hRule="atLeast"/>
+          <w:trHeight w:val="569"/>
         </w:trPr>
         <w:tc>
           <w:tcPr>
@@ -4731,7 +4681,7 @@
               <w:ind w:left="418"/>
               <w:textAlignment w:val="baseline"/>
               <w:rPr>
-                <w:rFonts w:hint="default" w:ascii="宋体" w:hAnsi="宋体" w:eastAsia="宋体" w:cs="宋体"/>
+                <w:rFonts w:ascii="宋体" w:eastAsia="宋体" w:hAnsi="宋体" w:cs="宋体" w:hint="default"/>
                 <w:sz w:val="21"/>
                 <w:szCs w:val="21"/>
                 <w:lang w:val="en-US" w:eastAsia="zh-CN"/>
@@ -4739,7 +4689,7 @@
             </w:pPr>
             <w:r>
               <w:rPr>
-                <w:rFonts w:hint="eastAsia" w:ascii="宋体" w:hAnsi="宋体" w:eastAsia="宋体" w:cs="宋体"/>
+                <w:rFonts w:ascii="宋体" w:eastAsia="宋体" w:hAnsi="宋体" w:cs="宋体" w:hint="eastAsia"/>
                 <w:spacing w:val="-2"/>
                 <w:sz w:val="21"/>
                 <w:szCs w:val="21"/>
@@ -4772,14 +4722,14 @@
               <w:ind w:left="228"/>
               <w:textAlignment w:val="baseline"/>
               <w:rPr>
-                <w:rFonts w:ascii="宋体" w:hAnsi="宋体" w:eastAsia="宋体" w:cs="宋体"/>
+                <w:rFonts w:ascii="宋体" w:eastAsia="宋体" w:hAnsi="宋体" w:cs="宋体"/>
                 <w:sz w:val="21"/>
                 <w:szCs w:val="21"/>
               </w:rPr>
             </w:pPr>
             <w:r>
               <w:rPr>
-                <w:rFonts w:ascii="宋体" w:hAnsi="宋体" w:eastAsia="宋体" w:cs="宋体"/>
+                <w:rFonts w:ascii="宋体" w:eastAsia="宋体" w:hAnsi="宋体" w:cs="宋体"/>
                 <w:spacing w:val="-3"/>
                 <w:sz w:val="21"/>
                 <w:szCs w:val="21"/>
@@ -4788,7 +4738,7 @@
             </w:r>
             <w:r>
               <w:rPr>
-                <w:rFonts w:hint="eastAsia" w:ascii="宋体" w:hAnsi="宋体" w:eastAsia="宋体" w:cs="宋体"/>
+                <w:rFonts w:ascii="宋体" w:eastAsia="宋体" w:hAnsi="宋体" w:cs="宋体" w:hint="eastAsia"/>
                 <w:spacing w:val="-3"/>
                 <w:sz w:val="21"/>
                 <w:szCs w:val="21"/>
@@ -4798,7 +4748,7 @@
             </w:r>
             <w:r>
               <w:rPr>
-                <w:rFonts w:ascii="宋体" w:hAnsi="宋体" w:eastAsia="宋体" w:cs="宋体"/>
+                <w:rFonts w:ascii="宋体" w:eastAsia="宋体" w:hAnsi="宋体" w:cs="宋体"/>
                 <w:spacing w:val="-3"/>
                 <w:sz w:val="21"/>
                 <w:szCs w:val="21"/>
@@ -4811,7 +4761,7 @@
     </w:tbl>
     <w:p>
       <w:pPr>
-        <w:pStyle w:val="26"/>
+        <w:pStyle w:val="1"/>
         <w:keepNext w:val="0"/>
         <w:keepLines w:val="0"/>
         <w:pageBreakBefore w:val="0"/>
@@ -4835,7 +4785,7 @@
     </w:p>
     <w:p>
       <w:pPr>
-        <w:pStyle w:val="28"/>
+        <w:pStyle w:val="2"/>
         <w:keepNext w:val="0"/>
         <w:keepLines w:val="0"/>
         <w:pageBreakBefore w:val="0"/>
@@ -4861,7 +4811,7 @@
     </w:p>
     <w:p>
       <w:pPr>
-        <w:pStyle w:val="27"/>
+        <w:pStyle w:val="a"/>
         <w:keepNext w:val="0"/>
         <w:keepLines w:val="0"/>
         <w:pageBreakBefore w:val="0"/>
@@ -4893,7 +4843,7 @@
     </w:p>
     <w:p>
       <w:pPr>
-        <w:pStyle w:val="28"/>
+        <w:pStyle w:val="2"/>
         <w:keepNext w:val="0"/>
         <w:keepLines w:val="0"/>
         <w:pageBreakBefore w:val="0"/>
@@ -4917,7 +4867,7 @@
     </w:p>
     <w:p>
       <w:pPr>
-        <w:pStyle w:val="29"/>
+        <w:pStyle w:val="3"/>
         <w:bidi w:val="0"/>
       </w:pPr>
       <w:bookmarkStart w:id="13" w:name="_Toc9529"/>
@@ -4928,7 +4878,7 @@
     </w:p>
     <w:p>
       <w:pPr>
-        <w:pStyle w:val="27"/>
+        <w:pStyle w:val="a"/>
         <w:bidi w:val="0"/>
       </w:pPr>
       <w:r>
@@ -4954,7 +4904,7 @@
     </w:p>
     <w:p>
       <w:pPr>
-        <w:pStyle w:val="27"/>
+        <w:pStyle w:val="a"/>
         <w:bidi w:val="0"/>
       </w:pPr>
       <w:r>
@@ -4963,13 +4913,13 @@
     </w:p>
     <w:p>
       <w:pPr>
-        <w:pStyle w:val="27"/>
+        <w:pStyle w:val="a"/>
         <w:numPr>
           <w:ilvl w:val="0"/>
           <w:numId w:val="2"/>
         </w:numPr>
         <w:bidi w:val="0"/>
-        <w:ind w:left="425" w:leftChars="0" w:hanging="425" w:firstLineChars="0"/>
+        <w:ind w:left="425" w:hanging="425" w:leftChars="0" w:firstLineChars="0"/>
       </w:pPr>
       <w:r>
         <w:t>信息泄露：信息被泄露或透露给某个非授权的实体。</w:t>
@@ -4977,13 +4927,13 @@
     </w:p>
     <w:p>
       <w:pPr>
-        <w:pStyle w:val="27"/>
+        <w:pStyle w:val="a"/>
         <w:numPr>
           <w:ilvl w:val="0"/>
           <w:numId w:val="2"/>
         </w:numPr>
         <w:bidi w:val="0"/>
-        <w:ind w:left="425" w:leftChars="0" w:hanging="425" w:firstLineChars="0"/>
+        <w:ind w:left="425" w:hanging="425" w:leftChars="0" w:firstLineChars="0"/>
       </w:pPr>
       <w:r>
         <w:t>破坏信息的完整性：数据被非授权地进行增删、修改或破坏而受到损失。</w:t>
@@ -4991,13 +4941,13 @@
     </w:p>
     <w:p>
       <w:pPr>
-        <w:pStyle w:val="27"/>
+        <w:pStyle w:val="a"/>
         <w:numPr>
           <w:ilvl w:val="0"/>
           <w:numId w:val="2"/>
         </w:numPr>
         <w:bidi w:val="0"/>
-        <w:ind w:left="425" w:leftChars="0" w:hanging="425" w:firstLineChars="0"/>
+        <w:ind w:left="425" w:hanging="425" w:leftChars="0" w:firstLineChars="0"/>
       </w:pPr>
       <w:r>
         <w:t>拒绝服务：对信息或其他资源的合法访问被无条件地阻止。</w:t>
@@ -5005,13 +4955,13 @@
     </w:p>
     <w:p>
       <w:pPr>
-        <w:pStyle w:val="27"/>
+        <w:pStyle w:val="a"/>
         <w:numPr>
           <w:ilvl w:val="0"/>
           <w:numId w:val="2"/>
         </w:numPr>
         <w:bidi w:val="0"/>
-        <w:ind w:left="425" w:leftChars="0" w:hanging="425" w:firstLineChars="0"/>
+        <w:ind w:left="425" w:hanging="425" w:leftChars="0" w:firstLineChars="0"/>
       </w:pPr>
       <w:r>
         <w:t>非法使用(非授权访问)：某一资源被某个非授权的人，或以非授权的方式使。</w:t>
@@ -5019,13 +4969,13 @@
     </w:p>
     <w:p>
       <w:pPr>
-        <w:pStyle w:val="27"/>
+        <w:pStyle w:val="a"/>
         <w:numPr>
           <w:ilvl w:val="0"/>
           <w:numId w:val="2"/>
         </w:numPr>
         <w:bidi w:val="0"/>
-        <w:ind w:left="425" w:leftChars="0" w:hanging="425" w:firstLineChars="0"/>
+        <w:ind w:left="425" w:hanging="425" w:leftChars="0" w:firstLineChars="0"/>
       </w:pPr>
       <w:r>
         <w:t>窃听：用各种可能的合法或非法的手段窃取系统中的信息资源。例如对通信线路中传输的信号搭线监听，或者利用通信设备在工作过程中产生的电磁泄露截取有用信息等。</w:t>
@@ -5033,13 +4983,13 @@
     </w:p>
     <w:p>
       <w:pPr>
-        <w:pStyle w:val="27"/>
+        <w:pStyle w:val="a"/>
         <w:numPr>
           <w:ilvl w:val="0"/>
           <w:numId w:val="2"/>
         </w:numPr>
         <w:bidi w:val="0"/>
-        <w:ind w:left="425" w:leftChars="0" w:hanging="425" w:firstLineChars="0"/>
+        <w:ind w:left="425" w:hanging="425" w:leftChars="0" w:firstLineChars="0"/>
       </w:pPr>
       <w:r>
         <w:t>业务流分析：通过对系统进行长期监听，利用统计分析方法对诸如通信频度、通信的信息流向、通信总量的变化等参数进行研究，从中发现有价值的信息和规律。</w:t>
@@ -5047,13 +4997,13 @@
     </w:p>
     <w:p>
       <w:pPr>
-        <w:pStyle w:val="27"/>
+        <w:pStyle w:val="a"/>
         <w:numPr>
           <w:ilvl w:val="0"/>
           <w:numId w:val="2"/>
         </w:numPr>
         <w:bidi w:val="0"/>
-        <w:ind w:left="425" w:leftChars="0" w:hanging="425" w:firstLineChars="0"/>
+        <w:ind w:left="425" w:hanging="425" w:leftChars="0" w:firstLineChars="0"/>
       </w:pPr>
       <w:r>
         <w:t>假冒：非法用户通过欺骗通信系统冒充合法用户；或者特权小的用户冒充成为特权大的用户。黑客大多是采用假冒攻击。</w:t>
@@ -5061,19 +5011,19 @@
     </w:p>
     <w:p>
       <w:pPr>
-        <w:pStyle w:val="27"/>
+        <w:pStyle w:val="a"/>
         <w:bidi w:val="0"/>
       </w:pPr>
     </w:p>
     <w:p>
       <w:pPr>
-        <w:pStyle w:val="27"/>
+        <w:pStyle w:val="a"/>
         <w:numPr>
           <w:ilvl w:val="0"/>
           <w:numId w:val="2"/>
         </w:numPr>
         <w:bidi w:val="0"/>
-        <w:ind w:left="425" w:leftChars="0" w:hanging="425" w:firstLineChars="0"/>
+        <w:ind w:left="425" w:hanging="425" w:leftChars="0" w:firstLineChars="0"/>
       </w:pPr>
       <w:r>
         <w:t>旁路控制：攻击者利用系统的安全缺陷或安全性上的脆弱之处获得非授权的权利或特权。例如，攻击者通过各种攻击手段发现原本保密，但却暴露出来的一些系统“特性 ”，利用这些“特性 ”，攻击者可以绕过防线守卫者侵入系统的内部，进行非法活动。</w:t>
@@ -5081,13 +5031,13 @@
     </w:p>
     <w:p>
       <w:pPr>
-        <w:pStyle w:val="27"/>
+        <w:pStyle w:val="a"/>
         <w:numPr>
           <w:ilvl w:val="0"/>
           <w:numId w:val="2"/>
         </w:numPr>
         <w:bidi w:val="0"/>
-        <w:ind w:left="425" w:leftChars="0" w:hanging="425" w:firstLineChars="0"/>
+        <w:ind w:left="425" w:hanging="425" w:leftChars="0" w:firstLineChars="0"/>
       </w:pPr>
       <w:r>
         <w:t>授权侵犯：被授权使用某种权限，却将此权限用于其他非授权的目的，也称作“ 内部攻击 ”。</w:t>
@@ -5095,13 +5045,13 @@
     </w:p>
     <w:p>
       <w:pPr>
-        <w:pStyle w:val="27"/>
+        <w:pStyle w:val="a"/>
         <w:numPr>
           <w:ilvl w:val="0"/>
           <w:numId w:val="2"/>
         </w:numPr>
         <w:bidi w:val="0"/>
-        <w:ind w:left="425" w:leftChars="0" w:hanging="425" w:firstLineChars="0"/>
+        <w:ind w:left="425" w:hanging="425" w:leftChars="0" w:firstLineChars="0"/>
       </w:pPr>
       <w:r>
         <w:t>抵赖：这是一种来自用户的攻击，比如：否认自己曾经发布过的某条消息、伪造一份对方来信等。</w:t>
@@ -5109,13 +5059,13 @@
     </w:p>
     <w:p>
       <w:pPr>
-        <w:pStyle w:val="27"/>
+        <w:pStyle w:val="a"/>
         <w:numPr>
           <w:ilvl w:val="0"/>
           <w:numId w:val="2"/>
         </w:numPr>
         <w:bidi w:val="0"/>
-        <w:ind w:left="425" w:leftChars="0" w:hanging="425" w:firstLineChars="0"/>
+        <w:ind w:left="425" w:hanging="425" w:leftChars="0" w:firstLineChars="0"/>
       </w:pPr>
       <w:r>
         <w:t>重放：出于非法目的，将所截获的某次合法的通信数据进行拷贝，重新发送。</w:t>
@@ -5123,13 +5073,13 @@
     </w:p>
     <w:p>
       <w:pPr>
-        <w:pStyle w:val="27"/>
+        <w:pStyle w:val="a"/>
         <w:numPr>
           <w:ilvl w:val="0"/>
           <w:numId w:val="2"/>
         </w:numPr>
         <w:bidi w:val="0"/>
-        <w:ind w:left="425" w:leftChars="0" w:hanging="425" w:firstLineChars="0"/>
+        <w:ind w:left="425" w:hanging="425" w:leftChars="0" w:firstLineChars="0"/>
       </w:pPr>
       <w:r>
         <w:t>计算机病毒：一种在计算机系统运行过程中能够实现传染和侵害系统功能的程序。</w:t>
@@ -5137,13 +5087,13 @@
     </w:p>
     <w:p>
       <w:pPr>
-        <w:pStyle w:val="27"/>
+        <w:pStyle w:val="a"/>
         <w:numPr>
           <w:ilvl w:val="0"/>
           <w:numId w:val="2"/>
         </w:numPr>
         <w:bidi w:val="0"/>
-        <w:ind w:left="425" w:leftChars="0" w:hanging="425" w:firstLineChars="0"/>
+        <w:ind w:left="425" w:hanging="425" w:leftChars="0" w:firstLineChars="0"/>
       </w:pPr>
       <w:r>
         <w:t>人员不慎：一个授权的人为了某种利益，或由于粗心，将信息泄露给一个非授权的人。</w:t>
@@ -5151,13 +5101,13 @@
     </w:p>
     <w:p>
       <w:pPr>
-        <w:pStyle w:val="27"/>
+        <w:pStyle w:val="a"/>
         <w:numPr>
           <w:ilvl w:val="0"/>
           <w:numId w:val="2"/>
         </w:numPr>
         <w:bidi w:val="0"/>
-        <w:ind w:left="425" w:leftChars="0" w:hanging="425" w:firstLineChars="0"/>
+        <w:ind w:left="425" w:hanging="425" w:leftChars="0" w:firstLineChars="0"/>
       </w:pPr>
       <w:r>
         <w:t>媒体废弃：信息被从废弃的磁介质或纸介质中获取。</w:t>
@@ -5165,13 +5115,13 @@
     </w:p>
     <w:p>
       <w:pPr>
-        <w:pStyle w:val="27"/>
+        <w:pStyle w:val="a"/>
         <w:numPr>
           <w:ilvl w:val="0"/>
           <w:numId w:val="2"/>
         </w:numPr>
         <w:bidi w:val="0"/>
-        <w:ind w:left="425" w:leftChars="0" w:hanging="425" w:firstLineChars="0"/>
+        <w:ind w:left="425" w:hanging="425" w:leftChars="0" w:firstLineChars="0"/>
       </w:pPr>
       <w:r>
         <w:t>物理侵入：侵入者绕过物理控制而获得对系统的访问。</w:t>
@@ -5179,13 +5129,13 @@
     </w:p>
     <w:p>
       <w:pPr>
-        <w:pStyle w:val="27"/>
+        <w:pStyle w:val="a"/>
         <w:numPr>
           <w:ilvl w:val="0"/>
           <w:numId w:val="2"/>
         </w:numPr>
         <w:bidi w:val="0"/>
-        <w:ind w:left="425" w:leftChars="0" w:hanging="425" w:firstLineChars="0"/>
+        <w:ind w:left="425" w:hanging="425" w:leftChars="0" w:firstLineChars="0"/>
       </w:pPr>
       <w:r>
         <w:t>窃取：重要的安全物品（如令牌或身份卡）被盗。</w:t>
@@ -5193,13 +5143,13 @@
     </w:p>
     <w:p>
       <w:pPr>
-        <w:pStyle w:val="27"/>
+        <w:pStyle w:val="a"/>
         <w:numPr>
           <w:ilvl w:val="0"/>
           <w:numId w:val="2"/>
         </w:numPr>
         <w:bidi w:val="0"/>
-        <w:ind w:left="425" w:leftChars="0" w:hanging="425" w:firstLineChars="0"/>
+        <w:ind w:left="425" w:hanging="425" w:leftChars="0" w:firstLineChars="0"/>
       </w:pPr>
       <w:r>
         <w:t>应在变更审批时充分考虑信息安全因素，识别可能发生的风险隐患，使信息安全风险的判断和评估作为变更审批与否的重要依据。对于违反信息安全要求的变更操作，应当及时终止以避免风险发生。</w:t>
@@ -5207,7 +5157,7 @@
     </w:p>
     <w:p>
       <w:pPr>
-        <w:pStyle w:val="29"/>
+        <w:pStyle w:val="3"/>
         <w:bidi w:val="0"/>
       </w:pPr>
       <w:bookmarkStart w:id="14" w:name="_Toc24715"/>
@@ -5218,7 +5168,7 @@
     </w:p>
     <w:p>
       <w:pPr>
-        <w:pStyle w:val="27"/>
+        <w:pStyle w:val="a"/>
         <w:bidi w:val="0"/>
       </w:pPr>
       <w:r>
@@ -5227,7 +5177,7 @@
     </w:p>
     <w:p>
       <w:pPr>
-        <w:pStyle w:val="27"/>
+        <w:pStyle w:val="a"/>
         <w:bidi w:val="0"/>
       </w:pPr>
       <w:r>
@@ -5236,7 +5186,7 @@
     </w:p>
     <w:p>
       <w:pPr>
-        <w:pStyle w:val="28"/>
+        <w:pStyle w:val="2"/>
         <w:keepNext w:val="0"/>
         <w:keepLines w:val="0"/>
         <w:pageBreakBefore w:val="0"/>
@@ -5260,7 +5210,7 @@
     </w:p>
     <w:p>
       <w:pPr>
-        <w:pStyle w:val="27"/>
+        <w:pStyle w:val="a"/>
         <w:bidi w:val="0"/>
       </w:pPr>
       <w:r>
@@ -5269,7 +5219,7 @@
     </w:p>
     <w:p>
       <w:pPr>
-        <w:pStyle w:val="27"/>
+        <w:pStyle w:val="a"/>
         <w:bidi w:val="0"/>
       </w:pPr>
       <w:r>
@@ -5296,7 +5246,7 @@
         <w:jc w:val="both"/>
         <w:textAlignment w:val="baseline"/>
         <w:rPr>
-          <w:rFonts w:ascii="宋体" w:hAnsi="宋体" w:eastAsia="宋体" w:cs="宋体"/>
+          <w:rFonts w:ascii="宋体" w:eastAsia="宋体" w:hAnsi="宋体" w:cs="宋体"/>
           <w:spacing w:val="-4"/>
           <w:sz w:val="24"/>
           <w:szCs w:val="24"/>
@@ -5322,14 +5272,14 @@
         <w:ind w:left="3441"/>
         <w:textAlignment w:val="baseline"/>
         <w:rPr>
-          <w:rFonts w:ascii="宋体" w:hAnsi="宋体" w:eastAsia="宋体" w:cs="宋体"/>
+          <w:rFonts w:ascii="宋体" w:eastAsia="宋体" w:hAnsi="宋体" w:cs="宋体"/>
           <w:sz w:val="21"/>
           <w:szCs w:val="21"/>
         </w:rPr>
       </w:pPr>
       <w:r>
         <w:rPr>
-          <w:rFonts w:ascii="宋体" w:hAnsi="宋体" w:eastAsia="宋体" w:cs="宋体"/>
+          <w:rFonts w:ascii="宋体" w:eastAsia="宋体" w:hAnsi="宋体" w:cs="宋体"/>
           <w:b/>
           <w:bCs/>
           <w:spacing w:val="-4"/>
@@ -5360,16 +5310,16 @@
     </w:p>
     <w:tbl>
       <w:tblPr>
-        <w:tblStyle w:val="24"/>
+        <w:tblStyle w:val="TableNormal0"/>
         <w:tblW w:w="8595" w:type="dxa"/>
         <w:tblInd w:w="65" w:type="dxa"/>
         <w:tblBorders>
-          <w:top w:val="single" w:color="000000" w:sz="4" w:space="0"/>
-          <w:left w:val="single" w:color="000000" w:sz="4" w:space="0"/>
-          <w:bottom w:val="single" w:color="000000" w:sz="4" w:space="0"/>
-          <w:right w:val="single" w:color="000000" w:sz="4" w:space="0"/>
-          <w:insideH w:val="single" w:color="000000" w:sz="4" w:space="0"/>
-          <w:insideV w:val="single" w:color="000000" w:sz="4" w:space="0"/>
+          <w:top w:val="single" w:sz="4" w:space="0" w:color="000000"/>
+          <w:left w:val="single" w:sz="4" w:space="0" w:color="000000"/>
+          <w:bottom w:val="single" w:sz="4" w:space="0" w:color="000000"/>
+          <w:right w:val="single" w:sz="4" w:space="0" w:color="000000"/>
+          <w:insideH w:val="single" w:sz="4" w:space="0" w:color="000000"/>
+          <w:insideV w:val="single" w:sz="4" w:space="0" w:color="000000"/>
         </w:tblBorders>
         <w:tblLayout w:type="fixed"/>
         <w:tblCellMar>
@@ -5385,14 +5335,17 @@
       </w:tblGrid>
       <w:tr>
         <w:tblPrEx>
+          <w:tblW w:w="8595" w:type="dxa"/>
+          <w:tblInd w:w="65" w:type="dxa"/>
           <w:tblBorders>
-            <w:top w:val="single" w:color="000000" w:sz="4" w:space="0"/>
-            <w:left w:val="single" w:color="000000" w:sz="4" w:space="0"/>
-            <w:bottom w:val="single" w:color="000000" w:sz="4" w:space="0"/>
-            <w:right w:val="single" w:color="000000" w:sz="4" w:space="0"/>
-            <w:insideH w:val="single" w:color="000000" w:sz="4" w:space="0"/>
-            <w:insideV w:val="single" w:color="000000" w:sz="4" w:space="0"/>
+            <w:top w:val="single" w:sz="4" w:space="0" w:color="000000"/>
+            <w:left w:val="single" w:sz="4" w:space="0" w:color="000000"/>
+            <w:bottom w:val="single" w:sz="4" w:space="0" w:color="000000"/>
+            <w:right w:val="single" w:sz="4" w:space="0" w:color="000000"/>
+            <w:insideH w:val="single" w:sz="4" w:space="0" w:color="000000"/>
+            <w:insideV w:val="single" w:sz="4" w:space="0" w:color="000000"/>
           </w:tblBorders>
+          <w:tblLayout w:type="fixed"/>
           <w:tblCellMar>
             <w:top w:w="0" w:type="dxa"/>
             <w:left w:w="0" w:type="dxa"/>
@@ -5401,7 +5354,7 @@
           </w:tblCellMar>
         </w:tblPrEx>
         <w:trPr>
-          <w:trHeight w:val="612" w:hRule="atLeast"/>
+          <w:trHeight w:val="612"/>
         </w:trPr>
         <w:tc>
           <w:tcPr>
@@ -5427,14 +5380,14 @@
               <w:ind w:left="265"/>
               <w:textAlignment w:val="baseline"/>
               <w:rPr>
-                <w:rFonts w:ascii="宋体" w:hAnsi="宋体" w:eastAsia="宋体" w:cs="宋体"/>
+                <w:rFonts w:ascii="宋体" w:eastAsia="宋体" w:hAnsi="宋体" w:cs="宋体"/>
                 <w:sz w:val="21"/>
                 <w:szCs w:val="21"/>
               </w:rPr>
             </w:pPr>
             <w:r>
               <w:rPr>
-                <w:rFonts w:ascii="宋体" w:hAnsi="宋体" w:eastAsia="宋体" w:cs="宋体"/>
+                <w:rFonts w:ascii="宋体" w:eastAsia="宋体" w:hAnsi="宋体" w:cs="宋体"/>
                 <w:b/>
                 <w:bCs/>
                 <w:spacing w:val="-5"/>
@@ -5469,14 +5422,14 @@
               <w:ind w:left="3618"/>
               <w:textAlignment w:val="baseline"/>
               <w:rPr>
-                <w:rFonts w:ascii="宋体" w:hAnsi="宋体" w:eastAsia="宋体" w:cs="宋体"/>
+                <w:rFonts w:ascii="宋体" w:eastAsia="宋体" w:hAnsi="宋体" w:cs="宋体"/>
                 <w:sz w:val="21"/>
                 <w:szCs w:val="21"/>
               </w:rPr>
             </w:pPr>
             <w:r>
               <w:rPr>
-                <w:rFonts w:ascii="宋体" w:hAnsi="宋体" w:eastAsia="宋体" w:cs="宋体"/>
+                <w:rFonts w:ascii="宋体" w:eastAsia="宋体" w:hAnsi="宋体" w:cs="宋体"/>
                 <w:b/>
                 <w:bCs/>
                 <w:spacing w:val="-5"/>
@@ -5490,14 +5443,9 @@
       </w:tr>
       <w:tr>
         <w:tblPrEx>
-          <w:tblBorders>
-            <w:top w:val="single" w:color="000000" w:sz="4" w:space="0"/>
-            <w:left w:val="single" w:color="000000" w:sz="4" w:space="0"/>
-            <w:bottom w:val="single" w:color="000000" w:sz="4" w:space="0"/>
-            <w:right w:val="single" w:color="000000" w:sz="4" w:space="0"/>
-            <w:insideH w:val="single" w:color="000000" w:sz="4" w:space="0"/>
-            <w:insideV w:val="single" w:color="000000" w:sz="4" w:space="0"/>
-          </w:tblBorders>
+          <w:tblW w:w="8595" w:type="dxa"/>
+          <w:tblInd w:w="65" w:type="dxa"/>
+          <w:tblLayout w:type="fixed"/>
           <w:tblCellMar>
             <w:top w:w="0" w:type="dxa"/>
             <w:left w:w="0" w:type="dxa"/>
@@ -5506,7 +5454,7 @@
           </w:tblCellMar>
         </w:tblPrEx>
         <w:trPr>
-          <w:trHeight w:val="1095" w:hRule="atLeast"/>
+          <w:trHeight w:val="1095"/>
         </w:trPr>
         <w:tc>
           <w:tcPr>
@@ -5514,7 +5462,7 @@
           </w:tcPr>
           <w:p>
             <w:pPr>
-              <w:pStyle w:val="25"/>
+              <w:pStyle w:val="TableText"/>
               <w:keepNext w:val="0"/>
               <w:keepLines w:val="0"/>
               <w:pageBreakBefore w:val="0"/>
@@ -5551,14 +5499,14 @@
               <w:ind w:left="374"/>
               <w:textAlignment w:val="baseline"/>
               <w:rPr>
-                <w:rFonts w:ascii="宋体" w:hAnsi="宋体" w:eastAsia="宋体" w:cs="宋体"/>
+                <w:rFonts w:ascii="宋体" w:eastAsia="宋体" w:hAnsi="宋体" w:cs="宋体"/>
                 <w:sz w:val="21"/>
                 <w:szCs w:val="21"/>
               </w:rPr>
             </w:pPr>
             <w:r>
               <w:rPr>
-                <w:rFonts w:ascii="宋体" w:hAnsi="宋体" w:eastAsia="宋体" w:cs="宋体"/>
+                <w:rFonts w:ascii="宋体" w:eastAsia="宋体" w:hAnsi="宋体" w:cs="宋体"/>
                 <w:sz w:val="21"/>
                 <w:szCs w:val="21"/>
               </w:rPr>
@@ -5589,14 +5537,14 @@
               <w:ind w:left="126" w:right="190" w:hanging="15"/>
               <w:textAlignment w:val="baseline"/>
               <w:rPr>
-                <w:rFonts w:ascii="宋体" w:hAnsi="宋体" w:eastAsia="宋体" w:cs="宋体"/>
+                <w:rFonts w:ascii="宋体" w:eastAsia="宋体" w:hAnsi="宋体" w:cs="宋体"/>
                 <w:sz w:val="21"/>
                 <w:szCs w:val="21"/>
               </w:rPr>
             </w:pPr>
             <w:r>
               <w:rPr>
-                <w:rFonts w:ascii="宋体" w:hAnsi="宋体" w:eastAsia="宋体" w:cs="宋体"/>
+                <w:rFonts w:ascii="宋体" w:eastAsia="宋体" w:hAnsi="宋体" w:cs="宋体"/>
                 <w:sz w:val="21"/>
                 <w:szCs w:val="21"/>
               </w:rPr>
@@ -5604,7 +5552,7 @@
             </w:r>
             <w:r>
               <w:rPr>
-                <w:rFonts w:ascii="宋体" w:hAnsi="宋体" w:eastAsia="宋体" w:cs="宋体"/>
+                <w:rFonts w:ascii="宋体" w:eastAsia="宋体" w:hAnsi="宋体" w:cs="宋体"/>
                 <w:spacing w:val="-1"/>
                 <w:sz w:val="21"/>
                 <w:szCs w:val="21"/>
@@ -5613,7 +5561,7 @@
             </w:r>
             <w:r>
               <w:rPr>
-                <w:rFonts w:ascii="宋体" w:hAnsi="宋体" w:eastAsia="宋体" w:cs="宋体"/>
+                <w:rFonts w:ascii="宋体" w:eastAsia="宋体" w:hAnsi="宋体" w:cs="宋体"/>
                 <w:spacing w:val="-2"/>
                 <w:sz w:val="21"/>
                 <w:szCs w:val="21"/>
@@ -5625,14 +5573,9 @@
       </w:tr>
       <w:tr>
         <w:tblPrEx>
-          <w:tblBorders>
-            <w:top w:val="single" w:color="000000" w:sz="4" w:space="0"/>
-            <w:left w:val="single" w:color="000000" w:sz="4" w:space="0"/>
-            <w:bottom w:val="single" w:color="000000" w:sz="4" w:space="0"/>
-            <w:right w:val="single" w:color="000000" w:sz="4" w:space="0"/>
-            <w:insideH w:val="single" w:color="000000" w:sz="4" w:space="0"/>
-            <w:insideV w:val="single" w:color="000000" w:sz="4" w:space="0"/>
-          </w:tblBorders>
+          <w:tblW w:w="8595" w:type="dxa"/>
+          <w:tblInd w:w="65" w:type="dxa"/>
+          <w:tblLayout w:type="fixed"/>
           <w:tblCellMar>
             <w:top w:w="0" w:type="dxa"/>
             <w:left w:w="0" w:type="dxa"/>
@@ -5641,7 +5584,7 @@
           </w:tblCellMar>
         </w:tblPrEx>
         <w:trPr>
-          <w:trHeight w:val="1095" w:hRule="atLeast"/>
+          <w:trHeight w:val="1095"/>
         </w:trPr>
         <w:tc>
           <w:tcPr>
@@ -5649,7 +5592,7 @@
           </w:tcPr>
           <w:p>
             <w:pPr>
-              <w:pStyle w:val="25"/>
+              <w:pStyle w:val="TableText"/>
               <w:keepNext w:val="0"/>
               <w:keepLines w:val="0"/>
               <w:pageBreakBefore w:val="0"/>
@@ -5686,14 +5629,14 @@
               <w:ind w:left="388"/>
               <w:textAlignment w:val="baseline"/>
               <w:rPr>
-                <w:rFonts w:ascii="宋体" w:hAnsi="宋体" w:eastAsia="宋体" w:cs="宋体"/>
+                <w:rFonts w:ascii="宋体" w:eastAsia="宋体" w:hAnsi="宋体" w:cs="宋体"/>
                 <w:sz w:val="21"/>
                 <w:szCs w:val="21"/>
               </w:rPr>
             </w:pPr>
             <w:r>
               <w:rPr>
-                <w:rFonts w:ascii="宋体" w:hAnsi="宋体" w:eastAsia="宋体" w:cs="宋体"/>
+                <w:rFonts w:ascii="宋体" w:eastAsia="宋体" w:hAnsi="宋体" w:cs="宋体"/>
                 <w:sz w:val="21"/>
                 <w:szCs w:val="21"/>
               </w:rPr>
@@ -5724,14 +5667,14 @@
               <w:ind w:left="110" w:right="190"/>
               <w:textAlignment w:val="baseline"/>
               <w:rPr>
-                <w:rFonts w:ascii="宋体" w:hAnsi="宋体" w:eastAsia="宋体" w:cs="宋体"/>
+                <w:rFonts w:ascii="宋体" w:eastAsia="宋体" w:hAnsi="宋体" w:cs="宋体"/>
                 <w:sz w:val="21"/>
                 <w:szCs w:val="21"/>
               </w:rPr>
             </w:pPr>
             <w:r>
               <w:rPr>
-                <w:rFonts w:ascii="宋体" w:hAnsi="宋体" w:eastAsia="宋体" w:cs="宋体"/>
+                <w:rFonts w:ascii="宋体" w:eastAsia="宋体" w:hAnsi="宋体" w:cs="宋体"/>
                 <w:sz w:val="21"/>
                 <w:szCs w:val="21"/>
               </w:rPr>
@@ -5739,7 +5682,7 @@
             </w:r>
             <w:r>
               <w:rPr>
-                <w:rFonts w:ascii="宋体" w:hAnsi="宋体" w:eastAsia="宋体" w:cs="宋体"/>
+                <w:rFonts w:ascii="宋体" w:eastAsia="宋体" w:hAnsi="宋体" w:cs="宋体"/>
                 <w:spacing w:val="-1"/>
                 <w:sz w:val="21"/>
                 <w:szCs w:val="21"/>
@@ -5748,7 +5691,7 @@
             </w:r>
             <w:r>
               <w:rPr>
-                <w:rFonts w:ascii="宋体" w:hAnsi="宋体" w:eastAsia="宋体" w:cs="宋体"/>
+                <w:rFonts w:ascii="宋体" w:eastAsia="宋体" w:hAnsi="宋体" w:cs="宋体"/>
                 <w:sz w:val="21"/>
                 <w:szCs w:val="21"/>
               </w:rPr>
@@ -5759,14 +5702,9 @@
       </w:tr>
       <w:tr>
         <w:tblPrEx>
-          <w:tblBorders>
-            <w:top w:val="single" w:color="000000" w:sz="4" w:space="0"/>
-            <w:left w:val="single" w:color="000000" w:sz="4" w:space="0"/>
-            <w:bottom w:val="single" w:color="000000" w:sz="4" w:space="0"/>
-            <w:right w:val="single" w:color="000000" w:sz="4" w:space="0"/>
-            <w:insideH w:val="single" w:color="000000" w:sz="4" w:space="0"/>
-            <w:insideV w:val="single" w:color="000000" w:sz="4" w:space="0"/>
-          </w:tblBorders>
+          <w:tblW w:w="8595" w:type="dxa"/>
+          <w:tblInd w:w="65" w:type="dxa"/>
+          <w:tblLayout w:type="fixed"/>
           <w:tblCellMar>
             <w:top w:w="0" w:type="dxa"/>
             <w:left w:w="0" w:type="dxa"/>
@@ -5775,7 +5713,7 @@
           </w:tblCellMar>
         </w:tblPrEx>
         <w:trPr>
-          <w:trHeight w:val="1100" w:hRule="atLeast"/>
+          <w:trHeight w:val="1100"/>
         </w:trPr>
         <w:tc>
           <w:tcPr>
@@ -5783,7 +5721,7 @@
           </w:tcPr>
           <w:p>
             <w:pPr>
-              <w:pStyle w:val="25"/>
+              <w:pStyle w:val="TableText"/>
               <w:keepNext w:val="0"/>
               <w:keepLines w:val="0"/>
               <w:pageBreakBefore w:val="0"/>
@@ -5820,14 +5758,14 @@
               <w:ind w:left="368"/>
               <w:textAlignment w:val="baseline"/>
               <w:rPr>
-                <w:rFonts w:ascii="宋体" w:hAnsi="宋体" w:eastAsia="宋体" w:cs="宋体"/>
+                <w:rFonts w:ascii="宋体" w:eastAsia="宋体" w:hAnsi="宋体" w:cs="宋体"/>
                 <w:sz w:val="21"/>
                 <w:szCs w:val="21"/>
               </w:rPr>
             </w:pPr>
             <w:r>
               <w:rPr>
-                <w:rFonts w:ascii="宋体" w:hAnsi="宋体" w:eastAsia="宋体" w:cs="宋体"/>
+                <w:rFonts w:ascii="宋体" w:eastAsia="宋体" w:hAnsi="宋体" w:cs="宋体"/>
                 <w:sz w:val="21"/>
                 <w:szCs w:val="21"/>
               </w:rPr>
@@ -5858,14 +5796,14 @@
               <w:ind w:left="109" w:right="190" w:firstLine="1"/>
               <w:textAlignment w:val="baseline"/>
               <w:rPr>
-                <w:rFonts w:ascii="宋体" w:hAnsi="宋体" w:eastAsia="宋体" w:cs="宋体"/>
+                <w:rFonts w:ascii="宋体" w:eastAsia="宋体" w:hAnsi="宋体" w:cs="宋体"/>
                 <w:sz w:val="21"/>
                 <w:szCs w:val="21"/>
               </w:rPr>
             </w:pPr>
             <w:r>
               <w:rPr>
-                <w:rFonts w:ascii="宋体" w:hAnsi="宋体" w:eastAsia="宋体" w:cs="宋体"/>
+                <w:rFonts w:ascii="宋体" w:eastAsia="宋体" w:hAnsi="宋体" w:cs="宋体"/>
                 <w:sz w:val="21"/>
                 <w:szCs w:val="21"/>
               </w:rPr>
@@ -5873,7 +5811,7 @@
             </w:r>
             <w:r>
               <w:rPr>
-                <w:rFonts w:ascii="宋体" w:hAnsi="宋体" w:eastAsia="宋体" w:cs="宋体"/>
+                <w:rFonts w:ascii="宋体" w:eastAsia="宋体" w:hAnsi="宋体" w:cs="宋体"/>
                 <w:spacing w:val="-1"/>
                 <w:sz w:val="21"/>
                 <w:szCs w:val="21"/>
@@ -5882,7 +5820,7 @@
             </w:r>
             <w:r>
               <w:rPr>
-                <w:rFonts w:ascii="宋体" w:hAnsi="宋体" w:eastAsia="宋体" w:cs="宋体"/>
+                <w:rFonts w:ascii="宋体" w:eastAsia="宋体" w:hAnsi="宋体" w:cs="宋体"/>
                 <w:spacing w:val="-2"/>
                 <w:sz w:val="21"/>
                 <w:szCs w:val="21"/>
@@ -5895,7 +5833,7 @@
     </w:tbl>
     <w:p>
       <w:pPr>
-        <w:pStyle w:val="27"/>
+        <w:pStyle w:val="a"/>
         <w:bidi w:val="0"/>
       </w:pPr>
       <w:r>
@@ -5904,7 +5842,7 @@
     </w:p>
     <w:p>
       <w:pPr>
-        <w:pStyle w:val="28"/>
+        <w:pStyle w:val="2"/>
         <w:keepNext w:val="0"/>
         <w:keepLines w:val="0"/>
         <w:pageBreakBefore w:val="0"/>
@@ -5928,7 +5866,7 @@
     </w:p>
     <w:p>
       <w:pPr>
-        <w:pStyle w:val="27"/>
+        <w:pStyle w:val="a"/>
         <w:bidi w:val="0"/>
       </w:pPr>
       <w:r>
@@ -5937,13 +5875,13 @@
     </w:p>
     <w:p>
       <w:pPr>
-        <w:pStyle w:val="39"/>
+        <w:pStyle w:val="a3"/>
         <w:numPr>
           <w:ilvl w:val="0"/>
           <w:numId w:val="3"/>
         </w:numPr>
         <w:bidi w:val="0"/>
-        <w:ind w:left="425" w:leftChars="0" w:hanging="425" w:firstLineChars="0"/>
+        <w:ind w:left="425" w:hanging="425" w:leftChars="0" w:firstLineChars="0"/>
       </w:pPr>
       <w:r>
         <w:t>采用适当的控制措施(可参照《机房环境安全管理规范》、《系统安全管理规范》、《网络安全管理规范》和《应用系统安全管理规范》中的各项安全措施来进行控制)；</w:t>
@@ -5951,13 +5889,13 @@
     </w:p>
     <w:p>
       <w:pPr>
-        <w:pStyle w:val="39"/>
+        <w:pStyle w:val="a3"/>
         <w:numPr>
           <w:ilvl w:val="0"/>
           <w:numId w:val="3"/>
         </w:numPr>
         <w:bidi w:val="0"/>
-        <w:ind w:left="425" w:leftChars="0" w:hanging="425" w:firstLineChars="0"/>
+        <w:ind w:left="425" w:hanging="425" w:leftChars="0" w:firstLineChars="0"/>
       </w:pPr>
       <w:r>
         <w:t>若风险符合组织的政策与风险承受准则，可在掌握状况下客观地接受此等风险；</w:t>
@@ -5965,13 +5903,13 @@
     </w:p>
     <w:p>
       <w:pPr>
-        <w:pStyle w:val="39"/>
+        <w:pStyle w:val="a3"/>
         <w:numPr>
           <w:ilvl w:val="0"/>
           <w:numId w:val="3"/>
         </w:numPr>
         <w:bidi w:val="0"/>
-        <w:ind w:left="425" w:leftChars="0" w:hanging="425" w:firstLineChars="0"/>
+        <w:ind w:left="425" w:hanging="425" w:leftChars="0" w:firstLineChars="0"/>
       </w:pPr>
       <w:r>
         <w:t>风险规避：将相关的风险转移至其它机构，如保险公司、第三方服务商；</w:t>
@@ -5979,13 +5917,13 @@
     </w:p>
     <w:p>
       <w:pPr>
-        <w:pStyle w:val="39"/>
+        <w:pStyle w:val="a3"/>
         <w:numPr>
           <w:ilvl w:val="0"/>
           <w:numId w:val="3"/>
         </w:numPr>
         <w:bidi w:val="0"/>
-        <w:ind w:left="425" w:leftChars="0" w:hanging="425" w:firstLineChars="0"/>
+        <w:ind w:left="425" w:hanging="425" w:leftChars="0" w:firstLineChars="0"/>
       </w:pPr>
       <w:r>
         <w:t>对于不可接受风险的资产，采取控制措施并实施后，重新评估以确认其风险等级，确保所采取的控制措施是充分的，直到其风险值降至可接受风险值为止。</w:t>
@@ -5993,7 +5931,7 @@
     </w:p>
     <w:p>
       <w:pPr>
-        <w:pStyle w:val="28"/>
+        <w:pStyle w:val="2"/>
         <w:keepNext w:val="0"/>
         <w:keepLines w:val="0"/>
         <w:pageBreakBefore w:val="0"/>
@@ -6017,7 +5955,7 @@
     </w:p>
     <w:p>
       <w:pPr>
-        <w:pStyle w:val="27"/>
+        <w:pStyle w:val="a"/>
         <w:bidi w:val="0"/>
       </w:pPr>
       <w:r>
@@ -6026,13 +5964,13 @@
     </w:p>
     <w:p>
       <w:pPr>
-        <w:pStyle w:val="39"/>
+        <w:pStyle w:val="a3"/>
         <w:numPr>
           <w:ilvl w:val="0"/>
           <w:numId w:val="4"/>
         </w:numPr>
         <w:bidi w:val="0"/>
-        <w:ind w:left="425" w:leftChars="0" w:hanging="425" w:firstLineChars="0"/>
+        <w:ind w:left="425" w:hanging="425" w:leftChars="0" w:firstLineChars="0"/>
       </w:pPr>
       <w:r>
         <w:t>当发生重大信息安全事件时；</w:t>
@@ -6040,13 +5978,13 @@
     </w:p>
     <w:p>
       <w:pPr>
-        <w:pStyle w:val="39"/>
+        <w:pStyle w:val="a3"/>
         <w:numPr>
           <w:ilvl w:val="0"/>
           <w:numId w:val="4"/>
         </w:numPr>
         <w:bidi w:val="0"/>
-        <w:ind w:left="425" w:leftChars="0" w:hanging="425" w:firstLineChars="0"/>
+        <w:ind w:left="425" w:hanging="425" w:leftChars="0" w:firstLineChars="0"/>
       </w:pPr>
       <w:r>
         <w:t>当信息网络系统发生重大变更时；</w:t>
@@ -6054,13 +5992,13 @@
     </w:p>
     <w:p>
       <w:pPr>
-        <w:pStyle w:val="39"/>
+        <w:pStyle w:val="a3"/>
         <w:numPr>
           <w:ilvl w:val="0"/>
           <w:numId w:val="4"/>
         </w:numPr>
         <w:bidi w:val="0"/>
-        <w:ind w:left="425" w:leftChars="0" w:hanging="425" w:firstLineChars="0"/>
+        <w:ind w:left="425" w:hanging="425" w:leftChars="0" w:firstLineChars="0"/>
       </w:pPr>
       <w:r>
         <w:t>当新增加服务时。</w:t>
@@ -6068,7 +6006,7 @@
     </w:p>
     <w:p>
       <w:pPr>
-        <w:pStyle w:val="27"/>
+        <w:pStyle w:val="a"/>
         <w:bidi w:val="0"/>
       </w:pPr>
       <w:r>
@@ -6087,7 +6025,7 @@
     </w:p>
     <w:p>
       <w:pPr>
-        <w:pStyle w:val="28"/>
+        <w:pStyle w:val="2"/>
         <w:keepNext w:val="0"/>
         <w:keepLines w:val="0"/>
         <w:pageBreakBefore w:val="0"/>
@@ -6111,7 +6049,7 @@
     </w:p>
     <w:p>
       <w:pPr>
-        <w:pStyle w:val="27"/>
+        <w:pStyle w:val="a"/>
         <w:bidi w:val="0"/>
       </w:pPr>
       <w:r>
@@ -6120,7 +6058,7 @@
     </w:p>
     <w:p>
       <w:pPr>
-        <w:pStyle w:val="27"/>
+        <w:pStyle w:val="a"/>
         <w:bidi w:val="0"/>
         <w:rPr>
           <w:rFonts w:hint="eastAsia"/>
@@ -6140,7 +6078,7 @@
     </w:p>
     <w:p>
       <w:pPr>
-        <w:pStyle w:val="28"/>
+        <w:pStyle w:val="2"/>
         <w:keepNext w:val="0"/>
         <w:keepLines w:val="0"/>
         <w:pageBreakBefore w:val="0"/>
@@ -6164,7 +6102,7 @@
     </w:p>
     <w:p>
       <w:pPr>
-        <w:pStyle w:val="27"/>
+        <w:pStyle w:val="a"/>
         <w:bidi w:val="0"/>
       </w:pPr>
       <w:r>
@@ -6180,7 +6118,7 @@
     </w:p>
     <w:p>
       <w:pPr>
-        <w:pStyle w:val="26"/>
+        <w:pStyle w:val="1"/>
         <w:keepNext w:val="0"/>
         <w:keepLines w:val="0"/>
         <w:pageBreakBefore w:val="0"/>
@@ -6204,7 +6142,7 @@
     </w:p>
     <w:p>
       <w:pPr>
-        <w:pStyle w:val="28"/>
+        <w:pStyle w:val="2"/>
         <w:bidi w:val="0"/>
       </w:pPr>
       <w:bookmarkStart w:id="21" w:name="_Toc26183"/>
@@ -6215,7 +6153,7 @@
     </w:p>
     <w:p>
       <w:pPr>
-        <w:pStyle w:val="27"/>
+        <w:pStyle w:val="a"/>
         <w:bidi w:val="0"/>
       </w:pPr>
       <w:r>
@@ -6224,7 +6162,7 @@
     </w:p>
     <w:p>
       <w:pPr>
-        <w:pStyle w:val="28"/>
+        <w:pStyle w:val="2"/>
         <w:bidi w:val="0"/>
       </w:pPr>
       <w:bookmarkStart w:id="22" w:name="_Toc2849"/>
@@ -6232,12 +6170,12 @@
         <w:t>与第三方签署安全保密协议</w:t>
       </w:r>
       <w:bookmarkEnd w:id="22"/>
-      <w:bookmarkStart w:id="26" w:name="_GoBack"/>
-      <w:bookmarkEnd w:id="26"/>
+      <w:bookmarkStart w:id="23" w:name="_GoBack"/>
+      <w:bookmarkEnd w:id="23"/>
     </w:p>
     <w:p>
       <w:pPr>
-        <w:pStyle w:val="27"/>
+        <w:pStyle w:val="a"/>
         <w:bidi w:val="0"/>
       </w:pPr>
       <w:r>
@@ -6246,7 +6184,7 @@
     </w:p>
     <w:p>
       <w:pPr>
-        <w:pStyle w:val="26"/>
+        <w:pStyle w:val="1"/>
         <w:keepNext w:val="0"/>
         <w:keepLines w:val="0"/>
         <w:pageBreakBefore w:val="0"/>
@@ -6266,8 +6204,8 @@
           <w:lang w:val="en-US" w:eastAsia="zh-CN"/>
         </w:rPr>
       </w:pPr>
-      <w:bookmarkStart w:id="23" w:name="_Toc21434"/>
-      <w:bookmarkStart w:id="24" w:name="_Toc19056"/>
+      <w:bookmarkStart w:id="24" w:name="_Toc21434"/>
+      <w:bookmarkStart w:id="25" w:name="_Toc19056"/>
       <w:r>
         <w:rPr>
           <w:rFonts w:hint="default"/>
@@ -6275,21 +6213,21 @@
         </w:rPr>
         <w:t>关键指标</w:t>
       </w:r>
-      <w:bookmarkEnd w:id="23"/>
       <w:bookmarkEnd w:id="24"/>
+      <w:bookmarkEnd w:id="25"/>
     </w:p>
     <w:tbl>
       <w:tblPr>
-        <w:tblStyle w:val="24"/>
+        <w:tblStyle w:val="TableNormal0"/>
         <w:tblW w:w="8873" w:type="dxa"/>
         <w:tblInd w:w="130" w:type="dxa"/>
         <w:tblBorders>
-          <w:top w:val="single" w:color="000000" w:sz="2" w:space="0"/>
-          <w:left w:val="single" w:color="000000" w:sz="2" w:space="0"/>
-          <w:bottom w:val="single" w:color="000000" w:sz="2" w:space="0"/>
-          <w:right w:val="single" w:color="000000" w:sz="2" w:space="0"/>
-          <w:insideH w:val="single" w:color="000000" w:sz="2" w:space="0"/>
-          <w:insideV w:val="single" w:color="000000" w:sz="2" w:space="0"/>
+          <w:top w:val="single" w:sz="2" w:space="0" w:color="000000"/>
+          <w:left w:val="single" w:sz="2" w:space="0" w:color="000000"/>
+          <w:bottom w:val="single" w:sz="2" w:space="0" w:color="000000"/>
+          <w:right w:val="single" w:sz="2" w:space="0" w:color="000000"/>
+          <w:insideH w:val="single" w:sz="2" w:space="0" w:color="000000"/>
+          <w:insideV w:val="single" w:sz="2" w:space="0" w:color="000000"/>
         </w:tblBorders>
         <w:tblLayout w:type="fixed"/>
         <w:tblCellMar>
@@ -6308,14 +6246,17 @@
       </w:tblGrid>
       <w:tr>
         <w:tblPrEx>
+          <w:tblW w:w="8873" w:type="dxa"/>
+          <w:tblInd w:w="130" w:type="dxa"/>
           <w:tblBorders>
-            <w:top w:val="single" w:color="000000" w:sz="2" w:space="0"/>
-            <w:left w:val="single" w:color="000000" w:sz="2" w:space="0"/>
-            <w:bottom w:val="single" w:color="000000" w:sz="2" w:space="0"/>
-            <w:right w:val="single" w:color="000000" w:sz="2" w:space="0"/>
-            <w:insideH w:val="single" w:color="000000" w:sz="2" w:space="0"/>
-            <w:insideV w:val="single" w:color="000000" w:sz="2" w:space="0"/>
+            <w:top w:val="single" w:sz="2" w:space="0" w:color="000000"/>
+            <w:left w:val="single" w:sz="2" w:space="0" w:color="000000"/>
+            <w:bottom w:val="single" w:sz="2" w:space="0" w:color="000000"/>
+            <w:right w:val="single" w:sz="2" w:space="0" w:color="000000"/>
+            <w:insideH w:val="single" w:sz="2" w:space="0" w:color="000000"/>
+            <w:insideV w:val="single" w:sz="2" w:space="0" w:color="000000"/>
           </w:tblBorders>
+          <w:tblLayout w:type="fixed"/>
           <w:tblCellMar>
             <w:top w:w="0" w:type="dxa"/>
             <w:left w:w="0" w:type="dxa"/>
@@ -6324,15 +6265,15 @@
           </w:tblCellMar>
         </w:tblPrEx>
         <w:trPr>
-          <w:trHeight w:val="583" w:hRule="atLeast"/>
+          <w:trHeight w:val="583"/>
         </w:trPr>
         <w:tc>
           <w:tcPr>
             <w:tcW w:w="727" w:type="dxa"/>
             <w:tcBorders>
-              <w:top w:val="single" w:color="000000" w:sz="6" w:space="0"/>
-              <w:left w:val="single" w:color="000000" w:sz="6" w:space="0"/>
-              <w:bottom w:val="single" w:color="000000" w:sz="6" w:space="0"/>
+              <w:top w:val="single" w:sz="6" w:space="0" w:color="000000"/>
+              <w:left w:val="single" w:sz="6" w:space="0" w:color="000000"/>
+              <w:bottom w:val="single" w:sz="6" w:space="0" w:color="000000"/>
             </w:tcBorders>
             <w:shd w:val="clear" w:color="auto" w:fill="C0C0C0"/>
           </w:tcPr>
@@ -6355,7 +6296,7 @@
               <w:ind w:left="195"/>
               <w:textAlignment w:val="baseline"/>
               <w:rPr>
-                <w:rFonts w:ascii="宋体" w:hAnsi="宋体" w:eastAsia="宋体" w:cs="宋体"/>
+                <w:rFonts w:ascii="宋体" w:eastAsia="宋体" w:hAnsi="宋体" w:cs="宋体"/>
                 <w:b/>
                 <w:bCs/>
                 <w:spacing w:val="-7"/>
@@ -6365,7 +6306,7 @@
             </w:pPr>
             <w:r>
               <w:rPr>
-                <w:rFonts w:ascii="宋体" w:hAnsi="宋体" w:eastAsia="宋体" w:cs="宋体"/>
+                <w:rFonts w:ascii="宋体" w:eastAsia="宋体" w:hAnsi="宋体" w:cs="宋体"/>
                 <w:b/>
                 <w:bCs/>
                 <w:spacing w:val="-7"/>
@@ -6380,8 +6321,8 @@
           <w:tcPr>
             <w:tcW w:w="2146" w:type="dxa"/>
             <w:tcBorders>
-              <w:top w:val="single" w:color="000000" w:sz="6" w:space="0"/>
-              <w:bottom w:val="single" w:color="000000" w:sz="6" w:space="0"/>
+              <w:top w:val="single" w:sz="6" w:space="0" w:color="000000"/>
+              <w:bottom w:val="single" w:sz="6" w:space="0" w:color="000000"/>
             </w:tcBorders>
             <w:shd w:val="clear" w:color="auto" w:fill="C0C0C0"/>
           </w:tcPr>
@@ -6404,7 +6345,7 @@
               <w:ind w:left="195"/>
               <w:textAlignment w:val="baseline"/>
               <w:rPr>
-                <w:rFonts w:ascii="宋体" w:hAnsi="宋体" w:eastAsia="宋体" w:cs="宋体"/>
+                <w:rFonts w:ascii="宋体" w:eastAsia="宋体" w:hAnsi="宋体" w:cs="宋体"/>
                 <w:b/>
                 <w:bCs/>
                 <w:spacing w:val="-7"/>
@@ -6414,7 +6355,7 @@
             </w:pPr>
             <w:r>
               <w:rPr>
-                <w:rFonts w:ascii="宋体" w:hAnsi="宋体" w:eastAsia="宋体" w:cs="宋体"/>
+                <w:rFonts w:ascii="宋体" w:eastAsia="宋体" w:hAnsi="宋体" w:cs="宋体"/>
                 <w:b/>
                 <w:bCs/>
                 <w:spacing w:val="-7"/>
@@ -6429,9 +6370,9 @@
           <w:tcPr>
             <w:tcW w:w="3880" w:type="dxa"/>
             <w:tcBorders>
-              <w:top w:val="single" w:color="000000" w:sz="6" w:space="0"/>
-              <w:bottom w:val="single" w:color="000000" w:sz="6" w:space="0"/>
-              <w:right w:val="single" w:color="000000" w:sz="6" w:space="0"/>
+              <w:top w:val="single" w:sz="6" w:space="0" w:color="000000"/>
+              <w:bottom w:val="single" w:sz="6" w:space="0" w:color="000000"/>
+              <w:right w:val="single" w:sz="6" w:space="0" w:color="000000"/>
             </w:tcBorders>
             <w:shd w:val="clear" w:color="auto" w:fill="C0C0C0"/>
           </w:tcPr>
@@ -6454,7 +6395,7 @@
               <w:ind w:left="195"/>
               <w:textAlignment w:val="baseline"/>
               <w:rPr>
-                <w:rFonts w:ascii="宋体" w:hAnsi="宋体" w:eastAsia="宋体" w:cs="宋体"/>
+                <w:rFonts w:ascii="宋体" w:eastAsia="宋体" w:hAnsi="宋体" w:cs="宋体"/>
                 <w:b/>
                 <w:bCs/>
                 <w:spacing w:val="-7"/>
@@ -6464,7 +6405,7 @@
             </w:pPr>
             <w:r>
               <w:rPr>
-                <w:rFonts w:ascii="宋体" w:hAnsi="宋体" w:eastAsia="宋体" w:cs="宋体"/>
+                <w:rFonts w:ascii="宋体" w:eastAsia="宋体" w:hAnsi="宋体" w:cs="宋体"/>
                 <w:b/>
                 <w:bCs/>
                 <w:spacing w:val="-7"/>
@@ -6479,9 +6420,9 @@
           <w:tcPr>
             <w:tcW w:w="1060" w:type="dxa"/>
             <w:tcBorders>
-              <w:top w:val="single" w:color="000000" w:sz="6" w:space="0"/>
-              <w:bottom w:val="single" w:color="000000" w:sz="6" w:space="0"/>
-              <w:right w:val="single" w:color="000000" w:sz="6" w:space="0"/>
+              <w:top w:val="single" w:sz="6" w:space="0" w:color="000000"/>
+              <w:bottom w:val="single" w:sz="6" w:space="0" w:color="000000"/>
+              <w:right w:val="single" w:sz="6" w:space="0" w:color="000000"/>
             </w:tcBorders>
             <w:shd w:val="clear" w:color="auto" w:fill="C0C0C0"/>
           </w:tcPr>
@@ -6503,7 +6444,7 @@
               <w:spacing w:before="205" w:line="221" w:lineRule="auto"/>
               <w:textAlignment w:val="baseline"/>
               <w:rPr>
-                <w:rFonts w:hint="default" w:ascii="宋体" w:hAnsi="宋体" w:eastAsia="宋体" w:cs="宋体"/>
+                <w:rFonts w:ascii="宋体" w:eastAsia="宋体" w:hAnsi="宋体" w:cs="宋体" w:hint="default"/>
                 <w:b/>
                 <w:bCs/>
                 <w:spacing w:val="-7"/>
@@ -6514,7 +6455,7 @@
             </w:pPr>
             <w:r>
               <w:rPr>
-                <w:rFonts w:hint="eastAsia" w:ascii="宋体" w:hAnsi="宋体" w:eastAsia="宋体" w:cs="宋体"/>
+                <w:rFonts w:ascii="宋体" w:eastAsia="宋体" w:hAnsi="宋体" w:cs="宋体" w:hint="eastAsia"/>
                 <w:b/>
                 <w:bCs/>
                 <w:spacing w:val="-7"/>
@@ -6530,9 +6471,9 @@
           <w:tcPr>
             <w:tcW w:w="1060" w:type="dxa"/>
             <w:tcBorders>
-              <w:top w:val="single" w:color="000000" w:sz="6" w:space="0"/>
-              <w:bottom w:val="single" w:color="000000" w:sz="6" w:space="0"/>
-              <w:right w:val="single" w:color="000000" w:sz="6" w:space="0"/>
+              <w:top w:val="single" w:sz="6" w:space="0" w:color="000000"/>
+              <w:bottom w:val="single" w:sz="6" w:space="0" w:color="000000"/>
+              <w:right w:val="single" w:sz="6" w:space="0" w:color="000000"/>
             </w:tcBorders>
             <w:shd w:val="clear" w:color="auto" w:fill="C0C0C0"/>
           </w:tcPr>
@@ -6554,7 +6495,7 @@
               <w:spacing w:before="205" w:line="221" w:lineRule="auto"/>
               <w:textAlignment w:val="baseline"/>
               <w:rPr>
-                <w:rFonts w:hint="default" w:ascii="宋体" w:hAnsi="宋体" w:eastAsia="宋体" w:cs="宋体"/>
+                <w:rFonts w:ascii="宋体" w:eastAsia="宋体" w:hAnsi="宋体" w:cs="宋体" w:hint="default"/>
                 <w:b/>
                 <w:bCs/>
                 <w:spacing w:val="-7"/>
@@ -6565,7 +6506,7 @@
             </w:pPr>
             <w:r>
               <w:rPr>
-                <w:rFonts w:hint="eastAsia" w:ascii="宋体" w:hAnsi="宋体" w:cs="宋体"/>
+                <w:rFonts w:ascii="宋体" w:hAnsi="宋体" w:cs="宋体" w:hint="eastAsia"/>
                 <w:b/>
                 <w:bCs/>
                 <w:spacing w:val="-7"/>
@@ -6580,14 +6521,9 @@
       </w:tr>
       <w:tr>
         <w:tblPrEx>
-          <w:tblBorders>
-            <w:top w:val="single" w:color="000000" w:sz="2" w:space="0"/>
-            <w:left w:val="single" w:color="000000" w:sz="2" w:space="0"/>
-            <w:bottom w:val="single" w:color="000000" w:sz="2" w:space="0"/>
-            <w:right w:val="single" w:color="000000" w:sz="2" w:space="0"/>
-            <w:insideH w:val="single" w:color="000000" w:sz="2" w:space="0"/>
-            <w:insideV w:val="single" w:color="000000" w:sz="2" w:space="0"/>
-          </w:tblBorders>
+          <w:tblW w:w="8873" w:type="dxa"/>
+          <w:tblInd w:w="130" w:type="dxa"/>
+          <w:tblLayout w:type="fixed"/>
           <w:tblCellMar>
             <w:top w:w="0" w:type="dxa"/>
             <w:left w:w="0" w:type="dxa"/>
@@ -6596,14 +6532,14 @@
           </w:tblCellMar>
         </w:tblPrEx>
         <w:trPr>
-          <w:trHeight w:val="549" w:hRule="atLeast"/>
+          <w:trHeight w:val="549"/>
         </w:trPr>
         <w:tc>
           <w:tcPr>
             <w:tcW w:w="727" w:type="dxa"/>
             <w:tcBorders>
-              <w:top w:val="single" w:color="000000" w:sz="6" w:space="0"/>
-              <w:left w:val="single" w:color="000000" w:sz="6" w:space="0"/>
+              <w:top w:val="single" w:sz="6" w:space="0" w:color="000000"/>
+              <w:left w:val="single" w:sz="6" w:space="0" w:color="000000"/>
             </w:tcBorders>
           </w:tcPr>
           <w:p>
@@ -6625,7 +6561,7 @@
               <w:ind w:left="123"/>
               <w:textAlignment w:val="baseline"/>
               <w:rPr>
-                <w:rFonts w:hint="eastAsia" w:ascii="宋体" w:hAnsi="宋体" w:eastAsia="宋体" w:cs="宋体"/>
+                <w:rFonts w:ascii="宋体" w:eastAsia="宋体" w:hAnsi="宋体" w:cs="宋体" w:hint="eastAsia"/>
                 <w:spacing w:val="-2"/>
                 <w:sz w:val="24"/>
                 <w:szCs w:val="24"/>
@@ -6634,7 +6570,7 @@
             </w:pPr>
             <w:r>
               <w:rPr>
-                <w:rFonts w:hint="eastAsia" w:ascii="宋体" w:hAnsi="宋体" w:eastAsia="宋体" w:cs="宋体"/>
+                <w:rFonts w:ascii="宋体" w:eastAsia="宋体" w:hAnsi="宋体" w:cs="宋体" w:hint="eastAsia"/>
                 <w:spacing w:val="-2"/>
                 <w:sz w:val="24"/>
                 <w:szCs w:val="24"/>
@@ -6648,7 +6584,7 @@
           <w:tcPr>
             <w:tcW w:w="2146" w:type="dxa"/>
             <w:tcBorders>
-              <w:top w:val="single" w:color="000000" w:sz="6" w:space="0"/>
+              <w:top w:val="single" w:sz="6" w:space="0" w:color="000000"/>
             </w:tcBorders>
           </w:tcPr>
           <w:p>
@@ -6670,7 +6606,7 @@
               <w:ind w:left="123"/>
               <w:textAlignment w:val="baseline"/>
               <w:rPr>
-                <w:rFonts w:hint="default" w:ascii="宋体" w:hAnsi="宋体" w:eastAsia="宋体" w:cs="宋体"/>
+                <w:rFonts w:ascii="宋体" w:eastAsia="宋体" w:hAnsi="宋体" w:cs="宋体" w:hint="default"/>
                 <w:spacing w:val="-2"/>
                 <w:sz w:val="24"/>
                 <w:szCs w:val="24"/>
@@ -6679,7 +6615,7 @@
             </w:pPr>
             <w:r>
               <w:rPr>
-                <w:rFonts w:hint="eastAsia" w:ascii="宋体" w:hAnsi="宋体" w:eastAsia="宋体" w:cs="宋体"/>
+                <w:rFonts w:ascii="宋体" w:eastAsia="宋体" w:hAnsi="宋体" w:cs="宋体" w:hint="eastAsia"/>
                 <w:spacing w:val="-2"/>
                 <w:sz w:val="24"/>
                 <w:szCs w:val="24"/>
@@ -6693,8 +6629,8 @@
           <w:tcPr>
             <w:tcW w:w="3880" w:type="dxa"/>
             <w:tcBorders>
-              <w:top w:val="single" w:color="000000" w:sz="6" w:space="0"/>
-              <w:right w:val="single" w:color="000000" w:sz="6" w:space="0"/>
+              <w:top w:val="single" w:sz="6" w:space="0" w:color="000000"/>
+              <w:right w:val="single" w:sz="6" w:space="0" w:color="000000"/>
             </w:tcBorders>
           </w:tcPr>
           <w:p>
@@ -6716,7 +6652,7 @@
               <w:ind w:left="123"/>
               <w:textAlignment w:val="baseline"/>
               <w:rPr>
-                <w:rFonts w:hint="default" w:ascii="宋体" w:hAnsi="宋体" w:eastAsia="宋体" w:cs="宋体"/>
+                <w:rFonts w:ascii="宋体" w:eastAsia="宋体" w:hAnsi="宋体" w:cs="宋体" w:hint="default"/>
                 <w:spacing w:val="-2"/>
                 <w:sz w:val="24"/>
                 <w:szCs w:val="24"/>
@@ -6725,7 +6661,7 @@
             </w:pPr>
             <w:r>
               <w:rPr>
-                <w:rFonts w:hint="eastAsia" w:ascii="宋体" w:hAnsi="宋体" w:eastAsia="宋体" w:cs="宋体"/>
+                <w:rFonts w:ascii="宋体" w:eastAsia="宋体" w:hAnsi="宋体" w:cs="宋体" w:hint="eastAsia"/>
                 <w:spacing w:val="-2"/>
                 <w:sz w:val="24"/>
                 <w:szCs w:val="24"/>
@@ -6739,8 +6675,8 @@
           <w:tcPr>
             <w:tcW w:w="1060" w:type="dxa"/>
             <w:tcBorders>
-              <w:top w:val="single" w:color="000000" w:sz="6" w:space="0"/>
-              <w:right w:val="single" w:color="000000" w:sz="6" w:space="0"/>
+              <w:top w:val="single" w:sz="6" w:space="0" w:color="000000"/>
+              <w:right w:val="single" w:sz="6" w:space="0" w:color="000000"/>
             </w:tcBorders>
           </w:tcPr>
           <w:p>
@@ -6762,7 +6698,7 @@
               <w:ind w:left="123"/>
               <w:textAlignment w:val="baseline"/>
               <w:rPr>
-                <w:rFonts w:hint="eastAsia" w:ascii="宋体" w:hAnsi="宋体" w:eastAsia="宋体" w:cs="宋体"/>
+                <w:rFonts w:ascii="宋体" w:eastAsia="宋体" w:hAnsi="宋体" w:cs="宋体" w:hint="eastAsia"/>
                 <w:spacing w:val="-2"/>
                 <w:sz w:val="24"/>
                 <w:szCs w:val="24"/>
@@ -6771,7 +6707,7 @@
             </w:pPr>
             <w:r>
               <w:rPr>
-                <w:rFonts w:hint="eastAsia" w:ascii="宋体" w:hAnsi="宋体" w:eastAsia="宋体" w:cs="宋体"/>
+                <w:rFonts w:ascii="宋体" w:eastAsia="宋体" w:hAnsi="宋体" w:cs="宋体" w:hint="eastAsia"/>
                 <w:spacing w:val="-2"/>
                 <w:sz w:val="24"/>
                 <w:szCs w:val="24"/>
@@ -6785,8 +6721,8 @@
           <w:tcPr>
             <w:tcW w:w="1060" w:type="dxa"/>
             <w:tcBorders>
-              <w:top w:val="single" w:color="000000" w:sz="6" w:space="0"/>
-              <w:right w:val="single" w:color="000000" w:sz="6" w:space="0"/>
+              <w:top w:val="single" w:sz="6" w:space="0" w:color="000000"/>
+              <w:right w:val="single" w:sz="6" w:space="0" w:color="000000"/>
             </w:tcBorders>
           </w:tcPr>
           <w:p>
@@ -6808,7 +6744,7 @@
               <w:ind w:left="123"/>
               <w:textAlignment w:val="baseline"/>
               <w:rPr>
-                <w:rFonts w:hint="default" w:ascii="宋体" w:hAnsi="宋体" w:eastAsia="宋体" w:cs="宋体"/>
+                <w:rFonts w:ascii="宋体" w:eastAsia="宋体" w:hAnsi="宋体" w:cs="宋体" w:hint="default"/>
                 <w:spacing w:val="-2"/>
                 <w:sz w:val="24"/>
                 <w:szCs w:val="24"/>
@@ -6817,7 +6753,7 @@
             </w:pPr>
             <w:r>
               <w:rPr>
-                <w:rFonts w:hint="eastAsia" w:ascii="宋体" w:hAnsi="宋体" w:cs="宋体"/>
+                <w:rFonts w:ascii="宋体" w:hAnsi="宋体" w:cs="宋体" w:hint="eastAsia"/>
                 <w:spacing w:val="-2"/>
                 <w:sz w:val="24"/>
                 <w:szCs w:val="24"/>
@@ -6831,7 +6767,7 @@
     </w:tbl>
     <w:p>
       <w:pPr>
-        <w:pStyle w:val="26"/>
+        <w:pStyle w:val="1"/>
         <w:keepNext w:val="0"/>
         <w:keepLines w:val="0"/>
         <w:pageBreakBefore w:val="0"/>
@@ -6847,21 +6783,21 @@
         <w:snapToGrid w:val="0"/>
         <w:textAlignment w:val="baseline"/>
       </w:pPr>
-      <w:bookmarkStart w:id="25" w:name="_Toc4701"/>
+      <w:bookmarkStart w:id="26" w:name="_Toc4701"/>
       <w:r>
         <w:t>相关文件及模板</w:t>
       </w:r>
-      <w:bookmarkEnd w:id="25"/>
+      <w:bookmarkEnd w:id="26"/>
     </w:p>
     <w:p>
       <w:pPr>
-        <w:pStyle w:val="39"/>
+        <w:pStyle w:val="a3"/>
         <w:numPr>
           <w:ilvl w:val="0"/>
           <w:numId w:val="5"/>
         </w:numPr>
         <w:bidi w:val="0"/>
-        <w:ind w:left="425" w:leftChars="0" w:hanging="425" w:firstLineChars="0"/>
+        <w:ind w:left="425" w:hanging="425" w:leftChars="0" w:firstLineChars="0"/>
       </w:pPr>
       <w:r>
         <w:t>《资产风险评估及控制表》</w:t>
@@ -6869,13 +6805,13 @@
     </w:p>
     <w:p>
       <w:pPr>
-        <w:pStyle w:val="39"/>
+        <w:pStyle w:val="a3"/>
         <w:numPr>
           <w:ilvl w:val="0"/>
           <w:numId w:val="5"/>
         </w:numPr>
         <w:bidi w:val="0"/>
-        <w:ind w:left="425" w:leftChars="0" w:hanging="425" w:firstLineChars="0"/>
+        <w:ind w:left="425" w:hanging="425" w:leftChars="0" w:firstLineChars="0"/>
       </w:pPr>
       <w:r>
         <w:t>《信息安全事件统计表》</w:t>
@@ -6883,68 +6819,43 @@
     </w:p>
     <w:p>
       <w:pPr>
-        <w:pStyle w:val="39"/>
+        <w:pStyle w:val="a3"/>
         <w:numPr>
           <w:ilvl w:val="0"/>
           <w:numId w:val="5"/>
         </w:numPr>
         <w:bidi w:val="0"/>
-        <w:ind w:left="425" w:leftChars="0" w:hanging="425" w:firstLineChars="0"/>
+        <w:ind w:left="425" w:hanging="425" w:leftChars="0" w:firstLineChars="0"/>
       </w:pPr>
       <w:r>
         <w:t>《信息系统安全评估报告》</w:t>
       </w:r>
     </w:p>
     <w:sectPr>
-      <w:footerReference r:id="rId7" w:type="default"/>
+      <w:footerReference w:type="default" r:id="rId6"/>
       <w:pgSz w:w="11906" w:h="16839"/>
       <w:pgMar w:top="1431" w:right="1785" w:bottom="1375" w:left="1785" w:header="0" w:footer="1211" w:gutter="0"/>
-      <w:cols w:space="720" w:num="1"/>
+      <w:cols w:num="1" w:space="720"/>
     </w:sectPr>
   </w:body>
 </w:document>
 </file>
 
-<file path=word/endnotes.xml><?xml version="1.0" encoding="utf-8"?>
-<w:endnotes xmlns:wpc="http://schemas.microsoft.com/office/word/2010/wordprocessingCanvas" xmlns:mc="http://schemas.openxmlformats.org/markup-compatibility/2006" xmlns:o="urn:schemas-microsoft-com:office:office" xmlns:r="http://schemas.openxmlformats.org/officeDocument/2006/relationships" xmlns:m="http://schemas.openxmlformats.org/officeDocument/2006/math" xmlns:v="urn:schemas-microsoft-com:vml" xmlns:wp14="http://schemas.microsoft.com/office/word/2010/wordprocessingDrawing" xmlns:wp="http://schemas.openxmlformats.org/drawingml/2006/wordprocessingDrawing" xmlns:w="http://schemas.openxmlformats.org/wordprocessingml/2006/main" xmlns:w14="http://schemas.microsoft.com/office/word/2010/wordml" xmlns:w15="http://schemas.microsoft.com/office/word/2012/wordml" xmlns:w10="urn:schemas-microsoft-com:office:word" xmlns:wpg="http://schemas.microsoft.com/office/word/2010/wordprocessingGroup" xmlns:wpi="http://schemas.microsoft.com/office/word/2010/wordprocessingInk" xmlns:wne="http://schemas.microsoft.com/office/word/2006/wordml" xmlns:wps="http://schemas.microsoft.com/office/word/2010/wordprocessingShape" xmlns:wpsCustomData="http://www.wps.cn/officeDocument/2013/wpsCustomData" mc:Ignorable="w14 w15 wp14">
-  <w:endnote w:type="separator" w:id="0">
-    <w:p>
-      <w:pPr>
-        <w:spacing w:line="240" w:lineRule="auto"/>
-      </w:pPr>
-      <w:r>
-        <w:separator/>
-      </w:r>
-    </w:p>
-  </w:endnote>
-  <w:endnote w:type="continuationSeparator" w:id="1">
-    <w:p>
-      <w:pPr>
-        <w:spacing w:line="240" w:lineRule="auto"/>
-      </w:pPr>
-      <w:r>
-        <w:continuationSeparator/>
-      </w:r>
-    </w:p>
-  </w:endnote>
-</w:endnotes>
-</file>
-
 <file path=word/footer1.xml><?xml version="1.0" encoding="utf-8"?>
-<w:ftr xmlns:wpc="http://schemas.microsoft.com/office/word/2010/wordprocessingCanvas" xmlns:mc="http://schemas.openxmlformats.org/markup-compatibility/2006" xmlns:o="urn:schemas-microsoft-com:office:office" xmlns:r="http://schemas.openxmlformats.org/officeDocument/2006/relationships" xmlns:m="http://schemas.openxmlformats.org/officeDocument/2006/math" xmlns:v="urn:schemas-microsoft-com:vml" xmlns:wp14="http://schemas.microsoft.com/office/word/2010/wordprocessingDrawing" xmlns:wp="http://schemas.openxmlformats.org/drawingml/2006/wordprocessingDrawing" xmlns:w10="urn:schemas-microsoft-com:office:word" xmlns:w="http://schemas.openxmlformats.org/wordprocessingml/2006/main" xmlns:w14="http://schemas.microsoft.com/office/word/2010/wordml" xmlns:w15="http://schemas.microsoft.com/office/word/2012/wordml" xmlns:wpg="http://schemas.microsoft.com/office/word/2010/wordprocessingGroup" xmlns:wpi="http://schemas.microsoft.com/office/word/2010/wordprocessingInk" xmlns:wne="http://schemas.microsoft.com/office/word/2006/wordml" xmlns:wps="http://schemas.microsoft.com/office/word/2010/wordprocessingShape" xmlns:wpsCustomData="http://www.wps.cn/officeDocument/2013/wpsCustomData" mc:Ignorable="w14 w15 wp14">
+<w:ftr xmlns:wpc="http://schemas.microsoft.com/office/word/2010/wordprocessingCanvas" xmlns:mc="http://schemas.openxmlformats.org/markup-compatibility/2006" xmlns:o="urn:schemas-microsoft-com:office:office" xmlns:r="http://schemas.openxmlformats.org/officeDocument/2006/relationships" xmlns:m="http://schemas.openxmlformats.org/officeDocument/2006/math" xmlns:v="urn:schemas-microsoft-com:vml" xmlns:wp14="http://schemas.microsoft.com/office/word/2010/wordprocessingDrawing" xmlns:wp="http://schemas.openxmlformats.org/drawingml/2006/wordprocessingDrawing" xmlns:w10="urn:schemas-microsoft-com:office:word" xmlns:w="http://schemas.openxmlformats.org/wordprocessingml/2006/main" xmlns:w14="http://schemas.microsoft.com/office/word/2010/wordml" xmlns:w15="http://schemas.microsoft.com/office/word/2012/wordml" xmlns:wne="http://schemas.microsoft.com/office/word/2006/wordml" xmlns:wpg="http://schemas.microsoft.com/office/word/2010/wordprocessingGroup" xmlns:wpi="http://schemas.microsoft.com/office/word/2010/wordprocessingInk" xmlns:wps="http://schemas.microsoft.com/office/word/2010/wordprocessingShape" mc:Ignorable="w14 w15 wp14">
   <w:p>
     <w:pPr>
       <w:spacing w:line="166" w:lineRule="auto"/>
       <w:ind w:left="4136"/>
       <w:rPr>
-        <w:rFonts w:ascii="Calibri" w:hAnsi="Calibri" w:eastAsia="Calibri" w:cs="Calibri"/>
+        <w:rFonts w:ascii="Calibri" w:eastAsia="Calibri" w:hAnsi="Calibri" w:cs="Calibri"/>
         <w:sz w:val="18"/>
         <w:szCs w:val="18"/>
       </w:rPr>
     </w:pPr>
     <w:r>
       <w:rPr>
-        <w:rFonts w:ascii="Calibri" w:hAnsi="Calibri" w:eastAsia="Calibri" w:cs="Calibri"/>
+        <w:rFonts w:ascii="Calibri" w:eastAsia="Calibri" w:hAnsi="Calibri" w:cs="Calibri"/>
         <w:sz w:val="18"/>
         <w:szCs w:val="18"/>
       </w:rPr>
@@ -6955,20 +6866,20 @@
 </file>
 
 <file path=word/footer2.xml><?xml version="1.0" encoding="utf-8"?>
-<w:ftr xmlns:wpc="http://schemas.microsoft.com/office/word/2010/wordprocessingCanvas" xmlns:mc="http://schemas.openxmlformats.org/markup-compatibility/2006" xmlns:o="urn:schemas-microsoft-com:office:office" xmlns:r="http://schemas.openxmlformats.org/officeDocument/2006/relationships" xmlns:m="http://schemas.openxmlformats.org/officeDocument/2006/math" xmlns:v="urn:schemas-microsoft-com:vml" xmlns:wp14="http://schemas.microsoft.com/office/word/2010/wordprocessingDrawing" xmlns:wp="http://schemas.openxmlformats.org/drawingml/2006/wordprocessingDrawing" xmlns:w10="urn:schemas-microsoft-com:office:word" xmlns:w="http://schemas.openxmlformats.org/wordprocessingml/2006/main" xmlns:w14="http://schemas.microsoft.com/office/word/2010/wordml" xmlns:w15="http://schemas.microsoft.com/office/word/2012/wordml" xmlns:wpg="http://schemas.microsoft.com/office/word/2010/wordprocessingGroup" xmlns:wpi="http://schemas.microsoft.com/office/word/2010/wordprocessingInk" xmlns:wne="http://schemas.microsoft.com/office/word/2006/wordml" xmlns:wps="http://schemas.microsoft.com/office/word/2010/wordprocessingShape" xmlns:wpsCustomData="http://www.wps.cn/officeDocument/2013/wpsCustomData" mc:Ignorable="w14 w15 wp14">
+<w:ftr xmlns:wpc="http://schemas.microsoft.com/office/word/2010/wordprocessingCanvas" xmlns:mc="http://schemas.openxmlformats.org/markup-compatibility/2006" xmlns:o="urn:schemas-microsoft-com:office:office" xmlns:r="http://schemas.openxmlformats.org/officeDocument/2006/relationships" xmlns:m="http://schemas.openxmlformats.org/officeDocument/2006/math" xmlns:v="urn:schemas-microsoft-com:vml" xmlns:wp14="http://schemas.microsoft.com/office/word/2010/wordprocessingDrawing" xmlns:wp="http://schemas.openxmlformats.org/drawingml/2006/wordprocessingDrawing" xmlns:w10="urn:schemas-microsoft-com:office:word" xmlns:w="http://schemas.openxmlformats.org/wordprocessingml/2006/main" xmlns:w14="http://schemas.microsoft.com/office/word/2010/wordml" xmlns:w15="http://schemas.microsoft.com/office/word/2012/wordml" xmlns:wne="http://schemas.microsoft.com/office/word/2006/wordml" xmlns:wpg="http://schemas.microsoft.com/office/word/2010/wordprocessingGroup" xmlns:wpi="http://schemas.microsoft.com/office/word/2010/wordprocessingInk" xmlns:wps="http://schemas.microsoft.com/office/word/2010/wordprocessingShape" mc:Ignorable="w14 w15 wp14">
   <w:p>
     <w:pPr>
       <w:spacing w:line="167" w:lineRule="auto"/>
       <w:ind w:left="4131"/>
       <w:rPr>
-        <w:rFonts w:ascii="Calibri" w:hAnsi="Calibri" w:eastAsia="Calibri" w:cs="Calibri"/>
+        <w:rFonts w:ascii="Calibri" w:eastAsia="Calibri" w:hAnsi="Calibri" w:cs="Calibri"/>
         <w:sz w:val="18"/>
         <w:szCs w:val="18"/>
       </w:rPr>
     </w:pPr>
     <w:r>
       <w:rPr>
-        <w:rFonts w:ascii="Calibri" w:hAnsi="Calibri" w:eastAsia="Calibri" w:cs="Calibri"/>
+        <w:rFonts w:ascii="Calibri" w:eastAsia="Calibri" w:hAnsi="Calibri" w:cs="Calibri"/>
         <w:sz w:val="18"/>
         <w:szCs w:val="18"/>
       </w:rPr>
@@ -6979,20 +6890,20 @@
 </file>
 
 <file path=word/footer3.xml><?xml version="1.0" encoding="utf-8"?>
-<w:ftr xmlns:wpc="http://schemas.microsoft.com/office/word/2010/wordprocessingCanvas" xmlns:mc="http://schemas.openxmlformats.org/markup-compatibility/2006" xmlns:o="urn:schemas-microsoft-com:office:office" xmlns:r="http://schemas.openxmlformats.org/officeDocument/2006/relationships" xmlns:m="http://schemas.openxmlformats.org/officeDocument/2006/math" xmlns:v="urn:schemas-microsoft-com:vml" xmlns:wp14="http://schemas.microsoft.com/office/word/2010/wordprocessingDrawing" xmlns:wp="http://schemas.openxmlformats.org/drawingml/2006/wordprocessingDrawing" xmlns:w10="urn:schemas-microsoft-com:office:word" xmlns:w="http://schemas.openxmlformats.org/wordprocessingml/2006/main" xmlns:w14="http://schemas.microsoft.com/office/word/2010/wordml" xmlns:w15="http://schemas.microsoft.com/office/word/2012/wordml" xmlns:wpg="http://schemas.microsoft.com/office/word/2010/wordprocessingGroup" xmlns:wpi="http://schemas.microsoft.com/office/word/2010/wordprocessingInk" xmlns:wne="http://schemas.microsoft.com/office/word/2006/wordml" xmlns:wps="http://schemas.microsoft.com/office/word/2010/wordprocessingShape" xmlns:wpsCustomData="http://www.wps.cn/officeDocument/2013/wpsCustomData" mc:Ignorable="w14 w15 wp14">
+<w:ftr xmlns:wpc="http://schemas.microsoft.com/office/word/2010/wordprocessingCanvas" xmlns:mc="http://schemas.openxmlformats.org/markup-compatibility/2006" xmlns:o="urn:schemas-microsoft-com:office:office" xmlns:r="http://schemas.openxmlformats.org/officeDocument/2006/relationships" xmlns:m="http://schemas.openxmlformats.org/officeDocument/2006/math" xmlns:v="urn:schemas-microsoft-com:vml" xmlns:wp14="http://schemas.microsoft.com/office/word/2010/wordprocessingDrawing" xmlns:wp="http://schemas.openxmlformats.org/drawingml/2006/wordprocessingDrawing" xmlns:w10="urn:schemas-microsoft-com:office:word" xmlns:w="http://schemas.openxmlformats.org/wordprocessingml/2006/main" xmlns:w14="http://schemas.microsoft.com/office/word/2010/wordml" xmlns:w15="http://schemas.microsoft.com/office/word/2012/wordml" xmlns:wne="http://schemas.microsoft.com/office/word/2006/wordml" xmlns:wpg="http://schemas.microsoft.com/office/word/2010/wordprocessingGroup" xmlns:wpi="http://schemas.microsoft.com/office/word/2010/wordprocessingInk" xmlns:wps="http://schemas.microsoft.com/office/word/2010/wordprocessingShape" mc:Ignorable="w14 w15 wp14">
   <w:p>
     <w:pPr>
       <w:spacing w:line="167" w:lineRule="auto"/>
       <w:ind w:left="4128"/>
       <w:rPr>
-        <w:rFonts w:ascii="Calibri" w:hAnsi="Calibri" w:eastAsia="Calibri" w:cs="Calibri"/>
+        <w:rFonts w:ascii="Calibri" w:eastAsia="Calibri" w:hAnsi="Calibri" w:cs="Calibri"/>
         <w:sz w:val="18"/>
         <w:szCs w:val="18"/>
       </w:rPr>
     </w:pPr>
     <w:r>
       <w:rPr>
-        <w:rFonts w:ascii="Calibri" w:hAnsi="Calibri" w:eastAsia="Calibri" w:cs="Calibri"/>
+        <w:rFonts w:ascii="Calibri" w:eastAsia="Calibri" w:hAnsi="Calibri" w:cs="Calibri"/>
         <w:sz w:val="18"/>
         <w:szCs w:val="18"/>
       </w:rPr>
@@ -7002,38 +6913,13 @@
 </w:ftr>
 </file>
 
-<file path=word/footnotes.xml><?xml version="1.0" encoding="utf-8"?>
-<w:footnotes xmlns:wpc="http://schemas.microsoft.com/office/word/2010/wordprocessingCanvas" xmlns:mc="http://schemas.openxmlformats.org/markup-compatibility/2006" xmlns:o="urn:schemas-microsoft-com:office:office" xmlns:r="http://schemas.openxmlformats.org/officeDocument/2006/relationships" xmlns:m="http://schemas.openxmlformats.org/officeDocument/2006/math" xmlns:v="urn:schemas-microsoft-com:vml" xmlns:wp14="http://schemas.microsoft.com/office/word/2010/wordprocessingDrawing" xmlns:wp="http://schemas.openxmlformats.org/drawingml/2006/wordprocessingDrawing" xmlns:w="http://schemas.openxmlformats.org/wordprocessingml/2006/main" xmlns:w14="http://schemas.microsoft.com/office/word/2010/wordml" xmlns:w15="http://schemas.microsoft.com/office/word/2012/wordml" xmlns:w10="urn:schemas-microsoft-com:office:word" xmlns:wpg="http://schemas.microsoft.com/office/word/2010/wordprocessingGroup" xmlns:wpi="http://schemas.microsoft.com/office/word/2010/wordprocessingInk" xmlns:wne="http://schemas.microsoft.com/office/word/2006/wordml" xmlns:wps="http://schemas.microsoft.com/office/word/2010/wordprocessingShape" xmlns:wpsCustomData="http://www.wps.cn/officeDocument/2013/wpsCustomData" mc:Ignorable="w14 w15 wp14">
-  <w:footnote w:type="separator" w:id="0">
-    <w:p>
-      <w:pPr>
-        <w:spacing w:line="360" w:lineRule="auto"/>
-      </w:pPr>
-      <w:r>
-        <w:separator/>
-      </w:r>
-    </w:p>
-  </w:footnote>
-  <w:footnote w:type="continuationSeparator" w:id="1">
-    <w:p>
-      <w:pPr>
-        <w:spacing w:line="360" w:lineRule="auto"/>
-      </w:pPr>
-      <w:r>
-        <w:continuationSeparator/>
-      </w:r>
-    </w:p>
-  </w:footnote>
-</w:footnotes>
-</file>
-
 <file path=word/numbering.xml><?xml version="1.0" encoding="utf-8"?>
-<w:numbering xmlns:wpc="http://schemas.microsoft.com/office/word/2010/wordprocessingCanvas" xmlns:mc="http://schemas.openxmlformats.org/markup-compatibility/2006" xmlns:o="urn:schemas-microsoft-com:office:office" xmlns:r="http://schemas.openxmlformats.org/officeDocument/2006/relationships" xmlns:m="http://schemas.openxmlformats.org/officeDocument/2006/math" xmlns:v="urn:schemas-microsoft-com:vml" xmlns:wp14="http://schemas.microsoft.com/office/word/2010/wordprocessingDrawing" xmlns:wp="http://schemas.openxmlformats.org/drawingml/2006/wordprocessingDrawing" xmlns:w10="urn:schemas-microsoft-com:office:word" xmlns:w="http://schemas.openxmlformats.org/wordprocessingml/2006/main" xmlns:w14="http://schemas.microsoft.com/office/word/2010/wordml" xmlns:wpg="http://schemas.microsoft.com/office/word/2010/wordprocessingGroup" xmlns:wpi="http://schemas.microsoft.com/office/word/2010/wordprocessingInk" xmlns:wne="http://schemas.microsoft.com/office/word/2006/wordml" xmlns:wps="http://schemas.microsoft.com/office/word/2010/wordprocessingShape" xmlns:wpsCustomData="http://www.wps.cn/officeDocument/2013/wpsCustomData" mc:Ignorable="w14 wp14">
+<w:numbering xmlns:wpc="http://schemas.microsoft.com/office/word/2010/wordprocessingCanvas" xmlns:mc="http://schemas.openxmlformats.org/markup-compatibility/2006" xmlns:o="urn:schemas-microsoft-com:office:office" xmlns:r="http://schemas.openxmlformats.org/officeDocument/2006/relationships" xmlns:m="http://schemas.openxmlformats.org/officeDocument/2006/math" xmlns:v="urn:schemas-microsoft-com:vml" xmlns:wp14="http://schemas.microsoft.com/office/word/2010/wordprocessingDrawing" xmlns:wp="http://schemas.openxmlformats.org/drawingml/2006/wordprocessingDrawing" xmlns:w10="urn:schemas-microsoft-com:office:word" xmlns:w="http://schemas.openxmlformats.org/wordprocessingml/2006/main" xmlns:w14="http://schemas.microsoft.com/office/word/2010/wordml" xmlns:w15="http://schemas.microsoft.com/office/word/2012/wordml" xmlns:wne="http://schemas.microsoft.com/office/word/2006/wordml" xmlns:wpg="http://schemas.microsoft.com/office/word/2010/wordprocessingGroup" xmlns:wpi="http://schemas.microsoft.com/office/word/2010/wordprocessingInk" xmlns:wps="http://schemas.microsoft.com/office/word/2010/wordprocessingShape" mc:Ignorable="w14 w15 wp14">
   <w:abstractNum w:abstractNumId="0">
     <w:nsid w:val="82DB61D9"/>
     <w:multiLevelType w:val="singleLevel"/>
     <w:tmpl w:val="82DB61D9"/>
-    <w:lvl w:ilvl="0" w:tentative="0">
+    <w:lvl w:ilvl="0">
       <w:start w:val="1"/>
       <w:numFmt w:val="decimal"/>
       <w:lvlText w:val="%1."/>
@@ -7050,10 +6936,10 @@
     <w:nsid w:val="8E964DCE"/>
     <w:multiLevelType w:val="multilevel"/>
     <w:tmpl w:val="8E964DCE"/>
-    <w:lvl w:ilvl="0" w:tentative="0">
+    <w:lvl w:ilvl="0">
       <w:start w:val="1"/>
       <w:numFmt w:val="decimal"/>
-      <w:pStyle w:val="2"/>
+      <w:pStyle w:val="Heading1"/>
       <w:lvlText w:val="%1."/>
       <w:lvlJc w:val="left"/>
       <w:pPr>
@@ -7063,10 +6949,10 @@
         <w:rFonts w:hint="default"/>
       </w:rPr>
     </w:lvl>
-    <w:lvl w:ilvl="1" w:tentative="0">
+    <w:lvl w:ilvl="1">
       <w:start w:val="1"/>
       <w:numFmt w:val="decimal"/>
-      <w:pStyle w:val="3"/>
+      <w:pStyle w:val="Heading2"/>
       <w:lvlText w:val="%1.%2."/>
       <w:lvlJc w:val="left"/>
       <w:pPr>
@@ -7076,10 +6962,10 @@
         <w:rFonts w:hint="default"/>
       </w:rPr>
     </w:lvl>
-    <w:lvl w:ilvl="2" w:tentative="0">
+    <w:lvl w:ilvl="2">
       <w:start w:val="1"/>
       <w:numFmt w:val="decimal"/>
-      <w:pStyle w:val="4"/>
+      <w:pStyle w:val="Heading3"/>
       <w:lvlText w:val="%1.%2.%3."/>
       <w:lvlJc w:val="left"/>
       <w:pPr>
@@ -7089,10 +6975,10 @@
         <w:rFonts w:hint="default"/>
       </w:rPr>
     </w:lvl>
-    <w:lvl w:ilvl="3" w:tentative="0">
+    <w:lvl w:ilvl="3">
       <w:start w:val="1"/>
       <w:numFmt w:val="decimal"/>
-      <w:pStyle w:val="5"/>
+      <w:pStyle w:val="Heading4"/>
       <w:lvlText w:val="%1.%2.%3.%4."/>
       <w:lvlJc w:val="left"/>
       <w:pPr>
@@ -7102,10 +6988,10 @@
         <w:rFonts w:hint="default"/>
       </w:rPr>
     </w:lvl>
-    <w:lvl w:ilvl="4" w:tentative="0">
+    <w:lvl w:ilvl="4">
       <w:start w:val="1"/>
       <w:numFmt w:val="decimal"/>
-      <w:pStyle w:val="6"/>
+      <w:pStyle w:val="Heading5"/>
       <w:lvlText w:val="%1.%2.%3.%4.%5."/>
       <w:lvlJc w:val="left"/>
       <w:pPr>
@@ -7115,10 +7001,10 @@
         <w:rFonts w:hint="default"/>
       </w:rPr>
     </w:lvl>
-    <w:lvl w:ilvl="5" w:tentative="0">
+    <w:lvl w:ilvl="5">
       <w:start w:val="1"/>
       <w:numFmt w:val="decimal"/>
-      <w:pStyle w:val="7"/>
+      <w:pStyle w:val="Heading6"/>
       <w:lvlText w:val="%1.%2.%3.%4.%5.%6."/>
       <w:lvlJc w:val="left"/>
       <w:pPr>
@@ -7128,10 +7014,10 @@
         <w:rFonts w:hint="default"/>
       </w:rPr>
     </w:lvl>
-    <w:lvl w:ilvl="6" w:tentative="0">
+    <w:lvl w:ilvl="6">
       <w:start w:val="1"/>
       <w:numFmt w:val="decimal"/>
-      <w:pStyle w:val="8"/>
+      <w:pStyle w:val="Heading7"/>
       <w:lvlText w:val="%1.%2.%3.%4.%5.%6.%7."/>
       <w:lvlJc w:val="left"/>
       <w:pPr>
@@ -7141,10 +7027,10 @@
         <w:rFonts w:hint="default"/>
       </w:rPr>
     </w:lvl>
-    <w:lvl w:ilvl="7" w:tentative="0">
+    <w:lvl w:ilvl="7">
       <w:start w:val="1"/>
       <w:numFmt w:val="decimal"/>
-      <w:pStyle w:val="9"/>
+      <w:pStyle w:val="Heading8"/>
       <w:lvlText w:val="%1.%2.%3.%4.%5.%6.%7.%8."/>
       <w:lvlJc w:val="left"/>
       <w:pPr>
@@ -7154,10 +7040,10 @@
         <w:rFonts w:hint="default"/>
       </w:rPr>
     </w:lvl>
-    <w:lvl w:ilvl="8" w:tentative="0">
+    <w:lvl w:ilvl="8">
       <w:start w:val="1"/>
       <w:numFmt w:val="decimal"/>
-      <w:pStyle w:val="10"/>
+      <w:pStyle w:val="Heading9"/>
       <w:lvlText w:val="%1.%2.%3.%4.%5.%6.%7.%8.%9."/>
       <w:lvlJc w:val="left"/>
       <w:pPr>
@@ -7172,7 +7058,7 @@
     <w:nsid w:val="B6F7C9E3"/>
     <w:multiLevelType w:val="singleLevel"/>
     <w:tmpl w:val="B6F7C9E3"/>
-    <w:lvl w:ilvl="0" w:tentative="0">
+    <w:lvl w:ilvl="0">
       <w:start w:val="1"/>
       <w:numFmt w:val="decimal"/>
       <w:lvlText w:val="%1."/>
@@ -7189,7 +7075,7 @@
     <w:nsid w:val="F2EAE15F"/>
     <w:multiLevelType w:val="singleLevel"/>
     <w:tmpl w:val="F2EAE15F"/>
-    <w:lvl w:ilvl="0" w:tentative="0">
+    <w:lvl w:ilvl="0">
       <w:start w:val="1"/>
       <w:numFmt w:val="decimal"/>
       <w:lvlText w:val="%1."/>
@@ -7206,7 +7092,7 @@
     <w:nsid w:val="3EDBBD92"/>
     <w:multiLevelType w:val="singleLevel"/>
     <w:tmpl w:val="3EDBBD92"/>
-    <w:lvl w:ilvl="0" w:tentative="0">
+    <w:lvl w:ilvl="0">
       <w:start w:val="1"/>
       <w:numFmt w:val="decimal"/>
       <w:lvlText w:val="%1."/>
@@ -7238,269 +7124,267 @@
 </file>
 
 <file path=word/styles.xml><?xml version="1.0" encoding="utf-8"?>
-<w:styles xmlns:mc="http://schemas.openxmlformats.org/markup-compatibility/2006" xmlns:o="urn:schemas-microsoft-com:office:office" xmlns:r="http://schemas.openxmlformats.org/officeDocument/2006/relationships" xmlns:m="http://schemas.openxmlformats.org/officeDocument/2006/math" xmlns:v="urn:schemas-microsoft-com:vml" xmlns:w="http://schemas.openxmlformats.org/wordprocessingml/2006/main" xmlns:w14="http://schemas.microsoft.com/office/word/2010/wordml" xmlns:w10="urn:schemas-microsoft-com:office:word" xmlns:sl="http://schemas.openxmlformats.org/schemaLibrary/2006/main" xmlns:wpsCustomData="http://www.wps.cn/officeDocument/2013/wpsCustomData" mc:Ignorable="w14">
+<w:styles xmlns:mc="http://schemas.openxmlformats.org/markup-compatibility/2006" xmlns:r="http://schemas.openxmlformats.org/officeDocument/2006/relationships" xmlns:w="http://schemas.openxmlformats.org/wordprocessingml/2006/main" xmlns:w14="http://schemas.microsoft.com/office/word/2010/wordml" xmlns:w15="http://schemas.microsoft.com/office/word/2012/wordml" mc:Ignorable="w14 w15">
   <w:docDefaults>
     <w:rPrDefault>
       <w:rPr>
-        <w:rFonts w:ascii="Arial" w:hAnsi="Arial" w:eastAsia="Arial" w:cs="Arial"/>
+        <w:rFonts w:ascii="Arial" w:eastAsia="Arial" w:hAnsi="Arial" w:cs="Arial"/>
       </w:rPr>
     </w:rPrDefault>
     <w:pPrDefault/>
   </w:docDefaults>
-  <w:latentStyles w:count="260" w:defQFormat="0" w:defUnhideWhenUsed="1" w:defSemiHidden="1" w:defUIPriority="99" w:defLockedState="0">
-    <w:lsdException w:qFormat="1" w:unhideWhenUsed="0" w:uiPriority="0" w:semiHidden="0" w:name="Normal"/>
-    <w:lsdException w:qFormat="1" w:unhideWhenUsed="0" w:uiPriority="0" w:semiHidden="0" w:name="heading 1"/>
-    <w:lsdException w:qFormat="1" w:uiPriority="0" w:semiHidden="0" w:name="heading 2"/>
-    <w:lsdException w:qFormat="1" w:uiPriority="0" w:name="heading 3"/>
-    <w:lsdException w:qFormat="1" w:uiPriority="0" w:semiHidden="0" w:name="heading 4"/>
-    <w:lsdException w:qFormat="1" w:uiPriority="0" w:name="heading 5"/>
-    <w:lsdException w:qFormat="1" w:uiPriority="0" w:name="heading 6"/>
-    <w:lsdException w:qFormat="1" w:uiPriority="0" w:name="heading 7"/>
-    <w:lsdException w:qFormat="1" w:uiPriority="0" w:name="heading 8"/>
-    <w:lsdException w:qFormat="1" w:uiPriority="0" w:name="heading 9"/>
-    <w:lsdException w:unhideWhenUsed="0" w:uiPriority="0" w:semiHidden="0" w:name="index 1"/>
-    <w:lsdException w:unhideWhenUsed="0" w:uiPriority="0" w:semiHidden="0" w:name="index 2"/>
-    <w:lsdException w:unhideWhenUsed="0" w:uiPriority="0" w:semiHidden="0" w:name="index 3"/>
-    <w:lsdException w:unhideWhenUsed="0" w:uiPriority="0" w:semiHidden="0" w:name="index 4"/>
-    <w:lsdException w:unhideWhenUsed="0" w:uiPriority="0" w:semiHidden="0" w:name="index 5"/>
-    <w:lsdException w:unhideWhenUsed="0" w:uiPriority="0" w:semiHidden="0" w:name="index 6"/>
-    <w:lsdException w:unhideWhenUsed="0" w:uiPriority="0" w:semiHidden="0" w:name="index 7"/>
-    <w:lsdException w:unhideWhenUsed="0" w:uiPriority="0" w:semiHidden="0" w:name="index 8"/>
-    <w:lsdException w:unhideWhenUsed="0" w:uiPriority="0" w:semiHidden="0" w:name="index 9"/>
-    <w:lsdException w:qFormat="1" w:unhideWhenUsed="0" w:uiPriority="0" w:semiHidden="0" w:name="toc 1"/>
-    <w:lsdException w:qFormat="1" w:unhideWhenUsed="0" w:uiPriority="0" w:semiHidden="0" w:name="toc 2"/>
-    <w:lsdException w:qFormat="1" w:unhideWhenUsed="0" w:uiPriority="0" w:semiHidden="0" w:name="toc 3"/>
-    <w:lsdException w:unhideWhenUsed="0" w:uiPriority="0" w:semiHidden="0" w:name="toc 4"/>
-    <w:lsdException w:unhideWhenUsed="0" w:uiPriority="0" w:semiHidden="0" w:name="toc 5"/>
-    <w:lsdException w:unhideWhenUsed="0" w:uiPriority="0" w:semiHidden="0" w:name="toc 6"/>
-    <w:lsdException w:unhideWhenUsed="0" w:uiPriority="0" w:semiHidden="0" w:name="toc 7"/>
-    <w:lsdException w:unhideWhenUsed="0" w:uiPriority="0" w:semiHidden="0" w:name="toc 8"/>
-    <w:lsdException w:unhideWhenUsed="0" w:uiPriority="0" w:semiHidden="0" w:name="toc 9"/>
-    <w:lsdException w:unhideWhenUsed="0" w:uiPriority="0" w:semiHidden="0" w:name="Normal Indent"/>
-    <w:lsdException w:unhideWhenUsed="0" w:uiPriority="0" w:semiHidden="0" w:name="footnote text"/>
-    <w:lsdException w:qFormat="1" w:unhideWhenUsed="0" w:uiPriority="0" w:semiHidden="0" w:name="annotation text"/>
-    <w:lsdException w:qFormat="1" w:unhideWhenUsed="0" w:uiPriority="0" w:semiHidden="0" w:name="header"/>
-    <w:lsdException w:qFormat="1" w:unhideWhenUsed="0" w:uiPriority="0" w:semiHidden="0" w:name="footer"/>
-    <w:lsdException w:unhideWhenUsed="0" w:uiPriority="0" w:semiHidden="0" w:name="index heading"/>
-    <w:lsdException w:qFormat="1" w:uiPriority="0" w:name="caption"/>
-    <w:lsdException w:unhideWhenUsed="0" w:uiPriority="0" w:semiHidden="0" w:name="table of figures"/>
-    <w:lsdException w:unhideWhenUsed="0" w:uiPriority="0" w:semiHidden="0" w:name="envelope address"/>
-    <w:lsdException w:unhideWhenUsed="0" w:uiPriority="0" w:semiHidden="0" w:name="envelope return"/>
-    <w:lsdException w:unhideWhenUsed="0" w:uiPriority="0" w:semiHidden="0" w:name="footnote reference"/>
-    <w:lsdException w:unhideWhenUsed="0" w:uiPriority="0" w:semiHidden="0" w:name="annotation reference"/>
-    <w:lsdException w:unhideWhenUsed="0" w:uiPriority="0" w:semiHidden="0" w:name="line number"/>
-    <w:lsdException w:unhideWhenUsed="0" w:uiPriority="0" w:semiHidden="0" w:name="page number"/>
-    <w:lsdException w:unhideWhenUsed="0" w:uiPriority="0" w:semiHidden="0" w:name="endnote reference"/>
-    <w:lsdException w:unhideWhenUsed="0" w:uiPriority="0" w:semiHidden="0" w:name="endnote text"/>
-    <w:lsdException w:unhideWhenUsed="0" w:uiPriority="0" w:semiHidden="0" w:name="table of authorities"/>
-    <w:lsdException w:unhideWhenUsed="0" w:uiPriority="0" w:semiHidden="0" w:name="macro"/>
-    <w:lsdException w:unhideWhenUsed="0" w:uiPriority="0" w:semiHidden="0" w:name="toa heading"/>
-    <w:lsdException w:unhideWhenUsed="0" w:uiPriority="0" w:semiHidden="0" w:name="List"/>
-    <w:lsdException w:unhideWhenUsed="0" w:uiPriority="0" w:semiHidden="0" w:name="List Bullet"/>
-    <w:lsdException w:unhideWhenUsed="0" w:uiPriority="0" w:semiHidden="0" w:name="List Number"/>
-    <w:lsdException w:unhideWhenUsed="0" w:uiPriority="0" w:semiHidden="0" w:name="List 2"/>
-    <w:lsdException w:unhideWhenUsed="0" w:uiPriority="0" w:semiHidden="0" w:name="List 3"/>
-    <w:lsdException w:unhideWhenUsed="0" w:uiPriority="0" w:semiHidden="0" w:name="List 4"/>
-    <w:lsdException w:unhideWhenUsed="0" w:uiPriority="0" w:semiHidden="0" w:name="List 5"/>
-    <w:lsdException w:unhideWhenUsed="0" w:uiPriority="0" w:semiHidden="0" w:name="List Bullet 2"/>
-    <w:lsdException w:unhideWhenUsed="0" w:uiPriority="0" w:semiHidden="0" w:name="List Bullet 3"/>
-    <w:lsdException w:unhideWhenUsed="0" w:uiPriority="0" w:semiHidden="0" w:name="List Bullet 4"/>
-    <w:lsdException w:unhideWhenUsed="0" w:uiPriority="0" w:semiHidden="0" w:name="List Bullet 5"/>
-    <w:lsdException w:unhideWhenUsed="0" w:uiPriority="0" w:semiHidden="0" w:name="List Number 2"/>
-    <w:lsdException w:unhideWhenUsed="0" w:uiPriority="0" w:semiHidden="0" w:name="List Number 3"/>
-    <w:lsdException w:unhideWhenUsed="0" w:uiPriority="0" w:semiHidden="0" w:name="List Number 4"/>
-    <w:lsdException w:unhideWhenUsed="0" w:uiPriority="0" w:semiHidden="0" w:name="List Number 5"/>
-    <w:lsdException w:qFormat="1" w:unhideWhenUsed="0" w:uiPriority="0" w:semiHidden="0" w:name="Title"/>
-    <w:lsdException w:unhideWhenUsed="0" w:uiPriority="0" w:semiHidden="0" w:name="Closing"/>
-    <w:lsdException w:unhideWhenUsed="0" w:uiPriority="0" w:semiHidden="0" w:name="Signature"/>
-    <w:lsdException w:qFormat="1" w:unhideWhenUsed="0" w:uiPriority="0" w:name="Default Paragraph Font"/>
-    <w:lsdException w:qFormat="1" w:unhideWhenUsed="0" w:uiPriority="0" w:name="Body Text"/>
-    <w:lsdException w:unhideWhenUsed="0" w:uiPriority="0" w:semiHidden="0" w:name="Body Text Indent"/>
-    <w:lsdException w:unhideWhenUsed="0" w:uiPriority="0" w:semiHidden="0" w:name="List Continue"/>
-    <w:lsdException w:unhideWhenUsed="0" w:uiPriority="0" w:semiHidden="0" w:name="List Continue 2"/>
-    <w:lsdException w:unhideWhenUsed="0" w:uiPriority="0" w:semiHidden="0" w:name="List Continue 3"/>
-    <w:lsdException w:unhideWhenUsed="0" w:uiPriority="0" w:semiHidden="0" w:name="List Continue 4"/>
-    <w:lsdException w:unhideWhenUsed="0" w:uiPriority="0" w:semiHidden="0" w:name="List Continue 5"/>
-    <w:lsdException w:unhideWhenUsed="0" w:uiPriority="0" w:semiHidden="0" w:name="Message Header"/>
-    <w:lsdException w:qFormat="1" w:unhideWhenUsed="0" w:uiPriority="0" w:semiHidden="0" w:name="Subtitle"/>
-    <w:lsdException w:unhideWhenUsed="0" w:uiPriority="0" w:semiHidden="0" w:name="Salutation"/>
-    <w:lsdException w:unhideWhenUsed="0" w:uiPriority="0" w:semiHidden="0" w:name="Date"/>
-    <w:lsdException w:unhideWhenUsed="0" w:uiPriority="0" w:semiHidden="0" w:name="Body Text First Indent"/>
-    <w:lsdException w:unhideWhenUsed="0" w:uiPriority="0" w:semiHidden="0" w:name="Body Text First Indent 2"/>
-    <w:lsdException w:uiPriority="99" w:name="Note Heading"/>
-    <w:lsdException w:unhideWhenUsed="0" w:uiPriority="0" w:semiHidden="0" w:name="Body Text 2"/>
-    <w:lsdException w:unhideWhenUsed="0" w:uiPriority="0" w:semiHidden="0" w:name="Body Text 3"/>
-    <w:lsdException w:unhideWhenUsed="0" w:uiPriority="0" w:semiHidden="0" w:name="Body Text Indent 2"/>
-    <w:lsdException w:unhideWhenUsed="0" w:uiPriority="0" w:semiHidden="0" w:name="Body Text Indent 3"/>
-    <w:lsdException w:unhideWhenUsed="0" w:uiPriority="0" w:semiHidden="0" w:name="Block Text"/>
-    <w:lsdException w:unhideWhenUsed="0" w:uiPriority="0" w:semiHidden="0" w:name="Hyperlink"/>
-    <w:lsdException w:unhideWhenUsed="0" w:uiPriority="0" w:semiHidden="0" w:name="FollowedHyperlink"/>
-    <w:lsdException w:qFormat="1" w:unhideWhenUsed="0" w:uiPriority="0" w:semiHidden="0" w:name="Strong"/>
-    <w:lsdException w:qFormat="1" w:unhideWhenUsed="0" w:uiPriority="0" w:semiHidden="0" w:name="Emphasis"/>
-    <w:lsdException w:unhideWhenUsed="0" w:uiPriority="0" w:semiHidden="0" w:name="Document Map"/>
-    <w:lsdException w:unhideWhenUsed="0" w:uiPriority="0" w:semiHidden="0" w:name="Plain Text"/>
-    <w:lsdException w:unhideWhenUsed="0" w:uiPriority="0" w:semiHidden="0" w:name="E-mail Signature"/>
-    <w:lsdException w:qFormat="1" w:unhideWhenUsed="0" w:uiPriority="0" w:semiHidden="0" w:name="Normal (Web)"/>
-    <w:lsdException w:unhideWhenUsed="0" w:uiPriority="0" w:semiHidden="0" w:name="HTML Acronym"/>
-    <w:lsdException w:unhideWhenUsed="0" w:uiPriority="0" w:semiHidden="0" w:name="HTML Address"/>
-    <w:lsdException w:unhideWhenUsed="0" w:uiPriority="0" w:semiHidden="0" w:name="HTML Cite"/>
-    <w:lsdException w:unhideWhenUsed="0" w:uiPriority="0" w:semiHidden="0" w:name="HTML Code"/>
-    <w:lsdException w:unhideWhenUsed="0" w:uiPriority="0" w:semiHidden="0" w:name="HTML Definition"/>
-    <w:lsdException w:unhideWhenUsed="0" w:uiPriority="0" w:semiHidden="0" w:name="HTML Keyboard"/>
-    <w:lsdException w:unhideWhenUsed="0" w:uiPriority="0" w:semiHidden="0" w:name="HTML Preformatted"/>
-    <w:lsdException w:unhideWhenUsed="0" w:uiPriority="0" w:semiHidden="0" w:name="HTML Sample"/>
-    <w:lsdException w:unhideWhenUsed="0" w:uiPriority="0" w:semiHidden="0" w:name="HTML Typewriter"/>
-    <w:lsdException w:unhideWhenUsed="0" w:uiPriority="0" w:semiHidden="0" w:name="HTML Variable"/>
-    <w:lsdException w:qFormat="1" w:unhideWhenUsed="0" w:uiPriority="0" w:name="Normal Table"/>
-    <w:lsdException w:unhideWhenUsed="0" w:uiPriority="0" w:semiHidden="0" w:name="annotation subject"/>
-    <w:lsdException w:unhideWhenUsed="0" w:uiPriority="0" w:semiHidden="0" w:name="Table Simple 1"/>
-    <w:lsdException w:unhideWhenUsed="0" w:uiPriority="0" w:semiHidden="0" w:name="Table Simple 2"/>
-    <w:lsdException w:unhideWhenUsed="0" w:uiPriority="0" w:semiHidden="0" w:name="Table Simple 3"/>
-    <w:lsdException w:unhideWhenUsed="0" w:uiPriority="0" w:semiHidden="0" w:name="Table Classic 1"/>
-    <w:lsdException w:unhideWhenUsed="0" w:uiPriority="0" w:semiHidden="0" w:name="Table Classic 2"/>
-    <w:lsdException w:unhideWhenUsed="0" w:uiPriority="0" w:semiHidden="0" w:name="Table Classic 3"/>
-    <w:lsdException w:unhideWhenUsed="0" w:uiPriority="0" w:semiHidden="0" w:name="Table Classic 4"/>
-    <w:lsdException w:unhideWhenUsed="0" w:uiPriority="0" w:semiHidden="0" w:name="Table Colorful 1"/>
-    <w:lsdException w:unhideWhenUsed="0" w:uiPriority="0" w:semiHidden="0" w:name="Table Colorful 2"/>
-    <w:lsdException w:unhideWhenUsed="0" w:uiPriority="0" w:semiHidden="0" w:name="Table Colorful 3"/>
-    <w:lsdException w:unhideWhenUsed="0" w:uiPriority="0" w:semiHidden="0" w:name="Table Columns 1"/>
-    <w:lsdException w:unhideWhenUsed="0" w:uiPriority="0" w:semiHidden="0" w:name="Table Columns 2"/>
-    <w:lsdException w:unhideWhenUsed="0" w:uiPriority="0" w:semiHidden="0" w:name="Table Columns 3"/>
-    <w:lsdException w:unhideWhenUsed="0" w:uiPriority="0" w:semiHidden="0" w:name="Table Columns 4"/>
-    <w:lsdException w:unhideWhenUsed="0" w:uiPriority="0" w:semiHidden="0" w:name="Table Columns 5"/>
-    <w:lsdException w:unhideWhenUsed="0" w:uiPriority="0" w:semiHidden="0" w:name="Table Grid 1"/>
-    <w:lsdException w:unhideWhenUsed="0" w:uiPriority="0" w:semiHidden="0" w:name="Table Grid 2"/>
-    <w:lsdException w:unhideWhenUsed="0" w:uiPriority="0" w:semiHidden="0" w:name="Table Grid 3"/>
-    <w:lsdException w:unhideWhenUsed="0" w:uiPriority="0" w:semiHidden="0" w:name="Table Grid 4"/>
-    <w:lsdException w:unhideWhenUsed="0" w:uiPriority="0" w:semiHidden="0" w:name="Table Grid 5"/>
-    <w:lsdException w:unhideWhenUsed="0" w:uiPriority="0" w:semiHidden="0" w:name="Table Grid 6"/>
-    <w:lsdException w:unhideWhenUsed="0" w:uiPriority="0" w:semiHidden="0" w:name="Table Grid 7"/>
-    <w:lsdException w:unhideWhenUsed="0" w:uiPriority="0" w:semiHidden="0" w:name="Table Grid 8"/>
-    <w:lsdException w:unhideWhenUsed="0" w:uiPriority="0" w:semiHidden="0" w:name="Table List 1"/>
-    <w:lsdException w:unhideWhenUsed="0" w:uiPriority="0" w:semiHidden="0" w:name="Table List 2"/>
-    <w:lsdException w:unhideWhenUsed="0" w:uiPriority="0" w:semiHidden="0" w:name="Table List 3"/>
-    <w:lsdException w:unhideWhenUsed="0" w:uiPriority="0" w:semiHidden="0" w:name="Table List 4"/>
-    <w:lsdException w:unhideWhenUsed="0" w:uiPriority="0" w:semiHidden="0" w:name="Table List 5"/>
-    <w:lsdException w:unhideWhenUsed="0" w:uiPriority="0" w:semiHidden="0" w:name="Table List 6"/>
-    <w:lsdException w:unhideWhenUsed="0" w:uiPriority="0" w:semiHidden="0" w:name="Table List 7"/>
-    <w:lsdException w:unhideWhenUsed="0" w:uiPriority="0" w:semiHidden="0" w:name="Table List 8"/>
-    <w:lsdException w:unhideWhenUsed="0" w:uiPriority="0" w:semiHidden="0" w:name="Table 3D effects 1"/>
-    <w:lsdException w:unhideWhenUsed="0" w:uiPriority="0" w:semiHidden="0" w:name="Table 3D effects 2"/>
-    <w:lsdException w:unhideWhenUsed="0" w:uiPriority="0" w:semiHidden="0" w:name="Table 3D effects 3"/>
-    <w:lsdException w:unhideWhenUsed="0" w:uiPriority="0" w:semiHidden="0" w:name="Table Contemporary"/>
-    <w:lsdException w:unhideWhenUsed="0" w:uiPriority="0" w:semiHidden="0" w:name="Table Elegant"/>
-    <w:lsdException w:unhideWhenUsed="0" w:uiPriority="0" w:semiHidden="0" w:name="Table Professional"/>
-    <w:lsdException w:unhideWhenUsed="0" w:uiPriority="0" w:semiHidden="0" w:name="Table Subtle 1"/>
-    <w:lsdException w:unhideWhenUsed="0" w:uiPriority="0" w:semiHidden="0" w:name="Table Subtle 2"/>
-    <w:lsdException w:unhideWhenUsed="0" w:uiPriority="0" w:semiHidden="0" w:name="Table Web 1"/>
-    <w:lsdException w:unhideWhenUsed="0" w:uiPriority="0" w:semiHidden="0" w:name="Table Web 2"/>
-    <w:lsdException w:unhideWhenUsed="0" w:uiPriority="0" w:semiHidden="0" w:name="Table Web 3"/>
-    <w:lsdException w:unhideWhenUsed="0" w:uiPriority="0" w:semiHidden="0" w:name="Balloon Text"/>
-    <w:lsdException w:qFormat="1" w:unhideWhenUsed="0" w:uiPriority="0" w:semiHidden="0" w:name="Table Grid"/>
-    <w:lsdException w:unhideWhenUsed="0" w:uiPriority="0" w:semiHidden="0" w:name="Table Theme"/>
-    <w:lsdException w:unhideWhenUsed="0" w:uiPriority="60" w:semiHidden="0" w:name="Light Shading"/>
-    <w:lsdException w:unhideWhenUsed="0" w:uiPriority="61" w:semiHidden="0" w:name="Light List"/>
-    <w:lsdException w:unhideWhenUsed="0" w:uiPriority="62" w:semiHidden="0" w:name="Light Grid"/>
-    <w:lsdException w:unhideWhenUsed="0" w:uiPriority="63" w:semiHidden="0" w:name="Medium Shading 1"/>
-    <w:lsdException w:unhideWhenUsed="0" w:uiPriority="64" w:semiHidden="0" w:name="Medium Shading 2"/>
-    <w:lsdException w:unhideWhenUsed="0" w:uiPriority="65" w:semiHidden="0" w:name="Medium List 1"/>
-    <w:lsdException w:unhideWhenUsed="0" w:uiPriority="66" w:semiHidden="0" w:name="Medium List 2"/>
-    <w:lsdException w:unhideWhenUsed="0" w:uiPriority="67" w:semiHidden="0" w:name="Medium Grid 1"/>
-    <w:lsdException w:unhideWhenUsed="0" w:uiPriority="68" w:semiHidden="0" w:name="Medium Grid 2"/>
-    <w:lsdException w:unhideWhenUsed="0" w:uiPriority="69" w:semiHidden="0" w:name="Medium Grid 3"/>
-    <w:lsdException w:unhideWhenUsed="0" w:uiPriority="70" w:semiHidden="0" w:name="Dark List"/>
-    <w:lsdException w:unhideWhenUsed="0" w:uiPriority="71" w:semiHidden="0" w:name="Colorful Shading"/>
-    <w:lsdException w:unhideWhenUsed="0" w:uiPriority="72" w:semiHidden="0" w:name="Colorful List"/>
-    <w:lsdException w:unhideWhenUsed="0" w:uiPriority="73" w:semiHidden="0" w:name="Colorful Grid"/>
-    <w:lsdException w:unhideWhenUsed="0" w:uiPriority="60" w:semiHidden="0" w:name="Light Shading Accent 1"/>
-    <w:lsdException w:unhideWhenUsed="0" w:uiPriority="61" w:semiHidden="0" w:name="Light List Accent 1"/>
-    <w:lsdException w:unhideWhenUsed="0" w:uiPriority="62" w:semiHidden="0" w:name="Light Grid Accent 1"/>
-    <w:lsdException w:unhideWhenUsed="0" w:uiPriority="63" w:semiHidden="0" w:name="Medium Shading 1 Accent 1"/>
-    <w:lsdException w:unhideWhenUsed="0" w:uiPriority="64" w:semiHidden="0" w:name="Medium Shading 2 Accent 1"/>
-    <w:lsdException w:unhideWhenUsed="0" w:uiPriority="65" w:semiHidden="0" w:name="Medium List 1 Accent 1"/>
-    <w:lsdException w:unhideWhenUsed="0" w:uiPriority="66" w:semiHidden="0" w:name="Medium List 2 Accent 1"/>
-    <w:lsdException w:unhideWhenUsed="0" w:uiPriority="67" w:semiHidden="0" w:name="Medium Grid 1 Accent 1"/>
-    <w:lsdException w:unhideWhenUsed="0" w:uiPriority="68" w:semiHidden="0" w:name="Medium Grid 2 Accent 1"/>
-    <w:lsdException w:unhideWhenUsed="0" w:uiPriority="69" w:semiHidden="0" w:name="Medium Grid 3 Accent 1"/>
-    <w:lsdException w:unhideWhenUsed="0" w:uiPriority="70" w:semiHidden="0" w:name="Dark List Accent 1"/>
-    <w:lsdException w:unhideWhenUsed="0" w:uiPriority="71" w:semiHidden="0" w:name="Colorful Shading Accent 1"/>
-    <w:lsdException w:unhideWhenUsed="0" w:uiPriority="72" w:semiHidden="0" w:name="Colorful List Accent 1"/>
-    <w:lsdException w:unhideWhenUsed="0" w:uiPriority="73" w:semiHidden="0" w:name="Colorful Grid Accent 1"/>
-    <w:lsdException w:unhideWhenUsed="0" w:uiPriority="60" w:semiHidden="0" w:name="Light Shading Accent 2"/>
-    <w:lsdException w:unhideWhenUsed="0" w:uiPriority="61" w:semiHidden="0" w:name="Light List Accent 2"/>
-    <w:lsdException w:unhideWhenUsed="0" w:uiPriority="62" w:semiHidden="0" w:name="Light Grid Accent 2"/>
-    <w:lsdException w:unhideWhenUsed="0" w:uiPriority="63" w:semiHidden="0" w:name="Medium Shading 1 Accent 2"/>
-    <w:lsdException w:unhideWhenUsed="0" w:uiPriority="64" w:semiHidden="0" w:name="Medium Shading 2 Accent 2"/>
-    <w:lsdException w:unhideWhenUsed="0" w:uiPriority="65" w:semiHidden="0" w:name="Medium List 1 Accent 2"/>
-    <w:lsdException w:unhideWhenUsed="0" w:uiPriority="66" w:semiHidden="0" w:name="Medium List 2 Accent 2"/>
-    <w:lsdException w:unhideWhenUsed="0" w:uiPriority="67" w:semiHidden="0" w:name="Medium Grid 1 Accent 2"/>
-    <w:lsdException w:unhideWhenUsed="0" w:uiPriority="68" w:semiHidden="0" w:name="Medium Grid 2 Accent 2"/>
-    <w:lsdException w:unhideWhenUsed="0" w:uiPriority="69" w:semiHidden="0" w:name="Medium Grid 3 Accent 2"/>
-    <w:lsdException w:unhideWhenUsed="0" w:uiPriority="70" w:semiHidden="0" w:name="Dark List Accent 2"/>
-    <w:lsdException w:unhideWhenUsed="0" w:uiPriority="71" w:semiHidden="0" w:name="Colorful Shading Accent 2"/>
-    <w:lsdException w:unhideWhenUsed="0" w:uiPriority="72" w:semiHidden="0" w:name="Colorful List Accent 2"/>
-    <w:lsdException w:unhideWhenUsed="0" w:uiPriority="73" w:semiHidden="0" w:name="Colorful Grid Accent 2"/>
-    <w:lsdException w:unhideWhenUsed="0" w:uiPriority="60" w:semiHidden="0" w:name="Light Shading Accent 3"/>
-    <w:lsdException w:unhideWhenUsed="0" w:uiPriority="61" w:semiHidden="0" w:name="Light List Accent 3"/>
-    <w:lsdException w:unhideWhenUsed="0" w:uiPriority="62" w:semiHidden="0" w:name="Light Grid Accent 3"/>
-    <w:lsdException w:unhideWhenUsed="0" w:uiPriority="63" w:semiHidden="0" w:name="Medium Shading 1 Accent 3"/>
-    <w:lsdException w:unhideWhenUsed="0" w:uiPriority="64" w:semiHidden="0" w:name="Medium Shading 2 Accent 3"/>
-    <w:lsdException w:unhideWhenUsed="0" w:uiPriority="65" w:semiHidden="0" w:name="Medium List 1 Accent 3"/>
-    <w:lsdException w:unhideWhenUsed="0" w:uiPriority="66" w:semiHidden="0" w:name="Medium List 2 Accent 3"/>
-    <w:lsdException w:unhideWhenUsed="0" w:uiPriority="67" w:semiHidden="0" w:name="Medium Grid 1 Accent 3"/>
-    <w:lsdException w:unhideWhenUsed="0" w:uiPriority="68" w:semiHidden="0" w:name="Medium Grid 2 Accent 3"/>
-    <w:lsdException w:unhideWhenUsed="0" w:uiPriority="69" w:semiHidden="0" w:name="Medium Grid 3 Accent 3"/>
-    <w:lsdException w:unhideWhenUsed="0" w:uiPriority="70" w:semiHidden="0" w:name="Dark List Accent 3"/>
-    <w:lsdException w:unhideWhenUsed="0" w:uiPriority="71" w:semiHidden="0" w:name="Colorful Shading Accent 3"/>
-    <w:lsdException w:unhideWhenUsed="0" w:uiPriority="72" w:semiHidden="0" w:name="Colorful List Accent 3"/>
-    <w:lsdException w:unhideWhenUsed="0" w:uiPriority="73" w:semiHidden="0" w:name="Colorful Grid Accent 3"/>
-    <w:lsdException w:unhideWhenUsed="0" w:uiPriority="60" w:semiHidden="0" w:name="Light Shading Accent 4"/>
-    <w:lsdException w:unhideWhenUsed="0" w:uiPriority="61" w:semiHidden="0" w:name="Light List Accent 4"/>
-    <w:lsdException w:unhideWhenUsed="0" w:uiPriority="62" w:semiHidden="0" w:name="Light Grid Accent 4"/>
-    <w:lsdException w:unhideWhenUsed="0" w:uiPriority="63" w:semiHidden="0" w:name="Medium Shading 1 Accent 4"/>
-    <w:lsdException w:unhideWhenUsed="0" w:uiPriority="64" w:semiHidden="0" w:name="Medium Shading 2 Accent 4"/>
-    <w:lsdException w:unhideWhenUsed="0" w:uiPriority="65" w:semiHidden="0" w:name="Medium List 1 Accent 4"/>
-    <w:lsdException w:unhideWhenUsed="0" w:uiPriority="66" w:semiHidden="0" w:name="Medium List 2 Accent 4"/>
-    <w:lsdException w:unhideWhenUsed="0" w:uiPriority="67" w:semiHidden="0" w:name="Medium Grid 1 Accent 4"/>
-    <w:lsdException w:unhideWhenUsed="0" w:uiPriority="68" w:semiHidden="0" w:name="Medium Grid 2 Accent 4"/>
-    <w:lsdException w:unhideWhenUsed="0" w:uiPriority="69" w:semiHidden="0" w:name="Medium Grid 3 Accent 4"/>
-    <w:lsdException w:unhideWhenUsed="0" w:uiPriority="70" w:semiHidden="0" w:name="Dark List Accent 4"/>
-    <w:lsdException w:unhideWhenUsed="0" w:uiPriority="71" w:semiHidden="0" w:name="Colorful Shading Accent 4"/>
-    <w:lsdException w:unhideWhenUsed="0" w:uiPriority="72" w:semiHidden="0" w:name="Colorful List Accent 4"/>
-    <w:lsdException w:unhideWhenUsed="0" w:uiPriority="73" w:semiHidden="0" w:name="Colorful Grid Accent 4"/>
-    <w:lsdException w:unhideWhenUsed="0" w:uiPriority="60" w:semiHidden="0" w:name="Light Shading Accent 5"/>
-    <w:lsdException w:unhideWhenUsed="0" w:uiPriority="61" w:semiHidden="0" w:name="Light List Accent 5"/>
-    <w:lsdException w:unhideWhenUsed="0" w:uiPriority="62" w:semiHidden="0" w:name="Light Grid Accent 5"/>
-    <w:lsdException w:unhideWhenUsed="0" w:uiPriority="63" w:semiHidden="0" w:name="Medium Shading 1 Accent 5"/>
-    <w:lsdException w:unhideWhenUsed="0" w:uiPriority="64" w:semiHidden="0" w:name="Medium Shading 2 Accent 5"/>
-    <w:lsdException w:unhideWhenUsed="0" w:uiPriority="65" w:semiHidden="0" w:name="Medium List 1 Accent 5"/>
-    <w:lsdException w:unhideWhenUsed="0" w:uiPriority="66" w:semiHidden="0" w:name="Medium List 2 Accent 5"/>
-    <w:lsdException w:unhideWhenUsed="0" w:uiPriority="67" w:semiHidden="0" w:name="Medium Grid 1 Accent 5"/>
-    <w:lsdException w:unhideWhenUsed="0" w:uiPriority="68" w:semiHidden="0" w:name="Medium Grid 2 Accent 5"/>
-    <w:lsdException w:unhideWhenUsed="0" w:uiPriority="69" w:semiHidden="0" w:name="Medium Grid 3 Accent 5"/>
-    <w:lsdException w:unhideWhenUsed="0" w:uiPriority="70" w:semiHidden="0" w:name="Dark List Accent 5"/>
-    <w:lsdException w:unhideWhenUsed="0" w:uiPriority="71" w:semiHidden="0" w:name="Colorful Shading Accent 5"/>
-    <w:lsdException w:unhideWhenUsed="0" w:uiPriority="72" w:semiHidden="0" w:name="Colorful List Accent 5"/>
-    <w:lsdException w:unhideWhenUsed="0" w:uiPriority="73" w:semiHidden="0" w:name="Colorful Grid Accent 5"/>
-    <w:lsdException w:unhideWhenUsed="0" w:uiPriority="60" w:semiHidden="0" w:name="Light Shading Accent 6"/>
-    <w:lsdException w:unhideWhenUsed="0" w:uiPriority="61" w:semiHidden="0" w:name="Light List Accent 6"/>
-    <w:lsdException w:unhideWhenUsed="0" w:uiPriority="62" w:semiHidden="0" w:name="Light Grid Accent 6"/>
-    <w:lsdException w:unhideWhenUsed="0" w:uiPriority="63" w:semiHidden="0" w:name="Medium Shading 1 Accent 6"/>
-    <w:lsdException w:unhideWhenUsed="0" w:uiPriority="64" w:semiHidden="0" w:name="Medium Shading 2 Accent 6"/>
-    <w:lsdException w:unhideWhenUsed="0" w:uiPriority="65" w:semiHidden="0" w:name="Medium List 1 Accent 6"/>
-    <w:lsdException w:unhideWhenUsed="0" w:uiPriority="66" w:semiHidden="0" w:name="Medium List 2 Accent 6"/>
-    <w:lsdException w:unhideWhenUsed="0" w:uiPriority="67" w:semiHidden="0" w:name="Medium Grid 1 Accent 6"/>
-    <w:lsdException w:unhideWhenUsed="0" w:uiPriority="68" w:semiHidden="0" w:name="Medium Grid 2 Accent 6"/>
-    <w:lsdException w:unhideWhenUsed="0" w:uiPriority="69" w:semiHidden="0" w:name="Medium Grid 3 Accent 6"/>
-    <w:lsdException w:unhideWhenUsed="0" w:uiPriority="70" w:semiHidden="0" w:name="Dark List Accent 6"/>
-    <w:lsdException w:unhideWhenUsed="0" w:uiPriority="71" w:semiHidden="0" w:name="Colorful Shading Accent 6"/>
-    <w:lsdException w:unhideWhenUsed="0" w:uiPriority="72" w:semiHidden="0" w:name="Colorful List Accent 6"/>
-    <w:lsdException w:unhideWhenUsed="0" w:uiPriority="73" w:semiHidden="0" w:name="Colorful Grid Accent 6"/>
+  <w:latentStyles w:defLockedState="0" w:defUIPriority="99" w:defSemiHidden="1" w:defUnhideWhenUsed="1" w:defQFormat="0" w:count="260">
+    <w:lsdException w:name="Normal" w:semiHidden="0" w:uiPriority="0" w:unhideWhenUsed="0" w:qFormat="1"/>
+    <w:lsdException w:name="heading 1" w:semiHidden="0" w:uiPriority="0" w:unhideWhenUsed="0" w:qFormat="1"/>
+    <w:lsdException w:name="heading 2" w:semiHidden="0" w:uiPriority="0" w:qFormat="1"/>
+    <w:lsdException w:name="heading 3" w:uiPriority="0" w:qFormat="1"/>
+    <w:lsdException w:name="heading 4" w:semiHidden="0" w:uiPriority="0" w:qFormat="1"/>
+    <w:lsdException w:name="heading 5" w:uiPriority="0" w:qFormat="1"/>
+    <w:lsdException w:name="heading 6" w:uiPriority="0" w:qFormat="1"/>
+    <w:lsdException w:name="heading 7" w:uiPriority="0" w:qFormat="1"/>
+    <w:lsdException w:name="heading 8" w:uiPriority="0" w:qFormat="1"/>
+    <w:lsdException w:name="heading 9" w:uiPriority="0" w:qFormat="1"/>
+    <w:lsdException w:name="index 1" w:semiHidden="0" w:uiPriority="0" w:unhideWhenUsed="0"/>
+    <w:lsdException w:name="index 2" w:semiHidden="0" w:uiPriority="0" w:unhideWhenUsed="0"/>
+    <w:lsdException w:name="index 3" w:semiHidden="0" w:uiPriority="0" w:unhideWhenUsed="0"/>
+    <w:lsdException w:name="index 4" w:semiHidden="0" w:uiPriority="0" w:unhideWhenUsed="0"/>
+    <w:lsdException w:name="index 5" w:semiHidden="0" w:uiPriority="0" w:unhideWhenUsed="0"/>
+    <w:lsdException w:name="index 6" w:semiHidden="0" w:uiPriority="0" w:unhideWhenUsed="0"/>
+    <w:lsdException w:name="index 7" w:semiHidden="0" w:uiPriority="0" w:unhideWhenUsed="0"/>
+    <w:lsdException w:name="index 8" w:semiHidden="0" w:uiPriority="0" w:unhideWhenUsed="0"/>
+    <w:lsdException w:name="index 9" w:semiHidden="0" w:uiPriority="0" w:unhideWhenUsed="0"/>
+    <w:lsdException w:name="toc 1" w:semiHidden="0" w:uiPriority="0" w:unhideWhenUsed="0" w:qFormat="1"/>
+    <w:lsdException w:name="toc 2" w:semiHidden="0" w:uiPriority="0" w:unhideWhenUsed="0" w:qFormat="1"/>
+    <w:lsdException w:name="toc 3" w:semiHidden="0" w:uiPriority="0" w:unhideWhenUsed="0" w:qFormat="1"/>
+    <w:lsdException w:name="toc 4" w:semiHidden="0" w:uiPriority="0" w:unhideWhenUsed="0"/>
+    <w:lsdException w:name="toc 5" w:semiHidden="0" w:uiPriority="0" w:unhideWhenUsed="0"/>
+    <w:lsdException w:name="toc 6" w:semiHidden="0" w:uiPriority="0" w:unhideWhenUsed="0"/>
+    <w:lsdException w:name="toc 7" w:semiHidden="0" w:uiPriority="0" w:unhideWhenUsed="0"/>
+    <w:lsdException w:name="toc 8" w:semiHidden="0" w:uiPriority="0" w:unhideWhenUsed="0"/>
+    <w:lsdException w:name="toc 9" w:semiHidden="0" w:uiPriority="0" w:unhideWhenUsed="0"/>
+    <w:lsdException w:name="Normal Indent" w:semiHidden="0" w:uiPriority="0" w:unhideWhenUsed="0"/>
+    <w:lsdException w:name="footnote text" w:semiHidden="0" w:uiPriority="0" w:unhideWhenUsed="0"/>
+    <w:lsdException w:name="annotation text" w:semiHidden="0" w:uiPriority="0" w:unhideWhenUsed="0" w:qFormat="1"/>
+    <w:lsdException w:name="header" w:semiHidden="0" w:uiPriority="0" w:unhideWhenUsed="0" w:qFormat="1"/>
+    <w:lsdException w:name="footer" w:semiHidden="0" w:uiPriority="0" w:unhideWhenUsed="0" w:qFormat="1"/>
+    <w:lsdException w:name="index heading" w:semiHidden="0" w:uiPriority="0" w:unhideWhenUsed="0"/>
+    <w:lsdException w:name="caption" w:uiPriority="0" w:qFormat="1"/>
+    <w:lsdException w:name="table of figures" w:semiHidden="0" w:uiPriority="0" w:unhideWhenUsed="0"/>
+    <w:lsdException w:name="envelope address" w:semiHidden="0" w:uiPriority="0" w:unhideWhenUsed="0"/>
+    <w:lsdException w:name="envelope return" w:semiHidden="0" w:uiPriority="0" w:unhideWhenUsed="0"/>
+    <w:lsdException w:name="footnote reference" w:semiHidden="0" w:uiPriority="0" w:unhideWhenUsed="0"/>
+    <w:lsdException w:name="annotation reference" w:semiHidden="0" w:uiPriority="0" w:unhideWhenUsed="0"/>
+    <w:lsdException w:name="line number" w:semiHidden="0" w:uiPriority="0" w:unhideWhenUsed="0"/>
+    <w:lsdException w:name="page number" w:semiHidden="0" w:uiPriority="0" w:unhideWhenUsed="0"/>
+    <w:lsdException w:name="endnote reference" w:semiHidden="0" w:uiPriority="0" w:unhideWhenUsed="0"/>
+    <w:lsdException w:name="endnote text" w:semiHidden="0" w:uiPriority="0" w:unhideWhenUsed="0"/>
+    <w:lsdException w:name="table of authorities" w:semiHidden="0" w:uiPriority="0" w:unhideWhenUsed="0"/>
+    <w:lsdException w:name="macro" w:semiHidden="0" w:uiPriority="0" w:unhideWhenUsed="0"/>
+    <w:lsdException w:name="toa heading" w:semiHidden="0" w:uiPriority="0" w:unhideWhenUsed="0"/>
+    <w:lsdException w:name="List" w:semiHidden="0" w:uiPriority="0" w:unhideWhenUsed="0"/>
+    <w:lsdException w:name="List Bullet" w:semiHidden="0" w:uiPriority="0" w:unhideWhenUsed="0"/>
+    <w:lsdException w:name="List Number" w:semiHidden="0" w:uiPriority="0" w:unhideWhenUsed="0"/>
+    <w:lsdException w:name="List 2" w:semiHidden="0" w:uiPriority="0" w:unhideWhenUsed="0"/>
+    <w:lsdException w:name="List 3" w:semiHidden="0" w:uiPriority="0" w:unhideWhenUsed="0"/>
+    <w:lsdException w:name="List 4" w:semiHidden="0" w:uiPriority="0" w:unhideWhenUsed="0"/>
+    <w:lsdException w:name="List 5" w:semiHidden="0" w:uiPriority="0" w:unhideWhenUsed="0"/>
+    <w:lsdException w:name="List Bullet 2" w:semiHidden="0" w:uiPriority="0" w:unhideWhenUsed="0"/>
+    <w:lsdException w:name="List Bullet 3" w:semiHidden="0" w:uiPriority="0" w:unhideWhenUsed="0"/>
+    <w:lsdException w:name="List Bullet 4" w:semiHidden="0" w:uiPriority="0" w:unhideWhenUsed="0"/>
+    <w:lsdException w:name="List Bullet 5" w:semiHidden="0" w:uiPriority="0" w:unhideWhenUsed="0"/>
+    <w:lsdException w:name="List Number 2" w:semiHidden="0" w:uiPriority="0" w:unhideWhenUsed="0"/>
+    <w:lsdException w:name="List Number 3" w:semiHidden="0" w:uiPriority="0" w:unhideWhenUsed="0"/>
+    <w:lsdException w:name="List Number 4" w:semiHidden="0" w:uiPriority="0" w:unhideWhenUsed="0"/>
+    <w:lsdException w:name="List Number 5" w:semiHidden="0" w:uiPriority="0" w:unhideWhenUsed="0"/>
+    <w:lsdException w:name="Title" w:semiHidden="0" w:uiPriority="0" w:unhideWhenUsed="0" w:qFormat="1"/>
+    <w:lsdException w:name="Closing" w:semiHidden="0" w:uiPriority="0" w:unhideWhenUsed="0"/>
+    <w:lsdException w:name="Signature" w:semiHidden="0" w:uiPriority="0" w:unhideWhenUsed="0"/>
+    <w:lsdException w:name="Default Paragraph Font" w:uiPriority="0" w:unhideWhenUsed="0" w:qFormat="1"/>
+    <w:lsdException w:name="Body Text" w:uiPriority="0" w:unhideWhenUsed="0" w:qFormat="1"/>
+    <w:lsdException w:name="Body Text Indent" w:semiHidden="0" w:uiPriority="0" w:unhideWhenUsed="0"/>
+    <w:lsdException w:name="List Continue" w:semiHidden="0" w:uiPriority="0" w:unhideWhenUsed="0"/>
+    <w:lsdException w:name="List Continue 2" w:semiHidden="0" w:uiPriority="0" w:unhideWhenUsed="0"/>
+    <w:lsdException w:name="List Continue 3" w:semiHidden="0" w:uiPriority="0" w:unhideWhenUsed="0"/>
+    <w:lsdException w:name="List Continue 4" w:semiHidden="0" w:uiPriority="0" w:unhideWhenUsed="0"/>
+    <w:lsdException w:name="List Continue 5" w:semiHidden="0" w:uiPriority="0" w:unhideWhenUsed="0"/>
+    <w:lsdException w:name="Message Header" w:semiHidden="0" w:uiPriority="0" w:unhideWhenUsed="0"/>
+    <w:lsdException w:name="Subtitle" w:semiHidden="0" w:uiPriority="0" w:unhideWhenUsed="0" w:qFormat="1"/>
+    <w:lsdException w:name="Salutation" w:semiHidden="0" w:uiPriority="0" w:unhideWhenUsed="0"/>
+    <w:lsdException w:name="Date" w:semiHidden="0" w:uiPriority="0" w:unhideWhenUsed="0"/>
+    <w:lsdException w:name="Body Text First Indent" w:semiHidden="0" w:uiPriority="0" w:unhideWhenUsed="0"/>
+    <w:lsdException w:name="Body Text First Indent 2" w:semiHidden="0" w:uiPriority="0" w:unhideWhenUsed="0"/>
+    <w:lsdException w:name="Body Text 2" w:semiHidden="0" w:uiPriority="0" w:unhideWhenUsed="0"/>
+    <w:lsdException w:name="Body Text 3" w:semiHidden="0" w:uiPriority="0" w:unhideWhenUsed="0"/>
+    <w:lsdException w:name="Body Text Indent 2" w:semiHidden="0" w:uiPriority="0" w:unhideWhenUsed="0"/>
+    <w:lsdException w:name="Body Text Indent 3" w:semiHidden="0" w:uiPriority="0" w:unhideWhenUsed="0"/>
+    <w:lsdException w:name="Block Text" w:semiHidden="0" w:uiPriority="0" w:unhideWhenUsed="0"/>
+    <w:lsdException w:name="Hyperlink" w:semiHidden="0" w:uiPriority="0" w:unhideWhenUsed="0"/>
+    <w:lsdException w:name="FollowedHyperlink" w:semiHidden="0" w:uiPriority="0" w:unhideWhenUsed="0"/>
+    <w:lsdException w:name="Strong" w:semiHidden="0" w:uiPriority="0" w:unhideWhenUsed="0" w:qFormat="1"/>
+    <w:lsdException w:name="Emphasis" w:semiHidden="0" w:uiPriority="0" w:unhideWhenUsed="0" w:qFormat="1"/>
+    <w:lsdException w:name="Document Map" w:semiHidden="0" w:uiPriority="0" w:unhideWhenUsed="0"/>
+    <w:lsdException w:name="Plain Text" w:semiHidden="0" w:uiPriority="0" w:unhideWhenUsed="0"/>
+    <w:lsdException w:name="E-mail Signature" w:semiHidden="0" w:uiPriority="0" w:unhideWhenUsed="0"/>
+    <w:lsdException w:name="Normal (Web)" w:semiHidden="0" w:uiPriority="0" w:unhideWhenUsed="0" w:qFormat="1"/>
+    <w:lsdException w:name="HTML Acronym" w:semiHidden="0" w:uiPriority="0" w:unhideWhenUsed="0"/>
+    <w:lsdException w:name="HTML Address" w:semiHidden="0" w:uiPriority="0" w:unhideWhenUsed="0"/>
+    <w:lsdException w:name="HTML Cite" w:semiHidden="0" w:uiPriority="0" w:unhideWhenUsed="0"/>
+    <w:lsdException w:name="HTML Code" w:semiHidden="0" w:uiPriority="0" w:unhideWhenUsed="0"/>
+    <w:lsdException w:name="HTML Definition" w:semiHidden="0" w:uiPriority="0" w:unhideWhenUsed="0"/>
+    <w:lsdException w:name="HTML Keyboard" w:semiHidden="0" w:uiPriority="0" w:unhideWhenUsed="0"/>
+    <w:lsdException w:name="HTML Preformatted" w:semiHidden="0" w:uiPriority="0" w:unhideWhenUsed="0"/>
+    <w:lsdException w:name="HTML Sample" w:semiHidden="0" w:uiPriority="0" w:unhideWhenUsed="0"/>
+    <w:lsdException w:name="HTML Typewriter" w:semiHidden="0" w:uiPriority="0" w:unhideWhenUsed="0"/>
+    <w:lsdException w:name="HTML Variable" w:semiHidden="0" w:uiPriority="0" w:unhideWhenUsed="0"/>
+    <w:lsdException w:name="Normal Table" w:uiPriority="0" w:unhideWhenUsed="0" w:qFormat="1"/>
+    <w:lsdException w:name="annotation subject" w:semiHidden="0" w:uiPriority="0" w:unhideWhenUsed="0"/>
+    <w:lsdException w:name="Table Simple 1" w:semiHidden="0" w:uiPriority="0" w:unhideWhenUsed="0"/>
+    <w:lsdException w:name="Table Simple 2" w:semiHidden="0" w:uiPriority="0" w:unhideWhenUsed="0"/>
+    <w:lsdException w:name="Table Simple 3" w:semiHidden="0" w:uiPriority="0" w:unhideWhenUsed="0"/>
+    <w:lsdException w:name="Table Classic 1" w:semiHidden="0" w:uiPriority="0" w:unhideWhenUsed="0"/>
+    <w:lsdException w:name="Table Classic 2" w:semiHidden="0" w:uiPriority="0" w:unhideWhenUsed="0"/>
+    <w:lsdException w:name="Table Classic 3" w:semiHidden="0" w:uiPriority="0" w:unhideWhenUsed="0"/>
+    <w:lsdException w:name="Table Classic 4" w:semiHidden="0" w:uiPriority="0" w:unhideWhenUsed="0"/>
+    <w:lsdException w:name="Table Colorful 1" w:semiHidden="0" w:uiPriority="0" w:unhideWhenUsed="0"/>
+    <w:lsdException w:name="Table Colorful 2" w:semiHidden="0" w:uiPriority="0" w:unhideWhenUsed="0"/>
+    <w:lsdException w:name="Table Colorful 3" w:semiHidden="0" w:uiPriority="0" w:unhideWhenUsed="0"/>
+    <w:lsdException w:name="Table Columns 1" w:semiHidden="0" w:uiPriority="0" w:unhideWhenUsed="0"/>
+    <w:lsdException w:name="Table Columns 2" w:semiHidden="0" w:uiPriority="0" w:unhideWhenUsed="0"/>
+    <w:lsdException w:name="Table Columns 3" w:semiHidden="0" w:uiPriority="0" w:unhideWhenUsed="0"/>
+    <w:lsdException w:name="Table Columns 4" w:semiHidden="0" w:uiPriority="0" w:unhideWhenUsed="0"/>
+    <w:lsdException w:name="Table Columns 5" w:semiHidden="0" w:uiPriority="0" w:unhideWhenUsed="0"/>
+    <w:lsdException w:name="Table Grid 1" w:semiHidden="0" w:uiPriority="0" w:unhideWhenUsed="0"/>
+    <w:lsdException w:name="Table Grid 2" w:semiHidden="0" w:uiPriority="0" w:unhideWhenUsed="0"/>
+    <w:lsdException w:name="Table Grid 3" w:semiHidden="0" w:uiPriority="0" w:unhideWhenUsed="0"/>
+    <w:lsdException w:name="Table Grid 4" w:semiHidden="0" w:uiPriority="0" w:unhideWhenUsed="0"/>
+    <w:lsdException w:name="Table Grid 5" w:semiHidden="0" w:uiPriority="0" w:unhideWhenUsed="0"/>
+    <w:lsdException w:name="Table Grid 6" w:semiHidden="0" w:uiPriority="0" w:unhideWhenUsed="0"/>
+    <w:lsdException w:name="Table Grid 7" w:semiHidden="0" w:uiPriority="0" w:unhideWhenUsed="0"/>
+    <w:lsdException w:name="Table Grid 8" w:semiHidden="0" w:uiPriority="0" w:unhideWhenUsed="0"/>
+    <w:lsdException w:name="Table List 1" w:semiHidden="0" w:uiPriority="0" w:unhideWhenUsed="0"/>
+    <w:lsdException w:name="Table List 2" w:semiHidden="0" w:uiPriority="0" w:unhideWhenUsed="0"/>
+    <w:lsdException w:name="Table List 3" w:semiHidden="0" w:uiPriority="0" w:unhideWhenUsed="0"/>
+    <w:lsdException w:name="Table List 4" w:semiHidden="0" w:uiPriority="0" w:unhideWhenUsed="0"/>
+    <w:lsdException w:name="Table List 5" w:semiHidden="0" w:uiPriority="0" w:unhideWhenUsed="0"/>
+    <w:lsdException w:name="Table List 6" w:semiHidden="0" w:uiPriority="0" w:unhideWhenUsed="0"/>
+    <w:lsdException w:name="Table List 7" w:semiHidden="0" w:uiPriority="0" w:unhideWhenUsed="0"/>
+    <w:lsdException w:name="Table List 8" w:semiHidden="0" w:uiPriority="0" w:unhideWhenUsed="0"/>
+    <w:lsdException w:name="Table 3D effects 1" w:semiHidden="0" w:uiPriority="0" w:unhideWhenUsed="0"/>
+    <w:lsdException w:name="Table 3D effects 2" w:semiHidden="0" w:uiPriority="0" w:unhideWhenUsed="0"/>
+    <w:lsdException w:name="Table 3D effects 3" w:semiHidden="0" w:uiPriority="0" w:unhideWhenUsed="0"/>
+    <w:lsdException w:name="Table Contemporary" w:semiHidden="0" w:uiPriority="0" w:unhideWhenUsed="0"/>
+    <w:lsdException w:name="Table Elegant" w:semiHidden="0" w:uiPriority="0" w:unhideWhenUsed="0"/>
+    <w:lsdException w:name="Table Professional" w:semiHidden="0" w:uiPriority="0" w:unhideWhenUsed="0"/>
+    <w:lsdException w:name="Table Subtle 1" w:semiHidden="0" w:uiPriority="0" w:unhideWhenUsed="0"/>
+    <w:lsdException w:name="Table Subtle 2" w:semiHidden="0" w:uiPriority="0" w:unhideWhenUsed="0"/>
+    <w:lsdException w:name="Table Web 1" w:semiHidden="0" w:uiPriority="0" w:unhideWhenUsed="0"/>
+    <w:lsdException w:name="Table Web 2" w:semiHidden="0" w:uiPriority="0" w:unhideWhenUsed="0"/>
+    <w:lsdException w:name="Table Web 3" w:semiHidden="0" w:uiPriority="0" w:unhideWhenUsed="0"/>
+    <w:lsdException w:name="Balloon Text" w:semiHidden="0" w:uiPriority="0" w:unhideWhenUsed="0"/>
+    <w:lsdException w:name="Table Grid" w:semiHidden="0" w:uiPriority="0" w:unhideWhenUsed="0" w:qFormat="1"/>
+    <w:lsdException w:name="Table Theme" w:semiHidden="0" w:uiPriority="0" w:unhideWhenUsed="0"/>
+    <w:lsdException w:name="Light Shading" w:semiHidden="0" w:uiPriority="60" w:unhideWhenUsed="0"/>
+    <w:lsdException w:name="Light List" w:semiHidden="0" w:uiPriority="61" w:unhideWhenUsed="0"/>
+    <w:lsdException w:name="Light Grid" w:semiHidden="0" w:uiPriority="62" w:unhideWhenUsed="0"/>
+    <w:lsdException w:name="Medium Shading 1" w:semiHidden="0" w:uiPriority="63" w:unhideWhenUsed="0"/>
+    <w:lsdException w:name="Medium Shading 2" w:semiHidden="0" w:uiPriority="64" w:unhideWhenUsed="0"/>
+    <w:lsdException w:name="Medium List 1" w:semiHidden="0" w:uiPriority="65" w:unhideWhenUsed="0"/>
+    <w:lsdException w:name="Medium List 2" w:semiHidden="0" w:uiPriority="66" w:unhideWhenUsed="0"/>
+    <w:lsdException w:name="Medium Grid 1" w:semiHidden="0" w:uiPriority="67" w:unhideWhenUsed="0"/>
+    <w:lsdException w:name="Medium Grid 2" w:semiHidden="0" w:uiPriority="68" w:unhideWhenUsed="0"/>
+    <w:lsdException w:name="Medium Grid 3" w:semiHidden="0" w:uiPriority="69" w:unhideWhenUsed="0"/>
+    <w:lsdException w:name="Dark List" w:semiHidden="0" w:uiPriority="70" w:unhideWhenUsed="0"/>
+    <w:lsdException w:name="Colorful Shading" w:semiHidden="0" w:uiPriority="71" w:unhideWhenUsed="0"/>
+    <w:lsdException w:name="Colorful List" w:semiHidden="0" w:uiPriority="72" w:unhideWhenUsed="0"/>
+    <w:lsdException w:name="Colorful Grid" w:semiHidden="0" w:uiPriority="73" w:unhideWhenUsed="0"/>
+    <w:lsdException w:name="Light Shading Accent 1" w:semiHidden="0" w:uiPriority="60" w:unhideWhenUsed="0"/>
+    <w:lsdException w:name="Light List Accent 1" w:semiHidden="0" w:uiPriority="61" w:unhideWhenUsed="0"/>
+    <w:lsdException w:name="Light Grid Accent 1" w:semiHidden="0" w:uiPriority="62" w:unhideWhenUsed="0"/>
+    <w:lsdException w:name="Medium Shading 1 Accent 1" w:semiHidden="0" w:uiPriority="63" w:unhideWhenUsed="0"/>
+    <w:lsdException w:name="Medium Shading 2 Accent 1" w:semiHidden="0" w:uiPriority="64" w:unhideWhenUsed="0"/>
+    <w:lsdException w:name="Medium List 1 Accent 1" w:semiHidden="0" w:uiPriority="65" w:unhideWhenUsed="0"/>
+    <w:lsdException w:name="Medium List 2 Accent 1" w:semiHidden="0" w:uiPriority="66" w:unhideWhenUsed="0"/>
+    <w:lsdException w:name="Medium Grid 1 Accent 1" w:semiHidden="0" w:uiPriority="67" w:unhideWhenUsed="0"/>
+    <w:lsdException w:name="Medium Grid 2 Accent 1" w:semiHidden="0" w:uiPriority="68" w:unhideWhenUsed="0"/>
+    <w:lsdException w:name="Medium Grid 3 Accent 1" w:semiHidden="0" w:uiPriority="69" w:unhideWhenUsed="0"/>
+    <w:lsdException w:name="Dark List Accent 1" w:semiHidden="0" w:uiPriority="70" w:unhideWhenUsed="0"/>
+    <w:lsdException w:name="Colorful Shading Accent 1" w:semiHidden="0" w:uiPriority="71" w:unhideWhenUsed="0"/>
+    <w:lsdException w:name="Colorful List Accent 1" w:semiHidden="0" w:uiPriority="72" w:unhideWhenUsed="0"/>
+    <w:lsdException w:name="Colorful Grid Accent 1" w:semiHidden="0" w:uiPriority="73" w:unhideWhenUsed="0"/>
+    <w:lsdException w:name="Light Shading Accent 2" w:semiHidden="0" w:uiPriority="60" w:unhideWhenUsed="0"/>
+    <w:lsdException w:name="Light List Accent 2" w:semiHidden="0" w:uiPriority="61" w:unhideWhenUsed="0"/>
+    <w:lsdException w:name="Light Grid Accent 2" w:semiHidden="0" w:uiPriority="62" w:unhideWhenUsed="0"/>
+    <w:lsdException w:name="Medium Shading 1 Accent 2" w:semiHidden="0" w:uiPriority="63" w:unhideWhenUsed="0"/>
+    <w:lsdException w:name="Medium Shading 2 Accent 2" w:semiHidden="0" w:uiPriority="64" w:unhideWhenUsed="0"/>
+    <w:lsdException w:name="Medium List 1 Accent 2" w:semiHidden="0" w:uiPriority="65" w:unhideWhenUsed="0"/>
+    <w:lsdException w:name="Medium List 2 Accent 2" w:semiHidden="0" w:uiPriority="66" w:unhideWhenUsed="0"/>
+    <w:lsdException w:name="Medium Grid 1 Accent 2" w:semiHidden="0" w:uiPriority="67" w:unhideWhenUsed="0"/>
+    <w:lsdException w:name="Medium Grid 2 Accent 2" w:semiHidden="0" w:uiPriority="68" w:unhideWhenUsed="0"/>
+    <w:lsdException w:name="Medium Grid 3 Accent 2" w:semiHidden="0" w:uiPriority="69" w:unhideWhenUsed="0"/>
+    <w:lsdException w:name="Dark List Accent 2" w:semiHidden="0" w:uiPriority="70" w:unhideWhenUsed="0"/>
+    <w:lsdException w:name="Colorful Shading Accent 2" w:semiHidden="0" w:uiPriority="71" w:unhideWhenUsed="0"/>
+    <w:lsdException w:name="Colorful List Accent 2" w:semiHidden="0" w:uiPriority="72" w:unhideWhenUsed="0"/>
+    <w:lsdException w:name="Colorful Grid Accent 2" w:semiHidden="0" w:uiPriority="73" w:unhideWhenUsed="0"/>
+    <w:lsdException w:name="Light Shading Accent 3" w:semiHidden="0" w:uiPriority="60" w:unhideWhenUsed="0"/>
+    <w:lsdException w:name="Light List Accent 3" w:semiHidden="0" w:uiPriority="61" w:unhideWhenUsed="0"/>
+    <w:lsdException w:name="Light Grid Accent 3" w:semiHidden="0" w:uiPriority="62" w:unhideWhenUsed="0"/>
+    <w:lsdException w:name="Medium Shading 1 Accent 3" w:semiHidden="0" w:uiPriority="63" w:unhideWhenUsed="0"/>
+    <w:lsdException w:name="Medium Shading 2 Accent 3" w:semiHidden="0" w:uiPriority="64" w:unhideWhenUsed="0"/>
+    <w:lsdException w:name="Medium List 1 Accent 3" w:semiHidden="0" w:uiPriority="65" w:unhideWhenUsed="0"/>
+    <w:lsdException w:name="Medium List 2 Accent 3" w:semiHidden="0" w:uiPriority="66" w:unhideWhenUsed="0"/>
+    <w:lsdException w:name="Medium Grid 1 Accent 3" w:semiHidden="0" w:uiPriority="67" w:unhideWhenUsed="0"/>
+    <w:lsdException w:name="Medium Grid 2 Accent 3" w:semiHidden="0" w:uiPriority="68" w:unhideWhenUsed="0"/>
+    <w:lsdException w:name="Medium Grid 3 Accent 3" w:semiHidden="0" w:uiPriority="69" w:unhideWhenUsed="0"/>
+    <w:lsdException w:name="Dark List Accent 3" w:semiHidden="0" w:uiPriority="70" w:unhideWhenUsed="0"/>
+    <w:lsdException w:name="Colorful Shading Accent 3" w:semiHidden="0" w:uiPriority="71" w:unhideWhenUsed="0"/>
+    <w:lsdException w:name="Colorful List Accent 3" w:semiHidden="0" w:uiPriority="72" w:unhideWhenUsed="0"/>
+    <w:lsdException w:name="Colorful Grid Accent 3" w:semiHidden="0" w:uiPriority="73" w:unhideWhenUsed="0"/>
+    <w:lsdException w:name="Light Shading Accent 4" w:semiHidden="0" w:uiPriority="60" w:unhideWhenUsed="0"/>
+    <w:lsdException w:name="Light List Accent 4" w:semiHidden="0" w:uiPriority="61" w:unhideWhenUsed="0"/>
+    <w:lsdException w:name="Light Grid Accent 4" w:semiHidden="0" w:uiPriority="62" w:unhideWhenUsed="0"/>
+    <w:lsdException w:name="Medium Shading 1 Accent 4" w:semiHidden="0" w:uiPriority="63" w:unhideWhenUsed="0"/>
+    <w:lsdException w:name="Medium Shading 2 Accent 4" w:semiHidden="0" w:uiPriority="64" w:unhideWhenUsed="0"/>
+    <w:lsdException w:name="Medium List 1 Accent 4" w:semiHidden="0" w:uiPriority="65" w:unhideWhenUsed="0"/>
+    <w:lsdException w:name="Medium List 2 Accent 4" w:semiHidden="0" w:uiPriority="66" w:unhideWhenUsed="0"/>
+    <w:lsdException w:name="Medium Grid 1 Accent 4" w:semiHidden="0" w:uiPriority="67" w:unhideWhenUsed="0"/>
+    <w:lsdException w:name="Medium Grid 2 Accent 4" w:semiHidden="0" w:uiPriority="68" w:unhideWhenUsed="0"/>
+    <w:lsdException w:name="Medium Grid 3 Accent 4" w:semiHidden="0" w:uiPriority="69" w:unhideWhenUsed="0"/>
+    <w:lsdException w:name="Dark List Accent 4" w:semiHidden="0" w:uiPriority="70" w:unhideWhenUsed="0"/>
+    <w:lsdException w:name="Colorful Shading Accent 4" w:semiHidden="0" w:uiPriority="71" w:unhideWhenUsed="0"/>
+    <w:lsdException w:name="Colorful List Accent 4" w:semiHidden="0" w:uiPriority="72" w:unhideWhenUsed="0"/>
+    <w:lsdException w:name="Colorful Grid Accent 4" w:semiHidden="0" w:uiPriority="73" w:unhideWhenUsed="0"/>
+    <w:lsdException w:name="Light Shading Accent 5" w:semiHidden="0" w:uiPriority="60" w:unhideWhenUsed="0"/>
+    <w:lsdException w:name="Light List Accent 5" w:semiHidden="0" w:uiPriority="61" w:unhideWhenUsed="0"/>
+    <w:lsdException w:name="Light Grid Accent 5" w:semiHidden="0" w:uiPriority="62" w:unhideWhenUsed="0"/>
+    <w:lsdException w:name="Medium Shading 1 Accent 5" w:semiHidden="0" w:uiPriority="63" w:unhideWhenUsed="0"/>
+    <w:lsdException w:name="Medium Shading 2 Accent 5" w:semiHidden="0" w:uiPriority="64" w:unhideWhenUsed="0"/>
+    <w:lsdException w:name="Medium List 1 Accent 5" w:semiHidden="0" w:uiPriority="65" w:unhideWhenUsed="0"/>
+    <w:lsdException w:name="Medium List 2 Accent 5" w:semiHidden="0" w:uiPriority="66" w:unhideWhenUsed="0"/>
+    <w:lsdException w:name="Medium Grid 1 Accent 5" w:semiHidden="0" w:uiPriority="67" w:unhideWhenUsed="0"/>
+    <w:lsdException w:name="Medium Grid 2 Accent 5" w:semiHidden="0" w:uiPriority="68" w:unhideWhenUsed="0"/>
+    <w:lsdException w:name="Medium Grid 3 Accent 5" w:semiHidden="0" w:uiPriority="69" w:unhideWhenUsed="0"/>
+    <w:lsdException w:name="Dark List Accent 5" w:semiHidden="0" w:uiPriority="70" w:unhideWhenUsed="0"/>
+    <w:lsdException w:name="Colorful Shading Accent 5" w:semiHidden="0" w:uiPriority="71" w:unhideWhenUsed="0"/>
+    <w:lsdException w:name="Colorful List Accent 5" w:semiHidden="0" w:uiPriority="72" w:unhideWhenUsed="0"/>
+    <w:lsdException w:name="Colorful Grid Accent 5" w:semiHidden="0" w:uiPriority="73" w:unhideWhenUsed="0"/>
+    <w:lsdException w:name="Light Shading Accent 6" w:semiHidden="0" w:uiPriority="60" w:unhideWhenUsed="0"/>
+    <w:lsdException w:name="Light List Accent 6" w:semiHidden="0" w:uiPriority="61" w:unhideWhenUsed="0"/>
+    <w:lsdException w:name="Light Grid Accent 6" w:semiHidden="0" w:uiPriority="62" w:unhideWhenUsed="0"/>
+    <w:lsdException w:name="Medium Shading 1 Accent 6" w:semiHidden="0" w:uiPriority="63" w:unhideWhenUsed="0"/>
+    <w:lsdException w:name="Medium Shading 2 Accent 6" w:semiHidden="0" w:uiPriority="64" w:unhideWhenUsed="0"/>
+    <w:lsdException w:name="Medium List 1 Accent 6" w:semiHidden="0" w:uiPriority="65" w:unhideWhenUsed="0"/>
+    <w:lsdException w:name="Medium List 2 Accent 6" w:semiHidden="0" w:uiPriority="66" w:unhideWhenUsed="0"/>
+    <w:lsdException w:name="Medium Grid 1 Accent 6" w:semiHidden="0" w:uiPriority="67" w:unhideWhenUsed="0"/>
+    <w:lsdException w:name="Medium Grid 2 Accent 6" w:semiHidden="0" w:uiPriority="68" w:unhideWhenUsed="0"/>
+    <w:lsdException w:name="Medium Grid 3 Accent 6" w:semiHidden="0" w:uiPriority="69" w:unhideWhenUsed="0"/>
+    <w:lsdException w:name="Dark List Accent 6" w:semiHidden="0" w:uiPriority="70" w:unhideWhenUsed="0"/>
+    <w:lsdException w:name="Colorful Shading Accent 6" w:semiHidden="0" w:uiPriority="71" w:unhideWhenUsed="0"/>
+    <w:lsdException w:name="Colorful List Accent 6" w:semiHidden="0" w:uiPriority="72" w:unhideWhenUsed="0"/>
+    <w:lsdException w:name="Colorful Grid Accent 6" w:semiHidden="0" w:uiPriority="73" w:unhideWhenUsed="0"/>
   </w:latentStyles>
-  <w:style w:type="paragraph" w:default="1" w:styleId="1">
+  <w:style w:type="paragraph" w:default="1" w:styleId="Normal">
     <w:name w:val="Normal"/>
     <w:qFormat/>
-    <w:uiPriority w:val="0"/>
     <w:pPr>
       <w:kinsoku w:val="0"/>
       <w:autoSpaceDE w:val="0"/>
@@ -7512,7 +7396,7 @@
       <w:textAlignment w:val="baseline"/>
     </w:pPr>
     <w:rPr>
-      <w:rFonts w:ascii="Arial" w:hAnsi="Arial" w:eastAsia="宋体" w:cs="Arial"/>
+      <w:rFonts w:ascii="Arial" w:eastAsia="宋体" w:hAnsi="Arial" w:cs="Arial"/>
       <w:snapToGrid w:val="0"/>
       <w:color w:val="000000"/>
       <w:kern w:val="0"/>
@@ -7521,12 +7405,11 @@
       <w:lang w:val="en-US" w:eastAsia="en-US" w:bidi="ar-SA"/>
     </w:rPr>
   </w:style>
-  <w:style w:type="paragraph" w:styleId="2">
+  <w:style w:type="paragraph" w:styleId="Heading1">
     <w:name w:val="heading 1"/>
-    <w:basedOn w:val="1"/>
-    <w:next w:val="1"/>
+    <w:basedOn w:val="Normal"/>
+    <w:next w:val="Normal"/>
     <w:qFormat/>
-    <w:uiPriority w:val="0"/>
     <w:pPr>
       <w:keepNext/>
       <w:keepLines/>
@@ -7544,13 +7427,12 @@
       <w:sz w:val="44"/>
     </w:rPr>
   </w:style>
-  <w:style w:type="paragraph" w:styleId="3">
+  <w:style w:type="paragraph" w:styleId="Heading2">
     <w:name w:val="heading 2"/>
-    <w:basedOn w:val="1"/>
-    <w:next w:val="1"/>
+    <w:basedOn w:val="Normal"/>
+    <w:next w:val="Normal"/>
     <w:unhideWhenUsed/>
     <w:qFormat/>
-    <w:uiPriority w:val="0"/>
     <w:pPr>
       <w:keepNext/>
       <w:keepLines/>
@@ -7563,19 +7445,18 @@
       <w:outlineLvl w:val="1"/>
     </w:pPr>
     <w:rPr>
-      <w:rFonts w:ascii="Arial" w:hAnsi="Arial" w:eastAsia="黑体"/>
+      <w:rFonts w:ascii="Arial" w:eastAsia="黑体" w:hAnsi="Arial"/>
       <w:b/>
       <w:sz w:val="32"/>
     </w:rPr>
   </w:style>
-  <w:style w:type="paragraph" w:styleId="4">
+  <w:style w:type="paragraph" w:styleId="Heading3">
     <w:name w:val="heading 3"/>
-    <w:basedOn w:val="1"/>
-    <w:next w:val="1"/>
+    <w:basedOn w:val="Normal"/>
+    <w:next w:val="Normal"/>
     <w:semiHidden/>
     <w:unhideWhenUsed/>
     <w:qFormat/>
-    <w:uiPriority w:val="0"/>
     <w:pPr>
       <w:keepNext/>
       <w:keepLines/>
@@ -7592,13 +7473,12 @@
       <w:sz w:val="32"/>
     </w:rPr>
   </w:style>
-  <w:style w:type="paragraph" w:styleId="5">
+  <w:style w:type="paragraph" w:styleId="Heading4">
     <w:name w:val="heading 4"/>
-    <w:basedOn w:val="1"/>
-    <w:next w:val="1"/>
+    <w:basedOn w:val="Normal"/>
+    <w:next w:val="Normal"/>
     <w:unhideWhenUsed/>
     <w:qFormat/>
-    <w:uiPriority w:val="0"/>
     <w:pPr>
       <w:keepNext/>
       <w:keepLines/>
@@ -7611,19 +7491,18 @@
       <w:outlineLvl w:val="3"/>
     </w:pPr>
     <w:rPr>
-      <w:rFonts w:ascii="Arial" w:hAnsi="Arial" w:eastAsia="黑体"/>
+      <w:rFonts w:ascii="Arial" w:eastAsia="黑体" w:hAnsi="Arial"/>
       <w:b/>
       <w:sz w:val="28"/>
     </w:rPr>
   </w:style>
-  <w:style w:type="paragraph" w:styleId="6">
+  <w:style w:type="paragraph" w:styleId="Heading5">
     <w:name w:val="heading 5"/>
-    <w:basedOn w:val="1"/>
-    <w:next w:val="1"/>
+    <w:basedOn w:val="Normal"/>
+    <w:next w:val="Normal"/>
     <w:semiHidden/>
     <w:unhideWhenUsed/>
     <w:qFormat/>
-    <w:uiPriority w:val="0"/>
     <w:pPr>
       <w:keepNext/>
       <w:keepLines/>
@@ -7640,14 +7519,13 @@
       <w:sz w:val="28"/>
     </w:rPr>
   </w:style>
-  <w:style w:type="paragraph" w:styleId="7">
+  <w:style w:type="paragraph" w:styleId="Heading6">
     <w:name w:val="heading 6"/>
-    <w:basedOn w:val="1"/>
-    <w:next w:val="1"/>
+    <w:basedOn w:val="Normal"/>
+    <w:next w:val="Normal"/>
     <w:semiHidden/>
     <w:unhideWhenUsed/>
     <w:qFormat/>
-    <w:uiPriority w:val="0"/>
     <w:pPr>
       <w:keepNext/>
       <w:keepLines/>
@@ -7660,19 +7538,18 @@
       <w:outlineLvl w:val="5"/>
     </w:pPr>
     <w:rPr>
-      <w:rFonts w:ascii="Arial" w:hAnsi="Arial" w:eastAsia="黑体"/>
+      <w:rFonts w:ascii="Arial" w:eastAsia="黑体" w:hAnsi="Arial"/>
       <w:b/>
       <w:sz w:val="24"/>
     </w:rPr>
   </w:style>
-  <w:style w:type="paragraph" w:styleId="8">
+  <w:style w:type="paragraph" w:styleId="Heading7">
     <w:name w:val="heading 7"/>
-    <w:basedOn w:val="1"/>
-    <w:next w:val="1"/>
+    <w:basedOn w:val="Normal"/>
+    <w:next w:val="Normal"/>
     <w:semiHidden/>
     <w:unhideWhenUsed/>
     <w:qFormat/>
-    <w:uiPriority w:val="0"/>
     <w:pPr>
       <w:keepNext/>
       <w:keepLines/>
@@ -7689,14 +7566,13 @@
       <w:sz w:val="24"/>
     </w:rPr>
   </w:style>
-  <w:style w:type="paragraph" w:styleId="9">
+  <w:style w:type="paragraph" w:styleId="Heading8">
     <w:name w:val="heading 8"/>
-    <w:basedOn w:val="1"/>
-    <w:next w:val="1"/>
+    <w:basedOn w:val="Normal"/>
+    <w:next w:val="Normal"/>
     <w:semiHidden/>
     <w:unhideWhenUsed/>
     <w:qFormat/>
-    <w:uiPriority w:val="0"/>
     <w:pPr>
       <w:keepNext/>
       <w:keepLines/>
@@ -7709,18 +7585,17 @@
       <w:outlineLvl w:val="7"/>
     </w:pPr>
     <w:rPr>
-      <w:rFonts w:ascii="Arial" w:hAnsi="Arial" w:eastAsia="黑体"/>
+      <w:rFonts w:ascii="Arial" w:eastAsia="黑体" w:hAnsi="Arial"/>
       <w:sz w:val="24"/>
     </w:rPr>
   </w:style>
-  <w:style w:type="paragraph" w:styleId="10">
+  <w:style w:type="paragraph" w:styleId="Heading9">
     <w:name w:val="heading 9"/>
-    <w:basedOn w:val="1"/>
-    <w:next w:val="1"/>
+    <w:basedOn w:val="Normal"/>
+    <w:next w:val="Normal"/>
     <w:semiHidden/>
     <w:unhideWhenUsed/>
     <w:qFormat/>
-    <w:uiPriority w:val="0"/>
     <w:pPr>
       <w:keepNext/>
       <w:keepLines/>
@@ -7733,21 +7608,19 @@
       <w:outlineLvl w:val="8"/>
     </w:pPr>
     <w:rPr>
-      <w:rFonts w:ascii="Arial" w:hAnsi="Arial" w:eastAsia="黑体"/>
+      <w:rFonts w:ascii="Arial" w:eastAsia="黑体" w:hAnsi="Arial"/>
       <w:sz w:val="21"/>
     </w:rPr>
   </w:style>
-  <w:style w:type="character" w:default="1" w:styleId="22">
+  <w:style w:type="character" w:default="1" w:styleId="DefaultParagraphFont">
     <w:name w:val="Default Paragraph Font"/>
     <w:semiHidden/>
     <w:qFormat/>
-    <w:uiPriority w:val="0"/>
   </w:style>
-  <w:style w:type="table" w:default="1" w:styleId="20">
+  <w:style w:type="table" w:default="1" w:styleId="TableNormal">
     <w:name w:val="Normal Table"/>
     <w:semiHidden/>
     <w:qFormat/>
-    <w:uiPriority w:val="0"/>
     <w:tblPr>
       <w:tblCellMar>
         <w:top w:w="0" w:type="dxa"/>
@@ -7757,43 +7630,39 @@
       </w:tblCellMar>
     </w:tblPr>
   </w:style>
-  <w:style w:type="paragraph" w:styleId="11">
+  <w:style w:type="paragraph" w:styleId="CommentText">
     <w:name w:val="annotation text"/>
-    <w:basedOn w:val="1"/>
+    <w:basedOn w:val="Normal"/>
     <w:qFormat/>
-    <w:uiPriority w:val="0"/>
     <w:pPr>
       <w:jc w:val="left"/>
     </w:pPr>
   </w:style>
-  <w:style w:type="paragraph" w:styleId="12">
+  <w:style w:type="paragraph" w:styleId="BodyText">
     <w:name w:val="Body Text"/>
-    <w:basedOn w:val="1"/>
+    <w:basedOn w:val="Normal"/>
     <w:semiHidden/>
     <w:qFormat/>
-    <w:uiPriority w:val="0"/>
     <w:rPr>
-      <w:rFonts w:ascii="Arial" w:hAnsi="Arial" w:eastAsia="Arial" w:cs="Arial"/>
+      <w:rFonts w:ascii="Arial" w:eastAsia="Arial" w:hAnsi="Arial" w:cs="Arial"/>
       <w:sz w:val="21"/>
       <w:szCs w:val="21"/>
       <w:lang w:val="en-US" w:eastAsia="en-US" w:bidi="ar-SA"/>
     </w:rPr>
   </w:style>
-  <w:style w:type="paragraph" w:styleId="13">
+  <w:style w:type="paragraph" w:styleId="TOC3">
     <w:name w:val="toc 3"/>
-    <w:basedOn w:val="1"/>
-    <w:next w:val="1"/>
+    <w:basedOn w:val="Normal"/>
+    <w:next w:val="Normal"/>
     <w:qFormat/>
-    <w:uiPriority w:val="0"/>
     <w:pPr>
       <w:ind w:left="840" w:leftChars="400"/>
     </w:pPr>
   </w:style>
-  <w:style w:type="paragraph" w:styleId="14">
+  <w:style w:type="paragraph" w:styleId="Footer">
     <w:name w:val="footer"/>
-    <w:basedOn w:val="1"/>
+    <w:basedOn w:val="Normal"/>
     <w:qFormat/>
-    <w:uiPriority w:val="0"/>
     <w:pPr>
       <w:tabs>
         <w:tab w:val="center" w:pos="4153"/>
@@ -7806,17 +7675,16 @@
       <w:sz w:val="18"/>
     </w:rPr>
   </w:style>
-  <w:style w:type="paragraph" w:styleId="15">
+  <w:style w:type="paragraph" w:styleId="Header">
     <w:name w:val="header"/>
-    <w:basedOn w:val="1"/>
+    <w:basedOn w:val="Normal"/>
     <w:qFormat/>
-    <w:uiPriority w:val="0"/>
     <w:pPr>
       <w:pBdr>
-        <w:top w:val="none" w:color="auto" w:sz="0" w:space="0"/>
-        <w:left w:val="none" w:color="auto" w:sz="0" w:space="0"/>
-        <w:bottom w:val="none" w:color="auto" w:sz="0" w:space="0"/>
-        <w:right w:val="none" w:color="auto" w:sz="0" w:space="0"/>
+        <w:top w:val="nil"/>
+        <w:left w:val="nil"/>
+        <w:bottom w:val="nil"/>
+        <w:right w:val="nil"/>
       </w:pBdr>
       <w:tabs>
         <w:tab w:val="center" w:pos="4153"/>
@@ -7831,41 +7699,37 @@
       <w:sz w:val="18"/>
     </w:rPr>
   </w:style>
-  <w:style w:type="paragraph" w:styleId="16">
+  <w:style w:type="paragraph" w:styleId="TOC1">
     <w:name w:val="toc 1"/>
-    <w:basedOn w:val="1"/>
-    <w:next w:val="1"/>
+    <w:basedOn w:val="Normal"/>
+    <w:next w:val="Normal"/>
     <w:qFormat/>
-    <w:uiPriority w:val="0"/>
     <w:rPr>
-      <w:rFonts w:ascii="Arial" w:hAnsi="Arial" w:eastAsia="Microsoft JhengHei"/>
+      <w:rFonts w:ascii="Arial" w:eastAsia="Microsoft JhengHei" w:hAnsi="Arial"/>
       <w:sz w:val="24"/>
     </w:rPr>
   </w:style>
-  <w:style w:type="paragraph" w:styleId="17">
+  <w:style w:type="paragraph" w:styleId="TOC2">
     <w:name w:val="toc 2"/>
-    <w:basedOn w:val="1"/>
-    <w:next w:val="1"/>
+    <w:basedOn w:val="Normal"/>
+    <w:next w:val="Normal"/>
     <w:qFormat/>
-    <w:uiPriority w:val="0"/>
     <w:pPr>
       <w:ind w:left="420" w:leftChars="200"/>
     </w:pPr>
   </w:style>
-  <w:style w:type="paragraph" w:styleId="18">
+  <w:style w:type="paragraph" w:styleId="NormalWeb">
     <w:name w:val="Normal (Web)"/>
-    <w:basedOn w:val="1"/>
+    <w:basedOn w:val="Normal"/>
     <w:qFormat/>
-    <w:uiPriority w:val="0"/>
     <w:rPr>
       <w:sz w:val="24"/>
     </w:rPr>
   </w:style>
-  <w:style w:type="paragraph" w:styleId="19">
+  <w:style w:type="paragraph" w:styleId="Title">
     <w:name w:val="Title"/>
-    <w:basedOn w:val="1"/>
+    <w:basedOn w:val="Normal"/>
     <w:qFormat/>
-    <w:uiPriority w:val="0"/>
     <w:pPr>
       <w:spacing w:before="240" w:beforeLines="0" w:beforeAutospacing="0" w:after="60" w:afterLines="0" w:afterAutospacing="0"/>
       <w:jc w:val="center"/>
@@ -7877,41 +7741,38 @@
       <w:sz w:val="32"/>
     </w:rPr>
   </w:style>
-  <w:style w:type="table" w:styleId="21">
+  <w:style w:type="table" w:styleId="TableGrid">
     <w:name w:val="Table Grid"/>
-    <w:basedOn w:val="20"/>
+    <w:basedOn w:val="TableNormal"/>
     <w:qFormat/>
-    <w:uiPriority w:val="0"/>
     <w:pPr>
       <w:widowControl w:val="0"/>
       <w:jc w:val="both"/>
     </w:pPr>
     <w:tblPr>
       <w:tblBorders>
-        <w:top w:val="single" w:color="auto" w:sz="4" w:space="0"/>
-        <w:left w:val="single" w:color="auto" w:sz="4" w:space="0"/>
-        <w:bottom w:val="single" w:color="auto" w:sz="4" w:space="0"/>
-        <w:right w:val="single" w:color="auto" w:sz="4" w:space="0"/>
-        <w:insideH w:val="single" w:color="auto" w:sz="4" w:space="0"/>
-        <w:insideV w:val="single" w:color="auto" w:sz="4" w:space="0"/>
+        <w:top w:val="single" w:sz="4" w:space="0" w:color="auto"/>
+        <w:left w:val="single" w:sz="4" w:space="0" w:color="auto"/>
+        <w:bottom w:val="single" w:sz="4" w:space="0" w:color="auto"/>
+        <w:right w:val="single" w:sz="4" w:space="0" w:color="auto"/>
+        <w:insideH w:val="single" w:sz="4" w:space="0" w:color="auto"/>
+        <w:insideV w:val="single" w:sz="4" w:space="0" w:color="auto"/>
       </w:tblBorders>
     </w:tblPr>
   </w:style>
-  <w:style w:type="character" w:styleId="23">
+  <w:style w:type="character" w:styleId="Strong">
     <w:name w:val="Strong"/>
-    <w:basedOn w:val="22"/>
+    <w:basedOn w:val="DefaultParagraphFont"/>
     <w:qFormat/>
-    <w:uiPriority w:val="0"/>
     <w:rPr>
       <w:b/>
     </w:rPr>
   </w:style>
-  <w:style w:type="table" w:customStyle="1" w:styleId="24">
+  <w:style w:type="table" w:customStyle="1" w:styleId="TableNormal0">
     <w:name w:val="Table Normal_0"/>
     <w:semiHidden/>
     <w:unhideWhenUsed/>
     <w:qFormat/>
-    <w:uiPriority w:val="0"/>
     <w:tblPr>
       <w:tblCellMar>
         <w:top w:w="0" w:type="dxa"/>
@@ -7921,87 +7782,81 @@
       </w:tblCellMar>
     </w:tblPr>
   </w:style>
-  <w:style w:type="paragraph" w:customStyle="1" w:styleId="25">
+  <w:style w:type="paragraph" w:customStyle="1" w:styleId="TableText">
     <w:name w:val="Table Text"/>
-    <w:basedOn w:val="1"/>
+    <w:basedOn w:val="Normal"/>
     <w:semiHidden/>
     <w:qFormat/>
-    <w:uiPriority w:val="0"/>
     <w:rPr>
-      <w:rFonts w:ascii="宋体" w:hAnsi="宋体" w:eastAsia="宋体" w:cs="宋体"/>
+      <w:rFonts w:ascii="宋体" w:eastAsia="宋体" w:hAnsi="宋体" w:cs="宋体"/>
       <w:sz w:val="21"/>
       <w:szCs w:val="21"/>
       <w:lang w:val="en-US" w:eastAsia="en-US" w:bidi="ar-SA"/>
     </w:rPr>
   </w:style>
-  <w:style w:type="paragraph" w:customStyle="1" w:styleId="26">
+  <w:style w:type="paragraph" w:customStyle="1" w:styleId="1">
     <w:name w:val="柴_标题1"/>
-    <w:basedOn w:val="2"/>
-    <w:next w:val="27"/>
-    <w:link w:val="38"/>
+    <w:basedOn w:val="Heading1"/>
+    <w:next w:val="a"/>
+    <w:link w:val="1Char"/>
     <w:qFormat/>
-    <w:uiPriority w:val="0"/>
     <w:pPr>
       <w:spacing w:before="100" w:after="90" w:line="360" w:lineRule="auto"/>
     </w:pPr>
     <w:rPr>
-      <w:rFonts w:ascii="Arial" w:hAnsi="Arial" w:eastAsia="宋体"/>
+      <w:rFonts w:ascii="Arial" w:eastAsia="宋体" w:hAnsi="Arial"/>
       <w:sz w:val="32"/>
     </w:rPr>
   </w:style>
-  <w:style w:type="paragraph" w:customStyle="1" w:styleId="27">
+  <w:style w:type="paragraph" w:customStyle="1" w:styleId="a">
     <w:name w:val="柴_正文"/>
-    <w:basedOn w:val="12"/>
-    <w:link w:val="41"/>
+    <w:basedOn w:val="BodyText"/>
+    <w:link w:val="Char"/>
     <w:qFormat/>
-    <w:uiPriority w:val="0"/>
     <w:pPr>
       <w:spacing w:line="360" w:lineRule="auto"/>
       <w:ind w:firstLine="470" w:firstLineChars="200"/>
     </w:pPr>
     <w:rPr>
-      <w:rFonts w:ascii="Arial" w:hAnsi="Arial" w:eastAsia="宋体"/>
+      <w:rFonts w:ascii="Arial" w:eastAsia="宋体" w:hAnsi="Arial"/>
       <w:sz w:val="24"/>
       <w:lang w:eastAsia="zh-CN"/>
     </w:rPr>
   </w:style>
-  <w:style w:type="paragraph" w:customStyle="1" w:styleId="28">
+  <w:style w:type="paragraph" w:customStyle="1" w:styleId="2">
     <w:name w:val="柴_标题2"/>
-    <w:basedOn w:val="3"/>
-    <w:next w:val="27"/>
+    <w:basedOn w:val="Heading2"/>
+    <w:next w:val="a"/>
     <w:qFormat/>
-    <w:uiPriority w:val="0"/>
     <w:pPr>
       <w:spacing w:line="360" w:lineRule="auto"/>
     </w:pPr>
     <w:rPr>
-      <w:rFonts w:ascii="Arial" w:hAnsi="Arial" w:eastAsia="宋体"/>
+      <w:rFonts w:ascii="Arial" w:eastAsia="宋体" w:hAnsi="Arial"/>
       <w:sz w:val="28"/>
     </w:rPr>
   </w:style>
-  <w:style w:type="paragraph" w:customStyle="1" w:styleId="29">
+  <w:style w:type="paragraph" w:customStyle="1" w:styleId="3">
     <w:name w:val="柴_标题3"/>
-    <w:basedOn w:val="4"/>
-    <w:next w:val="27"/>
+    <w:basedOn w:val="Heading3"/>
+    <w:next w:val="a"/>
     <w:qFormat/>
-    <w:uiPriority w:val="0"/>
     <w:pPr>
       <w:spacing w:line="360" w:lineRule="auto"/>
       <w:ind w:left="0" w:firstLine="472" w:firstLineChars="200"/>
     </w:pPr>
     <w:rPr>
-      <w:rFonts w:ascii="宋体" w:hAnsi="宋体" w:eastAsia="宋体" w:cs="宋体"/>
+      <w:rFonts w:ascii="宋体" w:eastAsia="宋体" w:hAnsi="宋体" w:cs="宋体"/>
       <w:spacing w:val="-2"/>
       <w:sz w:val="24"/>
       <w:szCs w:val="24"/>
     </w:rPr>
   </w:style>
-  <w:style w:type="paragraph" w:customStyle="1" w:styleId="30">
+  <w:style w:type="paragraph" w:customStyle="1" w:styleId="a0">
     <w:name w:val="柴_目录"/>
-    <w:basedOn w:val="1"/>
-    <w:next w:val="12"/>
+    <w:basedOn w:val="Normal"/>
+    <w:next w:val="BodyText"/>
     <w:qFormat/>
-    <w:uiPriority w:val="0"/>
     <w:pPr>
       <w:tabs>
         <w:tab w:val="right" w:leader="dot" w:pos="8442"/>
@@ -8009,96 +7864,89 @@
       <w:ind w:left="0" w:leftChars="0"/>
     </w:pPr>
     <w:rPr>
-      <w:rFonts w:ascii="Arial" w:hAnsi="Arial" w:eastAsia="Microsoft JhengHei"/>
+      <w:rFonts w:ascii="Arial" w:eastAsia="Microsoft JhengHei" w:hAnsi="Arial"/>
       <w:sz w:val="24"/>
     </w:rPr>
   </w:style>
-  <w:style w:type="paragraph" w:customStyle="1" w:styleId="31">
+  <w:style w:type="paragraph" w:customStyle="1" w:styleId="a1">
     <w:name w:val="柴_公司名"/>
-    <w:basedOn w:val="19"/>
+    <w:basedOn w:val="Title"/>
     <w:qFormat/>
-    <w:uiPriority w:val="0"/>
     <w:pPr>
       <w:spacing w:after="600" w:afterLines="600"/>
     </w:pPr>
     <w:rPr>
-      <w:rFonts w:hint="eastAsia" w:ascii="宋体" w:hAnsi="宋体" w:eastAsia="宋体" w:cs="宋体"/>
+      <w:rFonts w:ascii="宋体" w:eastAsia="宋体" w:hAnsi="宋体" w:cs="宋体" w:hint="eastAsia"/>
       <w:bCs/>
       <w:spacing w:val="-6"/>
       <w:sz w:val="52"/>
       <w:szCs w:val="52"/>
     </w:rPr>
   </w:style>
-  <w:style w:type="paragraph" w:customStyle="1" w:styleId="32">
+  <w:style w:type="paragraph" w:customStyle="1" w:styleId="a2">
     <w:name w:val="柴_文档名"/>
-    <w:basedOn w:val="19"/>
+    <w:basedOn w:val="Title"/>
     <w:qFormat/>
-    <w:uiPriority w:val="0"/>
     <w:pPr>
       <w:spacing w:after="900" w:afterLines="900"/>
     </w:pPr>
     <w:rPr>
-      <w:rFonts w:ascii="黑体" w:hAnsi="黑体" w:eastAsia="黑体" w:cs="黑体"/>
+      <w:rFonts w:ascii="黑体" w:eastAsia="黑体" w:hAnsi="黑体" w:cs="黑体"/>
       <w:bCs/>
       <w:spacing w:val="-7"/>
       <w:sz w:val="52"/>
       <w:szCs w:val="52"/>
     </w:rPr>
   </w:style>
-  <w:style w:type="paragraph" w:customStyle="1" w:styleId="33">
+  <w:style w:type="paragraph" w:customStyle="1" w:styleId="WPSOffice1">
     <w:name w:val="WPSOffice手动目录 1"/>
     <w:qFormat/>
-    <w:uiPriority w:val="0"/>
     <w:pPr>
       <w:ind w:leftChars="0"/>
     </w:pPr>
     <w:rPr>
-      <w:rFonts w:ascii="Times New Roman" w:hAnsi="Times New Roman" w:eastAsia="宋体" w:cs="Times New Roman"/>
+      <w:rFonts w:ascii="Times New Roman" w:eastAsia="宋体" w:hAnsi="Times New Roman" w:cs="Times New Roman"/>
       <w:sz w:val="20"/>
       <w:szCs w:val="20"/>
     </w:rPr>
   </w:style>
-  <w:style w:type="paragraph" w:customStyle="1" w:styleId="34">
+  <w:style w:type="paragraph" w:customStyle="1" w:styleId="WPSOffice2">
     <w:name w:val="WPSOffice手动目录 2"/>
     <w:qFormat/>
-    <w:uiPriority w:val="0"/>
     <w:pPr>
       <w:ind w:leftChars="200"/>
     </w:pPr>
     <w:rPr>
-      <w:rFonts w:ascii="Times New Roman" w:hAnsi="Times New Roman" w:eastAsia="宋体" w:cs="Times New Roman"/>
+      <w:rFonts w:ascii="Times New Roman" w:eastAsia="宋体" w:hAnsi="Times New Roman" w:cs="Times New Roman"/>
       <w:sz w:val="20"/>
       <w:szCs w:val="20"/>
     </w:rPr>
   </w:style>
-  <w:style w:type="paragraph" w:customStyle="1" w:styleId="35">
+  <w:style w:type="paragraph" w:customStyle="1" w:styleId="WPSOffice3">
     <w:name w:val="WPSOffice手动目录 3"/>
     <w:qFormat/>
-    <w:uiPriority w:val="0"/>
     <w:pPr>
       <w:ind w:leftChars="400"/>
     </w:pPr>
     <w:rPr>
-      <w:rFonts w:ascii="Times New Roman" w:hAnsi="Times New Roman" w:eastAsia="宋体" w:cs="Times New Roman"/>
+      <w:rFonts w:ascii="Times New Roman" w:eastAsia="宋体" w:hAnsi="Times New Roman" w:cs="Times New Roman"/>
       <w:sz w:val="20"/>
       <w:szCs w:val="20"/>
     </w:rPr>
   </w:style>
-  <w:style w:type="paragraph" w:customStyle="1" w:styleId="36">
+  <w:style w:type="paragraph" w:customStyle="1" w:styleId="Compact">
     <w:name w:val="Compact"/>
-    <w:basedOn w:val="12"/>
+    <w:basedOn w:val="BodyText"/>
     <w:qFormat/>
-    <w:uiPriority w:val="0"/>
     <w:pPr>
       <w:spacing w:before="36" w:after="36"/>
     </w:pPr>
   </w:style>
-  <w:style w:type="table" w:customStyle="1" w:styleId="37">
+  <w:style w:type="table" w:customStyle="1" w:styleId="Table">
     <w:name w:val="Table"/>
     <w:semiHidden/>
     <w:unhideWhenUsed/>
     <w:qFormat/>
-    <w:uiPriority w:val="0"/>
     <w:tblPr>
       <w:tblCellMar>
         <w:top w:w="0" w:type="dxa"/>
@@ -8110,27 +7958,25 @@
     <w:tblStylePr w:type="firstRow">
       <w:tcPr>
         <w:tcBorders>
-          <w:bottom w:val="single" w:color="auto" w:sz="0" w:space="0"/>
+          <w:bottom w:val="single" w:sz="0" w:space="0" w:color="auto"/>
         </w:tcBorders>
         <w:vAlign w:val="bottom"/>
       </w:tcPr>
     </w:tblStylePr>
   </w:style>
-  <w:style w:type="character" w:customStyle="1" w:styleId="38">
+  <w:style w:type="character" w:customStyle="1" w:styleId="1Char">
     <w:name w:val="柴_标题1 Char"/>
-    <w:link w:val="26"/>
+    <w:link w:val="1"/>
     <w:qFormat/>
-    <w:uiPriority w:val="0"/>
     <w:rPr>
-      <w:rFonts w:ascii="Arial" w:hAnsi="Arial" w:eastAsia="宋体"/>
+      <w:rFonts w:ascii="Arial" w:eastAsia="宋体" w:hAnsi="Arial"/>
       <w:sz w:val="32"/>
     </w:rPr>
   </w:style>
-  <w:style w:type="paragraph" w:customStyle="1" w:styleId="39">
+  <w:style w:type="paragraph" w:customStyle="1" w:styleId="a3">
     <w:name w:val="柴_正文_无缩进"/>
-    <w:basedOn w:val="1"/>
+    <w:basedOn w:val="Normal"/>
     <w:qFormat/>
-    <w:uiPriority w:val="0"/>
     <w:pPr>
       <w:ind w:firstLine="0" w:firstLineChars="0"/>
     </w:pPr>
@@ -8140,31 +7986,29 @@
       <w:lang w:eastAsia="zh-CN"/>
     </w:rPr>
   </w:style>
-  <w:style w:type="paragraph" w:customStyle="1" w:styleId="40">
+  <w:style w:type="paragraph" w:customStyle="1" w:styleId="4">
     <w:name w:val="柴_标题4"/>
-    <w:basedOn w:val="5"/>
-    <w:next w:val="1"/>
+    <w:basedOn w:val="Heading4"/>
+    <w:next w:val="Normal"/>
     <w:qFormat/>
-    <w:uiPriority w:val="0"/>
     <w:pPr>
       <w:widowControl w:val="0"/>
       <w:spacing w:before="160" w:line="360" w:lineRule="auto"/>
-      <w:ind w:left="981" w:leftChars="300" w:hanging="862"/>
+      <w:ind w:left="981" w:hanging="862" w:leftChars="300"/>
     </w:pPr>
     <w:rPr>
-      <w:rFonts w:hint="eastAsia" w:ascii="Calibri" w:hAnsi="Calibri" w:eastAsia="宋体" w:cs="宋体"/>
+      <w:rFonts w:ascii="Calibri" w:eastAsia="宋体" w:hAnsi="Calibri" w:cs="宋体" w:hint="eastAsia"/>
       <w:sz w:val="24"/>
       <w:szCs w:val="24"/>
       <w:lang w:eastAsia="zh-CN" w:bidi="zh-CN"/>
     </w:rPr>
   </w:style>
-  <w:style w:type="character" w:customStyle="1" w:styleId="41">
+  <w:style w:type="character" w:customStyle="1" w:styleId="Char">
     <w:name w:val="柴_正文 Char"/>
-    <w:link w:val="27"/>
+    <w:link w:val="a"/>
     <w:qFormat/>
-    <w:uiPriority w:val="0"/>
     <w:rPr>
-      <w:rFonts w:ascii="Arial" w:hAnsi="Arial" w:eastAsia="宋体"/>
+      <w:rFonts w:ascii="Arial" w:eastAsia="宋体" w:hAnsi="Arial"/>
       <w:sz w:val="24"/>
       <w:lang w:eastAsia="zh-CN"/>
     </w:rPr>

--- a/6-过程管理/流程制度规范类文件/060111-信息安全管理程序.docx
+++ b/6-过程管理/流程制度规范类文件/060111-信息安全管理程序.docx
@@ -1,11 +1,10 @@
 
 <file path=word/document.xml><?xml version="1.0" encoding="utf-8"?>
-<w:document xmlns:wpc="http://schemas.microsoft.com/office/word/2010/wordprocessingCanvas" xmlns:mc="http://schemas.openxmlformats.org/markup-compatibility/2006" xmlns:o="urn:schemas-microsoft-com:office:office" xmlns:r="http://schemas.openxmlformats.org/officeDocument/2006/relationships" xmlns:m="http://schemas.openxmlformats.org/officeDocument/2006/math" xmlns:v="urn:schemas-microsoft-com:vml" xmlns:wp14="http://schemas.microsoft.com/office/word/2010/wordprocessingDrawing" xmlns:wp="http://schemas.openxmlformats.org/drawingml/2006/wordprocessingDrawing" xmlns:w10="urn:schemas-microsoft-com:office:word" xmlns:w="http://schemas.openxmlformats.org/wordprocessingml/2006/main" xmlns:w14="http://schemas.microsoft.com/office/word/2010/wordml" xmlns:w15="http://schemas.microsoft.com/office/word/2012/wordml" xmlns:wne="http://schemas.microsoft.com/office/word/2006/wordml" xmlns:wpg="http://schemas.microsoft.com/office/word/2010/wordprocessingGroup" xmlns:wpi="http://schemas.microsoft.com/office/word/2010/wordprocessingInk" xmlns:wps="http://schemas.microsoft.com/office/word/2010/wordprocessingShape" mc:Ignorable="w14 w15 wp14">
-  <!-- Generated by Aspose.Words for .NET 13.3.0.1 -->
+<w:document xmlns:wpc="http://schemas.microsoft.com/office/word/2010/wordprocessingCanvas" xmlns:mc="http://schemas.openxmlformats.org/markup-compatibility/2006" xmlns:o="urn:schemas-microsoft-com:office:office" xmlns:r="http://schemas.openxmlformats.org/officeDocument/2006/relationships" xmlns:m="http://schemas.openxmlformats.org/officeDocument/2006/math" xmlns:v="urn:schemas-microsoft-com:vml" xmlns:wp14="http://schemas.microsoft.com/office/word/2010/wordprocessingDrawing" xmlns:wp="http://schemas.openxmlformats.org/drawingml/2006/wordprocessingDrawing" xmlns:w="http://schemas.openxmlformats.org/wordprocessingml/2006/main" xmlns:w14="http://schemas.microsoft.com/office/word/2010/wordml" xmlns:w10="urn:schemas-microsoft-com:office:word" xmlns:w15="http://schemas.microsoft.com/office/word/2012/wordml" xmlns:wpg="http://schemas.microsoft.com/office/word/2010/wordprocessingGroup" xmlns:wpi="http://schemas.microsoft.com/office/word/2010/wordprocessingInk" xmlns:wne="http://schemas.microsoft.com/office/word/2006/wordml" xmlns:wps="http://schemas.microsoft.com/office/word/2010/wordprocessingShape" xmlns:wpsCustomData="http://www.wps.cn/officeDocument/2013/wpsCustomData" mc:Ignorable="w14 w15 wp14">
   <w:body>
     <w:p>
       <w:pPr>
-        <w:pStyle w:val="a1"/>
+        <w:pStyle w:val="31"/>
         <w:keepNext w:val="0"/>
         <w:keepLines w:val="0"/>
         <w:pageBreakBefore w:val="0"/>
@@ -21,11 +20,10 @@
         <w:snapToGrid w:val="0"/>
         <w:textAlignment w:val="baseline"/>
       </w:pPr>
-      <w:bookmarkStart w:id="0" w:name="_Toc26963"/>
-    </w:p>
-    <w:p>
-      <w:pPr>
-        <w:pStyle w:val="a1"/>
+    </w:p>
+    <w:p>
+      <w:pPr>
+        <w:pStyle w:val="31"/>
         <w:keepNext w:val="0"/>
         <w:keepLines w:val="0"/>
         <w:pageBreakBefore w:val="0"/>
@@ -41,6 +39,7 @@
         <w:snapToGrid w:val="0"/>
         <w:textAlignment w:val="baseline"/>
       </w:pPr>
+      <w:bookmarkStart w:id="0" w:name="_Toc2154"/>
       <w:r>
         <w:t>信息安全管理程序</w:t>
       </w:r>
@@ -48,7 +47,7 @@
     </w:p>
     <w:p>
       <w:pPr>
-        <w:pStyle w:val="a2"/>
+        <w:pStyle w:val="32"/>
         <w:keepNext w:val="0"/>
         <w:keepLines w:val="0"/>
         <w:pageBreakBefore w:val="0"/>
@@ -64,7 +63,7 @@
         <w:snapToGrid w:val="0"/>
         <w:textAlignment w:val="baseline"/>
       </w:pPr>
-      <w:bookmarkStart w:id="1" w:name="_Toc23114"/>
+      <w:bookmarkStart w:id="1" w:name="_Toc29000"/>
       <w:r>
         <w:t>中达丰集团有限公司</w:t>
       </w:r>
@@ -85,23 +84,23 @@
         <w:bidi w:val="0"/>
         <w:adjustRightInd w:val="0"/>
         <w:snapToGrid w:val="0"/>
-        <w:ind w:left="0" w:right="0" w:firstLine="0" w:leftChars="0" w:rightChars="0" w:firstLineChars="0"/>
+        <w:ind w:left="0" w:leftChars="0" w:right="0" w:rightChars="0" w:firstLine="0" w:firstLineChars="0"/>
         <w:jc w:val="center"/>
         <w:textAlignment w:val="baseline"/>
         <w:rPr>
-          <w:rFonts w:ascii="宋体" w:eastAsia="宋体" w:hAnsi="宋体" w:cs="宋体"/>
+          <w:rFonts w:ascii="宋体" w:hAnsi="宋体" w:eastAsia="宋体" w:cs="宋体"/>
           <w:sz w:val="30"/>
           <w:szCs w:val="30"/>
         </w:rPr>
         <w:sectPr>
           <w:pgSz w:w="11906" w:h="16839"/>
           <w:pgMar w:top="1431" w:right="1785" w:bottom="0" w:left="1785" w:header="0" w:footer="0" w:gutter="0"/>
-          <w:cols w:num="1" w:space="720"/>
+          <w:cols w:space="720" w:num="1"/>
         </w:sectPr>
       </w:pPr>
       <w:r>
         <w:rPr>
-          <w:rFonts w:ascii="宋体" w:eastAsia="宋体" w:hAnsi="宋体" w:cs="宋体"/>
+          <w:rFonts w:ascii="宋体" w:hAnsi="宋体" w:eastAsia="宋体" w:cs="宋体"/>
           <w:spacing w:val="-2"/>
           <w:sz w:val="36"/>
           <w:szCs w:val="36"/>
@@ -110,7 +109,7 @@
       </w:r>
       <w:r>
         <w:rPr>
-          <w:rFonts w:ascii="宋体" w:hAnsi="宋体" w:cs="宋体" w:hint="eastAsia"/>
+          <w:rFonts w:hint="eastAsia" w:ascii="宋体" w:hAnsi="宋体" w:cs="宋体"/>
           <w:spacing w:val="-2"/>
           <w:sz w:val="36"/>
           <w:szCs w:val="36"/>
@@ -120,12 +119,31 @@
       </w:r>
       <w:r>
         <w:rPr>
-          <w:rFonts w:ascii="宋体" w:eastAsia="宋体" w:hAnsi="宋体" w:cs="宋体"/>
+          <w:rFonts w:ascii="宋体" w:hAnsi="宋体" w:eastAsia="宋体" w:cs="宋体"/>
           <w:spacing w:val="-2"/>
           <w:sz w:val="36"/>
           <w:szCs w:val="36"/>
         </w:rPr>
-        <w:t>-01-04</w:t>
+        <w:t>-0</w:t>
+      </w:r>
+      <w:r>
+        <w:rPr>
+          <w:rFonts w:hint="eastAsia" w:ascii="宋体" w:hAnsi="宋体" w:cs="宋体"/>
+          <w:spacing w:val="-2"/>
+          <w:sz w:val="36"/>
+          <w:szCs w:val="36"/>
+          <w:lang w:val="en-US" w:eastAsia="zh-CN"/>
+        </w:rPr>
+        <w:t>4</w:t>
+      </w:r>
+      <w:r>
+        <w:rPr>
+          <w:rFonts w:ascii="宋体" w:hAnsi="宋体" w:eastAsia="宋体" w:cs="宋体"/>
+          <w:spacing w:val="-2"/>
+          <w:sz w:val="36"/>
+          <w:szCs w:val="36"/>
+        </w:rPr>
+        <w:t>-04</w:t>
       </w:r>
     </w:p>
     <w:p>
@@ -148,15 +166,15 @@
         <w:textAlignment w:val="baseline"/>
         <w:outlineLvl w:val="1"/>
         <w:rPr>
-          <w:rFonts w:ascii="宋体" w:eastAsia="宋体" w:hAnsi="宋体" w:cs="宋体"/>
+          <w:rFonts w:ascii="宋体" w:hAnsi="宋体" w:eastAsia="宋体" w:cs="宋体"/>
           <w:sz w:val="28"/>
           <w:szCs w:val="28"/>
         </w:rPr>
       </w:pPr>
-      <w:bookmarkStart w:id="2" w:name="_Toc22475"/>
+      <w:bookmarkStart w:id="2" w:name="_Toc27917"/>
       <w:r>
         <w:rPr>
-          <w:rFonts w:ascii="宋体" w:eastAsia="宋体" w:hAnsi="宋体" w:cs="宋体"/>
+          <w:rFonts w:ascii="宋体" w:hAnsi="宋体" w:eastAsia="宋体" w:cs="宋体"/>
           <w:spacing w:val="-3"/>
           <w:sz w:val="28"/>
           <w:szCs w:val="28"/>
@@ -167,16 +185,16 @@
     </w:p>
     <w:tbl>
       <w:tblPr>
-        <w:tblStyle w:val="TableNormal0"/>
+        <w:tblStyle w:val="24"/>
         <w:tblW w:w="9071" w:type="dxa"/>
         <w:tblInd w:w="14" w:type="dxa"/>
         <w:tblBorders>
-          <w:top w:val="single" w:sz="4" w:space="0" w:color="000000"/>
-          <w:left w:val="single" w:sz="4" w:space="0" w:color="000000"/>
-          <w:bottom w:val="single" w:sz="4" w:space="0" w:color="000000"/>
-          <w:right w:val="single" w:sz="4" w:space="0" w:color="000000"/>
-          <w:insideH w:val="single" w:sz="4" w:space="0" w:color="000000"/>
-          <w:insideV w:val="single" w:sz="4" w:space="0" w:color="000000"/>
+          <w:top w:val="single" w:color="000000" w:sz="4" w:space="0"/>
+          <w:left w:val="single" w:color="000000" w:sz="4" w:space="0"/>
+          <w:bottom w:val="single" w:color="000000" w:sz="4" w:space="0"/>
+          <w:right w:val="single" w:color="000000" w:sz="4" w:space="0"/>
+          <w:insideH w:val="single" w:color="000000" w:sz="4" w:space="0"/>
+          <w:insideV w:val="single" w:color="000000" w:sz="4" w:space="0"/>
         </w:tblBorders>
         <w:tblLayout w:type="fixed"/>
         <w:tblCellMar>
@@ -195,17 +213,14 @@
       </w:tblGrid>
       <w:tr>
         <w:tblPrEx>
-          <w:tblW w:w="9071" w:type="dxa"/>
-          <w:tblInd w:w="14" w:type="dxa"/>
           <w:tblBorders>
-            <w:top w:val="single" w:sz="4" w:space="0" w:color="000000"/>
-            <w:left w:val="single" w:sz="4" w:space="0" w:color="000000"/>
-            <w:bottom w:val="single" w:sz="4" w:space="0" w:color="000000"/>
-            <w:right w:val="single" w:sz="4" w:space="0" w:color="000000"/>
-            <w:insideH w:val="single" w:sz="4" w:space="0" w:color="000000"/>
-            <w:insideV w:val="single" w:sz="4" w:space="0" w:color="000000"/>
+            <w:top w:val="single" w:color="000000" w:sz="4" w:space="0"/>
+            <w:left w:val="single" w:color="000000" w:sz="4" w:space="0"/>
+            <w:bottom w:val="single" w:color="000000" w:sz="4" w:space="0"/>
+            <w:right w:val="single" w:color="000000" w:sz="4" w:space="0"/>
+            <w:insideH w:val="single" w:color="000000" w:sz="4" w:space="0"/>
+            <w:insideV w:val="single" w:color="000000" w:sz="4" w:space="0"/>
           </w:tblBorders>
-          <w:tblLayout w:type="fixed"/>
           <w:tblCellMar>
             <w:top w:w="0" w:type="dxa"/>
             <w:left w:w="0" w:type="dxa"/>
@@ -214,7 +229,7 @@
           </w:tblCellMar>
         </w:tblPrEx>
         <w:trPr>
-          <w:trHeight w:val="611"/>
+          <w:trHeight w:val="611" w:hRule="atLeast"/>
         </w:trPr>
         <w:tc>
           <w:tcPr>
@@ -239,14 +254,14 @@
               <w:ind w:left="207"/>
               <w:textAlignment w:val="baseline"/>
               <w:rPr>
-                <w:rFonts w:ascii="宋体" w:eastAsia="宋体" w:hAnsi="宋体" w:cs="宋体"/>
+                <w:rFonts w:ascii="宋体" w:hAnsi="宋体" w:eastAsia="宋体" w:cs="宋体"/>
                 <w:sz w:val="24"/>
                 <w:szCs w:val="24"/>
               </w:rPr>
             </w:pPr>
             <w:r>
               <w:rPr>
-                <w:rFonts w:ascii="宋体" w:eastAsia="宋体" w:hAnsi="宋体" w:cs="宋体"/>
+                <w:rFonts w:ascii="宋体" w:hAnsi="宋体" w:eastAsia="宋体" w:cs="宋体"/>
                 <w:spacing w:val="-2"/>
                 <w:sz w:val="24"/>
                 <w:szCs w:val="24"/>
@@ -279,14 +294,14 @@
               <w:ind w:left="109"/>
               <w:textAlignment w:val="baseline"/>
               <w:rPr>
-                <w:rFonts w:ascii="宋体" w:eastAsia="宋体" w:hAnsi="宋体" w:cs="宋体"/>
+                <w:rFonts w:ascii="宋体" w:hAnsi="宋体" w:eastAsia="宋体" w:cs="宋体"/>
                 <w:sz w:val="24"/>
                 <w:szCs w:val="24"/>
               </w:rPr>
             </w:pPr>
             <w:r>
               <w:rPr>
-                <w:rFonts w:ascii="宋体" w:eastAsia="宋体" w:hAnsi="宋体" w:cs="宋体"/>
+                <w:rFonts w:ascii="宋体" w:hAnsi="宋体" w:eastAsia="宋体" w:cs="宋体"/>
                 <w:spacing w:val="-1"/>
                 <w:sz w:val="24"/>
                 <w:szCs w:val="24"/>
@@ -298,9 +313,14 @@
       </w:tr>
       <w:tr>
         <w:tblPrEx>
-          <w:tblW w:w="9071" w:type="dxa"/>
-          <w:tblInd w:w="14" w:type="dxa"/>
-          <w:tblLayout w:type="fixed"/>
+          <w:tblBorders>
+            <w:top w:val="single" w:color="000000" w:sz="4" w:space="0"/>
+            <w:left w:val="single" w:color="000000" w:sz="4" w:space="0"/>
+            <w:bottom w:val="single" w:color="000000" w:sz="4" w:space="0"/>
+            <w:right w:val="single" w:color="000000" w:sz="4" w:space="0"/>
+            <w:insideH w:val="single" w:color="000000" w:sz="4" w:space="0"/>
+            <w:insideV w:val="single" w:color="000000" w:sz="4" w:space="0"/>
+          </w:tblBorders>
           <w:tblCellMar>
             <w:top w:w="0" w:type="dxa"/>
             <w:left w:w="0" w:type="dxa"/>
@@ -309,7 +329,7 @@
           </w:tblCellMar>
         </w:tblPrEx>
         <w:trPr>
-          <w:trHeight w:val="607"/>
+          <w:trHeight w:val="607" w:hRule="atLeast"/>
         </w:trPr>
         <w:tc>
           <w:tcPr>
@@ -334,14 +354,14 @@
               <w:ind w:left="447"/>
               <w:textAlignment w:val="baseline"/>
               <w:rPr>
-                <w:rFonts w:ascii="宋体" w:eastAsia="宋体" w:hAnsi="宋体" w:cs="宋体"/>
+                <w:rFonts w:ascii="宋体" w:hAnsi="宋体" w:eastAsia="宋体" w:cs="宋体"/>
                 <w:sz w:val="24"/>
                 <w:szCs w:val="24"/>
               </w:rPr>
             </w:pPr>
             <w:r>
               <w:rPr>
-                <w:rFonts w:ascii="宋体" w:eastAsia="宋体" w:hAnsi="宋体" w:cs="宋体"/>
+                <w:rFonts w:ascii="宋体" w:hAnsi="宋体" w:eastAsia="宋体" w:cs="宋体"/>
                 <w:spacing w:val="-3"/>
                 <w:sz w:val="24"/>
                 <w:szCs w:val="24"/>
@@ -374,14 +394,14 @@
               <w:ind w:left="109"/>
               <w:textAlignment w:val="baseline"/>
               <w:rPr>
-                <w:rFonts w:ascii="宋体" w:eastAsia="宋体" w:hAnsi="宋体" w:cs="宋体"/>
+                <w:rFonts w:ascii="宋体" w:hAnsi="宋体" w:eastAsia="宋体" w:cs="宋体"/>
                 <w:sz w:val="24"/>
                 <w:szCs w:val="24"/>
               </w:rPr>
             </w:pPr>
             <w:r>
               <w:rPr>
-                <w:rFonts w:ascii="宋体" w:eastAsia="宋体" w:hAnsi="宋体" w:cs="宋体"/>
+                <w:rFonts w:ascii="宋体" w:hAnsi="宋体" w:eastAsia="宋体" w:cs="宋体"/>
                 <w:spacing w:val="-1"/>
                 <w:sz w:val="24"/>
                 <w:szCs w:val="24"/>
@@ -393,9 +413,14 @@
       </w:tr>
       <w:tr>
         <w:tblPrEx>
-          <w:tblW w:w="9071" w:type="dxa"/>
-          <w:tblInd w:w="14" w:type="dxa"/>
-          <w:tblLayout w:type="fixed"/>
+          <w:tblBorders>
+            <w:top w:val="single" w:color="000000" w:sz="4" w:space="0"/>
+            <w:left w:val="single" w:color="000000" w:sz="4" w:space="0"/>
+            <w:bottom w:val="single" w:color="000000" w:sz="4" w:space="0"/>
+            <w:right w:val="single" w:color="000000" w:sz="4" w:space="0"/>
+            <w:insideH w:val="single" w:color="000000" w:sz="4" w:space="0"/>
+            <w:insideV w:val="single" w:color="000000" w:sz="4" w:space="0"/>
+          </w:tblBorders>
           <w:tblCellMar>
             <w:top w:w="0" w:type="dxa"/>
             <w:left w:w="0" w:type="dxa"/>
@@ -404,7 +429,7 @@
           </w:tblCellMar>
         </w:tblPrEx>
         <w:trPr>
-          <w:trHeight w:val="607"/>
+          <w:trHeight w:val="607" w:hRule="atLeast"/>
         </w:trPr>
         <w:tc>
           <w:tcPr>
@@ -429,14 +454,14 @@
               <w:ind w:left="447"/>
               <w:textAlignment w:val="baseline"/>
               <w:rPr>
-                <w:rFonts w:ascii="宋体" w:eastAsia="宋体" w:hAnsi="宋体" w:cs="宋体"/>
+                <w:rFonts w:ascii="宋体" w:hAnsi="宋体" w:eastAsia="宋体" w:cs="宋体"/>
                 <w:sz w:val="24"/>
                 <w:szCs w:val="24"/>
               </w:rPr>
             </w:pPr>
             <w:r>
               <w:rPr>
-                <w:rFonts w:ascii="宋体" w:eastAsia="宋体" w:hAnsi="宋体" w:cs="宋体"/>
+                <w:rFonts w:ascii="宋体" w:hAnsi="宋体" w:eastAsia="宋体" w:cs="宋体"/>
                 <w:spacing w:val="-3"/>
                 <w:sz w:val="24"/>
                 <w:szCs w:val="24"/>
@@ -468,14 +493,14 @@
               <w:ind w:left="229"/>
               <w:textAlignment w:val="baseline"/>
               <w:rPr>
-                <w:rFonts w:ascii="宋体" w:eastAsia="宋体" w:hAnsi="宋体" w:cs="宋体"/>
+                <w:rFonts w:ascii="宋体" w:hAnsi="宋体" w:eastAsia="宋体" w:cs="宋体"/>
                 <w:sz w:val="24"/>
                 <w:szCs w:val="24"/>
               </w:rPr>
             </w:pPr>
             <w:r>
               <w:rPr>
-                <w:rFonts w:ascii="宋体" w:eastAsia="宋体" w:hAnsi="宋体" w:cs="宋体"/>
+                <w:rFonts w:ascii="宋体" w:hAnsi="宋体" w:eastAsia="宋体" w:cs="宋体"/>
                 <w:spacing w:val="-2"/>
                 <w:sz w:val="24"/>
                 <w:szCs w:val="24"/>
@@ -507,14 +532,14 @@
               <w:ind w:left="676"/>
               <w:textAlignment w:val="baseline"/>
               <w:rPr>
-                <w:rFonts w:ascii="宋体" w:eastAsia="宋体" w:hAnsi="宋体" w:cs="宋体"/>
+                <w:rFonts w:ascii="宋体" w:hAnsi="宋体" w:eastAsia="宋体" w:cs="宋体"/>
                 <w:sz w:val="24"/>
                 <w:szCs w:val="24"/>
               </w:rPr>
             </w:pPr>
             <w:r>
               <w:rPr>
-                <w:rFonts w:ascii="宋体" w:eastAsia="宋体" w:hAnsi="宋体" w:cs="宋体"/>
+                <w:rFonts w:ascii="宋体" w:hAnsi="宋体" w:eastAsia="宋体" w:cs="宋体"/>
                 <w:spacing w:val="-2"/>
                 <w:sz w:val="24"/>
                 <w:szCs w:val="24"/>
@@ -546,14 +571,14 @@
               <w:ind w:left="546"/>
               <w:textAlignment w:val="baseline"/>
               <w:rPr>
-                <w:rFonts w:ascii="宋体" w:eastAsia="宋体" w:hAnsi="宋体" w:cs="宋体"/>
+                <w:rFonts w:ascii="宋体" w:hAnsi="宋体" w:eastAsia="宋体" w:cs="宋体"/>
                 <w:sz w:val="24"/>
                 <w:szCs w:val="24"/>
               </w:rPr>
             </w:pPr>
             <w:r>
               <w:rPr>
-                <w:rFonts w:ascii="宋体" w:eastAsia="宋体" w:hAnsi="宋体" w:cs="宋体"/>
+                <w:rFonts w:ascii="宋体" w:hAnsi="宋体" w:eastAsia="宋体" w:cs="宋体"/>
                 <w:spacing w:val="-3"/>
                 <w:sz w:val="24"/>
                 <w:szCs w:val="24"/>
@@ -585,14 +610,14 @@
               <w:ind w:left="755"/>
               <w:textAlignment w:val="baseline"/>
               <w:rPr>
-                <w:rFonts w:ascii="宋体" w:eastAsia="宋体" w:hAnsi="宋体" w:cs="宋体"/>
+                <w:rFonts w:ascii="宋体" w:hAnsi="宋体" w:eastAsia="宋体" w:cs="宋体"/>
                 <w:sz w:val="24"/>
                 <w:szCs w:val="24"/>
               </w:rPr>
             </w:pPr>
             <w:r>
               <w:rPr>
-                <w:rFonts w:ascii="宋体" w:eastAsia="宋体" w:hAnsi="宋体" w:cs="宋体"/>
+                <w:rFonts w:ascii="宋体" w:hAnsi="宋体" w:eastAsia="宋体" w:cs="宋体"/>
                 <w:spacing w:val="-6"/>
                 <w:sz w:val="24"/>
                 <w:szCs w:val="24"/>
@@ -604,9 +629,14 @@
       </w:tr>
       <w:tr>
         <w:tblPrEx>
-          <w:tblW w:w="9071" w:type="dxa"/>
-          <w:tblInd w:w="14" w:type="dxa"/>
-          <w:tblLayout w:type="fixed"/>
+          <w:tblBorders>
+            <w:top w:val="single" w:color="000000" w:sz="4" w:space="0"/>
+            <w:left w:val="single" w:color="000000" w:sz="4" w:space="0"/>
+            <w:bottom w:val="single" w:color="000000" w:sz="4" w:space="0"/>
+            <w:right w:val="single" w:color="000000" w:sz="4" w:space="0"/>
+            <w:insideH w:val="single" w:color="000000" w:sz="4" w:space="0"/>
+            <w:insideV w:val="single" w:color="000000" w:sz="4" w:space="0"/>
+          </w:tblBorders>
           <w:tblCellMar>
             <w:top w:w="0" w:type="dxa"/>
             <w:left w:w="0" w:type="dxa"/>
@@ -615,7 +645,7 @@
           </w:tblCellMar>
         </w:tblPrEx>
         <w:trPr>
-          <w:trHeight w:val="474"/>
+          <w:trHeight w:val="474" w:hRule="atLeast"/>
         </w:trPr>
         <w:tc>
           <w:tcPr>
@@ -640,14 +670,14 @@
               <w:ind w:left="709"/>
               <w:textAlignment w:val="baseline"/>
               <w:rPr>
-                <w:rFonts w:ascii="宋体" w:eastAsia="宋体" w:hAnsi="宋体" w:cs="宋体"/>
+                <w:rFonts w:ascii="宋体" w:hAnsi="宋体" w:eastAsia="宋体" w:cs="宋体"/>
                 <w:sz w:val="21"/>
                 <w:szCs w:val="21"/>
               </w:rPr>
             </w:pPr>
             <w:r>
               <w:rPr>
-                <w:rFonts w:ascii="宋体" w:eastAsia="宋体" w:hAnsi="宋体" w:cs="宋体"/>
+                <w:rFonts w:ascii="宋体" w:hAnsi="宋体" w:eastAsia="宋体" w:cs="宋体"/>
                 <w:spacing w:val="-1"/>
                 <w:sz w:val="21"/>
                 <w:szCs w:val="21"/>
@@ -679,19 +709,19 @@
               <w:ind w:left="290"/>
               <w:textAlignment w:val="baseline"/>
               <w:rPr>
-                <w:rFonts w:ascii="宋体" w:eastAsia="宋体" w:hAnsi="宋体" w:cs="宋体"/>
+                <w:rFonts w:ascii="宋体" w:hAnsi="宋体" w:eastAsia="宋体" w:cs="宋体"/>
                 <w:sz w:val="21"/>
                 <w:szCs w:val="21"/>
               </w:rPr>
             </w:pPr>
             <w:r>
               <w:rPr>
-                <w:rFonts w:ascii="宋体" w:eastAsia="宋体" w:hAnsi="宋体" w:cs="宋体"/>
+                <w:rFonts w:ascii="宋体" w:hAnsi="宋体" w:eastAsia="宋体" w:cs="宋体"/>
                 <w:spacing w:val="-2"/>
                 <w:sz w:val="21"/>
                 <w:szCs w:val="21"/>
               </w:rPr>
-              <w:t>2025-7-4</w:t>
+              <w:t>2025-4-4</w:t>
             </w:r>
           </w:p>
         </w:tc>
@@ -718,14 +748,14 @@
               <w:ind w:left="738"/>
               <w:textAlignment w:val="baseline"/>
               <w:rPr>
-                <w:rFonts w:ascii="宋体" w:eastAsia="宋体" w:hAnsi="宋体" w:cs="宋体"/>
+                <w:rFonts w:ascii="宋体" w:hAnsi="宋体" w:eastAsia="宋体" w:cs="宋体"/>
                 <w:sz w:val="21"/>
                 <w:szCs w:val="21"/>
               </w:rPr>
             </w:pPr>
             <w:r>
               <w:rPr>
-                <w:rFonts w:ascii="宋体" w:eastAsia="宋体" w:hAnsi="宋体" w:cs="宋体"/>
+                <w:rFonts w:ascii="宋体" w:hAnsi="宋体" w:eastAsia="宋体" w:cs="宋体"/>
                 <w:spacing w:val="-3"/>
                 <w:sz w:val="21"/>
                 <w:szCs w:val="21"/>
@@ -757,7 +787,7 @@
               <w:ind w:left="480"/>
               <w:textAlignment w:val="baseline"/>
               <w:rPr>
-                <w:rFonts w:ascii="宋体" w:eastAsia="宋体" w:hAnsi="宋体" w:cs="宋体" w:hint="eastAsia"/>
+                <w:rFonts w:hint="eastAsia" w:ascii="宋体" w:hAnsi="宋体" w:eastAsia="宋体" w:cs="宋体"/>
                 <w:sz w:val="21"/>
                 <w:szCs w:val="21"/>
                 <w:lang w:val="en-US" w:eastAsia="zh-CN"/>
@@ -765,7 +795,7 @@
             </w:pPr>
             <w:r>
               <w:rPr>
-                <w:rFonts w:ascii="宋体" w:eastAsia="宋体" w:hAnsi="宋体" w:cs="宋体" w:hint="eastAsia"/>
+                <w:rFonts w:hint="eastAsia" w:ascii="宋体" w:hAnsi="宋体" w:eastAsia="宋体" w:cs="宋体"/>
                 <w:sz w:val="21"/>
                 <w:szCs w:val="21"/>
                 <w:lang w:val="en-US" w:eastAsia="zh-CN"/>
@@ -797,14 +827,14 @@
               <w:ind w:left="672"/>
               <w:textAlignment w:val="baseline"/>
               <w:rPr>
-                <w:rFonts w:ascii="宋体" w:eastAsia="宋体" w:hAnsi="宋体" w:cs="宋体"/>
+                <w:rFonts w:ascii="宋体" w:hAnsi="宋体" w:eastAsia="宋体" w:cs="宋体"/>
                 <w:sz w:val="21"/>
                 <w:szCs w:val="21"/>
               </w:rPr>
             </w:pPr>
             <w:r>
               <w:rPr>
-                <w:rFonts w:ascii="宋体" w:eastAsia="宋体" w:hAnsi="宋体" w:cs="宋体"/>
+                <w:rFonts w:ascii="宋体" w:hAnsi="宋体" w:eastAsia="宋体" w:cs="宋体"/>
                 <w:spacing w:val="-3"/>
                 <w:sz w:val="21"/>
                 <w:szCs w:val="21"/>
@@ -816,9 +846,14 @@
       </w:tr>
       <w:tr>
         <w:tblPrEx>
-          <w:tblW w:w="9071" w:type="dxa"/>
-          <w:tblInd w:w="14" w:type="dxa"/>
-          <w:tblLayout w:type="fixed"/>
+          <w:tblBorders>
+            <w:top w:val="single" w:color="000000" w:sz="4" w:space="0"/>
+            <w:left w:val="single" w:color="000000" w:sz="4" w:space="0"/>
+            <w:bottom w:val="single" w:color="000000" w:sz="4" w:space="0"/>
+            <w:right w:val="single" w:color="000000" w:sz="4" w:space="0"/>
+            <w:insideH w:val="single" w:color="000000" w:sz="4" w:space="0"/>
+            <w:insideV w:val="single" w:color="000000" w:sz="4" w:space="0"/>
+          </w:tblBorders>
           <w:tblCellMar>
             <w:top w:w="0" w:type="dxa"/>
             <w:left w:w="0" w:type="dxa"/>
@@ -827,7 +862,7 @@
           </w:tblCellMar>
         </w:tblPrEx>
         <w:trPr>
-          <w:trHeight w:val="474"/>
+          <w:trHeight w:val="474" w:hRule="atLeast"/>
         </w:trPr>
         <w:tc>
           <w:tcPr>
@@ -835,7 +870,7 @@
           </w:tcPr>
           <w:p>
             <w:pPr>
-              <w:pStyle w:val="TableText"/>
+              <w:pStyle w:val="25"/>
               <w:keepNext w:val="0"/>
               <w:keepLines w:val="0"/>
               <w:pageBreakBefore w:val="0"/>
@@ -859,7 +894,7 @@
           </w:tcPr>
           <w:p>
             <w:pPr>
-              <w:pStyle w:val="TableText"/>
+              <w:pStyle w:val="25"/>
               <w:keepNext w:val="0"/>
               <w:keepLines w:val="0"/>
               <w:pageBreakBefore w:val="0"/>
@@ -883,7 +918,7 @@
           </w:tcPr>
           <w:p>
             <w:pPr>
-              <w:pStyle w:val="TableText"/>
+              <w:pStyle w:val="25"/>
               <w:keepNext w:val="0"/>
               <w:keepLines w:val="0"/>
               <w:pageBreakBefore w:val="0"/>
@@ -907,7 +942,7 @@
           </w:tcPr>
           <w:p>
             <w:pPr>
-              <w:pStyle w:val="TableText"/>
+              <w:pStyle w:val="25"/>
               <w:keepNext w:val="0"/>
               <w:keepLines w:val="0"/>
               <w:pageBreakBefore w:val="0"/>
@@ -931,7 +966,7 @@
           </w:tcPr>
           <w:p>
             <w:pPr>
-              <w:pStyle w:val="TableText"/>
+              <w:pStyle w:val="25"/>
               <w:keepNext w:val="0"/>
               <w:keepLines w:val="0"/>
               <w:pageBreakBefore w:val="0"/>
@@ -952,9 +987,14 @@
       </w:tr>
       <w:tr>
         <w:tblPrEx>
-          <w:tblW w:w="9071" w:type="dxa"/>
-          <w:tblInd w:w="14" w:type="dxa"/>
-          <w:tblLayout w:type="fixed"/>
+          <w:tblBorders>
+            <w:top w:val="single" w:color="000000" w:sz="4" w:space="0"/>
+            <w:left w:val="single" w:color="000000" w:sz="4" w:space="0"/>
+            <w:bottom w:val="single" w:color="000000" w:sz="4" w:space="0"/>
+            <w:right w:val="single" w:color="000000" w:sz="4" w:space="0"/>
+            <w:insideH w:val="single" w:color="000000" w:sz="4" w:space="0"/>
+            <w:insideV w:val="single" w:color="000000" w:sz="4" w:space="0"/>
+          </w:tblBorders>
           <w:tblCellMar>
             <w:top w:w="0" w:type="dxa"/>
             <w:left w:w="0" w:type="dxa"/>
@@ -963,7 +1003,7 @@
           </w:tblCellMar>
         </w:tblPrEx>
         <w:trPr>
-          <w:trHeight w:val="474"/>
+          <w:trHeight w:val="474" w:hRule="atLeast"/>
         </w:trPr>
         <w:tc>
           <w:tcPr>
@@ -971,7 +1011,7 @@
           </w:tcPr>
           <w:p>
             <w:pPr>
-              <w:pStyle w:val="TableText"/>
+              <w:pStyle w:val="25"/>
               <w:keepNext w:val="0"/>
               <w:keepLines w:val="0"/>
               <w:pageBreakBefore w:val="0"/>
@@ -995,7 +1035,7 @@
           </w:tcPr>
           <w:p>
             <w:pPr>
-              <w:pStyle w:val="TableText"/>
+              <w:pStyle w:val="25"/>
               <w:keepNext w:val="0"/>
               <w:keepLines w:val="0"/>
               <w:pageBreakBefore w:val="0"/>
@@ -1019,7 +1059,7 @@
           </w:tcPr>
           <w:p>
             <w:pPr>
-              <w:pStyle w:val="TableText"/>
+              <w:pStyle w:val="25"/>
               <w:keepNext w:val="0"/>
               <w:keepLines w:val="0"/>
               <w:pageBreakBefore w:val="0"/>
@@ -1043,7 +1083,7 @@
           </w:tcPr>
           <w:p>
             <w:pPr>
-              <w:pStyle w:val="TableText"/>
+              <w:pStyle w:val="25"/>
               <w:keepNext w:val="0"/>
               <w:keepLines w:val="0"/>
               <w:pageBreakBefore w:val="0"/>
@@ -1067,7 +1107,7 @@
           </w:tcPr>
           <w:p>
             <w:pPr>
-              <w:pStyle w:val="TableText"/>
+              <w:pStyle w:val="25"/>
               <w:keepNext w:val="0"/>
               <w:keepLines w:val="0"/>
               <w:pageBreakBefore w:val="0"/>
@@ -1088,9 +1128,14 @@
       </w:tr>
       <w:tr>
         <w:tblPrEx>
-          <w:tblW w:w="9071" w:type="dxa"/>
-          <w:tblInd w:w="14" w:type="dxa"/>
-          <w:tblLayout w:type="fixed"/>
+          <w:tblBorders>
+            <w:top w:val="single" w:color="000000" w:sz="4" w:space="0"/>
+            <w:left w:val="single" w:color="000000" w:sz="4" w:space="0"/>
+            <w:bottom w:val="single" w:color="000000" w:sz="4" w:space="0"/>
+            <w:right w:val="single" w:color="000000" w:sz="4" w:space="0"/>
+            <w:insideH w:val="single" w:color="000000" w:sz="4" w:space="0"/>
+            <w:insideV w:val="single" w:color="000000" w:sz="4" w:space="0"/>
+          </w:tblBorders>
           <w:tblCellMar>
             <w:top w:w="0" w:type="dxa"/>
             <w:left w:w="0" w:type="dxa"/>
@@ -1099,7 +1144,7 @@
           </w:tblCellMar>
         </w:tblPrEx>
         <w:trPr>
-          <w:trHeight w:val="474"/>
+          <w:trHeight w:val="474" w:hRule="atLeast"/>
         </w:trPr>
         <w:tc>
           <w:tcPr>
@@ -1107,7 +1152,7 @@
           </w:tcPr>
           <w:p>
             <w:pPr>
-              <w:pStyle w:val="TableText"/>
+              <w:pStyle w:val="25"/>
               <w:keepNext w:val="0"/>
               <w:keepLines w:val="0"/>
               <w:pageBreakBefore w:val="0"/>
@@ -1131,7 +1176,7 @@
           </w:tcPr>
           <w:p>
             <w:pPr>
-              <w:pStyle w:val="TableText"/>
+              <w:pStyle w:val="25"/>
               <w:keepNext w:val="0"/>
               <w:keepLines w:val="0"/>
               <w:pageBreakBefore w:val="0"/>
@@ -1155,7 +1200,7 @@
           </w:tcPr>
           <w:p>
             <w:pPr>
-              <w:pStyle w:val="TableText"/>
+              <w:pStyle w:val="25"/>
               <w:keepNext w:val="0"/>
               <w:keepLines w:val="0"/>
               <w:pageBreakBefore w:val="0"/>
@@ -1179,7 +1224,7 @@
           </w:tcPr>
           <w:p>
             <w:pPr>
-              <w:pStyle w:val="TableText"/>
+              <w:pStyle w:val="25"/>
               <w:keepNext w:val="0"/>
               <w:keepLines w:val="0"/>
               <w:pageBreakBefore w:val="0"/>
@@ -1203,7 +1248,7 @@
           </w:tcPr>
           <w:p>
             <w:pPr>
-              <w:pStyle w:val="TableText"/>
+              <w:pStyle w:val="25"/>
               <w:keepNext w:val="0"/>
               <w:keepLines w:val="0"/>
               <w:pageBreakBefore w:val="0"/>
@@ -1224,9 +1269,14 @@
       </w:tr>
       <w:tr>
         <w:tblPrEx>
-          <w:tblW w:w="9071" w:type="dxa"/>
-          <w:tblInd w:w="14" w:type="dxa"/>
-          <w:tblLayout w:type="fixed"/>
+          <w:tblBorders>
+            <w:top w:val="single" w:color="000000" w:sz="4" w:space="0"/>
+            <w:left w:val="single" w:color="000000" w:sz="4" w:space="0"/>
+            <w:bottom w:val="single" w:color="000000" w:sz="4" w:space="0"/>
+            <w:right w:val="single" w:color="000000" w:sz="4" w:space="0"/>
+            <w:insideH w:val="single" w:color="000000" w:sz="4" w:space="0"/>
+            <w:insideV w:val="single" w:color="000000" w:sz="4" w:space="0"/>
+          </w:tblBorders>
           <w:tblCellMar>
             <w:top w:w="0" w:type="dxa"/>
             <w:left w:w="0" w:type="dxa"/>
@@ -1235,7 +1285,7 @@
           </w:tblCellMar>
         </w:tblPrEx>
         <w:trPr>
-          <w:trHeight w:val="528"/>
+          <w:trHeight w:val="528" w:hRule="atLeast"/>
         </w:trPr>
         <w:tc>
           <w:tcPr>
@@ -1243,7 +1293,7 @@
           </w:tcPr>
           <w:p>
             <w:pPr>
-              <w:pStyle w:val="TableText"/>
+              <w:pStyle w:val="25"/>
               <w:keepNext w:val="0"/>
               <w:keepLines w:val="0"/>
               <w:pageBreakBefore w:val="0"/>
@@ -1267,7 +1317,7 @@
           </w:tcPr>
           <w:p>
             <w:pPr>
-              <w:pStyle w:val="TableText"/>
+              <w:pStyle w:val="25"/>
               <w:keepNext w:val="0"/>
               <w:keepLines w:val="0"/>
               <w:pageBreakBefore w:val="0"/>
@@ -1291,7 +1341,7 @@
           </w:tcPr>
           <w:p>
             <w:pPr>
-              <w:pStyle w:val="TableText"/>
+              <w:pStyle w:val="25"/>
               <w:keepNext w:val="0"/>
               <w:keepLines w:val="0"/>
               <w:pageBreakBefore w:val="0"/>
@@ -1315,7 +1365,7 @@
           </w:tcPr>
           <w:p>
             <w:pPr>
-              <w:pStyle w:val="TableText"/>
+              <w:pStyle w:val="25"/>
               <w:keepNext w:val="0"/>
               <w:keepLines w:val="0"/>
               <w:pageBreakBefore w:val="0"/>
@@ -1339,7 +1389,7 @@
           </w:tcPr>
           <w:p>
             <w:pPr>
-              <w:pStyle w:val="TableText"/>
+              <w:pStyle w:val="25"/>
               <w:keepNext w:val="0"/>
               <w:keepLines w:val="0"/>
               <w:pageBreakBefore w:val="0"/>
@@ -1360,9 +1410,14 @@
       </w:tr>
       <w:tr>
         <w:tblPrEx>
-          <w:tblW w:w="9071" w:type="dxa"/>
-          <w:tblInd w:w="14" w:type="dxa"/>
-          <w:tblLayout w:type="fixed"/>
+          <w:tblBorders>
+            <w:top w:val="single" w:color="000000" w:sz="4" w:space="0"/>
+            <w:left w:val="single" w:color="000000" w:sz="4" w:space="0"/>
+            <w:bottom w:val="single" w:color="000000" w:sz="4" w:space="0"/>
+            <w:right w:val="single" w:color="000000" w:sz="4" w:space="0"/>
+            <w:insideH w:val="single" w:color="000000" w:sz="4" w:space="0"/>
+            <w:insideV w:val="single" w:color="000000" w:sz="4" w:space="0"/>
+          </w:tblBorders>
           <w:tblCellMar>
             <w:top w:w="0" w:type="dxa"/>
             <w:left w:w="0" w:type="dxa"/>
@@ -1371,7 +1426,7 @@
           </w:tblCellMar>
         </w:tblPrEx>
         <w:trPr>
-          <w:trHeight w:val="589"/>
+          <w:trHeight w:val="589" w:hRule="atLeast"/>
         </w:trPr>
         <w:tc>
           <w:tcPr>
@@ -1379,7 +1434,7 @@
           </w:tcPr>
           <w:p>
             <w:pPr>
-              <w:pStyle w:val="TableText"/>
+              <w:pStyle w:val="25"/>
               <w:keepNext w:val="0"/>
               <w:keepLines w:val="0"/>
               <w:pageBreakBefore w:val="0"/>
@@ -1403,7 +1458,7 @@
           </w:tcPr>
           <w:p>
             <w:pPr>
-              <w:pStyle w:val="TableText"/>
+              <w:pStyle w:val="25"/>
               <w:keepNext w:val="0"/>
               <w:keepLines w:val="0"/>
               <w:pageBreakBefore w:val="0"/>
@@ -1427,7 +1482,7 @@
           </w:tcPr>
           <w:p>
             <w:pPr>
-              <w:pStyle w:val="TableText"/>
+              <w:pStyle w:val="25"/>
               <w:keepNext w:val="0"/>
               <w:keepLines w:val="0"/>
               <w:pageBreakBefore w:val="0"/>
@@ -1451,7 +1506,7 @@
           </w:tcPr>
           <w:p>
             <w:pPr>
-              <w:pStyle w:val="TableText"/>
+              <w:pStyle w:val="25"/>
               <w:keepNext w:val="0"/>
               <w:keepLines w:val="0"/>
               <w:pageBreakBefore w:val="0"/>
@@ -1475,7 +1530,7 @@
           </w:tcPr>
           <w:p>
             <w:pPr>
-              <w:pStyle w:val="TableText"/>
+              <w:pStyle w:val="25"/>
               <w:keepNext w:val="0"/>
               <w:keepLines w:val="0"/>
               <w:pageBreakBefore w:val="0"/>
@@ -1497,7 +1552,7 @@
     </w:tbl>
     <w:p>
       <w:pPr>
-        <w:pStyle w:val="BodyText"/>
+        <w:pStyle w:val="12"/>
         <w:keepNext w:val="0"/>
         <w:keepLines w:val="0"/>
         <w:pageBreakBefore w:val="0"/>
@@ -1531,17 +1586,17 @@
         <w:snapToGrid w:val="0"/>
         <w:textAlignment w:val="baseline"/>
         <w:sectPr>
-          <w:footerReference w:type="default" r:id="rId4"/>
+          <w:footerReference r:id="rId5" w:type="default"/>
           <w:pgSz w:w="11906" w:h="16839"/>
           <w:pgMar w:top="1431" w:right="1029" w:bottom="1374" w:left="1785" w:header="0" w:footer="1211" w:gutter="0"/>
-          <w:cols w:num="1" w:space="720"/>
+          <w:cols w:space="720" w:num="1"/>
         </w:sectPr>
       </w:pPr>
     </w:p>
     <w:sdt>
       <w:sdtPr>
         <w:rPr>
-          <w:rFonts w:ascii="宋体" w:eastAsia="宋体" w:hAnsi="宋体" w:cs="Arial"/>
+          <w:rFonts w:ascii="宋体" w:hAnsi="宋体" w:eastAsia="宋体" w:cs="Arial"/>
           <w:snapToGrid w:val="0"/>
           <w:color w:val="000000"/>
           <w:kern w:val="0"/>
@@ -1557,7 +1612,7 @@
       </w:sdtPr>
       <w:sdtEndPr>
         <w:rPr>
-          <w:rFonts w:ascii="Microsoft JhengHei" w:eastAsia="Microsoft JhengHei" w:hAnsi="Microsoft JhengHei" w:cs="Microsoft JhengHei" w:hint="eastAsia"/>
+          <w:rFonts w:hint="eastAsia" w:ascii="Microsoft JhengHei" w:hAnsi="Microsoft JhengHei" w:eastAsia="Microsoft JhengHei" w:cs="Microsoft JhengHei"/>
           <w:snapToGrid w:val="0"/>
           <w:color w:val="000000"/>
           <w:kern w:val="0"/>
@@ -1583,13 +1638,13 @@
             <w:adjustRightInd w:val="0"/>
             <w:snapToGrid w:val="0"/>
             <w:spacing w:before="0" w:beforeLines="0" w:after="0" w:afterLines="0" w:line="240" w:lineRule="auto"/>
-            <w:ind w:left="0" w:right="0" w:firstLine="0" w:leftChars="0" w:rightChars="0" w:firstLineChars="0"/>
+            <w:ind w:left="0" w:leftChars="0" w:right="0" w:rightChars="0" w:firstLine="0" w:firstLineChars="0"/>
             <w:jc w:val="center"/>
             <w:textAlignment w:val="baseline"/>
           </w:pPr>
           <w:r>
             <w:rPr>
-              <w:rFonts w:ascii="宋体" w:eastAsia="宋体" w:hAnsi="宋体"/>
+              <w:rFonts w:ascii="宋体" w:hAnsi="宋体" w:eastAsia="宋体"/>
               <w:sz w:val="21"/>
             </w:rPr>
             <w:t>目录</w:t>
@@ -1597,14 +1652,16 @@
         </w:p>
         <w:p>
           <w:pPr>
-            <w:pStyle w:val="TOC1"/>
+            <w:pStyle w:val="16"/>
             <w:tabs>
               <w:tab w:val="right" w:leader="dot" w:pos="8336"/>
             </w:tabs>
           </w:pPr>
-          <w:r>
-            <w:rPr>
-              <w:rFonts w:ascii="Microsoft JhengHei" w:eastAsia="Microsoft JhengHei" w:hAnsi="Microsoft JhengHei" w:cs="Microsoft JhengHei" w:hint="eastAsia"/>
+          <w:bookmarkStart w:id="26" w:name="_GoBack"/>
+          <w:bookmarkEnd w:id="26"/>
+          <w:r>
+            <w:rPr>
+              <w:rFonts w:hint="eastAsia" w:ascii="Microsoft JhengHei" w:hAnsi="Microsoft JhengHei" w:eastAsia="Microsoft JhengHei" w:cs="Microsoft JhengHei"/>
               <w:sz w:val="24"/>
               <w:szCs w:val="24"/>
             </w:rPr>
@@ -1612,7 +1669,7 @@
           </w:r>
           <w:r>
             <w:rPr>
-              <w:rFonts w:ascii="Microsoft JhengHei" w:eastAsia="Microsoft JhengHei" w:hAnsi="Microsoft JhengHei" w:cs="Microsoft JhengHei" w:hint="eastAsia"/>
+              <w:rFonts w:hint="eastAsia" w:ascii="Microsoft JhengHei" w:hAnsi="Microsoft JhengHei" w:eastAsia="Microsoft JhengHei" w:cs="Microsoft JhengHei"/>
               <w:sz w:val="24"/>
               <w:szCs w:val="24"/>
             </w:rPr>
@@ -1620,7 +1677,7 @@
           </w:r>
           <w:r>
             <w:rPr>
-              <w:rFonts w:ascii="Microsoft JhengHei" w:eastAsia="Microsoft JhengHei" w:hAnsi="Microsoft JhengHei" w:cs="Microsoft JhengHei" w:hint="eastAsia"/>
+              <w:rFonts w:hint="eastAsia" w:ascii="Microsoft JhengHei" w:hAnsi="Microsoft JhengHei" w:eastAsia="Microsoft JhengHei" w:cs="Microsoft JhengHei"/>
               <w:sz w:val="24"/>
               <w:szCs w:val="24"/>
             </w:rPr>
@@ -1628,21 +1685,21 @@
           </w:r>
           <w:r>
             <w:rPr>
-              <w:rFonts w:ascii="Microsoft JhengHei" w:eastAsia="Microsoft JhengHei" w:hAnsi="Microsoft JhengHei" w:cs="Microsoft JhengHei" w:hint="eastAsia"/>
+              <w:rFonts w:hint="eastAsia" w:ascii="Microsoft JhengHei" w:hAnsi="Microsoft JhengHei" w:eastAsia="Microsoft JhengHei" w:cs="Microsoft JhengHei"/>
               <w:szCs w:val="24"/>
             </w:rPr>
             <w:fldChar w:fldCharType="begin"/>
           </w:r>
           <w:r>
             <w:rPr>
-              <w:rFonts w:ascii="Microsoft JhengHei" w:eastAsia="Microsoft JhengHei" w:hAnsi="Microsoft JhengHei" w:cs="Microsoft JhengHei" w:hint="eastAsia"/>
-              <w:szCs w:val="24"/>
-            </w:rPr>
-            <w:instrText xml:space="preserve"> HYPERLINK \l _Toc26963 </w:instrText>
-          </w:r>
-          <w:r>
-            <w:rPr>
-              <w:rFonts w:ascii="Microsoft JhengHei" w:eastAsia="Microsoft JhengHei" w:hAnsi="Microsoft JhengHei" w:cs="Microsoft JhengHei" w:hint="eastAsia"/>
+              <w:rFonts w:hint="eastAsia" w:ascii="Microsoft JhengHei" w:hAnsi="Microsoft JhengHei" w:eastAsia="Microsoft JhengHei" w:cs="Microsoft JhengHei"/>
+              <w:szCs w:val="24"/>
+            </w:rPr>
+            <w:instrText xml:space="preserve"> HYPERLINK \l _Toc2154 </w:instrText>
+          </w:r>
+          <w:r>
+            <w:rPr>
+              <w:rFonts w:hint="eastAsia" w:ascii="Microsoft JhengHei" w:hAnsi="Microsoft JhengHei" w:eastAsia="Microsoft JhengHei" w:cs="Microsoft JhengHei"/>
               <w:szCs w:val="24"/>
             </w:rPr>
             <w:fldChar w:fldCharType="separate"/>
@@ -1657,7 +1714,7 @@
             <w:fldChar w:fldCharType="begin"/>
           </w:r>
           <w:r>
-            <w:instrText xml:space="preserve"> PAGEREF _Toc26963 \h </w:instrText>
+            <w:instrText xml:space="preserve"> PAGEREF _Toc2154 \h </w:instrText>
           </w:r>
           <w:r>
             <w:fldChar w:fldCharType="separate"/>
@@ -1670,7 +1727,7 @@
           </w:r>
           <w:r>
             <w:rPr>
-              <w:rFonts w:ascii="Microsoft JhengHei" w:eastAsia="Microsoft JhengHei" w:hAnsi="Microsoft JhengHei" w:cs="Microsoft JhengHei" w:hint="eastAsia"/>
+              <w:rFonts w:hint="eastAsia" w:ascii="Microsoft JhengHei" w:hAnsi="Microsoft JhengHei" w:eastAsia="Microsoft JhengHei" w:cs="Microsoft JhengHei"/>
               <w:szCs w:val="24"/>
             </w:rPr>
             <w:fldChar w:fldCharType="end"/>
@@ -1678,28 +1735,28 @@
         </w:p>
         <w:p>
           <w:pPr>
-            <w:pStyle w:val="TOC1"/>
+            <w:pStyle w:val="16"/>
             <w:tabs>
               <w:tab w:val="right" w:leader="dot" w:pos="8336"/>
             </w:tabs>
           </w:pPr>
           <w:r>
             <w:rPr>
-              <w:rFonts w:ascii="Microsoft JhengHei" w:eastAsia="Microsoft JhengHei" w:hAnsi="Microsoft JhengHei" w:cs="Microsoft JhengHei" w:hint="eastAsia"/>
+              <w:rFonts w:hint="eastAsia" w:ascii="Microsoft JhengHei" w:hAnsi="Microsoft JhengHei" w:eastAsia="Microsoft JhengHei" w:cs="Microsoft JhengHei"/>
               <w:szCs w:val="24"/>
             </w:rPr>
             <w:fldChar w:fldCharType="begin"/>
           </w:r>
           <w:r>
             <w:rPr>
-              <w:rFonts w:ascii="Microsoft JhengHei" w:eastAsia="Microsoft JhengHei" w:hAnsi="Microsoft JhengHei" w:cs="Microsoft JhengHei" w:hint="eastAsia"/>
-              <w:szCs w:val="24"/>
-            </w:rPr>
-            <w:instrText xml:space="preserve"> HYPERLINK \l _Toc23114 </w:instrText>
-          </w:r>
-          <w:r>
-            <w:rPr>
-              <w:rFonts w:ascii="Microsoft JhengHei" w:eastAsia="Microsoft JhengHei" w:hAnsi="Microsoft JhengHei" w:cs="Microsoft JhengHei" w:hint="eastAsia"/>
+              <w:rFonts w:hint="eastAsia" w:ascii="Microsoft JhengHei" w:hAnsi="Microsoft JhengHei" w:eastAsia="Microsoft JhengHei" w:cs="Microsoft JhengHei"/>
+              <w:szCs w:val="24"/>
+            </w:rPr>
+            <w:instrText xml:space="preserve"> HYPERLINK \l _Toc29000 </w:instrText>
+          </w:r>
+          <w:r>
+            <w:rPr>
+              <w:rFonts w:hint="eastAsia" w:ascii="Microsoft JhengHei" w:hAnsi="Microsoft JhengHei" w:eastAsia="Microsoft JhengHei" w:cs="Microsoft JhengHei"/>
               <w:szCs w:val="24"/>
             </w:rPr>
             <w:fldChar w:fldCharType="separate"/>
@@ -1714,7 +1771,7 @@
             <w:fldChar w:fldCharType="begin"/>
           </w:r>
           <w:r>
-            <w:instrText xml:space="preserve"> PAGEREF _Toc23114 \h </w:instrText>
+            <w:instrText xml:space="preserve"> PAGEREF _Toc29000 \h </w:instrText>
           </w:r>
           <w:r>
             <w:fldChar w:fldCharType="separate"/>
@@ -1727,7 +1784,7 @@
           </w:r>
           <w:r>
             <w:rPr>
-              <w:rFonts w:ascii="Microsoft JhengHei" w:eastAsia="Microsoft JhengHei" w:hAnsi="Microsoft JhengHei" w:cs="Microsoft JhengHei" w:hint="eastAsia"/>
+              <w:rFonts w:hint="eastAsia" w:ascii="Microsoft JhengHei" w:hAnsi="Microsoft JhengHei" w:eastAsia="Microsoft JhengHei" w:cs="Microsoft JhengHei"/>
               <w:szCs w:val="24"/>
             </w:rPr>
             <w:fldChar w:fldCharType="end"/>
@@ -1735,35 +1792,35 @@
         </w:p>
         <w:p>
           <w:pPr>
-            <w:pStyle w:val="TOC2"/>
+            <w:pStyle w:val="17"/>
             <w:tabs>
               <w:tab w:val="right" w:leader="dot" w:pos="8336"/>
             </w:tabs>
           </w:pPr>
           <w:r>
             <w:rPr>
-              <w:rFonts w:ascii="Microsoft JhengHei" w:eastAsia="Microsoft JhengHei" w:hAnsi="Microsoft JhengHei" w:cs="Microsoft JhengHei" w:hint="eastAsia"/>
+              <w:rFonts w:hint="eastAsia" w:ascii="Microsoft JhengHei" w:hAnsi="Microsoft JhengHei" w:eastAsia="Microsoft JhengHei" w:cs="Microsoft JhengHei"/>
               <w:szCs w:val="24"/>
             </w:rPr>
             <w:fldChar w:fldCharType="begin"/>
           </w:r>
           <w:r>
             <w:rPr>
-              <w:rFonts w:ascii="Microsoft JhengHei" w:eastAsia="Microsoft JhengHei" w:hAnsi="Microsoft JhengHei" w:cs="Microsoft JhengHei" w:hint="eastAsia"/>
-              <w:szCs w:val="24"/>
-            </w:rPr>
-            <w:instrText xml:space="preserve"> HYPERLINK \l _Toc22475 </w:instrText>
-          </w:r>
-          <w:r>
-            <w:rPr>
-              <w:rFonts w:ascii="Microsoft JhengHei" w:eastAsia="Microsoft JhengHei" w:hAnsi="Microsoft JhengHei" w:cs="Microsoft JhengHei" w:hint="eastAsia"/>
+              <w:rFonts w:hint="eastAsia" w:ascii="Microsoft JhengHei" w:hAnsi="Microsoft JhengHei" w:eastAsia="Microsoft JhengHei" w:cs="Microsoft JhengHei"/>
+              <w:szCs w:val="24"/>
+            </w:rPr>
+            <w:instrText xml:space="preserve"> HYPERLINK \l _Toc27917 </w:instrText>
+          </w:r>
+          <w:r>
+            <w:rPr>
+              <w:rFonts w:hint="eastAsia" w:ascii="Microsoft JhengHei" w:hAnsi="Microsoft JhengHei" w:eastAsia="Microsoft JhengHei" w:cs="Microsoft JhengHei"/>
               <w:szCs w:val="24"/>
             </w:rPr>
             <w:fldChar w:fldCharType="separate"/>
           </w:r>
           <w:r>
             <w:rPr>
-              <w:rFonts w:ascii="宋体" w:eastAsia="宋体" w:hAnsi="宋体" w:cs="宋体"/>
+              <w:rFonts w:ascii="宋体" w:hAnsi="宋体" w:eastAsia="宋体" w:cs="宋体"/>
               <w:spacing w:val="-3"/>
               <w:szCs w:val="28"/>
             </w:rPr>
@@ -1776,7 +1833,7 @@
             <w:fldChar w:fldCharType="begin"/>
           </w:r>
           <w:r>
-            <w:instrText xml:space="preserve"> PAGEREF _Toc22475 \h </w:instrText>
+            <w:instrText xml:space="preserve"> PAGEREF _Toc27917 \h </w:instrText>
           </w:r>
           <w:r>
             <w:fldChar w:fldCharType="separate"/>
@@ -1789,7 +1846,7 @@
           </w:r>
           <w:r>
             <w:rPr>
-              <w:rFonts w:ascii="Microsoft JhengHei" w:eastAsia="Microsoft JhengHei" w:hAnsi="Microsoft JhengHei" w:cs="Microsoft JhengHei" w:hint="eastAsia"/>
+              <w:rFonts w:hint="eastAsia" w:ascii="Microsoft JhengHei" w:hAnsi="Microsoft JhengHei" w:eastAsia="Microsoft JhengHei" w:cs="Microsoft JhengHei"/>
               <w:szCs w:val="24"/>
             </w:rPr>
             <w:fldChar w:fldCharType="end"/>
@@ -1797,28 +1854,28 @@
         </w:p>
         <w:p>
           <w:pPr>
-            <w:pStyle w:val="TOC1"/>
+            <w:pStyle w:val="16"/>
             <w:tabs>
               <w:tab w:val="right" w:leader="dot" w:pos="8336"/>
             </w:tabs>
           </w:pPr>
           <w:r>
             <w:rPr>
-              <w:rFonts w:ascii="Microsoft JhengHei" w:eastAsia="Microsoft JhengHei" w:hAnsi="Microsoft JhengHei" w:cs="Microsoft JhengHei" w:hint="eastAsia"/>
+              <w:rFonts w:hint="eastAsia" w:ascii="Microsoft JhengHei" w:hAnsi="Microsoft JhengHei" w:eastAsia="Microsoft JhengHei" w:cs="Microsoft JhengHei"/>
               <w:szCs w:val="24"/>
             </w:rPr>
             <w:fldChar w:fldCharType="begin"/>
           </w:r>
           <w:r>
             <w:rPr>
-              <w:rFonts w:ascii="Microsoft JhengHei" w:eastAsia="Microsoft JhengHei" w:hAnsi="Microsoft JhengHei" w:cs="Microsoft JhengHei" w:hint="eastAsia"/>
-              <w:szCs w:val="24"/>
-            </w:rPr>
-            <w:instrText xml:space="preserve"> HYPERLINK \l _Toc28296 </w:instrText>
-          </w:r>
-          <w:r>
-            <w:rPr>
-              <w:rFonts w:ascii="Microsoft JhengHei" w:eastAsia="Microsoft JhengHei" w:hAnsi="Microsoft JhengHei" w:cs="Microsoft JhengHei" w:hint="eastAsia"/>
+              <w:rFonts w:hint="eastAsia" w:ascii="Microsoft JhengHei" w:hAnsi="Microsoft JhengHei" w:eastAsia="Microsoft JhengHei" w:cs="Microsoft JhengHei"/>
+              <w:szCs w:val="24"/>
+            </w:rPr>
+            <w:instrText xml:space="preserve"> HYPERLINK \l _Toc31508 </w:instrText>
+          </w:r>
+          <w:r>
+            <w:rPr>
+              <w:rFonts w:hint="eastAsia" w:ascii="Microsoft JhengHei" w:hAnsi="Microsoft JhengHei" w:eastAsia="Microsoft JhengHei" w:cs="Microsoft JhengHei"/>
               <w:szCs w:val="24"/>
             </w:rPr>
             <w:fldChar w:fldCharType="separate"/>
@@ -1839,7 +1896,7 @@
             <w:fldChar w:fldCharType="begin"/>
           </w:r>
           <w:r>
-            <w:instrText xml:space="preserve"> PAGEREF _Toc28296 \h </w:instrText>
+            <w:instrText xml:space="preserve"> PAGEREF _Toc31508 \h </w:instrText>
           </w:r>
           <w:r>
             <w:fldChar w:fldCharType="separate"/>
@@ -1852,7 +1909,7 @@
           </w:r>
           <w:r>
             <w:rPr>
-              <w:rFonts w:ascii="Microsoft JhengHei" w:eastAsia="Microsoft JhengHei" w:hAnsi="Microsoft JhengHei" w:cs="Microsoft JhengHei" w:hint="eastAsia"/>
+              <w:rFonts w:hint="eastAsia" w:ascii="Microsoft JhengHei" w:hAnsi="Microsoft JhengHei" w:eastAsia="Microsoft JhengHei" w:cs="Microsoft JhengHei"/>
               <w:szCs w:val="24"/>
             </w:rPr>
             <w:fldChar w:fldCharType="end"/>
@@ -1860,28 +1917,28 @@
         </w:p>
         <w:p>
           <w:pPr>
-            <w:pStyle w:val="TOC2"/>
+            <w:pStyle w:val="17"/>
             <w:tabs>
               <w:tab w:val="right" w:leader="dot" w:pos="8336"/>
             </w:tabs>
           </w:pPr>
           <w:r>
             <w:rPr>
-              <w:rFonts w:ascii="Microsoft JhengHei" w:eastAsia="Microsoft JhengHei" w:hAnsi="Microsoft JhengHei" w:cs="Microsoft JhengHei" w:hint="eastAsia"/>
+              <w:rFonts w:hint="eastAsia" w:ascii="Microsoft JhengHei" w:hAnsi="Microsoft JhengHei" w:eastAsia="Microsoft JhengHei" w:cs="Microsoft JhengHei"/>
               <w:szCs w:val="24"/>
             </w:rPr>
             <w:fldChar w:fldCharType="begin"/>
           </w:r>
           <w:r>
             <w:rPr>
-              <w:rFonts w:ascii="Microsoft JhengHei" w:eastAsia="Microsoft JhengHei" w:hAnsi="Microsoft JhengHei" w:cs="Microsoft JhengHei" w:hint="eastAsia"/>
-              <w:szCs w:val="24"/>
-            </w:rPr>
-            <w:instrText xml:space="preserve"> HYPERLINK \l _Toc15170 </w:instrText>
-          </w:r>
-          <w:r>
-            <w:rPr>
-              <w:rFonts w:ascii="Microsoft JhengHei" w:eastAsia="Microsoft JhengHei" w:hAnsi="Microsoft JhengHei" w:cs="Microsoft JhengHei" w:hint="eastAsia"/>
+              <w:rFonts w:hint="eastAsia" w:ascii="Microsoft JhengHei" w:hAnsi="Microsoft JhengHei" w:eastAsia="Microsoft JhengHei" w:cs="Microsoft JhengHei"/>
+              <w:szCs w:val="24"/>
+            </w:rPr>
+            <w:instrText xml:space="preserve"> HYPERLINK \l _Toc8112 </w:instrText>
+          </w:r>
+          <w:r>
+            <w:rPr>
+              <w:rFonts w:hint="eastAsia" w:ascii="Microsoft JhengHei" w:hAnsi="Microsoft JhengHei" w:eastAsia="Microsoft JhengHei" w:cs="Microsoft JhengHei"/>
               <w:szCs w:val="24"/>
             </w:rPr>
             <w:fldChar w:fldCharType="separate"/>
@@ -1902,7 +1959,7 @@
             <w:fldChar w:fldCharType="begin"/>
           </w:r>
           <w:r>
-            <w:instrText xml:space="preserve"> PAGEREF _Toc15170 \h </w:instrText>
+            <w:instrText xml:space="preserve"> PAGEREF _Toc8112 \h </w:instrText>
           </w:r>
           <w:r>
             <w:fldChar w:fldCharType="separate"/>
@@ -1915,7 +1972,7 @@
           </w:r>
           <w:r>
             <w:rPr>
-              <w:rFonts w:ascii="Microsoft JhengHei" w:eastAsia="Microsoft JhengHei" w:hAnsi="Microsoft JhengHei" w:cs="Microsoft JhengHei" w:hint="eastAsia"/>
+              <w:rFonts w:hint="eastAsia" w:ascii="Microsoft JhengHei" w:hAnsi="Microsoft JhengHei" w:eastAsia="Microsoft JhengHei" w:cs="Microsoft JhengHei"/>
               <w:szCs w:val="24"/>
             </w:rPr>
             <w:fldChar w:fldCharType="end"/>
@@ -1923,28 +1980,28 @@
         </w:p>
         <w:p>
           <w:pPr>
-            <w:pStyle w:val="TOC2"/>
+            <w:pStyle w:val="17"/>
             <w:tabs>
               <w:tab w:val="right" w:leader="dot" w:pos="8336"/>
             </w:tabs>
           </w:pPr>
           <w:r>
             <w:rPr>
-              <w:rFonts w:ascii="Microsoft JhengHei" w:eastAsia="Microsoft JhengHei" w:hAnsi="Microsoft JhengHei" w:cs="Microsoft JhengHei" w:hint="eastAsia"/>
+              <w:rFonts w:hint="eastAsia" w:ascii="Microsoft JhengHei" w:hAnsi="Microsoft JhengHei" w:eastAsia="Microsoft JhengHei" w:cs="Microsoft JhengHei"/>
               <w:szCs w:val="24"/>
             </w:rPr>
             <w:fldChar w:fldCharType="begin"/>
           </w:r>
           <w:r>
             <w:rPr>
-              <w:rFonts w:ascii="Microsoft JhengHei" w:eastAsia="Microsoft JhengHei" w:hAnsi="Microsoft JhengHei" w:cs="Microsoft JhengHei" w:hint="eastAsia"/>
-              <w:szCs w:val="24"/>
-            </w:rPr>
-            <w:instrText xml:space="preserve"> HYPERLINK \l _Toc9779 </w:instrText>
-          </w:r>
-          <w:r>
-            <w:rPr>
-              <w:rFonts w:ascii="Microsoft JhengHei" w:eastAsia="Microsoft JhengHei" w:hAnsi="Microsoft JhengHei" w:cs="Microsoft JhengHei" w:hint="eastAsia"/>
+              <w:rFonts w:hint="eastAsia" w:ascii="Microsoft JhengHei" w:hAnsi="Microsoft JhengHei" w:eastAsia="Microsoft JhengHei" w:cs="Microsoft JhengHei"/>
+              <w:szCs w:val="24"/>
+            </w:rPr>
+            <w:instrText xml:space="preserve"> HYPERLINK \l _Toc3512 </w:instrText>
+          </w:r>
+          <w:r>
+            <w:rPr>
+              <w:rFonts w:hint="eastAsia" w:ascii="Microsoft JhengHei" w:hAnsi="Microsoft JhengHei" w:eastAsia="Microsoft JhengHei" w:cs="Microsoft JhengHei"/>
               <w:szCs w:val="24"/>
             </w:rPr>
             <w:fldChar w:fldCharType="separate"/>
@@ -1965,7 +2022,7 @@
             <w:fldChar w:fldCharType="begin"/>
           </w:r>
           <w:r>
-            <w:instrText xml:space="preserve"> PAGEREF _Toc9779 \h </w:instrText>
+            <w:instrText xml:space="preserve"> PAGEREF _Toc3512 \h </w:instrText>
           </w:r>
           <w:r>
             <w:fldChar w:fldCharType="separate"/>
@@ -1978,7 +2035,7 @@
           </w:r>
           <w:r>
             <w:rPr>
-              <w:rFonts w:ascii="Microsoft JhengHei" w:eastAsia="Microsoft JhengHei" w:hAnsi="Microsoft JhengHei" w:cs="Microsoft JhengHei" w:hint="eastAsia"/>
+              <w:rFonts w:hint="eastAsia" w:ascii="Microsoft JhengHei" w:hAnsi="Microsoft JhengHei" w:eastAsia="Microsoft JhengHei" w:cs="Microsoft JhengHei"/>
               <w:szCs w:val="24"/>
             </w:rPr>
             <w:fldChar w:fldCharType="end"/>
@@ -1986,28 +2043,28 @@
         </w:p>
         <w:p>
           <w:pPr>
-            <w:pStyle w:val="TOC1"/>
+            <w:pStyle w:val="16"/>
             <w:tabs>
               <w:tab w:val="right" w:leader="dot" w:pos="8336"/>
             </w:tabs>
           </w:pPr>
           <w:r>
             <w:rPr>
-              <w:rFonts w:ascii="Microsoft JhengHei" w:eastAsia="Microsoft JhengHei" w:hAnsi="Microsoft JhengHei" w:cs="Microsoft JhengHei" w:hint="eastAsia"/>
+              <w:rFonts w:hint="eastAsia" w:ascii="Microsoft JhengHei" w:hAnsi="Microsoft JhengHei" w:eastAsia="Microsoft JhengHei" w:cs="Microsoft JhengHei"/>
               <w:szCs w:val="24"/>
             </w:rPr>
             <w:fldChar w:fldCharType="begin"/>
           </w:r>
           <w:r>
             <w:rPr>
-              <w:rFonts w:ascii="Microsoft JhengHei" w:eastAsia="Microsoft JhengHei" w:hAnsi="Microsoft JhengHei" w:cs="Microsoft JhengHei" w:hint="eastAsia"/>
-              <w:szCs w:val="24"/>
-            </w:rPr>
-            <w:instrText xml:space="preserve"> HYPERLINK \l _Toc1835 </w:instrText>
-          </w:r>
-          <w:r>
-            <w:rPr>
-              <w:rFonts w:ascii="Microsoft JhengHei" w:eastAsia="Microsoft JhengHei" w:hAnsi="Microsoft JhengHei" w:cs="Microsoft JhengHei" w:hint="eastAsia"/>
+              <w:rFonts w:hint="eastAsia" w:ascii="Microsoft JhengHei" w:hAnsi="Microsoft JhengHei" w:eastAsia="Microsoft JhengHei" w:cs="Microsoft JhengHei"/>
+              <w:szCs w:val="24"/>
+            </w:rPr>
+            <w:instrText xml:space="preserve"> HYPERLINK \l _Toc6201 </w:instrText>
+          </w:r>
+          <w:r>
+            <w:rPr>
+              <w:rFonts w:hint="eastAsia" w:ascii="Microsoft JhengHei" w:hAnsi="Microsoft JhengHei" w:eastAsia="Microsoft JhengHei" w:cs="Microsoft JhengHei"/>
               <w:szCs w:val="24"/>
             </w:rPr>
             <w:fldChar w:fldCharType="separate"/>
@@ -2028,7 +2085,7 @@
             <w:fldChar w:fldCharType="begin"/>
           </w:r>
           <w:r>
-            <w:instrText xml:space="preserve"> PAGEREF _Toc1835 \h </w:instrText>
+            <w:instrText xml:space="preserve"> PAGEREF _Toc6201 \h </w:instrText>
           </w:r>
           <w:r>
             <w:fldChar w:fldCharType="separate"/>
@@ -2041,7 +2098,7 @@
           </w:r>
           <w:r>
             <w:rPr>
-              <w:rFonts w:ascii="Microsoft JhengHei" w:eastAsia="Microsoft JhengHei" w:hAnsi="Microsoft JhengHei" w:cs="Microsoft JhengHei" w:hint="eastAsia"/>
+              <w:rFonts w:hint="eastAsia" w:ascii="Microsoft JhengHei" w:hAnsi="Microsoft JhengHei" w:eastAsia="Microsoft JhengHei" w:cs="Microsoft JhengHei"/>
               <w:szCs w:val="24"/>
             </w:rPr>
             <w:fldChar w:fldCharType="end"/>
@@ -2049,28 +2106,28 @@
         </w:p>
         <w:p>
           <w:pPr>
-            <w:pStyle w:val="TOC2"/>
+            <w:pStyle w:val="17"/>
             <w:tabs>
               <w:tab w:val="right" w:leader="dot" w:pos="8336"/>
             </w:tabs>
           </w:pPr>
           <w:r>
             <w:rPr>
-              <w:rFonts w:ascii="Microsoft JhengHei" w:eastAsia="Microsoft JhengHei" w:hAnsi="Microsoft JhengHei" w:cs="Microsoft JhengHei" w:hint="eastAsia"/>
+              <w:rFonts w:hint="eastAsia" w:ascii="Microsoft JhengHei" w:hAnsi="Microsoft JhengHei" w:eastAsia="Microsoft JhengHei" w:cs="Microsoft JhengHei"/>
               <w:szCs w:val="24"/>
             </w:rPr>
             <w:fldChar w:fldCharType="begin"/>
           </w:r>
           <w:r>
             <w:rPr>
-              <w:rFonts w:ascii="Microsoft JhengHei" w:eastAsia="Microsoft JhengHei" w:hAnsi="Microsoft JhengHei" w:cs="Microsoft JhengHei" w:hint="eastAsia"/>
-              <w:szCs w:val="24"/>
-            </w:rPr>
-            <w:instrText xml:space="preserve"> HYPERLINK \l _Toc5895 </w:instrText>
-          </w:r>
-          <w:r>
-            <w:rPr>
-              <w:rFonts w:ascii="Microsoft JhengHei" w:eastAsia="Microsoft JhengHei" w:hAnsi="Microsoft JhengHei" w:cs="Microsoft JhengHei" w:hint="eastAsia"/>
+              <w:rFonts w:hint="eastAsia" w:ascii="Microsoft JhengHei" w:hAnsi="Microsoft JhengHei" w:eastAsia="Microsoft JhengHei" w:cs="Microsoft JhengHei"/>
+              <w:szCs w:val="24"/>
+            </w:rPr>
+            <w:instrText xml:space="preserve"> HYPERLINK \l _Toc598 </w:instrText>
+          </w:r>
+          <w:r>
+            <w:rPr>
+              <w:rFonts w:hint="eastAsia" w:ascii="Microsoft JhengHei" w:hAnsi="Microsoft JhengHei" w:eastAsia="Microsoft JhengHei" w:cs="Microsoft JhengHei"/>
               <w:szCs w:val="24"/>
             </w:rPr>
             <w:fldChar w:fldCharType="separate"/>
@@ -2091,7 +2148,7 @@
             <w:fldChar w:fldCharType="begin"/>
           </w:r>
           <w:r>
-            <w:instrText xml:space="preserve"> PAGEREF _Toc5895 \h </w:instrText>
+            <w:instrText xml:space="preserve"> PAGEREF _Toc598 \h </w:instrText>
           </w:r>
           <w:r>
             <w:fldChar w:fldCharType="separate"/>
@@ -2104,7 +2161,7 @@
           </w:r>
           <w:r>
             <w:rPr>
-              <w:rFonts w:ascii="Microsoft JhengHei" w:eastAsia="Microsoft JhengHei" w:hAnsi="Microsoft JhengHei" w:cs="Microsoft JhengHei" w:hint="eastAsia"/>
+              <w:rFonts w:hint="eastAsia" w:ascii="Microsoft JhengHei" w:hAnsi="Microsoft JhengHei" w:eastAsia="Microsoft JhengHei" w:cs="Microsoft JhengHei"/>
               <w:szCs w:val="24"/>
             </w:rPr>
             <w:fldChar w:fldCharType="end"/>
@@ -2112,28 +2169,28 @@
         </w:p>
         <w:p>
           <w:pPr>
-            <w:pStyle w:val="TOC1"/>
+            <w:pStyle w:val="16"/>
             <w:tabs>
               <w:tab w:val="right" w:leader="dot" w:pos="8336"/>
             </w:tabs>
           </w:pPr>
           <w:r>
             <w:rPr>
-              <w:rFonts w:ascii="Microsoft JhengHei" w:eastAsia="Microsoft JhengHei" w:hAnsi="Microsoft JhengHei" w:cs="Microsoft JhengHei" w:hint="eastAsia"/>
+              <w:rFonts w:hint="eastAsia" w:ascii="Microsoft JhengHei" w:hAnsi="Microsoft JhengHei" w:eastAsia="Microsoft JhengHei" w:cs="Microsoft JhengHei"/>
               <w:szCs w:val="24"/>
             </w:rPr>
             <w:fldChar w:fldCharType="begin"/>
           </w:r>
           <w:r>
             <w:rPr>
-              <w:rFonts w:ascii="Microsoft JhengHei" w:eastAsia="Microsoft JhengHei" w:hAnsi="Microsoft JhengHei" w:cs="Microsoft JhengHei" w:hint="eastAsia"/>
-              <w:szCs w:val="24"/>
-            </w:rPr>
-            <w:instrText xml:space="preserve"> HYPERLINK \l _Toc3609 </w:instrText>
-          </w:r>
-          <w:r>
-            <w:rPr>
-              <w:rFonts w:ascii="Microsoft JhengHei" w:eastAsia="Microsoft JhengHei" w:hAnsi="Microsoft JhengHei" w:cs="Microsoft JhengHei" w:hint="eastAsia"/>
+              <w:rFonts w:hint="eastAsia" w:ascii="Microsoft JhengHei" w:hAnsi="Microsoft JhengHei" w:eastAsia="Microsoft JhengHei" w:cs="Microsoft JhengHei"/>
+              <w:szCs w:val="24"/>
+            </w:rPr>
+            <w:instrText xml:space="preserve"> HYPERLINK \l _Toc20691 </w:instrText>
+          </w:r>
+          <w:r>
+            <w:rPr>
+              <w:rFonts w:hint="eastAsia" w:ascii="Microsoft JhengHei" w:hAnsi="Microsoft JhengHei" w:eastAsia="Microsoft JhengHei" w:cs="Microsoft JhengHei"/>
               <w:szCs w:val="24"/>
             </w:rPr>
             <w:fldChar w:fldCharType="separate"/>
@@ -2154,7 +2211,7 @@
             <w:fldChar w:fldCharType="begin"/>
           </w:r>
           <w:r>
-            <w:instrText xml:space="preserve"> PAGEREF _Toc3609 \h </w:instrText>
+            <w:instrText xml:space="preserve"> PAGEREF _Toc20691 \h </w:instrText>
           </w:r>
           <w:r>
             <w:fldChar w:fldCharType="separate"/>
@@ -2167,7 +2224,7 @@
           </w:r>
           <w:r>
             <w:rPr>
-              <w:rFonts w:ascii="Microsoft JhengHei" w:eastAsia="Microsoft JhengHei" w:hAnsi="Microsoft JhengHei" w:cs="Microsoft JhengHei" w:hint="eastAsia"/>
+              <w:rFonts w:hint="eastAsia" w:ascii="Microsoft JhengHei" w:hAnsi="Microsoft JhengHei" w:eastAsia="Microsoft JhengHei" w:cs="Microsoft JhengHei"/>
               <w:szCs w:val="24"/>
             </w:rPr>
             <w:fldChar w:fldCharType="end"/>
@@ -2175,28 +2232,28 @@
         </w:p>
         <w:p>
           <w:pPr>
-            <w:pStyle w:val="TOC2"/>
+            <w:pStyle w:val="17"/>
             <w:tabs>
               <w:tab w:val="right" w:leader="dot" w:pos="8336"/>
             </w:tabs>
           </w:pPr>
           <w:r>
             <w:rPr>
-              <w:rFonts w:ascii="Microsoft JhengHei" w:eastAsia="Microsoft JhengHei" w:hAnsi="Microsoft JhengHei" w:cs="Microsoft JhengHei" w:hint="eastAsia"/>
+              <w:rFonts w:hint="eastAsia" w:ascii="Microsoft JhengHei" w:hAnsi="Microsoft JhengHei" w:eastAsia="Microsoft JhengHei" w:cs="Microsoft JhengHei"/>
               <w:szCs w:val="24"/>
             </w:rPr>
             <w:fldChar w:fldCharType="begin"/>
           </w:r>
           <w:r>
             <w:rPr>
-              <w:rFonts w:ascii="Microsoft JhengHei" w:eastAsia="Microsoft JhengHei" w:hAnsi="Microsoft JhengHei" w:cs="Microsoft JhengHei" w:hint="eastAsia"/>
-              <w:szCs w:val="24"/>
-            </w:rPr>
-            <w:instrText xml:space="preserve"> HYPERLINK \l _Toc14367 </w:instrText>
-          </w:r>
-          <w:r>
-            <w:rPr>
-              <w:rFonts w:ascii="Microsoft JhengHei" w:eastAsia="Microsoft JhengHei" w:hAnsi="Microsoft JhengHei" w:cs="Microsoft JhengHei" w:hint="eastAsia"/>
+              <w:rFonts w:hint="eastAsia" w:ascii="Microsoft JhengHei" w:hAnsi="Microsoft JhengHei" w:eastAsia="Microsoft JhengHei" w:cs="Microsoft JhengHei"/>
+              <w:szCs w:val="24"/>
+            </w:rPr>
+            <w:instrText xml:space="preserve"> HYPERLINK \l _Toc463 </w:instrText>
+          </w:r>
+          <w:r>
+            <w:rPr>
+              <w:rFonts w:hint="eastAsia" w:ascii="Microsoft JhengHei" w:hAnsi="Microsoft JhengHei" w:eastAsia="Microsoft JhengHei" w:cs="Microsoft JhengHei"/>
               <w:szCs w:val="24"/>
             </w:rPr>
             <w:fldChar w:fldCharType="separate"/>
@@ -2217,7 +2274,7 @@
             <w:fldChar w:fldCharType="begin"/>
           </w:r>
           <w:r>
-            <w:instrText xml:space="preserve"> PAGEREF _Toc14367 \h </w:instrText>
+            <w:instrText xml:space="preserve"> PAGEREF _Toc463 \h </w:instrText>
           </w:r>
           <w:r>
             <w:fldChar w:fldCharType="separate"/>
@@ -2230,7 +2287,7 @@
           </w:r>
           <w:r>
             <w:rPr>
-              <w:rFonts w:ascii="Microsoft JhengHei" w:eastAsia="Microsoft JhengHei" w:hAnsi="Microsoft JhengHei" w:cs="Microsoft JhengHei" w:hint="eastAsia"/>
+              <w:rFonts w:hint="eastAsia" w:ascii="Microsoft JhengHei" w:hAnsi="Microsoft JhengHei" w:eastAsia="Microsoft JhengHei" w:cs="Microsoft JhengHei"/>
               <w:szCs w:val="24"/>
             </w:rPr>
             <w:fldChar w:fldCharType="end"/>
@@ -2238,28 +2295,28 @@
         </w:p>
         <w:p>
           <w:pPr>
-            <w:pStyle w:val="TOC2"/>
+            <w:pStyle w:val="17"/>
             <w:tabs>
               <w:tab w:val="right" w:leader="dot" w:pos="8336"/>
             </w:tabs>
           </w:pPr>
           <w:r>
             <w:rPr>
-              <w:rFonts w:ascii="Microsoft JhengHei" w:eastAsia="Microsoft JhengHei" w:hAnsi="Microsoft JhengHei" w:cs="Microsoft JhengHei" w:hint="eastAsia"/>
+              <w:rFonts w:hint="eastAsia" w:ascii="Microsoft JhengHei" w:hAnsi="Microsoft JhengHei" w:eastAsia="Microsoft JhengHei" w:cs="Microsoft JhengHei"/>
               <w:szCs w:val="24"/>
             </w:rPr>
             <w:fldChar w:fldCharType="begin"/>
           </w:r>
           <w:r>
             <w:rPr>
-              <w:rFonts w:ascii="Microsoft JhengHei" w:eastAsia="Microsoft JhengHei" w:hAnsi="Microsoft JhengHei" w:cs="Microsoft JhengHei" w:hint="eastAsia"/>
-              <w:szCs w:val="24"/>
-            </w:rPr>
-            <w:instrText xml:space="preserve"> HYPERLINK \l _Toc17099 </w:instrText>
-          </w:r>
-          <w:r>
-            <w:rPr>
-              <w:rFonts w:ascii="Microsoft JhengHei" w:eastAsia="Microsoft JhengHei" w:hAnsi="Microsoft JhengHei" w:cs="Microsoft JhengHei" w:hint="eastAsia"/>
+              <w:rFonts w:hint="eastAsia" w:ascii="Microsoft JhengHei" w:hAnsi="Microsoft JhengHei" w:eastAsia="Microsoft JhengHei" w:cs="Microsoft JhengHei"/>
+              <w:szCs w:val="24"/>
+            </w:rPr>
+            <w:instrText xml:space="preserve"> HYPERLINK \l _Toc4273 </w:instrText>
+          </w:r>
+          <w:r>
+            <w:rPr>
+              <w:rFonts w:hint="eastAsia" w:ascii="Microsoft JhengHei" w:hAnsi="Microsoft JhengHei" w:eastAsia="Microsoft JhengHei" w:cs="Microsoft JhengHei"/>
               <w:szCs w:val="24"/>
             </w:rPr>
             <w:fldChar w:fldCharType="separate"/>
@@ -2280,7 +2337,7 @@
             <w:fldChar w:fldCharType="begin"/>
           </w:r>
           <w:r>
-            <w:instrText xml:space="preserve"> PAGEREF _Toc17099 \h </w:instrText>
+            <w:instrText xml:space="preserve"> PAGEREF _Toc4273 \h </w:instrText>
           </w:r>
           <w:r>
             <w:fldChar w:fldCharType="separate"/>
@@ -2293,7 +2350,7 @@
           </w:r>
           <w:r>
             <w:rPr>
-              <w:rFonts w:ascii="Microsoft JhengHei" w:eastAsia="Microsoft JhengHei" w:hAnsi="Microsoft JhengHei" w:cs="Microsoft JhengHei" w:hint="eastAsia"/>
+              <w:rFonts w:hint="eastAsia" w:ascii="Microsoft JhengHei" w:hAnsi="Microsoft JhengHei" w:eastAsia="Microsoft JhengHei" w:cs="Microsoft JhengHei"/>
               <w:szCs w:val="24"/>
             </w:rPr>
             <w:fldChar w:fldCharType="end"/>
@@ -2301,28 +2358,28 @@
         </w:p>
         <w:p>
           <w:pPr>
-            <w:pStyle w:val="TOC3"/>
+            <w:pStyle w:val="13"/>
             <w:tabs>
               <w:tab w:val="right" w:leader="dot" w:pos="8336"/>
             </w:tabs>
           </w:pPr>
           <w:r>
             <w:rPr>
-              <w:rFonts w:ascii="Microsoft JhengHei" w:eastAsia="Microsoft JhengHei" w:hAnsi="Microsoft JhengHei" w:cs="Microsoft JhengHei" w:hint="eastAsia"/>
+              <w:rFonts w:hint="eastAsia" w:ascii="Microsoft JhengHei" w:hAnsi="Microsoft JhengHei" w:eastAsia="Microsoft JhengHei" w:cs="Microsoft JhengHei"/>
               <w:szCs w:val="24"/>
             </w:rPr>
             <w:fldChar w:fldCharType="begin"/>
           </w:r>
           <w:r>
             <w:rPr>
-              <w:rFonts w:ascii="Microsoft JhengHei" w:eastAsia="Microsoft JhengHei" w:hAnsi="Microsoft JhengHei" w:cs="Microsoft JhengHei" w:hint="eastAsia"/>
-              <w:szCs w:val="24"/>
-            </w:rPr>
-            <w:instrText xml:space="preserve"> HYPERLINK \l _Toc9529 </w:instrText>
-          </w:r>
-          <w:r>
-            <w:rPr>
-              <w:rFonts w:ascii="Microsoft JhengHei" w:eastAsia="Microsoft JhengHei" w:hAnsi="Microsoft JhengHei" w:cs="Microsoft JhengHei" w:hint="eastAsia"/>
+              <w:rFonts w:hint="eastAsia" w:ascii="Microsoft JhengHei" w:hAnsi="Microsoft JhengHei" w:eastAsia="Microsoft JhengHei" w:cs="Microsoft JhengHei"/>
+              <w:szCs w:val="24"/>
+            </w:rPr>
+            <w:instrText xml:space="preserve"> HYPERLINK \l _Toc22783 </w:instrText>
+          </w:r>
+          <w:r>
+            <w:rPr>
+              <w:rFonts w:hint="eastAsia" w:ascii="Microsoft JhengHei" w:hAnsi="Microsoft JhengHei" w:eastAsia="Microsoft JhengHei" w:cs="Microsoft JhengHei"/>
               <w:szCs w:val="24"/>
             </w:rPr>
             <w:fldChar w:fldCharType="separate"/>
@@ -2343,7 +2400,7 @@
             <w:fldChar w:fldCharType="begin"/>
           </w:r>
           <w:r>
-            <w:instrText xml:space="preserve"> PAGEREF _Toc9529 \h </w:instrText>
+            <w:instrText xml:space="preserve"> PAGEREF _Toc22783 \h </w:instrText>
           </w:r>
           <w:r>
             <w:fldChar w:fldCharType="separate"/>
@@ -2356,7 +2413,7 @@
           </w:r>
           <w:r>
             <w:rPr>
-              <w:rFonts w:ascii="Microsoft JhengHei" w:eastAsia="Microsoft JhengHei" w:hAnsi="Microsoft JhengHei" w:cs="Microsoft JhengHei" w:hint="eastAsia"/>
+              <w:rFonts w:hint="eastAsia" w:ascii="Microsoft JhengHei" w:hAnsi="Microsoft JhengHei" w:eastAsia="Microsoft JhengHei" w:cs="Microsoft JhengHei"/>
               <w:szCs w:val="24"/>
             </w:rPr>
             <w:fldChar w:fldCharType="end"/>
@@ -2364,28 +2421,28 @@
         </w:p>
         <w:p>
           <w:pPr>
-            <w:pStyle w:val="TOC3"/>
+            <w:pStyle w:val="13"/>
             <w:tabs>
               <w:tab w:val="right" w:leader="dot" w:pos="8336"/>
             </w:tabs>
           </w:pPr>
           <w:r>
             <w:rPr>
-              <w:rFonts w:ascii="Microsoft JhengHei" w:eastAsia="Microsoft JhengHei" w:hAnsi="Microsoft JhengHei" w:cs="Microsoft JhengHei" w:hint="eastAsia"/>
+              <w:rFonts w:hint="eastAsia" w:ascii="Microsoft JhengHei" w:hAnsi="Microsoft JhengHei" w:eastAsia="Microsoft JhengHei" w:cs="Microsoft JhengHei"/>
               <w:szCs w:val="24"/>
             </w:rPr>
             <w:fldChar w:fldCharType="begin"/>
           </w:r>
           <w:r>
             <w:rPr>
-              <w:rFonts w:ascii="Microsoft JhengHei" w:eastAsia="Microsoft JhengHei" w:hAnsi="Microsoft JhengHei" w:cs="Microsoft JhengHei" w:hint="eastAsia"/>
-              <w:szCs w:val="24"/>
-            </w:rPr>
-            <w:instrText xml:space="preserve"> HYPERLINK \l _Toc24715 </w:instrText>
-          </w:r>
-          <w:r>
-            <w:rPr>
-              <w:rFonts w:ascii="Microsoft JhengHei" w:eastAsia="Microsoft JhengHei" w:hAnsi="Microsoft JhengHei" w:cs="Microsoft JhengHei" w:hint="eastAsia"/>
+              <w:rFonts w:hint="eastAsia" w:ascii="Microsoft JhengHei" w:hAnsi="Microsoft JhengHei" w:eastAsia="Microsoft JhengHei" w:cs="Microsoft JhengHei"/>
+              <w:szCs w:val="24"/>
+            </w:rPr>
+            <w:instrText xml:space="preserve"> HYPERLINK \l _Toc20966 </w:instrText>
+          </w:r>
+          <w:r>
+            <w:rPr>
+              <w:rFonts w:hint="eastAsia" w:ascii="Microsoft JhengHei" w:hAnsi="Microsoft JhengHei" w:eastAsia="Microsoft JhengHei" w:cs="Microsoft JhengHei"/>
               <w:szCs w:val="24"/>
             </w:rPr>
             <w:fldChar w:fldCharType="separate"/>
@@ -2406,7 +2463,7 @@
             <w:fldChar w:fldCharType="begin"/>
           </w:r>
           <w:r>
-            <w:instrText xml:space="preserve"> PAGEREF _Toc24715 \h </w:instrText>
+            <w:instrText xml:space="preserve"> PAGEREF _Toc20966 \h </w:instrText>
           </w:r>
           <w:r>
             <w:fldChar w:fldCharType="separate"/>
@@ -2419,7 +2476,7 @@
           </w:r>
           <w:r>
             <w:rPr>
-              <w:rFonts w:ascii="Microsoft JhengHei" w:eastAsia="Microsoft JhengHei" w:hAnsi="Microsoft JhengHei" w:cs="Microsoft JhengHei" w:hint="eastAsia"/>
+              <w:rFonts w:hint="eastAsia" w:ascii="Microsoft JhengHei" w:hAnsi="Microsoft JhengHei" w:eastAsia="Microsoft JhengHei" w:cs="Microsoft JhengHei"/>
               <w:szCs w:val="24"/>
             </w:rPr>
             <w:fldChar w:fldCharType="end"/>
@@ -2427,28 +2484,28 @@
         </w:p>
         <w:p>
           <w:pPr>
-            <w:pStyle w:val="TOC2"/>
+            <w:pStyle w:val="17"/>
             <w:tabs>
               <w:tab w:val="right" w:leader="dot" w:pos="8336"/>
             </w:tabs>
           </w:pPr>
           <w:r>
             <w:rPr>
-              <w:rFonts w:ascii="Microsoft JhengHei" w:eastAsia="Microsoft JhengHei" w:hAnsi="Microsoft JhengHei" w:cs="Microsoft JhengHei" w:hint="eastAsia"/>
+              <w:rFonts w:hint="eastAsia" w:ascii="Microsoft JhengHei" w:hAnsi="Microsoft JhengHei" w:eastAsia="Microsoft JhengHei" w:cs="Microsoft JhengHei"/>
               <w:szCs w:val="24"/>
             </w:rPr>
             <w:fldChar w:fldCharType="begin"/>
           </w:r>
           <w:r>
             <w:rPr>
-              <w:rFonts w:ascii="Microsoft JhengHei" w:eastAsia="Microsoft JhengHei" w:hAnsi="Microsoft JhengHei" w:cs="Microsoft JhengHei" w:hint="eastAsia"/>
-              <w:szCs w:val="24"/>
-            </w:rPr>
-            <w:instrText xml:space="preserve"> HYPERLINK \l _Toc2292 </w:instrText>
-          </w:r>
-          <w:r>
-            <w:rPr>
-              <w:rFonts w:ascii="Microsoft JhengHei" w:eastAsia="Microsoft JhengHei" w:hAnsi="Microsoft JhengHei" w:cs="Microsoft JhengHei" w:hint="eastAsia"/>
+              <w:rFonts w:hint="eastAsia" w:ascii="Microsoft JhengHei" w:hAnsi="Microsoft JhengHei" w:eastAsia="Microsoft JhengHei" w:cs="Microsoft JhengHei"/>
+              <w:szCs w:val="24"/>
+            </w:rPr>
+            <w:instrText xml:space="preserve"> HYPERLINK \l _Toc8104 </w:instrText>
+          </w:r>
+          <w:r>
+            <w:rPr>
+              <w:rFonts w:hint="eastAsia" w:ascii="Microsoft JhengHei" w:hAnsi="Microsoft JhengHei" w:eastAsia="Microsoft JhengHei" w:cs="Microsoft JhengHei"/>
               <w:szCs w:val="24"/>
             </w:rPr>
             <w:fldChar w:fldCharType="separate"/>
@@ -2469,7 +2526,7 @@
             <w:fldChar w:fldCharType="begin"/>
           </w:r>
           <w:r>
-            <w:instrText xml:space="preserve"> PAGEREF _Toc2292 \h </w:instrText>
+            <w:instrText xml:space="preserve"> PAGEREF _Toc8104 \h </w:instrText>
           </w:r>
           <w:r>
             <w:fldChar w:fldCharType="separate"/>
@@ -2482,7 +2539,7 @@
           </w:r>
           <w:r>
             <w:rPr>
-              <w:rFonts w:ascii="Microsoft JhengHei" w:eastAsia="Microsoft JhengHei" w:hAnsi="Microsoft JhengHei" w:cs="Microsoft JhengHei" w:hint="eastAsia"/>
+              <w:rFonts w:hint="eastAsia" w:ascii="Microsoft JhengHei" w:hAnsi="Microsoft JhengHei" w:eastAsia="Microsoft JhengHei" w:cs="Microsoft JhengHei"/>
               <w:szCs w:val="24"/>
             </w:rPr>
             <w:fldChar w:fldCharType="end"/>
@@ -2490,28 +2547,28 @@
         </w:p>
         <w:p>
           <w:pPr>
-            <w:pStyle w:val="TOC2"/>
+            <w:pStyle w:val="17"/>
             <w:tabs>
               <w:tab w:val="right" w:leader="dot" w:pos="8336"/>
             </w:tabs>
           </w:pPr>
           <w:r>
             <w:rPr>
-              <w:rFonts w:ascii="Microsoft JhengHei" w:eastAsia="Microsoft JhengHei" w:hAnsi="Microsoft JhengHei" w:cs="Microsoft JhengHei" w:hint="eastAsia"/>
+              <w:rFonts w:hint="eastAsia" w:ascii="Microsoft JhengHei" w:hAnsi="Microsoft JhengHei" w:eastAsia="Microsoft JhengHei" w:cs="Microsoft JhengHei"/>
               <w:szCs w:val="24"/>
             </w:rPr>
             <w:fldChar w:fldCharType="begin"/>
           </w:r>
           <w:r>
             <w:rPr>
-              <w:rFonts w:ascii="Microsoft JhengHei" w:eastAsia="Microsoft JhengHei" w:hAnsi="Microsoft JhengHei" w:cs="Microsoft JhengHei" w:hint="eastAsia"/>
-              <w:szCs w:val="24"/>
-            </w:rPr>
-            <w:instrText xml:space="preserve"> HYPERLINK \l _Toc14860 </w:instrText>
-          </w:r>
-          <w:r>
-            <w:rPr>
-              <w:rFonts w:ascii="Microsoft JhengHei" w:eastAsia="Microsoft JhengHei" w:hAnsi="Microsoft JhengHei" w:cs="Microsoft JhengHei" w:hint="eastAsia"/>
+              <w:rFonts w:hint="eastAsia" w:ascii="Microsoft JhengHei" w:hAnsi="Microsoft JhengHei" w:eastAsia="Microsoft JhengHei" w:cs="Microsoft JhengHei"/>
+              <w:szCs w:val="24"/>
+            </w:rPr>
+            <w:instrText xml:space="preserve"> HYPERLINK \l _Toc17195 </w:instrText>
+          </w:r>
+          <w:r>
+            <w:rPr>
+              <w:rFonts w:hint="eastAsia" w:ascii="Microsoft JhengHei" w:hAnsi="Microsoft JhengHei" w:eastAsia="Microsoft JhengHei" w:cs="Microsoft JhengHei"/>
               <w:szCs w:val="24"/>
             </w:rPr>
             <w:fldChar w:fldCharType="separate"/>
@@ -2532,7 +2589,7 @@
             <w:fldChar w:fldCharType="begin"/>
           </w:r>
           <w:r>
-            <w:instrText xml:space="preserve"> PAGEREF _Toc14860 \h </w:instrText>
+            <w:instrText xml:space="preserve"> PAGEREF _Toc17195 \h </w:instrText>
           </w:r>
           <w:r>
             <w:fldChar w:fldCharType="separate"/>
@@ -2545,7 +2602,7 @@
           </w:r>
           <w:r>
             <w:rPr>
-              <w:rFonts w:ascii="Microsoft JhengHei" w:eastAsia="Microsoft JhengHei" w:hAnsi="Microsoft JhengHei" w:cs="Microsoft JhengHei" w:hint="eastAsia"/>
+              <w:rFonts w:hint="eastAsia" w:ascii="Microsoft JhengHei" w:hAnsi="Microsoft JhengHei" w:eastAsia="Microsoft JhengHei" w:cs="Microsoft JhengHei"/>
               <w:szCs w:val="24"/>
             </w:rPr>
             <w:fldChar w:fldCharType="end"/>
@@ -2553,28 +2610,28 @@
         </w:p>
         <w:p>
           <w:pPr>
-            <w:pStyle w:val="TOC2"/>
+            <w:pStyle w:val="17"/>
             <w:tabs>
               <w:tab w:val="right" w:leader="dot" w:pos="8336"/>
             </w:tabs>
           </w:pPr>
           <w:r>
             <w:rPr>
-              <w:rFonts w:ascii="Microsoft JhengHei" w:eastAsia="Microsoft JhengHei" w:hAnsi="Microsoft JhengHei" w:cs="Microsoft JhengHei" w:hint="eastAsia"/>
+              <w:rFonts w:hint="eastAsia" w:ascii="Microsoft JhengHei" w:hAnsi="Microsoft JhengHei" w:eastAsia="Microsoft JhengHei" w:cs="Microsoft JhengHei"/>
               <w:szCs w:val="24"/>
             </w:rPr>
             <w:fldChar w:fldCharType="begin"/>
           </w:r>
           <w:r>
             <w:rPr>
-              <w:rFonts w:ascii="Microsoft JhengHei" w:eastAsia="Microsoft JhengHei" w:hAnsi="Microsoft JhengHei" w:cs="Microsoft JhengHei" w:hint="eastAsia"/>
-              <w:szCs w:val="24"/>
-            </w:rPr>
-            <w:instrText xml:space="preserve"> HYPERLINK \l _Toc15231 </w:instrText>
-          </w:r>
-          <w:r>
-            <w:rPr>
-              <w:rFonts w:ascii="Microsoft JhengHei" w:eastAsia="Microsoft JhengHei" w:hAnsi="Microsoft JhengHei" w:cs="Microsoft JhengHei" w:hint="eastAsia"/>
+              <w:rFonts w:hint="eastAsia" w:ascii="Microsoft JhengHei" w:hAnsi="Microsoft JhengHei" w:eastAsia="Microsoft JhengHei" w:cs="Microsoft JhengHei"/>
+              <w:szCs w:val="24"/>
+            </w:rPr>
+            <w:instrText xml:space="preserve"> HYPERLINK \l _Toc20409 </w:instrText>
+          </w:r>
+          <w:r>
+            <w:rPr>
+              <w:rFonts w:hint="eastAsia" w:ascii="Microsoft JhengHei" w:hAnsi="Microsoft JhengHei" w:eastAsia="Microsoft JhengHei" w:cs="Microsoft JhengHei"/>
               <w:szCs w:val="24"/>
             </w:rPr>
             <w:fldChar w:fldCharType="separate"/>
@@ -2595,7 +2652,7 @@
             <w:fldChar w:fldCharType="begin"/>
           </w:r>
           <w:r>
-            <w:instrText xml:space="preserve"> PAGEREF _Toc15231 \h </w:instrText>
+            <w:instrText xml:space="preserve"> PAGEREF _Toc20409 \h </w:instrText>
           </w:r>
           <w:r>
             <w:fldChar w:fldCharType="separate"/>
@@ -2608,7 +2665,7 @@
           </w:r>
           <w:r>
             <w:rPr>
-              <w:rFonts w:ascii="Microsoft JhengHei" w:eastAsia="Microsoft JhengHei" w:hAnsi="Microsoft JhengHei" w:cs="Microsoft JhengHei" w:hint="eastAsia"/>
+              <w:rFonts w:hint="eastAsia" w:ascii="Microsoft JhengHei" w:hAnsi="Microsoft JhengHei" w:eastAsia="Microsoft JhengHei" w:cs="Microsoft JhengHei"/>
               <w:szCs w:val="24"/>
             </w:rPr>
             <w:fldChar w:fldCharType="end"/>
@@ -2616,28 +2673,28 @@
         </w:p>
         <w:p>
           <w:pPr>
-            <w:pStyle w:val="TOC2"/>
+            <w:pStyle w:val="17"/>
             <w:tabs>
               <w:tab w:val="right" w:leader="dot" w:pos="8336"/>
             </w:tabs>
           </w:pPr>
           <w:r>
             <w:rPr>
-              <w:rFonts w:ascii="Microsoft JhengHei" w:eastAsia="Microsoft JhengHei" w:hAnsi="Microsoft JhengHei" w:cs="Microsoft JhengHei" w:hint="eastAsia"/>
+              <w:rFonts w:hint="eastAsia" w:ascii="Microsoft JhengHei" w:hAnsi="Microsoft JhengHei" w:eastAsia="Microsoft JhengHei" w:cs="Microsoft JhengHei"/>
               <w:szCs w:val="24"/>
             </w:rPr>
             <w:fldChar w:fldCharType="begin"/>
           </w:r>
           <w:r>
             <w:rPr>
-              <w:rFonts w:ascii="Microsoft JhengHei" w:eastAsia="Microsoft JhengHei" w:hAnsi="Microsoft JhengHei" w:cs="Microsoft JhengHei" w:hint="eastAsia"/>
-              <w:szCs w:val="24"/>
-            </w:rPr>
-            <w:instrText xml:space="preserve"> HYPERLINK \l _Toc32226 </w:instrText>
-          </w:r>
-          <w:r>
-            <w:rPr>
-              <w:rFonts w:ascii="Microsoft JhengHei" w:eastAsia="Microsoft JhengHei" w:hAnsi="Microsoft JhengHei" w:cs="Microsoft JhengHei" w:hint="eastAsia"/>
+              <w:rFonts w:hint="eastAsia" w:ascii="Microsoft JhengHei" w:hAnsi="Microsoft JhengHei" w:eastAsia="Microsoft JhengHei" w:cs="Microsoft JhengHei"/>
+              <w:szCs w:val="24"/>
+            </w:rPr>
+            <w:instrText xml:space="preserve"> HYPERLINK \l _Toc11388 </w:instrText>
+          </w:r>
+          <w:r>
+            <w:rPr>
+              <w:rFonts w:hint="eastAsia" w:ascii="Microsoft JhengHei" w:hAnsi="Microsoft JhengHei" w:eastAsia="Microsoft JhengHei" w:cs="Microsoft JhengHei"/>
               <w:szCs w:val="24"/>
             </w:rPr>
             <w:fldChar w:fldCharType="separate"/>
@@ -2658,7 +2715,7 @@
             <w:fldChar w:fldCharType="begin"/>
           </w:r>
           <w:r>
-            <w:instrText xml:space="preserve"> PAGEREF _Toc32226 \h </w:instrText>
+            <w:instrText xml:space="preserve"> PAGEREF _Toc11388 \h </w:instrText>
           </w:r>
           <w:r>
             <w:fldChar w:fldCharType="separate"/>
@@ -2671,7 +2728,7 @@
           </w:r>
           <w:r>
             <w:rPr>
-              <w:rFonts w:ascii="Microsoft JhengHei" w:eastAsia="Microsoft JhengHei" w:hAnsi="Microsoft JhengHei" w:cs="Microsoft JhengHei" w:hint="eastAsia"/>
+              <w:rFonts w:hint="eastAsia" w:ascii="Microsoft JhengHei" w:hAnsi="Microsoft JhengHei" w:eastAsia="Microsoft JhengHei" w:cs="Microsoft JhengHei"/>
               <w:szCs w:val="24"/>
             </w:rPr>
             <w:fldChar w:fldCharType="end"/>
@@ -2679,28 +2736,28 @@
         </w:p>
         <w:p>
           <w:pPr>
-            <w:pStyle w:val="TOC2"/>
+            <w:pStyle w:val="17"/>
             <w:tabs>
               <w:tab w:val="right" w:leader="dot" w:pos="8336"/>
             </w:tabs>
           </w:pPr>
           <w:r>
             <w:rPr>
-              <w:rFonts w:ascii="Microsoft JhengHei" w:eastAsia="Microsoft JhengHei" w:hAnsi="Microsoft JhengHei" w:cs="Microsoft JhengHei" w:hint="eastAsia"/>
+              <w:rFonts w:hint="eastAsia" w:ascii="Microsoft JhengHei" w:hAnsi="Microsoft JhengHei" w:eastAsia="Microsoft JhengHei" w:cs="Microsoft JhengHei"/>
               <w:szCs w:val="24"/>
             </w:rPr>
             <w:fldChar w:fldCharType="begin"/>
           </w:r>
           <w:r>
             <w:rPr>
-              <w:rFonts w:ascii="Microsoft JhengHei" w:eastAsia="Microsoft JhengHei" w:hAnsi="Microsoft JhengHei" w:cs="Microsoft JhengHei" w:hint="eastAsia"/>
-              <w:szCs w:val="24"/>
-            </w:rPr>
-            <w:instrText xml:space="preserve"> HYPERLINK \l _Toc5049 </w:instrText>
-          </w:r>
-          <w:r>
-            <w:rPr>
-              <w:rFonts w:ascii="Microsoft JhengHei" w:eastAsia="Microsoft JhengHei" w:hAnsi="Microsoft JhengHei" w:cs="Microsoft JhengHei" w:hint="eastAsia"/>
+              <w:rFonts w:hint="eastAsia" w:ascii="Microsoft JhengHei" w:hAnsi="Microsoft JhengHei" w:eastAsia="Microsoft JhengHei" w:cs="Microsoft JhengHei"/>
+              <w:szCs w:val="24"/>
+            </w:rPr>
+            <w:instrText xml:space="preserve"> HYPERLINK \l _Toc6108 </w:instrText>
+          </w:r>
+          <w:r>
+            <w:rPr>
+              <w:rFonts w:hint="eastAsia" w:ascii="Microsoft JhengHei" w:hAnsi="Microsoft JhengHei" w:eastAsia="Microsoft JhengHei" w:cs="Microsoft JhengHei"/>
               <w:szCs w:val="24"/>
             </w:rPr>
             <w:fldChar w:fldCharType="separate"/>
@@ -2721,7 +2778,7 @@
             <w:fldChar w:fldCharType="begin"/>
           </w:r>
           <w:r>
-            <w:instrText xml:space="preserve"> PAGEREF _Toc5049 \h </w:instrText>
+            <w:instrText xml:space="preserve"> PAGEREF _Toc6108 \h </w:instrText>
           </w:r>
           <w:r>
             <w:fldChar w:fldCharType="separate"/>
@@ -2734,7 +2791,7 @@
           </w:r>
           <w:r>
             <w:rPr>
-              <w:rFonts w:ascii="Microsoft JhengHei" w:eastAsia="Microsoft JhengHei" w:hAnsi="Microsoft JhengHei" w:cs="Microsoft JhengHei" w:hint="eastAsia"/>
+              <w:rFonts w:hint="eastAsia" w:ascii="Microsoft JhengHei" w:hAnsi="Microsoft JhengHei" w:eastAsia="Microsoft JhengHei" w:cs="Microsoft JhengHei"/>
               <w:szCs w:val="24"/>
             </w:rPr>
             <w:fldChar w:fldCharType="end"/>
@@ -2742,28 +2799,28 @@
         </w:p>
         <w:p>
           <w:pPr>
-            <w:pStyle w:val="TOC1"/>
+            <w:pStyle w:val="16"/>
             <w:tabs>
               <w:tab w:val="right" w:leader="dot" w:pos="8336"/>
             </w:tabs>
           </w:pPr>
           <w:r>
             <w:rPr>
-              <w:rFonts w:ascii="Microsoft JhengHei" w:eastAsia="Microsoft JhengHei" w:hAnsi="Microsoft JhengHei" w:cs="Microsoft JhengHei" w:hint="eastAsia"/>
+              <w:rFonts w:hint="eastAsia" w:ascii="Microsoft JhengHei" w:hAnsi="Microsoft JhengHei" w:eastAsia="Microsoft JhengHei" w:cs="Microsoft JhengHei"/>
               <w:szCs w:val="24"/>
             </w:rPr>
             <w:fldChar w:fldCharType="begin"/>
           </w:r>
           <w:r>
             <w:rPr>
-              <w:rFonts w:ascii="Microsoft JhengHei" w:eastAsia="Microsoft JhengHei" w:hAnsi="Microsoft JhengHei" w:cs="Microsoft JhengHei" w:hint="eastAsia"/>
-              <w:szCs w:val="24"/>
-            </w:rPr>
-            <w:instrText xml:space="preserve"> HYPERLINK \l _Toc26531 </w:instrText>
-          </w:r>
-          <w:r>
-            <w:rPr>
-              <w:rFonts w:ascii="Microsoft JhengHei" w:eastAsia="Microsoft JhengHei" w:hAnsi="Microsoft JhengHei" w:cs="Microsoft JhengHei" w:hint="eastAsia"/>
+              <w:rFonts w:hint="eastAsia" w:ascii="Microsoft JhengHei" w:hAnsi="Microsoft JhengHei" w:eastAsia="Microsoft JhengHei" w:cs="Microsoft JhengHei"/>
+              <w:szCs w:val="24"/>
+            </w:rPr>
+            <w:instrText xml:space="preserve"> HYPERLINK \l _Toc30196 </w:instrText>
+          </w:r>
+          <w:r>
+            <w:rPr>
+              <w:rFonts w:hint="eastAsia" w:ascii="Microsoft JhengHei" w:hAnsi="Microsoft JhengHei" w:eastAsia="Microsoft JhengHei" w:cs="Microsoft JhengHei"/>
               <w:szCs w:val="24"/>
             </w:rPr>
             <w:fldChar w:fldCharType="separate"/>
@@ -2784,7 +2841,7 @@
             <w:fldChar w:fldCharType="begin"/>
           </w:r>
           <w:r>
-            <w:instrText xml:space="preserve"> PAGEREF _Toc26531 \h </w:instrText>
+            <w:instrText xml:space="preserve"> PAGEREF _Toc30196 \h </w:instrText>
           </w:r>
           <w:r>
             <w:fldChar w:fldCharType="separate"/>
@@ -2797,7 +2854,7 @@
           </w:r>
           <w:r>
             <w:rPr>
-              <w:rFonts w:ascii="Microsoft JhengHei" w:eastAsia="Microsoft JhengHei" w:hAnsi="Microsoft JhengHei" w:cs="Microsoft JhengHei" w:hint="eastAsia"/>
+              <w:rFonts w:hint="eastAsia" w:ascii="Microsoft JhengHei" w:hAnsi="Microsoft JhengHei" w:eastAsia="Microsoft JhengHei" w:cs="Microsoft JhengHei"/>
               <w:szCs w:val="24"/>
             </w:rPr>
             <w:fldChar w:fldCharType="end"/>
@@ -2805,28 +2862,28 @@
         </w:p>
         <w:p>
           <w:pPr>
-            <w:pStyle w:val="TOC2"/>
+            <w:pStyle w:val="17"/>
             <w:tabs>
               <w:tab w:val="right" w:leader="dot" w:pos="8336"/>
             </w:tabs>
           </w:pPr>
           <w:r>
             <w:rPr>
-              <w:rFonts w:ascii="Microsoft JhengHei" w:eastAsia="Microsoft JhengHei" w:hAnsi="Microsoft JhengHei" w:cs="Microsoft JhengHei" w:hint="eastAsia"/>
+              <w:rFonts w:hint="eastAsia" w:ascii="Microsoft JhengHei" w:hAnsi="Microsoft JhengHei" w:eastAsia="Microsoft JhengHei" w:cs="Microsoft JhengHei"/>
               <w:szCs w:val="24"/>
             </w:rPr>
             <w:fldChar w:fldCharType="begin"/>
           </w:r>
           <w:r>
             <w:rPr>
-              <w:rFonts w:ascii="Microsoft JhengHei" w:eastAsia="Microsoft JhengHei" w:hAnsi="Microsoft JhengHei" w:cs="Microsoft JhengHei" w:hint="eastAsia"/>
-              <w:szCs w:val="24"/>
-            </w:rPr>
-            <w:instrText xml:space="preserve"> HYPERLINK \l _Toc26183 </w:instrText>
-          </w:r>
-          <w:r>
-            <w:rPr>
-              <w:rFonts w:ascii="Microsoft JhengHei" w:eastAsia="Microsoft JhengHei" w:hAnsi="Microsoft JhengHei" w:cs="Microsoft JhengHei" w:hint="eastAsia"/>
+              <w:rFonts w:hint="eastAsia" w:ascii="Microsoft JhengHei" w:hAnsi="Microsoft JhengHei" w:eastAsia="Microsoft JhengHei" w:cs="Microsoft JhengHei"/>
+              <w:szCs w:val="24"/>
+            </w:rPr>
+            <w:instrText xml:space="preserve"> HYPERLINK \l _Toc19313 </w:instrText>
+          </w:r>
+          <w:r>
+            <w:rPr>
+              <w:rFonts w:hint="eastAsia" w:ascii="Microsoft JhengHei" w:hAnsi="Microsoft JhengHei" w:eastAsia="Microsoft JhengHei" w:cs="Microsoft JhengHei"/>
               <w:szCs w:val="24"/>
             </w:rPr>
             <w:fldChar w:fldCharType="separate"/>
@@ -2847,7 +2904,7 @@
             <w:fldChar w:fldCharType="begin"/>
           </w:r>
           <w:r>
-            <w:instrText xml:space="preserve"> PAGEREF _Toc26183 \h </w:instrText>
+            <w:instrText xml:space="preserve"> PAGEREF _Toc19313 \h </w:instrText>
           </w:r>
           <w:r>
             <w:fldChar w:fldCharType="separate"/>
@@ -2860,7 +2917,7 @@
           </w:r>
           <w:r>
             <w:rPr>
-              <w:rFonts w:ascii="Microsoft JhengHei" w:eastAsia="Microsoft JhengHei" w:hAnsi="Microsoft JhengHei" w:cs="Microsoft JhengHei" w:hint="eastAsia"/>
+              <w:rFonts w:hint="eastAsia" w:ascii="Microsoft JhengHei" w:hAnsi="Microsoft JhengHei" w:eastAsia="Microsoft JhengHei" w:cs="Microsoft JhengHei"/>
               <w:szCs w:val="24"/>
             </w:rPr>
             <w:fldChar w:fldCharType="end"/>
@@ -2868,28 +2925,28 @@
         </w:p>
         <w:p>
           <w:pPr>
-            <w:pStyle w:val="TOC2"/>
+            <w:pStyle w:val="17"/>
             <w:tabs>
               <w:tab w:val="right" w:leader="dot" w:pos="8336"/>
             </w:tabs>
           </w:pPr>
           <w:r>
             <w:rPr>
-              <w:rFonts w:ascii="Microsoft JhengHei" w:eastAsia="Microsoft JhengHei" w:hAnsi="Microsoft JhengHei" w:cs="Microsoft JhengHei" w:hint="eastAsia"/>
+              <w:rFonts w:hint="eastAsia" w:ascii="Microsoft JhengHei" w:hAnsi="Microsoft JhengHei" w:eastAsia="Microsoft JhengHei" w:cs="Microsoft JhengHei"/>
               <w:szCs w:val="24"/>
             </w:rPr>
             <w:fldChar w:fldCharType="begin"/>
           </w:r>
           <w:r>
             <w:rPr>
-              <w:rFonts w:ascii="Microsoft JhengHei" w:eastAsia="Microsoft JhengHei" w:hAnsi="Microsoft JhengHei" w:cs="Microsoft JhengHei" w:hint="eastAsia"/>
-              <w:szCs w:val="24"/>
-            </w:rPr>
-            <w:instrText xml:space="preserve"> HYPERLINK \l _Toc2849 </w:instrText>
-          </w:r>
-          <w:r>
-            <w:rPr>
-              <w:rFonts w:ascii="Microsoft JhengHei" w:eastAsia="Microsoft JhengHei" w:hAnsi="Microsoft JhengHei" w:cs="Microsoft JhengHei" w:hint="eastAsia"/>
+              <w:rFonts w:hint="eastAsia" w:ascii="Microsoft JhengHei" w:hAnsi="Microsoft JhengHei" w:eastAsia="Microsoft JhengHei" w:cs="Microsoft JhengHei"/>
+              <w:szCs w:val="24"/>
+            </w:rPr>
+            <w:instrText xml:space="preserve"> HYPERLINK \l _Toc19037 </w:instrText>
+          </w:r>
+          <w:r>
+            <w:rPr>
+              <w:rFonts w:hint="eastAsia" w:ascii="Microsoft JhengHei" w:hAnsi="Microsoft JhengHei" w:eastAsia="Microsoft JhengHei" w:cs="Microsoft JhengHei"/>
               <w:szCs w:val="24"/>
             </w:rPr>
             <w:fldChar w:fldCharType="separate"/>
@@ -2910,7 +2967,7 @@
             <w:fldChar w:fldCharType="begin"/>
           </w:r>
           <w:r>
-            <w:instrText xml:space="preserve"> PAGEREF _Toc2849 \h </w:instrText>
+            <w:instrText xml:space="preserve"> PAGEREF _Toc19037 \h </w:instrText>
           </w:r>
           <w:r>
             <w:fldChar w:fldCharType="separate"/>
@@ -2923,7 +2980,7 @@
           </w:r>
           <w:r>
             <w:rPr>
-              <w:rFonts w:ascii="Microsoft JhengHei" w:eastAsia="Microsoft JhengHei" w:hAnsi="Microsoft JhengHei" w:cs="Microsoft JhengHei" w:hint="eastAsia"/>
+              <w:rFonts w:hint="eastAsia" w:ascii="Microsoft JhengHei" w:hAnsi="Microsoft JhengHei" w:eastAsia="Microsoft JhengHei" w:cs="Microsoft JhengHei"/>
               <w:szCs w:val="24"/>
             </w:rPr>
             <w:fldChar w:fldCharType="end"/>
@@ -2931,28 +2988,28 @@
         </w:p>
         <w:p>
           <w:pPr>
-            <w:pStyle w:val="TOC1"/>
+            <w:pStyle w:val="16"/>
             <w:tabs>
               <w:tab w:val="right" w:leader="dot" w:pos="8336"/>
             </w:tabs>
           </w:pPr>
           <w:r>
             <w:rPr>
-              <w:rFonts w:ascii="Microsoft JhengHei" w:eastAsia="Microsoft JhengHei" w:hAnsi="Microsoft JhengHei" w:cs="Microsoft JhengHei" w:hint="eastAsia"/>
+              <w:rFonts w:hint="eastAsia" w:ascii="Microsoft JhengHei" w:hAnsi="Microsoft JhengHei" w:eastAsia="Microsoft JhengHei" w:cs="Microsoft JhengHei"/>
               <w:szCs w:val="24"/>
             </w:rPr>
             <w:fldChar w:fldCharType="begin"/>
           </w:r>
           <w:r>
             <w:rPr>
-              <w:rFonts w:ascii="Microsoft JhengHei" w:eastAsia="Microsoft JhengHei" w:hAnsi="Microsoft JhengHei" w:cs="Microsoft JhengHei" w:hint="eastAsia"/>
-              <w:szCs w:val="24"/>
-            </w:rPr>
-            <w:instrText xml:space="preserve"> HYPERLINK \l _Toc19056 </w:instrText>
-          </w:r>
-          <w:r>
-            <w:rPr>
-              <w:rFonts w:ascii="Microsoft JhengHei" w:eastAsia="Microsoft JhengHei" w:hAnsi="Microsoft JhengHei" w:cs="Microsoft JhengHei" w:hint="eastAsia"/>
+              <w:rFonts w:hint="eastAsia" w:ascii="Microsoft JhengHei" w:hAnsi="Microsoft JhengHei" w:eastAsia="Microsoft JhengHei" w:cs="Microsoft JhengHei"/>
+              <w:szCs w:val="24"/>
+            </w:rPr>
+            <w:instrText xml:space="preserve"> HYPERLINK \l _Toc9055 </w:instrText>
+          </w:r>
+          <w:r>
+            <w:rPr>
+              <w:rFonts w:hint="eastAsia" w:ascii="Microsoft JhengHei" w:hAnsi="Microsoft JhengHei" w:eastAsia="Microsoft JhengHei" w:cs="Microsoft JhengHei"/>
               <w:szCs w:val="24"/>
             </w:rPr>
             <w:fldChar w:fldCharType="separate"/>
@@ -2971,7 +3028,7 @@
             <w:fldChar w:fldCharType="begin"/>
           </w:r>
           <w:r>
-            <w:instrText xml:space="preserve"> PAGEREF _Toc19056 \h </w:instrText>
+            <w:instrText xml:space="preserve"> PAGEREF _Toc9055 \h </w:instrText>
           </w:r>
           <w:r>
             <w:fldChar w:fldCharType="separate"/>
@@ -2984,7 +3041,7 @@
           </w:r>
           <w:r>
             <w:rPr>
-              <w:rFonts w:ascii="Microsoft JhengHei" w:eastAsia="Microsoft JhengHei" w:hAnsi="Microsoft JhengHei" w:cs="Microsoft JhengHei" w:hint="eastAsia"/>
+              <w:rFonts w:hint="eastAsia" w:ascii="Microsoft JhengHei" w:hAnsi="Microsoft JhengHei" w:eastAsia="Microsoft JhengHei" w:cs="Microsoft JhengHei"/>
               <w:szCs w:val="24"/>
             </w:rPr>
             <w:fldChar w:fldCharType="end"/>
@@ -2992,28 +3049,28 @@
         </w:p>
         <w:p>
           <w:pPr>
-            <w:pStyle w:val="TOC1"/>
+            <w:pStyle w:val="16"/>
             <w:tabs>
               <w:tab w:val="right" w:leader="dot" w:pos="8336"/>
             </w:tabs>
           </w:pPr>
           <w:r>
             <w:rPr>
-              <w:rFonts w:ascii="Microsoft JhengHei" w:eastAsia="Microsoft JhengHei" w:hAnsi="Microsoft JhengHei" w:cs="Microsoft JhengHei" w:hint="eastAsia"/>
+              <w:rFonts w:hint="eastAsia" w:ascii="Microsoft JhengHei" w:hAnsi="Microsoft JhengHei" w:eastAsia="Microsoft JhengHei" w:cs="Microsoft JhengHei"/>
               <w:szCs w:val="24"/>
             </w:rPr>
             <w:fldChar w:fldCharType="begin"/>
           </w:r>
           <w:r>
             <w:rPr>
-              <w:rFonts w:ascii="Microsoft JhengHei" w:eastAsia="Microsoft JhengHei" w:hAnsi="Microsoft JhengHei" w:cs="Microsoft JhengHei" w:hint="eastAsia"/>
-              <w:szCs w:val="24"/>
-            </w:rPr>
-            <w:instrText xml:space="preserve"> HYPERLINK \l _Toc4701 </w:instrText>
-          </w:r>
-          <w:r>
-            <w:rPr>
-              <w:rFonts w:ascii="Microsoft JhengHei" w:eastAsia="Microsoft JhengHei" w:hAnsi="Microsoft JhengHei" w:cs="Microsoft JhengHei" w:hint="eastAsia"/>
+              <w:rFonts w:hint="eastAsia" w:ascii="Microsoft JhengHei" w:hAnsi="Microsoft JhengHei" w:eastAsia="Microsoft JhengHei" w:cs="Microsoft JhengHei"/>
+              <w:szCs w:val="24"/>
+            </w:rPr>
+            <w:instrText xml:space="preserve"> HYPERLINK \l _Toc23359 </w:instrText>
+          </w:r>
+          <w:r>
+            <w:rPr>
+              <w:rFonts w:hint="eastAsia" w:ascii="Microsoft JhengHei" w:hAnsi="Microsoft JhengHei" w:eastAsia="Microsoft JhengHei" w:cs="Microsoft JhengHei"/>
               <w:szCs w:val="24"/>
             </w:rPr>
             <w:fldChar w:fldCharType="separate"/>
@@ -3034,7 +3091,7 @@
             <w:fldChar w:fldCharType="begin"/>
           </w:r>
           <w:r>
-            <w:instrText xml:space="preserve"> PAGEREF _Toc4701 \h </w:instrText>
+            <w:instrText xml:space="preserve"> PAGEREF _Toc23359 \h </w:instrText>
           </w:r>
           <w:r>
             <w:fldChar w:fldCharType="separate"/>
@@ -3047,7 +3104,7 @@
           </w:r>
           <w:r>
             <w:rPr>
-              <w:rFonts w:ascii="Microsoft JhengHei" w:eastAsia="Microsoft JhengHei" w:hAnsi="Microsoft JhengHei" w:cs="Microsoft JhengHei" w:hint="eastAsia"/>
+              <w:rFonts w:hint="eastAsia" w:ascii="Microsoft JhengHei" w:hAnsi="Microsoft JhengHei" w:eastAsia="Microsoft JhengHei" w:cs="Microsoft JhengHei"/>
               <w:szCs w:val="24"/>
             </w:rPr>
             <w:fldChar w:fldCharType="end"/>
@@ -3071,7 +3128,7 @@
             <w:spacing w:line="219" w:lineRule="auto"/>
             <w:textAlignment w:val="baseline"/>
             <w:rPr>
-              <w:rFonts w:ascii="Microsoft JhengHei" w:eastAsia="Microsoft JhengHei" w:hAnsi="Microsoft JhengHei" w:cs="Microsoft JhengHei" w:hint="eastAsia"/>
+              <w:rFonts w:hint="eastAsia" w:ascii="Microsoft JhengHei" w:hAnsi="Microsoft JhengHei" w:eastAsia="Microsoft JhengHei" w:cs="Microsoft JhengHei"/>
               <w:snapToGrid w:val="0"/>
               <w:color w:val="000000"/>
               <w:kern w:val="0"/>
@@ -3082,7 +3139,7 @@
           </w:pPr>
           <w:r>
             <w:rPr>
-              <w:rFonts w:ascii="Microsoft JhengHei" w:eastAsia="Microsoft JhengHei" w:hAnsi="Microsoft JhengHei" w:cs="Microsoft JhengHei" w:hint="eastAsia"/>
+              <w:rFonts w:hint="eastAsia" w:ascii="Microsoft JhengHei" w:hAnsi="Microsoft JhengHei" w:eastAsia="Microsoft JhengHei" w:cs="Microsoft JhengHei"/>
               <w:szCs w:val="24"/>
             </w:rPr>
             <w:fldChar w:fldCharType="end"/>
@@ -3108,7 +3165,7 @@
         <w:spacing w:line="219" w:lineRule="auto"/>
         <w:textAlignment w:val="baseline"/>
         <w:rPr>
-          <w:rFonts w:ascii="Microsoft JhengHei" w:eastAsia="Microsoft JhengHei" w:hAnsi="Microsoft JhengHei" w:cs="Microsoft JhengHei" w:hint="eastAsia"/>
+          <w:rFonts w:hint="eastAsia" w:ascii="Microsoft JhengHei" w:hAnsi="Microsoft JhengHei" w:eastAsia="Microsoft JhengHei" w:cs="Microsoft JhengHei"/>
           <w:snapToGrid w:val="0"/>
           <w:color w:val="000000"/>
           <w:kern w:val="0"/>
@@ -3117,16 +3174,16 @@
           <w:lang w:val="en-US" w:eastAsia="en-US" w:bidi="ar-SA"/>
         </w:rPr>
         <w:sectPr>
-          <w:footerReference w:type="default" r:id="rId5"/>
+          <w:footerReference r:id="rId6" w:type="default"/>
           <w:pgSz w:w="11906" w:h="16839"/>
           <w:pgMar w:top="1431" w:right="1785" w:bottom="1375" w:left="1785" w:header="0" w:footer="1211" w:gutter="0"/>
-          <w:cols w:num="1" w:space="720"/>
+          <w:cols w:space="720" w:num="1"/>
         </w:sectPr>
       </w:pPr>
     </w:p>
     <w:p>
       <w:pPr>
-        <w:pStyle w:val="1"/>
+        <w:pStyle w:val="26"/>
         <w:keepNext w:val="0"/>
         <w:keepLines w:val="0"/>
         <w:pageBreakBefore w:val="0"/>
@@ -3142,7 +3199,7 @@
         <w:snapToGrid w:val="0"/>
         <w:textAlignment w:val="baseline"/>
       </w:pPr>
-      <w:bookmarkStart w:id="3" w:name="_Toc28296"/>
+      <w:bookmarkStart w:id="3" w:name="_Toc31508"/>
       <w:r>
         <w:t>概述</w:t>
       </w:r>
@@ -3150,7 +3207,7 @@
     </w:p>
     <w:p>
       <w:pPr>
-        <w:pStyle w:val="2"/>
+        <w:pStyle w:val="28"/>
         <w:keepNext w:val="0"/>
         <w:keepLines w:val="0"/>
         <w:pageBreakBefore w:val="0"/>
@@ -3168,7 +3225,7 @@
       </w:pPr>
       <w:bookmarkStart w:id="4" w:name="bookmark16"/>
       <w:bookmarkEnd w:id="4"/>
-      <w:bookmarkStart w:id="5" w:name="_Toc15170"/>
+      <w:bookmarkStart w:id="5" w:name="_Toc8112"/>
       <w:r>
         <w:t>目的</w:t>
       </w:r>
@@ -3176,7 +3233,7 @@
     </w:p>
     <w:p>
       <w:pPr>
-        <w:pStyle w:val="a"/>
+        <w:pStyle w:val="27"/>
         <w:keepNext w:val="0"/>
         <w:keepLines w:val="0"/>
         <w:pageBreakBefore w:val="0"/>
@@ -3198,7 +3255,7 @@
     </w:p>
     <w:p>
       <w:pPr>
-        <w:pStyle w:val="a"/>
+        <w:pStyle w:val="27"/>
         <w:keepNext w:val="0"/>
         <w:keepLines w:val="0"/>
         <w:pageBreakBefore w:val="0"/>
@@ -3220,7 +3277,7 @@
     </w:p>
     <w:p>
       <w:pPr>
-        <w:pStyle w:val="a"/>
+        <w:pStyle w:val="27"/>
         <w:keepNext w:val="0"/>
         <w:keepLines w:val="0"/>
         <w:pageBreakBefore w:val="0"/>
@@ -3242,7 +3299,7 @@
     </w:p>
     <w:p>
       <w:pPr>
-        <w:pStyle w:val="a"/>
+        <w:pStyle w:val="27"/>
         <w:keepNext w:val="0"/>
         <w:keepLines w:val="0"/>
         <w:pageBreakBefore w:val="0"/>
@@ -3264,7 +3321,7 @@
     </w:p>
     <w:p>
       <w:pPr>
-        <w:pStyle w:val="a"/>
+        <w:pStyle w:val="27"/>
         <w:keepNext w:val="0"/>
         <w:keepLines w:val="0"/>
         <w:pageBreakBefore w:val="0"/>
@@ -3286,7 +3343,7 @@
     </w:p>
     <w:p>
       <w:pPr>
-        <w:pStyle w:val="a"/>
+        <w:pStyle w:val="27"/>
         <w:keepNext w:val="0"/>
         <w:keepLines w:val="0"/>
         <w:pageBreakBefore w:val="0"/>
@@ -3308,7 +3365,7 @@
     </w:p>
     <w:p>
       <w:pPr>
-        <w:pStyle w:val="a"/>
+        <w:pStyle w:val="27"/>
         <w:keepNext w:val="0"/>
         <w:keepLines w:val="0"/>
         <w:pageBreakBefore w:val="0"/>
@@ -3330,7 +3387,7 @@
     </w:p>
     <w:p>
       <w:pPr>
-        <w:pStyle w:val="2"/>
+        <w:pStyle w:val="28"/>
         <w:keepNext w:val="0"/>
         <w:keepLines w:val="0"/>
         <w:pageBreakBefore w:val="0"/>
@@ -3346,7 +3403,7 @@
         <w:snapToGrid w:val="0"/>
         <w:textAlignment w:val="baseline"/>
       </w:pPr>
-      <w:bookmarkStart w:id="6" w:name="_Toc9779"/>
+      <w:bookmarkStart w:id="6" w:name="_Toc3512"/>
       <w:r>
         <w:t>范围</w:t>
       </w:r>
@@ -3354,7 +3411,7 @@
     </w:p>
     <w:p>
       <w:pPr>
-        <w:pStyle w:val="a"/>
+        <w:pStyle w:val="27"/>
         <w:keepNext w:val="0"/>
         <w:keepLines w:val="0"/>
         <w:pageBreakBefore w:val="0"/>
@@ -3397,7 +3454,7 @@
     </w:p>
     <w:p>
       <w:pPr>
-        <w:pStyle w:val="1"/>
+        <w:pStyle w:val="26"/>
         <w:keepNext w:val="0"/>
         <w:keepLines w:val="0"/>
         <w:pageBreakBefore w:val="0"/>
@@ -3413,7 +3470,7 @@
         <w:snapToGrid w:val="0"/>
         <w:textAlignment w:val="baseline"/>
       </w:pPr>
-      <w:bookmarkStart w:id="7" w:name="_Toc1835"/>
+      <w:bookmarkStart w:id="7" w:name="_Toc6201"/>
       <w:r>
         <w:t>术语、缩略词和定义</w:t>
       </w:r>
@@ -3421,16 +3478,16 @@
     </w:p>
     <w:tbl>
       <w:tblPr>
-        <w:tblStyle w:val="TableNormal0"/>
+        <w:tblStyle w:val="24"/>
         <w:tblW w:w="8522" w:type="dxa"/>
         <w:tblInd w:w="5" w:type="dxa"/>
         <w:tblBorders>
-          <w:top w:val="single" w:sz="4" w:space="0" w:color="000000"/>
-          <w:left w:val="single" w:sz="4" w:space="0" w:color="000000"/>
-          <w:bottom w:val="single" w:sz="4" w:space="0" w:color="000000"/>
-          <w:right w:val="single" w:sz="4" w:space="0" w:color="000000"/>
-          <w:insideH w:val="single" w:sz="4" w:space="0" w:color="000000"/>
-          <w:insideV w:val="single" w:sz="4" w:space="0" w:color="000000"/>
+          <w:top w:val="single" w:color="000000" w:sz="4" w:space="0"/>
+          <w:left w:val="single" w:color="000000" w:sz="4" w:space="0"/>
+          <w:bottom w:val="single" w:color="000000" w:sz="4" w:space="0"/>
+          <w:right w:val="single" w:color="000000" w:sz="4" w:space="0"/>
+          <w:insideH w:val="single" w:color="000000" w:sz="4" w:space="0"/>
+          <w:insideV w:val="single" w:color="000000" w:sz="4" w:space="0"/>
         </w:tblBorders>
         <w:tblLayout w:type="fixed"/>
         <w:tblCellMar>
@@ -3447,17 +3504,14 @@
       </w:tblGrid>
       <w:tr>
         <w:tblPrEx>
-          <w:tblW w:w="8522" w:type="dxa"/>
-          <w:tblInd w:w="5" w:type="dxa"/>
           <w:tblBorders>
-            <w:top w:val="single" w:sz="4" w:space="0" w:color="000000"/>
-            <w:left w:val="single" w:sz="4" w:space="0" w:color="000000"/>
-            <w:bottom w:val="single" w:sz="4" w:space="0" w:color="000000"/>
-            <w:right w:val="single" w:sz="4" w:space="0" w:color="000000"/>
-            <w:insideH w:val="single" w:sz="4" w:space="0" w:color="000000"/>
-            <w:insideV w:val="single" w:sz="4" w:space="0" w:color="000000"/>
+            <w:top w:val="single" w:color="000000" w:sz="4" w:space="0"/>
+            <w:left w:val="single" w:color="000000" w:sz="4" w:space="0"/>
+            <w:bottom w:val="single" w:color="000000" w:sz="4" w:space="0"/>
+            <w:right w:val="single" w:color="000000" w:sz="4" w:space="0"/>
+            <w:insideH w:val="single" w:color="000000" w:sz="4" w:space="0"/>
+            <w:insideV w:val="single" w:color="000000" w:sz="4" w:space="0"/>
           </w:tblBorders>
-          <w:tblLayout w:type="fixed"/>
           <w:tblCellMar>
             <w:top w:w="0" w:type="dxa"/>
             <w:left w:w="0" w:type="dxa"/>
@@ -3466,7 +3520,7 @@
           </w:tblCellMar>
         </w:tblPrEx>
         <w:trPr>
-          <w:trHeight w:val="516"/>
+          <w:trHeight w:val="516" w:hRule="atLeast"/>
         </w:trPr>
         <w:tc>
           <w:tcPr>
@@ -3492,14 +3546,14 @@
               <w:ind w:left="377"/>
               <w:textAlignment w:val="baseline"/>
               <w:rPr>
-                <w:rFonts w:ascii="宋体" w:eastAsia="宋体" w:hAnsi="宋体" w:cs="宋体"/>
+                <w:rFonts w:ascii="宋体" w:hAnsi="宋体" w:eastAsia="宋体" w:cs="宋体"/>
                 <w:sz w:val="21"/>
                 <w:szCs w:val="21"/>
               </w:rPr>
             </w:pPr>
             <w:r>
               <w:rPr>
-                <w:rFonts w:ascii="宋体" w:eastAsia="宋体" w:hAnsi="宋体" w:cs="宋体"/>
+                <w:rFonts w:ascii="宋体" w:hAnsi="宋体" w:eastAsia="宋体" w:cs="宋体"/>
                 <w:b/>
                 <w:bCs/>
                 <w:spacing w:val="-5"/>
@@ -3534,14 +3588,14 @@
               <w:ind w:left="604"/>
               <w:textAlignment w:val="baseline"/>
               <w:rPr>
-                <w:rFonts w:ascii="宋体" w:eastAsia="宋体" w:hAnsi="宋体" w:cs="宋体"/>
+                <w:rFonts w:ascii="宋体" w:hAnsi="宋体" w:eastAsia="宋体" w:cs="宋体"/>
                 <w:sz w:val="21"/>
                 <w:szCs w:val="21"/>
               </w:rPr>
             </w:pPr>
             <w:r>
               <w:rPr>
-                <w:rFonts w:ascii="宋体" w:eastAsia="宋体" w:hAnsi="宋体" w:cs="宋体"/>
+                <w:rFonts w:ascii="宋体" w:hAnsi="宋体" w:eastAsia="宋体" w:cs="宋体"/>
                 <w:b/>
                 <w:bCs/>
                 <w:spacing w:val="-5"/>
@@ -3576,14 +3630,14 @@
               <w:ind w:left="2553"/>
               <w:textAlignment w:val="baseline"/>
               <w:rPr>
-                <w:rFonts w:ascii="宋体" w:eastAsia="宋体" w:hAnsi="宋体" w:cs="宋体"/>
+                <w:rFonts w:ascii="宋体" w:hAnsi="宋体" w:eastAsia="宋体" w:cs="宋体"/>
                 <w:sz w:val="21"/>
                 <w:szCs w:val="21"/>
               </w:rPr>
             </w:pPr>
             <w:r>
               <w:rPr>
-                <w:rFonts w:ascii="宋体" w:eastAsia="宋体" w:hAnsi="宋体" w:cs="宋体"/>
+                <w:rFonts w:ascii="宋体" w:hAnsi="宋体" w:eastAsia="宋体" w:cs="宋体"/>
                 <w:b/>
                 <w:bCs/>
                 <w:spacing w:val="-6"/>
@@ -3597,9 +3651,14 @@
       </w:tr>
       <w:tr>
         <w:tblPrEx>
-          <w:tblW w:w="8522" w:type="dxa"/>
-          <w:tblInd w:w="5" w:type="dxa"/>
-          <w:tblLayout w:type="fixed"/>
+          <w:tblBorders>
+            <w:top w:val="single" w:color="000000" w:sz="4" w:space="0"/>
+            <w:left w:val="single" w:color="000000" w:sz="4" w:space="0"/>
+            <w:bottom w:val="single" w:color="000000" w:sz="4" w:space="0"/>
+            <w:right w:val="single" w:color="000000" w:sz="4" w:space="0"/>
+            <w:insideH w:val="single" w:color="000000" w:sz="4" w:space="0"/>
+            <w:insideV w:val="single" w:color="000000" w:sz="4" w:space="0"/>
+          </w:tblBorders>
           <w:tblCellMar>
             <w:top w:w="0" w:type="dxa"/>
             <w:left w:w="0" w:type="dxa"/>
@@ -3608,7 +3667,7 @@
           </w:tblCellMar>
         </w:tblPrEx>
         <w:trPr>
-          <w:trHeight w:val="2156"/>
+          <w:trHeight w:val="2156" w:hRule="atLeast"/>
         </w:trPr>
         <w:tc>
           <w:tcPr>
@@ -3616,7 +3675,7 @@
           </w:tcPr>
           <w:p>
             <w:pPr>
-              <w:pStyle w:val="TableText"/>
+              <w:pStyle w:val="25"/>
               <w:keepNext w:val="0"/>
               <w:keepLines w:val="0"/>
               <w:pageBreakBefore w:val="0"/>
@@ -3636,7 +3695,7 @@
           </w:p>
           <w:p>
             <w:pPr>
-              <w:pStyle w:val="TableText"/>
+              <w:pStyle w:val="25"/>
               <w:keepNext w:val="0"/>
               <w:keepLines w:val="0"/>
               <w:pageBreakBefore w:val="0"/>
@@ -3656,7 +3715,7 @@
           </w:p>
           <w:p>
             <w:pPr>
-              <w:pStyle w:val="TableText"/>
+              <w:pStyle w:val="25"/>
               <w:keepNext w:val="0"/>
               <w:keepLines w:val="0"/>
               <w:pageBreakBefore w:val="0"/>
@@ -3693,14 +3752,14 @@
               <w:ind w:left="216"/>
               <w:textAlignment w:val="baseline"/>
               <w:rPr>
-                <w:rFonts w:ascii="宋体" w:eastAsia="宋体" w:hAnsi="宋体" w:cs="宋体"/>
+                <w:rFonts w:ascii="宋体" w:hAnsi="宋体" w:eastAsia="宋体" w:cs="宋体"/>
                 <w:sz w:val="21"/>
                 <w:szCs w:val="21"/>
               </w:rPr>
             </w:pPr>
             <w:r>
               <w:rPr>
-                <w:rFonts w:ascii="宋体" w:eastAsia="宋体" w:hAnsi="宋体" w:cs="宋体"/>
+                <w:rFonts w:ascii="宋体" w:hAnsi="宋体" w:eastAsia="宋体" w:cs="宋体"/>
                 <w:spacing w:val="-2"/>
                 <w:sz w:val="21"/>
                 <w:szCs w:val="21"/>
@@ -3715,7 +3774,7 @@
           </w:tcPr>
           <w:p>
             <w:pPr>
-              <w:pStyle w:val="TableText"/>
+              <w:pStyle w:val="25"/>
               <w:keepNext w:val="0"/>
               <w:keepLines w:val="0"/>
               <w:pageBreakBefore w:val="0"/>
@@ -3752,14 +3811,14 @@
               <w:ind w:left="823"/>
               <w:textAlignment w:val="baseline"/>
               <w:rPr>
-                <w:rFonts w:ascii="Times New Roman" w:eastAsia="Times New Roman" w:hAnsi="Times New Roman" w:cs="Times New Roman"/>
+                <w:rFonts w:ascii="Times New Roman" w:hAnsi="Times New Roman" w:eastAsia="Times New Roman" w:cs="Times New Roman"/>
                 <w:sz w:val="21"/>
                 <w:szCs w:val="21"/>
               </w:rPr>
             </w:pPr>
             <w:r>
               <w:rPr>
-                <w:rFonts w:ascii="Times New Roman" w:eastAsia="Times New Roman" w:hAnsi="Times New Roman" w:cs="Times New Roman"/>
+                <w:rFonts w:ascii="Times New Roman" w:hAnsi="Times New Roman" w:eastAsia="Times New Roman" w:cs="Times New Roman"/>
                 <w:spacing w:val="-1"/>
                 <w:sz w:val="21"/>
                 <w:szCs w:val="21"/>
@@ -3786,14 +3845,14 @@
               <w:ind w:left="383"/>
               <w:textAlignment w:val="baseline"/>
               <w:rPr>
-                <w:rFonts w:ascii="Times New Roman" w:eastAsia="Times New Roman" w:hAnsi="Times New Roman" w:cs="Times New Roman"/>
+                <w:rFonts w:ascii="Times New Roman" w:hAnsi="Times New Roman" w:eastAsia="Times New Roman" w:cs="Times New Roman"/>
                 <w:sz w:val="21"/>
                 <w:szCs w:val="21"/>
               </w:rPr>
             </w:pPr>
             <w:r>
               <w:rPr>
-                <w:rFonts w:ascii="Times New Roman" w:eastAsia="Times New Roman" w:hAnsi="Times New Roman" w:cs="Times New Roman"/>
+                <w:rFonts w:ascii="Times New Roman" w:hAnsi="Times New Roman" w:eastAsia="Times New Roman" w:cs="Times New Roman"/>
                 <w:spacing w:val="-1"/>
                 <w:sz w:val="21"/>
                 <w:szCs w:val="21"/>
@@ -3820,14 +3879,14 @@
               <w:ind w:left="554"/>
               <w:textAlignment w:val="baseline"/>
               <w:rPr>
-                <w:rFonts w:ascii="Times New Roman" w:eastAsia="Times New Roman" w:hAnsi="Times New Roman" w:cs="Times New Roman"/>
+                <w:rFonts w:ascii="Times New Roman" w:hAnsi="Times New Roman" w:eastAsia="Times New Roman" w:cs="Times New Roman"/>
                 <w:sz w:val="21"/>
                 <w:szCs w:val="21"/>
               </w:rPr>
             </w:pPr>
             <w:r>
               <w:rPr>
-                <w:rFonts w:ascii="Times New Roman" w:eastAsia="Times New Roman" w:hAnsi="Times New Roman" w:cs="Times New Roman"/>
+                <w:rFonts w:ascii="Times New Roman" w:hAnsi="Times New Roman" w:eastAsia="Times New Roman" w:cs="Times New Roman"/>
                 <w:spacing w:val="-2"/>
                 <w:sz w:val="21"/>
                 <w:szCs w:val="21"/>
@@ -3860,14 +3919,14 @@
               <w:jc w:val="both"/>
               <w:textAlignment w:val="baseline"/>
               <w:rPr>
-                <w:rFonts w:ascii="宋体" w:eastAsia="宋体" w:hAnsi="宋体" w:cs="宋体"/>
+                <w:rFonts w:ascii="宋体" w:hAnsi="宋体" w:eastAsia="宋体" w:cs="宋体"/>
                 <w:sz w:val="24"/>
                 <w:szCs w:val="24"/>
               </w:rPr>
             </w:pPr>
             <w:r>
               <w:rPr>
-                <w:rFonts w:ascii="宋体" w:eastAsia="宋体" w:hAnsi="宋体" w:cs="宋体"/>
+                <w:rFonts w:ascii="宋体" w:hAnsi="宋体" w:eastAsia="宋体" w:cs="宋体"/>
                 <w:spacing w:val="-1"/>
                 <w:sz w:val="24"/>
                 <w:szCs w:val="24"/>
@@ -3876,7 +3935,7 @@
             </w:r>
             <w:r>
               <w:rPr>
-                <w:rFonts w:ascii="宋体" w:eastAsia="宋体" w:hAnsi="宋体" w:cs="宋体"/>
+                <w:rFonts w:ascii="宋体" w:hAnsi="宋体" w:eastAsia="宋体" w:cs="宋体"/>
                 <w:spacing w:val="-3"/>
                 <w:sz w:val="24"/>
                 <w:szCs w:val="24"/>
@@ -3888,9 +3947,14 @@
       </w:tr>
       <w:tr>
         <w:tblPrEx>
-          <w:tblW w:w="8522" w:type="dxa"/>
-          <w:tblInd w:w="5" w:type="dxa"/>
-          <w:tblLayout w:type="fixed"/>
+          <w:tblBorders>
+            <w:top w:val="single" w:color="000000" w:sz="4" w:space="0"/>
+            <w:left w:val="single" w:color="000000" w:sz="4" w:space="0"/>
+            <w:bottom w:val="single" w:color="000000" w:sz="4" w:space="0"/>
+            <w:right w:val="single" w:color="000000" w:sz="4" w:space="0"/>
+            <w:insideH w:val="single" w:color="000000" w:sz="4" w:space="0"/>
+            <w:insideV w:val="single" w:color="000000" w:sz="4" w:space="0"/>
+          </w:tblBorders>
           <w:tblCellMar>
             <w:top w:w="0" w:type="dxa"/>
             <w:left w:w="0" w:type="dxa"/>
@@ -3899,7 +3963,7 @@
           </w:tblCellMar>
         </w:tblPrEx>
         <w:trPr>
-          <w:trHeight w:val="3239"/>
+          <w:trHeight w:val="3239" w:hRule="atLeast"/>
         </w:trPr>
         <w:tc>
           <w:tcPr>
@@ -3907,7 +3971,7 @@
           </w:tcPr>
           <w:p>
             <w:pPr>
-              <w:pStyle w:val="TableText"/>
+              <w:pStyle w:val="25"/>
               <w:keepNext w:val="0"/>
               <w:keepLines w:val="0"/>
               <w:pageBreakBefore w:val="0"/>
@@ -3927,7 +3991,7 @@
           </w:p>
           <w:p>
             <w:pPr>
-              <w:pStyle w:val="TableText"/>
+              <w:pStyle w:val="25"/>
               <w:keepNext w:val="0"/>
               <w:keepLines w:val="0"/>
               <w:pageBreakBefore w:val="0"/>
@@ -3947,7 +4011,7 @@
           </w:p>
           <w:p>
             <w:pPr>
-              <w:pStyle w:val="TableText"/>
+              <w:pStyle w:val="25"/>
               <w:keepNext w:val="0"/>
               <w:keepLines w:val="0"/>
               <w:pageBreakBefore w:val="0"/>
@@ -3984,14 +4048,14 @@
               <w:ind w:left="381" w:right="162" w:hanging="215"/>
               <w:textAlignment w:val="baseline"/>
               <w:rPr>
-                <w:rFonts w:ascii="宋体" w:eastAsia="宋体" w:hAnsi="宋体" w:cs="宋体"/>
+                <w:rFonts w:ascii="宋体" w:hAnsi="宋体" w:eastAsia="宋体" w:cs="宋体"/>
                 <w:sz w:val="21"/>
                 <w:szCs w:val="21"/>
               </w:rPr>
             </w:pPr>
             <w:r>
               <w:rPr>
-                <w:rFonts w:ascii="宋体" w:eastAsia="宋体" w:hAnsi="宋体" w:cs="宋体"/>
+                <w:rFonts w:ascii="宋体" w:hAnsi="宋体" w:eastAsia="宋体" w:cs="宋体"/>
                 <w:spacing w:val="-3"/>
                 <w:sz w:val="21"/>
                 <w:szCs w:val="21"/>
@@ -4000,7 +4064,7 @@
             </w:r>
             <w:r>
               <w:rPr>
-                <w:rFonts w:ascii="宋体" w:eastAsia="宋体" w:hAnsi="宋体" w:cs="宋体"/>
+                <w:rFonts w:ascii="宋体" w:hAnsi="宋体" w:eastAsia="宋体" w:cs="宋体"/>
                 <w:spacing w:val="-4"/>
                 <w:sz w:val="21"/>
                 <w:szCs w:val="21"/>
@@ -4015,7 +4079,7 @@
           </w:tcPr>
           <w:p>
             <w:pPr>
-              <w:pStyle w:val="TableText"/>
+              <w:pStyle w:val="25"/>
               <w:keepNext w:val="0"/>
               <w:keepLines w:val="0"/>
               <w:pageBreakBefore w:val="0"/>
@@ -4052,14 +4116,14 @@
               <w:ind w:left="730"/>
               <w:textAlignment w:val="baseline"/>
               <w:rPr>
-                <w:rFonts w:ascii="Times New Roman" w:eastAsia="Times New Roman" w:hAnsi="Times New Roman" w:cs="Times New Roman"/>
+                <w:rFonts w:ascii="Times New Roman" w:hAnsi="Times New Roman" w:eastAsia="Times New Roman" w:cs="Times New Roman"/>
                 <w:sz w:val="21"/>
                 <w:szCs w:val="21"/>
               </w:rPr>
             </w:pPr>
             <w:r>
               <w:rPr>
-                <w:rFonts w:ascii="Times New Roman" w:eastAsia="Times New Roman" w:hAnsi="Times New Roman" w:cs="Times New Roman"/>
+                <w:rFonts w:ascii="Times New Roman" w:hAnsi="Times New Roman" w:eastAsia="Times New Roman" w:cs="Times New Roman"/>
                 <w:spacing w:val="-1"/>
                 <w:sz w:val="21"/>
                 <w:szCs w:val="21"/>
@@ -4086,14 +4150,14 @@
               <w:ind w:left="383"/>
               <w:textAlignment w:val="baseline"/>
               <w:rPr>
-                <w:rFonts w:ascii="Times New Roman" w:eastAsia="Times New Roman" w:hAnsi="Times New Roman" w:cs="Times New Roman"/>
+                <w:rFonts w:ascii="Times New Roman" w:hAnsi="Times New Roman" w:eastAsia="Times New Roman" w:cs="Times New Roman"/>
                 <w:sz w:val="21"/>
                 <w:szCs w:val="21"/>
               </w:rPr>
             </w:pPr>
             <w:r>
               <w:rPr>
-                <w:rFonts w:ascii="Times New Roman" w:eastAsia="Times New Roman" w:hAnsi="Times New Roman" w:cs="Times New Roman"/>
+                <w:rFonts w:ascii="Times New Roman" w:hAnsi="Times New Roman" w:eastAsia="Times New Roman" w:cs="Times New Roman"/>
                 <w:spacing w:val="-1"/>
                 <w:sz w:val="21"/>
                 <w:szCs w:val="21"/>
@@ -4120,14 +4184,14 @@
               <w:ind w:left="589"/>
               <w:textAlignment w:val="baseline"/>
               <w:rPr>
-                <w:rFonts w:ascii="Times New Roman" w:eastAsia="Times New Roman" w:hAnsi="Times New Roman" w:cs="Times New Roman"/>
+                <w:rFonts w:ascii="Times New Roman" w:hAnsi="Times New Roman" w:eastAsia="Times New Roman" w:cs="Times New Roman"/>
                 <w:sz w:val="21"/>
                 <w:szCs w:val="21"/>
               </w:rPr>
             </w:pPr>
             <w:r>
               <w:rPr>
-                <w:rFonts w:ascii="Times New Roman" w:eastAsia="Times New Roman" w:hAnsi="Times New Roman" w:cs="Times New Roman"/>
+                <w:rFonts w:ascii="Times New Roman" w:hAnsi="Times New Roman" w:eastAsia="Times New Roman" w:cs="Times New Roman"/>
                 <w:spacing w:val="-2"/>
                 <w:sz w:val="21"/>
                 <w:szCs w:val="21"/>
@@ -4154,14 +4218,14 @@
               <w:ind w:left="341"/>
               <w:textAlignment w:val="baseline"/>
               <w:rPr>
-                <w:rFonts w:ascii="Times New Roman" w:eastAsia="Times New Roman" w:hAnsi="Times New Roman" w:cs="Times New Roman"/>
+                <w:rFonts w:ascii="Times New Roman" w:hAnsi="Times New Roman" w:eastAsia="Times New Roman" w:cs="Times New Roman"/>
                 <w:sz w:val="21"/>
                 <w:szCs w:val="21"/>
               </w:rPr>
             </w:pPr>
             <w:r>
               <w:rPr>
-                <w:rFonts w:ascii="Times New Roman" w:eastAsia="Times New Roman" w:hAnsi="Times New Roman" w:cs="Times New Roman"/>
+                <w:rFonts w:ascii="Times New Roman" w:hAnsi="Times New Roman" w:eastAsia="Times New Roman" w:cs="Times New Roman"/>
                 <w:spacing w:val="-1"/>
                 <w:sz w:val="21"/>
                 <w:szCs w:val="21"/>
@@ -4194,14 +4258,14 @@
               <w:jc w:val="both"/>
               <w:textAlignment w:val="baseline"/>
               <w:rPr>
-                <w:rFonts w:ascii="宋体" w:eastAsia="宋体" w:hAnsi="宋体" w:cs="宋体"/>
+                <w:rFonts w:ascii="宋体" w:hAnsi="宋体" w:eastAsia="宋体" w:cs="宋体"/>
                 <w:sz w:val="24"/>
                 <w:szCs w:val="24"/>
               </w:rPr>
             </w:pPr>
             <w:r>
               <w:rPr>
-                <w:rFonts w:ascii="宋体" w:eastAsia="宋体" w:hAnsi="宋体" w:cs="宋体"/>
+                <w:rFonts w:ascii="宋体" w:hAnsi="宋体" w:eastAsia="宋体" w:cs="宋体"/>
                 <w:spacing w:val="-4"/>
                 <w:sz w:val="24"/>
                 <w:szCs w:val="24"/>
@@ -4210,7 +4274,7 @@
             </w:r>
             <w:r>
               <w:rPr>
-                <w:rFonts w:ascii="宋体" w:eastAsia="宋体" w:hAnsi="宋体" w:cs="宋体"/>
+                <w:rFonts w:ascii="宋体" w:hAnsi="宋体" w:eastAsia="宋体" w:cs="宋体"/>
                 <w:spacing w:val="-5"/>
                 <w:sz w:val="24"/>
                 <w:szCs w:val="24"/>
@@ -4219,7 +4283,7 @@
             </w:r>
             <w:r>
               <w:rPr>
-                <w:rFonts w:ascii="宋体" w:eastAsia="宋体" w:hAnsi="宋体" w:cs="宋体"/>
+                <w:rFonts w:ascii="宋体" w:hAnsi="宋体" w:eastAsia="宋体" w:cs="宋体"/>
                 <w:spacing w:val="-6"/>
                 <w:sz w:val="24"/>
                 <w:szCs w:val="24"/>
@@ -4228,7 +4292,7 @@
             </w:r>
             <w:r>
               <w:rPr>
-                <w:rFonts w:ascii="宋体" w:eastAsia="宋体" w:hAnsi="宋体" w:cs="宋体"/>
+                <w:rFonts w:ascii="宋体" w:hAnsi="宋体" w:eastAsia="宋体" w:cs="宋体"/>
                 <w:spacing w:val="-5"/>
                 <w:sz w:val="24"/>
                 <w:szCs w:val="24"/>
@@ -4237,7 +4301,7 @@
             </w:r>
             <w:r>
               <w:rPr>
-                <w:rFonts w:ascii="宋体" w:eastAsia="宋体" w:hAnsi="宋体" w:cs="宋体"/>
+                <w:rFonts w:ascii="宋体" w:hAnsi="宋体" w:eastAsia="宋体" w:cs="宋体"/>
                 <w:spacing w:val="-10"/>
                 <w:sz w:val="24"/>
                 <w:szCs w:val="24"/>
@@ -4265,14 +4329,14 @@
               <w:jc w:val="both"/>
               <w:textAlignment w:val="baseline"/>
               <w:rPr>
-                <w:rFonts w:ascii="宋体" w:eastAsia="宋体" w:hAnsi="宋体" w:cs="宋体"/>
+                <w:rFonts w:ascii="宋体" w:hAnsi="宋体" w:eastAsia="宋体" w:cs="宋体"/>
                 <w:sz w:val="24"/>
                 <w:szCs w:val="24"/>
               </w:rPr>
             </w:pPr>
             <w:r>
               <w:rPr>
-                <w:rFonts w:ascii="宋体" w:eastAsia="宋体" w:hAnsi="宋体" w:cs="宋体"/>
+                <w:rFonts w:ascii="宋体" w:hAnsi="宋体" w:eastAsia="宋体" w:cs="宋体"/>
                 <w:spacing w:val="-6"/>
                 <w:sz w:val="24"/>
                 <w:szCs w:val="24"/>
@@ -4281,7 +4345,7 @@
             </w:r>
             <w:r>
               <w:rPr>
-                <w:rFonts w:ascii="宋体" w:eastAsia="宋体" w:hAnsi="宋体" w:cs="宋体"/>
+                <w:rFonts w:ascii="宋体" w:hAnsi="宋体" w:eastAsia="宋体" w:cs="宋体"/>
                 <w:spacing w:val="-4"/>
                 <w:sz w:val="24"/>
                 <w:szCs w:val="24"/>
@@ -4290,7 +4354,7 @@
             </w:r>
             <w:r>
               <w:rPr>
-                <w:rFonts w:ascii="宋体" w:eastAsia="宋体" w:hAnsi="宋体" w:cs="宋体"/>
+                <w:rFonts w:ascii="宋体" w:hAnsi="宋体" w:eastAsia="宋体" w:cs="宋体"/>
                 <w:spacing w:val="-5"/>
                 <w:sz w:val="24"/>
                 <w:szCs w:val="24"/>
@@ -4299,7 +4363,7 @@
             </w:r>
             <w:r>
               <w:rPr>
-                <w:rFonts w:ascii="宋体" w:eastAsia="宋体" w:hAnsi="宋体" w:cs="宋体"/>
+                <w:rFonts w:ascii="宋体" w:hAnsi="宋体" w:eastAsia="宋体" w:cs="宋体"/>
                 <w:spacing w:val="-4"/>
                 <w:sz w:val="24"/>
                 <w:szCs w:val="24"/>
@@ -4308,7 +4372,7 @@
             </w:r>
             <w:r>
               <w:rPr>
-                <w:rFonts w:ascii="宋体" w:eastAsia="宋体" w:hAnsi="宋体" w:cs="宋体"/>
+                <w:rFonts w:ascii="宋体" w:hAnsi="宋体" w:eastAsia="宋体" w:cs="宋体"/>
                 <w:spacing w:val="-5"/>
                 <w:sz w:val="24"/>
                 <w:szCs w:val="24"/>
@@ -4317,7 +4381,7 @@
             </w:r>
             <w:r>
               <w:rPr>
-                <w:rFonts w:ascii="宋体" w:eastAsia="宋体" w:hAnsi="宋体" w:cs="宋体"/>
+                <w:rFonts w:ascii="宋体" w:hAnsi="宋体" w:eastAsia="宋体" w:cs="宋体"/>
                 <w:spacing w:val="-7"/>
                 <w:sz w:val="24"/>
                 <w:szCs w:val="24"/>
@@ -4330,7 +4394,7 @@
     </w:tbl>
     <w:p>
       <w:pPr>
-        <w:pStyle w:val="2"/>
+        <w:pStyle w:val="28"/>
         <w:keepNext w:val="0"/>
         <w:keepLines w:val="0"/>
         <w:pageBreakBefore w:val="0"/>
@@ -4346,7 +4410,7 @@
         <w:snapToGrid w:val="0"/>
         <w:textAlignment w:val="baseline"/>
       </w:pPr>
-      <w:bookmarkStart w:id="8" w:name="_Toc5895"/>
+      <w:bookmarkStart w:id="8" w:name="_Toc598"/>
       <w:r>
         <w:t>角色与职责</w:t>
       </w:r>
@@ -4354,16 +4418,16 @@
     </w:p>
     <w:tbl>
       <w:tblPr>
-        <w:tblStyle w:val="TableNormal0"/>
+        <w:tblStyle w:val="24"/>
         <w:tblW w:w="8522" w:type="dxa"/>
         <w:tblInd w:w="5" w:type="dxa"/>
         <w:tblBorders>
-          <w:top w:val="single" w:sz="4" w:space="0" w:color="000000"/>
-          <w:left w:val="single" w:sz="4" w:space="0" w:color="000000"/>
-          <w:bottom w:val="single" w:sz="4" w:space="0" w:color="000000"/>
-          <w:right w:val="single" w:sz="4" w:space="0" w:color="000000"/>
-          <w:insideH w:val="single" w:sz="4" w:space="0" w:color="000000"/>
-          <w:insideV w:val="single" w:sz="4" w:space="0" w:color="000000"/>
+          <w:top w:val="single" w:color="000000" w:sz="4" w:space="0"/>
+          <w:left w:val="single" w:color="000000" w:sz="4" w:space="0"/>
+          <w:bottom w:val="single" w:color="000000" w:sz="4" w:space="0"/>
+          <w:right w:val="single" w:color="000000" w:sz="4" w:space="0"/>
+          <w:insideH w:val="single" w:color="000000" w:sz="4" w:space="0"/>
+          <w:insideV w:val="single" w:color="000000" w:sz="4" w:space="0"/>
         </w:tblBorders>
         <w:tblLayout w:type="fixed"/>
         <w:tblCellMar>
@@ -4379,17 +4443,14 @@
       </w:tblGrid>
       <w:tr>
         <w:tblPrEx>
-          <w:tblW w:w="8522" w:type="dxa"/>
-          <w:tblInd w:w="5" w:type="dxa"/>
           <w:tblBorders>
-            <w:top w:val="single" w:sz="4" w:space="0" w:color="000000"/>
-            <w:left w:val="single" w:sz="4" w:space="0" w:color="000000"/>
-            <w:bottom w:val="single" w:sz="4" w:space="0" w:color="000000"/>
-            <w:right w:val="single" w:sz="4" w:space="0" w:color="000000"/>
-            <w:insideH w:val="single" w:sz="4" w:space="0" w:color="000000"/>
-            <w:insideV w:val="single" w:sz="4" w:space="0" w:color="000000"/>
+            <w:top w:val="single" w:color="000000" w:sz="4" w:space="0"/>
+            <w:left w:val="single" w:color="000000" w:sz="4" w:space="0"/>
+            <w:bottom w:val="single" w:color="000000" w:sz="4" w:space="0"/>
+            <w:right w:val="single" w:color="000000" w:sz="4" w:space="0"/>
+            <w:insideH w:val="single" w:color="000000" w:sz="4" w:space="0"/>
+            <w:insideV w:val="single" w:color="000000" w:sz="4" w:space="0"/>
           </w:tblBorders>
-          <w:tblLayout w:type="fixed"/>
           <w:tblCellMar>
             <w:top w:w="0" w:type="dxa"/>
             <w:left w:w="0" w:type="dxa"/>
@@ -4398,7 +4459,7 @@
           </w:tblCellMar>
         </w:tblPrEx>
         <w:trPr>
-          <w:trHeight w:val="569"/>
+          <w:trHeight w:val="569" w:hRule="atLeast"/>
         </w:trPr>
         <w:tc>
           <w:tcPr>
@@ -4424,14 +4485,14 @@
               <w:ind w:left="838"/>
               <w:textAlignment w:val="baseline"/>
               <w:rPr>
-                <w:rFonts w:ascii="宋体" w:eastAsia="宋体" w:hAnsi="宋体" w:cs="宋体"/>
+                <w:rFonts w:ascii="宋体" w:hAnsi="宋体" w:eastAsia="宋体" w:cs="宋体"/>
                 <w:sz w:val="21"/>
                 <w:szCs w:val="21"/>
               </w:rPr>
             </w:pPr>
             <w:r>
               <w:rPr>
-                <w:rFonts w:ascii="宋体" w:eastAsia="宋体" w:hAnsi="宋体" w:cs="宋体"/>
+                <w:rFonts w:ascii="宋体" w:hAnsi="宋体" w:eastAsia="宋体" w:cs="宋体"/>
                 <w:b/>
                 <w:bCs/>
                 <w:spacing w:val="-6"/>
@@ -4466,14 +4527,14 @@
               <w:ind w:left="2958"/>
               <w:textAlignment w:val="baseline"/>
               <w:rPr>
-                <w:rFonts w:ascii="宋体" w:eastAsia="宋体" w:hAnsi="宋体" w:cs="宋体"/>
+                <w:rFonts w:ascii="宋体" w:hAnsi="宋体" w:eastAsia="宋体" w:cs="宋体"/>
                 <w:sz w:val="21"/>
                 <w:szCs w:val="21"/>
               </w:rPr>
             </w:pPr>
             <w:r>
               <w:rPr>
-                <w:rFonts w:ascii="宋体" w:eastAsia="宋体" w:hAnsi="宋体" w:cs="宋体"/>
+                <w:rFonts w:ascii="宋体" w:hAnsi="宋体" w:eastAsia="宋体" w:cs="宋体"/>
                 <w:b/>
                 <w:bCs/>
                 <w:spacing w:val="-7"/>
@@ -4484,7 +4545,7 @@
             </w:r>
             <w:r>
               <w:rPr>
-                <w:rFonts w:ascii="宋体" w:eastAsia="宋体" w:hAnsi="宋体" w:cs="宋体"/>
+                <w:rFonts w:ascii="宋体" w:hAnsi="宋体" w:eastAsia="宋体" w:cs="宋体"/>
                 <w:spacing w:val="15"/>
                 <w:sz w:val="21"/>
                 <w:szCs w:val="21"/>
@@ -4493,7 +4554,7 @@
             </w:r>
             <w:r>
               <w:rPr>
-                <w:rFonts w:ascii="宋体" w:eastAsia="宋体" w:hAnsi="宋体" w:cs="宋体"/>
+                <w:rFonts w:ascii="宋体" w:hAnsi="宋体" w:eastAsia="宋体" w:cs="宋体"/>
                 <w:b/>
                 <w:bCs/>
                 <w:spacing w:val="-7"/>
@@ -4507,9 +4568,14 @@
       </w:tr>
       <w:tr>
         <w:tblPrEx>
-          <w:tblW w:w="8522" w:type="dxa"/>
-          <w:tblInd w:w="5" w:type="dxa"/>
-          <w:tblLayout w:type="fixed"/>
+          <w:tblBorders>
+            <w:top w:val="single" w:color="000000" w:sz="4" w:space="0"/>
+            <w:left w:val="single" w:color="000000" w:sz="4" w:space="0"/>
+            <w:bottom w:val="single" w:color="000000" w:sz="4" w:space="0"/>
+            <w:right w:val="single" w:color="000000" w:sz="4" w:space="0"/>
+            <w:insideH w:val="single" w:color="000000" w:sz="4" w:space="0"/>
+            <w:insideV w:val="single" w:color="000000" w:sz="4" w:space="0"/>
+          </w:tblBorders>
           <w:tblCellMar>
             <w:top w:w="0" w:type="dxa"/>
             <w:left w:w="0" w:type="dxa"/>
@@ -4518,7 +4584,7 @@
           </w:tblCellMar>
         </w:tblPrEx>
         <w:trPr>
-          <w:trHeight w:val="716"/>
+          <w:trHeight w:val="716" w:hRule="atLeast"/>
         </w:trPr>
         <w:tc>
           <w:tcPr>
@@ -4543,14 +4609,14 @@
               <w:ind w:left="628"/>
               <w:textAlignment w:val="baseline"/>
               <w:rPr>
-                <w:rFonts w:ascii="宋体" w:eastAsia="宋体" w:hAnsi="宋体" w:cs="宋体"/>
+                <w:rFonts w:ascii="宋体" w:hAnsi="宋体" w:eastAsia="宋体" w:cs="宋体"/>
                 <w:sz w:val="21"/>
                 <w:szCs w:val="21"/>
               </w:rPr>
             </w:pPr>
             <w:r>
               <w:rPr>
-                <w:rFonts w:ascii="宋体" w:eastAsia="宋体" w:hAnsi="宋体" w:cs="宋体" w:hint="eastAsia"/>
+                <w:rFonts w:hint="eastAsia" w:ascii="宋体" w:hAnsi="宋体" w:eastAsia="宋体" w:cs="宋体"/>
                 <w:spacing w:val="-3"/>
                 <w:sz w:val="21"/>
                 <w:szCs w:val="21"/>
@@ -4560,7 +4626,7 @@
             </w:r>
             <w:r>
               <w:rPr>
-                <w:rFonts w:ascii="宋体" w:eastAsia="宋体" w:hAnsi="宋体" w:cs="宋体"/>
+                <w:rFonts w:ascii="宋体" w:hAnsi="宋体" w:eastAsia="宋体" w:cs="宋体"/>
                 <w:spacing w:val="-3"/>
                 <w:sz w:val="21"/>
                 <w:szCs w:val="21"/>
@@ -4592,14 +4658,14 @@
               <w:ind w:left="236"/>
               <w:textAlignment w:val="baseline"/>
               <w:rPr>
-                <w:rFonts w:ascii="宋体" w:eastAsia="宋体" w:hAnsi="宋体" w:cs="宋体"/>
+                <w:rFonts w:ascii="宋体" w:hAnsi="宋体" w:eastAsia="宋体" w:cs="宋体"/>
                 <w:sz w:val="21"/>
                 <w:szCs w:val="21"/>
               </w:rPr>
             </w:pPr>
             <w:r>
               <w:rPr>
-                <w:rFonts w:ascii="宋体" w:eastAsia="宋体" w:hAnsi="宋体" w:cs="宋体"/>
+                <w:rFonts w:ascii="宋体" w:hAnsi="宋体" w:eastAsia="宋体" w:cs="宋体"/>
                 <w:spacing w:val="-3"/>
                 <w:sz w:val="21"/>
                 <w:szCs w:val="21"/>
@@ -4626,14 +4692,14 @@
               <w:ind w:left="236"/>
               <w:textAlignment w:val="baseline"/>
               <w:rPr>
-                <w:rFonts w:ascii="宋体" w:eastAsia="宋体" w:hAnsi="宋体" w:cs="宋体"/>
+                <w:rFonts w:ascii="宋体" w:hAnsi="宋体" w:eastAsia="宋体" w:cs="宋体"/>
                 <w:sz w:val="21"/>
                 <w:szCs w:val="21"/>
               </w:rPr>
             </w:pPr>
             <w:r>
               <w:rPr>
-                <w:rFonts w:ascii="宋体" w:eastAsia="宋体" w:hAnsi="宋体" w:cs="宋体"/>
+                <w:rFonts w:ascii="宋体" w:hAnsi="宋体" w:eastAsia="宋体" w:cs="宋体"/>
                 <w:spacing w:val="-2"/>
                 <w:sz w:val="21"/>
                 <w:szCs w:val="21"/>
@@ -4645,9 +4711,14 @@
       </w:tr>
       <w:tr>
         <w:tblPrEx>
-          <w:tblW w:w="8522" w:type="dxa"/>
-          <w:tblInd w:w="5" w:type="dxa"/>
-          <w:tblLayout w:type="fixed"/>
+          <w:tblBorders>
+            <w:top w:val="single" w:color="000000" w:sz="4" w:space="0"/>
+            <w:left w:val="single" w:color="000000" w:sz="4" w:space="0"/>
+            <w:bottom w:val="single" w:color="000000" w:sz="4" w:space="0"/>
+            <w:right w:val="single" w:color="000000" w:sz="4" w:space="0"/>
+            <w:insideH w:val="single" w:color="000000" w:sz="4" w:space="0"/>
+            <w:insideV w:val="single" w:color="000000" w:sz="4" w:space="0"/>
+          </w:tblBorders>
           <w:tblCellMar>
             <w:top w:w="0" w:type="dxa"/>
             <w:left w:w="0" w:type="dxa"/>
@@ -4656,7 +4727,7 @@
           </w:tblCellMar>
         </w:tblPrEx>
         <w:trPr>
-          <w:trHeight w:val="569"/>
+          <w:trHeight w:val="569" w:hRule="atLeast"/>
         </w:trPr>
         <w:tc>
           <w:tcPr>
@@ -4681,7 +4752,7 @@
               <w:ind w:left="418"/>
               <w:textAlignment w:val="baseline"/>
               <w:rPr>
-                <w:rFonts w:ascii="宋体" w:eastAsia="宋体" w:hAnsi="宋体" w:cs="宋体" w:hint="default"/>
+                <w:rFonts w:hint="default" w:ascii="宋体" w:hAnsi="宋体" w:eastAsia="宋体" w:cs="宋体"/>
                 <w:sz w:val="21"/>
                 <w:szCs w:val="21"/>
                 <w:lang w:val="en-US" w:eastAsia="zh-CN"/>
@@ -4689,7 +4760,7 @@
             </w:pPr>
             <w:r>
               <w:rPr>
-                <w:rFonts w:ascii="宋体" w:eastAsia="宋体" w:hAnsi="宋体" w:cs="宋体" w:hint="eastAsia"/>
+                <w:rFonts w:hint="eastAsia" w:ascii="宋体" w:hAnsi="宋体" w:eastAsia="宋体" w:cs="宋体"/>
                 <w:spacing w:val="-2"/>
                 <w:sz w:val="21"/>
                 <w:szCs w:val="21"/>
@@ -4722,14 +4793,14 @@
               <w:ind w:left="228"/>
               <w:textAlignment w:val="baseline"/>
               <w:rPr>
-                <w:rFonts w:ascii="宋体" w:eastAsia="宋体" w:hAnsi="宋体" w:cs="宋体"/>
+                <w:rFonts w:ascii="宋体" w:hAnsi="宋体" w:eastAsia="宋体" w:cs="宋体"/>
                 <w:sz w:val="21"/>
                 <w:szCs w:val="21"/>
               </w:rPr>
             </w:pPr>
             <w:r>
               <w:rPr>
-                <w:rFonts w:ascii="宋体" w:eastAsia="宋体" w:hAnsi="宋体" w:cs="宋体"/>
+                <w:rFonts w:ascii="宋体" w:hAnsi="宋体" w:eastAsia="宋体" w:cs="宋体"/>
                 <w:spacing w:val="-3"/>
                 <w:sz w:val="21"/>
                 <w:szCs w:val="21"/>
@@ -4738,7 +4809,7 @@
             </w:r>
             <w:r>
               <w:rPr>
-                <w:rFonts w:ascii="宋体" w:eastAsia="宋体" w:hAnsi="宋体" w:cs="宋体" w:hint="eastAsia"/>
+                <w:rFonts w:hint="eastAsia" w:ascii="宋体" w:hAnsi="宋体" w:eastAsia="宋体" w:cs="宋体"/>
                 <w:spacing w:val="-3"/>
                 <w:sz w:val="21"/>
                 <w:szCs w:val="21"/>
@@ -4748,7 +4819,7 @@
             </w:r>
             <w:r>
               <w:rPr>
-                <w:rFonts w:ascii="宋体" w:eastAsia="宋体" w:hAnsi="宋体" w:cs="宋体"/>
+                <w:rFonts w:ascii="宋体" w:hAnsi="宋体" w:eastAsia="宋体" w:cs="宋体"/>
                 <w:spacing w:val="-3"/>
                 <w:sz w:val="21"/>
                 <w:szCs w:val="21"/>
@@ -4761,7 +4832,7 @@
     </w:tbl>
     <w:p>
       <w:pPr>
-        <w:pStyle w:val="1"/>
+        <w:pStyle w:val="26"/>
         <w:keepNext w:val="0"/>
         <w:keepLines w:val="0"/>
         <w:pageBreakBefore w:val="0"/>
@@ -4777,7 +4848,7 @@
         <w:snapToGrid w:val="0"/>
         <w:textAlignment w:val="baseline"/>
       </w:pPr>
-      <w:bookmarkStart w:id="9" w:name="_Toc3609"/>
+      <w:bookmarkStart w:id="9" w:name="_Toc20691"/>
       <w:r>
         <w:t>信息安全管理</w:t>
       </w:r>
@@ -4785,7 +4856,7 @@
     </w:p>
     <w:p>
       <w:pPr>
-        <w:pStyle w:val="2"/>
+        <w:pStyle w:val="28"/>
         <w:keepNext w:val="0"/>
         <w:keepLines w:val="0"/>
         <w:pageBreakBefore w:val="0"/>
@@ -4803,7 +4874,7 @@
       </w:pPr>
       <w:bookmarkStart w:id="10" w:name="bookmark17"/>
       <w:bookmarkEnd w:id="10"/>
-      <w:bookmarkStart w:id="11" w:name="_Toc14367"/>
+      <w:bookmarkStart w:id="11" w:name="_Toc463"/>
       <w:r>
         <w:t>资产识别</w:t>
       </w:r>
@@ -4811,7 +4882,7 @@
     </w:p>
     <w:p>
       <w:pPr>
-        <w:pStyle w:val="a"/>
+        <w:pStyle w:val="27"/>
         <w:keepNext w:val="0"/>
         <w:keepLines w:val="0"/>
         <w:pageBreakBefore w:val="0"/>
@@ -4843,7 +4914,7 @@
     </w:p>
     <w:p>
       <w:pPr>
-        <w:pStyle w:val="2"/>
+        <w:pStyle w:val="28"/>
         <w:keepNext w:val="0"/>
         <w:keepLines w:val="0"/>
         <w:pageBreakBefore w:val="0"/>
@@ -4859,7 +4930,7 @@
         <w:snapToGrid w:val="0"/>
         <w:textAlignment w:val="baseline"/>
       </w:pPr>
-      <w:bookmarkStart w:id="12" w:name="_Toc17099"/>
+      <w:bookmarkStart w:id="12" w:name="_Toc4273"/>
       <w:r>
         <w:t>风险识别</w:t>
       </w:r>
@@ -4867,10 +4938,10 @@
     </w:p>
     <w:p>
       <w:pPr>
-        <w:pStyle w:val="3"/>
+        <w:pStyle w:val="29"/>
         <w:bidi w:val="0"/>
       </w:pPr>
-      <w:bookmarkStart w:id="13" w:name="_Toc9529"/>
+      <w:bookmarkStart w:id="13" w:name="_Toc22783"/>
       <w:r>
         <w:t>识别风险</w:t>
       </w:r>
@@ -4878,7 +4949,7 @@
     </w:p>
     <w:p>
       <w:pPr>
-        <w:pStyle w:val="a"/>
+        <w:pStyle w:val="27"/>
         <w:bidi w:val="0"/>
       </w:pPr>
       <w:r>
@@ -4904,7 +4975,7 @@
     </w:p>
     <w:p>
       <w:pPr>
-        <w:pStyle w:val="a"/>
+        <w:pStyle w:val="27"/>
         <w:bidi w:val="0"/>
       </w:pPr>
       <w:r>
@@ -4913,13 +4984,13 @@
     </w:p>
     <w:p>
       <w:pPr>
-        <w:pStyle w:val="a"/>
+        <w:pStyle w:val="27"/>
         <w:numPr>
           <w:ilvl w:val="0"/>
           <w:numId w:val="2"/>
         </w:numPr>
         <w:bidi w:val="0"/>
-        <w:ind w:left="425" w:hanging="425" w:leftChars="0" w:firstLineChars="0"/>
+        <w:ind w:left="425" w:leftChars="0" w:hanging="425" w:firstLineChars="0"/>
       </w:pPr>
       <w:r>
         <w:t>信息泄露：信息被泄露或透露给某个非授权的实体。</w:t>
@@ -4927,13 +4998,13 @@
     </w:p>
     <w:p>
       <w:pPr>
-        <w:pStyle w:val="a"/>
+        <w:pStyle w:val="27"/>
         <w:numPr>
           <w:ilvl w:val="0"/>
           <w:numId w:val="2"/>
         </w:numPr>
         <w:bidi w:val="0"/>
-        <w:ind w:left="425" w:hanging="425" w:leftChars="0" w:firstLineChars="0"/>
+        <w:ind w:left="425" w:leftChars="0" w:hanging="425" w:firstLineChars="0"/>
       </w:pPr>
       <w:r>
         <w:t>破坏信息的完整性：数据被非授权地进行增删、修改或破坏而受到损失。</w:t>
@@ -4941,13 +5012,13 @@
     </w:p>
     <w:p>
       <w:pPr>
-        <w:pStyle w:val="a"/>
+        <w:pStyle w:val="27"/>
         <w:numPr>
           <w:ilvl w:val="0"/>
           <w:numId w:val="2"/>
         </w:numPr>
         <w:bidi w:val="0"/>
-        <w:ind w:left="425" w:hanging="425" w:leftChars="0" w:firstLineChars="0"/>
+        <w:ind w:left="425" w:leftChars="0" w:hanging="425" w:firstLineChars="0"/>
       </w:pPr>
       <w:r>
         <w:t>拒绝服务：对信息或其他资源的合法访问被无条件地阻止。</w:t>
@@ -4955,13 +5026,13 @@
     </w:p>
     <w:p>
       <w:pPr>
-        <w:pStyle w:val="a"/>
+        <w:pStyle w:val="27"/>
         <w:numPr>
           <w:ilvl w:val="0"/>
           <w:numId w:val="2"/>
         </w:numPr>
         <w:bidi w:val="0"/>
-        <w:ind w:left="425" w:hanging="425" w:leftChars="0" w:firstLineChars="0"/>
+        <w:ind w:left="425" w:leftChars="0" w:hanging="425" w:firstLineChars="0"/>
       </w:pPr>
       <w:r>
         <w:t>非法使用(非授权访问)：某一资源被某个非授权的人，或以非授权的方式使。</w:t>
@@ -4969,13 +5040,13 @@
     </w:p>
     <w:p>
       <w:pPr>
-        <w:pStyle w:val="a"/>
+        <w:pStyle w:val="27"/>
         <w:numPr>
           <w:ilvl w:val="0"/>
           <w:numId w:val="2"/>
         </w:numPr>
         <w:bidi w:val="0"/>
-        <w:ind w:left="425" w:hanging="425" w:leftChars="0" w:firstLineChars="0"/>
+        <w:ind w:left="425" w:leftChars="0" w:hanging="425" w:firstLineChars="0"/>
       </w:pPr>
       <w:r>
         <w:t>窃听：用各种可能的合法或非法的手段窃取系统中的信息资源。例如对通信线路中传输的信号搭线监听，或者利用通信设备在工作过程中产生的电磁泄露截取有用信息等。</w:t>
@@ -4983,13 +5054,13 @@
     </w:p>
     <w:p>
       <w:pPr>
-        <w:pStyle w:val="a"/>
+        <w:pStyle w:val="27"/>
         <w:numPr>
           <w:ilvl w:val="0"/>
           <w:numId w:val="2"/>
         </w:numPr>
         <w:bidi w:val="0"/>
-        <w:ind w:left="425" w:hanging="425" w:leftChars="0" w:firstLineChars="0"/>
+        <w:ind w:left="425" w:leftChars="0" w:hanging="425" w:firstLineChars="0"/>
       </w:pPr>
       <w:r>
         <w:t>业务流分析：通过对系统进行长期监听，利用统计分析方法对诸如通信频度、通信的信息流向、通信总量的变化等参数进行研究，从中发现有价值的信息和规律。</w:t>
@@ -4997,13 +5068,13 @@
     </w:p>
     <w:p>
       <w:pPr>
-        <w:pStyle w:val="a"/>
+        <w:pStyle w:val="27"/>
         <w:numPr>
           <w:ilvl w:val="0"/>
           <w:numId w:val="2"/>
         </w:numPr>
         <w:bidi w:val="0"/>
-        <w:ind w:left="425" w:hanging="425" w:leftChars="0" w:firstLineChars="0"/>
+        <w:ind w:left="425" w:leftChars="0" w:hanging="425" w:firstLineChars="0"/>
       </w:pPr>
       <w:r>
         <w:t>假冒：非法用户通过欺骗通信系统冒充合法用户；或者特权小的用户冒充成为特权大的用户。黑客大多是采用假冒攻击。</w:t>
@@ -5011,19 +5082,19 @@
     </w:p>
     <w:p>
       <w:pPr>
-        <w:pStyle w:val="a"/>
+        <w:pStyle w:val="27"/>
         <w:bidi w:val="0"/>
       </w:pPr>
     </w:p>
     <w:p>
       <w:pPr>
-        <w:pStyle w:val="a"/>
+        <w:pStyle w:val="27"/>
         <w:numPr>
           <w:ilvl w:val="0"/>
           <w:numId w:val="2"/>
         </w:numPr>
         <w:bidi w:val="0"/>
-        <w:ind w:left="425" w:hanging="425" w:leftChars="0" w:firstLineChars="0"/>
+        <w:ind w:left="425" w:leftChars="0" w:hanging="425" w:firstLineChars="0"/>
       </w:pPr>
       <w:r>
         <w:t>旁路控制：攻击者利用系统的安全缺陷或安全性上的脆弱之处获得非授权的权利或特权。例如，攻击者通过各种攻击手段发现原本保密，但却暴露出来的一些系统“特性 ”，利用这些“特性 ”，攻击者可以绕过防线守卫者侵入系统的内部，进行非法活动。</w:t>
@@ -5031,13 +5102,13 @@
     </w:p>
     <w:p>
       <w:pPr>
-        <w:pStyle w:val="a"/>
+        <w:pStyle w:val="27"/>
         <w:numPr>
           <w:ilvl w:val="0"/>
           <w:numId w:val="2"/>
         </w:numPr>
         <w:bidi w:val="0"/>
-        <w:ind w:left="425" w:hanging="425" w:leftChars="0" w:firstLineChars="0"/>
+        <w:ind w:left="425" w:leftChars="0" w:hanging="425" w:firstLineChars="0"/>
       </w:pPr>
       <w:r>
         <w:t>授权侵犯：被授权使用某种权限，却将此权限用于其他非授权的目的，也称作“ 内部攻击 ”。</w:t>
@@ -5045,13 +5116,13 @@
     </w:p>
     <w:p>
       <w:pPr>
-        <w:pStyle w:val="a"/>
+        <w:pStyle w:val="27"/>
         <w:numPr>
           <w:ilvl w:val="0"/>
           <w:numId w:val="2"/>
         </w:numPr>
         <w:bidi w:val="0"/>
-        <w:ind w:left="425" w:hanging="425" w:leftChars="0" w:firstLineChars="0"/>
+        <w:ind w:left="425" w:leftChars="0" w:hanging="425" w:firstLineChars="0"/>
       </w:pPr>
       <w:r>
         <w:t>抵赖：这是一种来自用户的攻击，比如：否认自己曾经发布过的某条消息、伪造一份对方来信等。</w:t>
@@ -5059,13 +5130,13 @@
     </w:p>
     <w:p>
       <w:pPr>
-        <w:pStyle w:val="a"/>
+        <w:pStyle w:val="27"/>
         <w:numPr>
           <w:ilvl w:val="0"/>
           <w:numId w:val="2"/>
         </w:numPr>
         <w:bidi w:val="0"/>
-        <w:ind w:left="425" w:hanging="425" w:leftChars="0" w:firstLineChars="0"/>
+        <w:ind w:left="425" w:leftChars="0" w:hanging="425" w:firstLineChars="0"/>
       </w:pPr>
       <w:r>
         <w:t>重放：出于非法目的，将所截获的某次合法的通信数据进行拷贝，重新发送。</w:t>
@@ -5073,13 +5144,13 @@
     </w:p>
     <w:p>
       <w:pPr>
-        <w:pStyle w:val="a"/>
+        <w:pStyle w:val="27"/>
         <w:numPr>
           <w:ilvl w:val="0"/>
           <w:numId w:val="2"/>
         </w:numPr>
         <w:bidi w:val="0"/>
-        <w:ind w:left="425" w:hanging="425" w:leftChars="0" w:firstLineChars="0"/>
+        <w:ind w:left="425" w:leftChars="0" w:hanging="425" w:firstLineChars="0"/>
       </w:pPr>
       <w:r>
         <w:t>计算机病毒：一种在计算机系统运行过程中能够实现传染和侵害系统功能的程序。</w:t>
@@ -5087,13 +5158,13 @@
     </w:p>
     <w:p>
       <w:pPr>
-        <w:pStyle w:val="a"/>
+        <w:pStyle w:val="27"/>
         <w:numPr>
           <w:ilvl w:val="0"/>
           <w:numId w:val="2"/>
         </w:numPr>
         <w:bidi w:val="0"/>
-        <w:ind w:left="425" w:hanging="425" w:leftChars="0" w:firstLineChars="0"/>
+        <w:ind w:left="425" w:leftChars="0" w:hanging="425" w:firstLineChars="0"/>
       </w:pPr>
       <w:r>
         <w:t>人员不慎：一个授权的人为了某种利益，或由于粗心，将信息泄露给一个非授权的人。</w:t>
@@ -5101,13 +5172,13 @@
     </w:p>
     <w:p>
       <w:pPr>
-        <w:pStyle w:val="a"/>
+        <w:pStyle w:val="27"/>
         <w:numPr>
           <w:ilvl w:val="0"/>
           <w:numId w:val="2"/>
         </w:numPr>
         <w:bidi w:val="0"/>
-        <w:ind w:left="425" w:hanging="425" w:leftChars="0" w:firstLineChars="0"/>
+        <w:ind w:left="425" w:leftChars="0" w:hanging="425" w:firstLineChars="0"/>
       </w:pPr>
       <w:r>
         <w:t>媒体废弃：信息被从废弃的磁介质或纸介质中获取。</w:t>
@@ -5115,13 +5186,13 @@
     </w:p>
     <w:p>
       <w:pPr>
-        <w:pStyle w:val="a"/>
+        <w:pStyle w:val="27"/>
         <w:numPr>
           <w:ilvl w:val="0"/>
           <w:numId w:val="2"/>
         </w:numPr>
         <w:bidi w:val="0"/>
-        <w:ind w:left="425" w:hanging="425" w:leftChars="0" w:firstLineChars="0"/>
+        <w:ind w:left="425" w:leftChars="0" w:hanging="425" w:firstLineChars="0"/>
       </w:pPr>
       <w:r>
         <w:t>物理侵入：侵入者绕过物理控制而获得对系统的访问。</w:t>
@@ -5129,13 +5200,13 @@
     </w:p>
     <w:p>
       <w:pPr>
-        <w:pStyle w:val="a"/>
+        <w:pStyle w:val="27"/>
         <w:numPr>
           <w:ilvl w:val="0"/>
           <w:numId w:val="2"/>
         </w:numPr>
         <w:bidi w:val="0"/>
-        <w:ind w:left="425" w:hanging="425" w:leftChars="0" w:firstLineChars="0"/>
+        <w:ind w:left="425" w:leftChars="0" w:hanging="425" w:firstLineChars="0"/>
       </w:pPr>
       <w:r>
         <w:t>窃取：重要的安全物品（如令牌或身份卡）被盗。</w:t>
@@ -5143,13 +5214,13 @@
     </w:p>
     <w:p>
       <w:pPr>
-        <w:pStyle w:val="a"/>
+        <w:pStyle w:val="27"/>
         <w:numPr>
           <w:ilvl w:val="0"/>
           <w:numId w:val="2"/>
         </w:numPr>
         <w:bidi w:val="0"/>
-        <w:ind w:left="425" w:hanging="425" w:leftChars="0" w:firstLineChars="0"/>
+        <w:ind w:left="425" w:leftChars="0" w:hanging="425" w:firstLineChars="0"/>
       </w:pPr>
       <w:r>
         <w:t>应在变更审批时充分考虑信息安全因素，识别可能发生的风险隐患，使信息安全风险的判断和评估作为变更审批与否的重要依据。对于违反信息安全要求的变更操作，应当及时终止以避免风险发生。</w:t>
@@ -5157,10 +5228,10 @@
     </w:p>
     <w:p>
       <w:pPr>
-        <w:pStyle w:val="3"/>
+        <w:pStyle w:val="29"/>
         <w:bidi w:val="0"/>
       </w:pPr>
-      <w:bookmarkStart w:id="14" w:name="_Toc24715"/>
+      <w:bookmarkStart w:id="14" w:name="_Toc20966"/>
       <w:r>
         <w:t>确认已经存在的风险防范措施</w:t>
       </w:r>
@@ -5168,7 +5239,7 @@
     </w:p>
     <w:p>
       <w:pPr>
-        <w:pStyle w:val="a"/>
+        <w:pStyle w:val="27"/>
         <w:bidi w:val="0"/>
       </w:pPr>
       <w:r>
@@ -5177,7 +5248,7 @@
     </w:p>
     <w:p>
       <w:pPr>
-        <w:pStyle w:val="a"/>
+        <w:pStyle w:val="27"/>
         <w:bidi w:val="0"/>
       </w:pPr>
       <w:r>
@@ -5186,7 +5257,7 @@
     </w:p>
     <w:p>
       <w:pPr>
-        <w:pStyle w:val="2"/>
+        <w:pStyle w:val="28"/>
         <w:keepNext w:val="0"/>
         <w:keepLines w:val="0"/>
         <w:pageBreakBefore w:val="0"/>
@@ -5202,7 +5273,7 @@
         <w:snapToGrid w:val="0"/>
         <w:textAlignment w:val="baseline"/>
       </w:pPr>
-      <w:bookmarkStart w:id="15" w:name="_Toc2292"/>
+      <w:bookmarkStart w:id="15" w:name="_Toc8104"/>
       <w:r>
         <w:t>风险分析及判定</w:t>
       </w:r>
@@ -5210,7 +5281,7 @@
     </w:p>
     <w:p>
       <w:pPr>
-        <w:pStyle w:val="a"/>
+        <w:pStyle w:val="27"/>
         <w:bidi w:val="0"/>
       </w:pPr>
       <w:r>
@@ -5219,7 +5290,7 @@
     </w:p>
     <w:p>
       <w:pPr>
-        <w:pStyle w:val="a"/>
+        <w:pStyle w:val="27"/>
         <w:bidi w:val="0"/>
       </w:pPr>
       <w:r>
@@ -5246,7 +5317,7 @@
         <w:jc w:val="both"/>
         <w:textAlignment w:val="baseline"/>
         <w:rPr>
-          <w:rFonts w:ascii="宋体" w:eastAsia="宋体" w:hAnsi="宋体" w:cs="宋体"/>
+          <w:rFonts w:ascii="宋体" w:hAnsi="宋体" w:eastAsia="宋体" w:cs="宋体"/>
           <w:spacing w:val="-4"/>
           <w:sz w:val="24"/>
           <w:szCs w:val="24"/>
@@ -5272,14 +5343,14 @@
         <w:ind w:left="3441"/>
         <w:textAlignment w:val="baseline"/>
         <w:rPr>
-          <w:rFonts w:ascii="宋体" w:eastAsia="宋体" w:hAnsi="宋体" w:cs="宋体"/>
+          <w:rFonts w:ascii="宋体" w:hAnsi="宋体" w:eastAsia="宋体" w:cs="宋体"/>
           <w:sz w:val="21"/>
           <w:szCs w:val="21"/>
         </w:rPr>
       </w:pPr>
       <w:r>
         <w:rPr>
-          <w:rFonts w:ascii="宋体" w:eastAsia="宋体" w:hAnsi="宋体" w:cs="宋体"/>
+          <w:rFonts w:ascii="宋体" w:hAnsi="宋体" w:eastAsia="宋体" w:cs="宋体"/>
           <w:b/>
           <w:bCs/>
           <w:spacing w:val="-4"/>
@@ -5310,16 +5381,16 @@
     </w:p>
     <w:tbl>
       <w:tblPr>
-        <w:tblStyle w:val="TableNormal0"/>
+        <w:tblStyle w:val="24"/>
         <w:tblW w:w="8595" w:type="dxa"/>
         <w:tblInd w:w="65" w:type="dxa"/>
         <w:tblBorders>
-          <w:top w:val="single" w:sz="4" w:space="0" w:color="000000"/>
-          <w:left w:val="single" w:sz="4" w:space="0" w:color="000000"/>
-          <w:bottom w:val="single" w:sz="4" w:space="0" w:color="000000"/>
-          <w:right w:val="single" w:sz="4" w:space="0" w:color="000000"/>
-          <w:insideH w:val="single" w:sz="4" w:space="0" w:color="000000"/>
-          <w:insideV w:val="single" w:sz="4" w:space="0" w:color="000000"/>
+          <w:top w:val="single" w:color="000000" w:sz="4" w:space="0"/>
+          <w:left w:val="single" w:color="000000" w:sz="4" w:space="0"/>
+          <w:bottom w:val="single" w:color="000000" w:sz="4" w:space="0"/>
+          <w:right w:val="single" w:color="000000" w:sz="4" w:space="0"/>
+          <w:insideH w:val="single" w:color="000000" w:sz="4" w:space="0"/>
+          <w:insideV w:val="single" w:color="000000" w:sz="4" w:space="0"/>
         </w:tblBorders>
         <w:tblLayout w:type="fixed"/>
         <w:tblCellMar>
@@ -5335,17 +5406,14 @@
       </w:tblGrid>
       <w:tr>
         <w:tblPrEx>
-          <w:tblW w:w="8595" w:type="dxa"/>
-          <w:tblInd w:w="65" w:type="dxa"/>
           <w:tblBorders>
-            <w:top w:val="single" w:sz="4" w:space="0" w:color="000000"/>
-            <w:left w:val="single" w:sz="4" w:space="0" w:color="000000"/>
-            <w:bottom w:val="single" w:sz="4" w:space="0" w:color="000000"/>
-            <w:right w:val="single" w:sz="4" w:space="0" w:color="000000"/>
-            <w:insideH w:val="single" w:sz="4" w:space="0" w:color="000000"/>
-            <w:insideV w:val="single" w:sz="4" w:space="0" w:color="000000"/>
+            <w:top w:val="single" w:color="000000" w:sz="4" w:space="0"/>
+            <w:left w:val="single" w:color="000000" w:sz="4" w:space="0"/>
+            <w:bottom w:val="single" w:color="000000" w:sz="4" w:space="0"/>
+            <w:right w:val="single" w:color="000000" w:sz="4" w:space="0"/>
+            <w:insideH w:val="single" w:color="000000" w:sz="4" w:space="0"/>
+            <w:insideV w:val="single" w:color="000000" w:sz="4" w:space="0"/>
           </w:tblBorders>
-          <w:tblLayout w:type="fixed"/>
           <w:tblCellMar>
             <w:top w:w="0" w:type="dxa"/>
             <w:left w:w="0" w:type="dxa"/>
@@ -5354,7 +5422,7 @@
           </w:tblCellMar>
         </w:tblPrEx>
         <w:trPr>
-          <w:trHeight w:val="612"/>
+          <w:trHeight w:val="612" w:hRule="atLeast"/>
         </w:trPr>
         <w:tc>
           <w:tcPr>
@@ -5380,14 +5448,14 @@
               <w:ind w:left="265"/>
               <w:textAlignment w:val="baseline"/>
               <w:rPr>
-                <w:rFonts w:ascii="宋体" w:eastAsia="宋体" w:hAnsi="宋体" w:cs="宋体"/>
+                <w:rFonts w:ascii="宋体" w:hAnsi="宋体" w:eastAsia="宋体" w:cs="宋体"/>
                 <w:sz w:val="21"/>
                 <w:szCs w:val="21"/>
               </w:rPr>
             </w:pPr>
             <w:r>
               <w:rPr>
-                <w:rFonts w:ascii="宋体" w:eastAsia="宋体" w:hAnsi="宋体" w:cs="宋体"/>
+                <w:rFonts w:ascii="宋体" w:hAnsi="宋体" w:eastAsia="宋体" w:cs="宋体"/>
                 <w:b/>
                 <w:bCs/>
                 <w:spacing w:val="-5"/>
@@ -5422,14 +5490,14 @@
               <w:ind w:left="3618"/>
               <w:textAlignment w:val="baseline"/>
               <w:rPr>
-                <w:rFonts w:ascii="宋体" w:eastAsia="宋体" w:hAnsi="宋体" w:cs="宋体"/>
+                <w:rFonts w:ascii="宋体" w:hAnsi="宋体" w:eastAsia="宋体" w:cs="宋体"/>
                 <w:sz w:val="21"/>
                 <w:szCs w:val="21"/>
               </w:rPr>
             </w:pPr>
             <w:r>
               <w:rPr>
-                <w:rFonts w:ascii="宋体" w:eastAsia="宋体" w:hAnsi="宋体" w:cs="宋体"/>
+                <w:rFonts w:ascii="宋体" w:hAnsi="宋体" w:eastAsia="宋体" w:cs="宋体"/>
                 <w:b/>
                 <w:bCs/>
                 <w:spacing w:val="-5"/>
@@ -5443,9 +5511,14 @@
       </w:tr>
       <w:tr>
         <w:tblPrEx>
-          <w:tblW w:w="8595" w:type="dxa"/>
-          <w:tblInd w:w="65" w:type="dxa"/>
-          <w:tblLayout w:type="fixed"/>
+          <w:tblBorders>
+            <w:top w:val="single" w:color="000000" w:sz="4" w:space="0"/>
+            <w:left w:val="single" w:color="000000" w:sz="4" w:space="0"/>
+            <w:bottom w:val="single" w:color="000000" w:sz="4" w:space="0"/>
+            <w:right w:val="single" w:color="000000" w:sz="4" w:space="0"/>
+            <w:insideH w:val="single" w:color="000000" w:sz="4" w:space="0"/>
+            <w:insideV w:val="single" w:color="000000" w:sz="4" w:space="0"/>
+          </w:tblBorders>
           <w:tblCellMar>
             <w:top w:w="0" w:type="dxa"/>
             <w:left w:w="0" w:type="dxa"/>
@@ -5454,7 +5527,7 @@
           </w:tblCellMar>
         </w:tblPrEx>
         <w:trPr>
-          <w:trHeight w:val="1095"/>
+          <w:trHeight w:val="1095" w:hRule="atLeast"/>
         </w:trPr>
         <w:tc>
           <w:tcPr>
@@ -5462,7 +5535,7 @@
           </w:tcPr>
           <w:p>
             <w:pPr>
-              <w:pStyle w:val="TableText"/>
+              <w:pStyle w:val="25"/>
               <w:keepNext w:val="0"/>
               <w:keepLines w:val="0"/>
               <w:pageBreakBefore w:val="0"/>
@@ -5499,14 +5572,14 @@
               <w:ind w:left="374"/>
               <w:textAlignment w:val="baseline"/>
               <w:rPr>
-                <w:rFonts w:ascii="宋体" w:eastAsia="宋体" w:hAnsi="宋体" w:cs="宋体"/>
+                <w:rFonts w:ascii="宋体" w:hAnsi="宋体" w:eastAsia="宋体" w:cs="宋体"/>
                 <w:sz w:val="21"/>
                 <w:szCs w:val="21"/>
               </w:rPr>
             </w:pPr>
             <w:r>
               <w:rPr>
-                <w:rFonts w:ascii="宋体" w:eastAsia="宋体" w:hAnsi="宋体" w:cs="宋体"/>
+                <w:rFonts w:ascii="宋体" w:hAnsi="宋体" w:eastAsia="宋体" w:cs="宋体"/>
                 <w:sz w:val="21"/>
                 <w:szCs w:val="21"/>
               </w:rPr>
@@ -5537,14 +5610,14 @@
               <w:ind w:left="126" w:right="190" w:hanging="15"/>
               <w:textAlignment w:val="baseline"/>
               <w:rPr>
-                <w:rFonts w:ascii="宋体" w:eastAsia="宋体" w:hAnsi="宋体" w:cs="宋体"/>
+                <w:rFonts w:ascii="宋体" w:hAnsi="宋体" w:eastAsia="宋体" w:cs="宋体"/>
                 <w:sz w:val="21"/>
                 <w:szCs w:val="21"/>
               </w:rPr>
             </w:pPr>
             <w:r>
               <w:rPr>
-                <w:rFonts w:ascii="宋体" w:eastAsia="宋体" w:hAnsi="宋体" w:cs="宋体"/>
+                <w:rFonts w:ascii="宋体" w:hAnsi="宋体" w:eastAsia="宋体" w:cs="宋体"/>
                 <w:sz w:val="21"/>
                 <w:szCs w:val="21"/>
               </w:rPr>
@@ -5552,7 +5625,7 @@
             </w:r>
             <w:r>
               <w:rPr>
-                <w:rFonts w:ascii="宋体" w:eastAsia="宋体" w:hAnsi="宋体" w:cs="宋体"/>
+                <w:rFonts w:ascii="宋体" w:hAnsi="宋体" w:eastAsia="宋体" w:cs="宋体"/>
                 <w:spacing w:val="-1"/>
                 <w:sz w:val="21"/>
                 <w:szCs w:val="21"/>
@@ -5561,7 +5634,7 @@
             </w:r>
             <w:r>
               <w:rPr>
-                <w:rFonts w:ascii="宋体" w:eastAsia="宋体" w:hAnsi="宋体" w:cs="宋体"/>
+                <w:rFonts w:ascii="宋体" w:hAnsi="宋体" w:eastAsia="宋体" w:cs="宋体"/>
                 <w:spacing w:val="-2"/>
                 <w:sz w:val="21"/>
                 <w:szCs w:val="21"/>
@@ -5573,9 +5646,14 @@
       </w:tr>
       <w:tr>
         <w:tblPrEx>
-          <w:tblW w:w="8595" w:type="dxa"/>
-          <w:tblInd w:w="65" w:type="dxa"/>
-          <w:tblLayout w:type="fixed"/>
+          <w:tblBorders>
+            <w:top w:val="single" w:color="000000" w:sz="4" w:space="0"/>
+            <w:left w:val="single" w:color="000000" w:sz="4" w:space="0"/>
+            <w:bottom w:val="single" w:color="000000" w:sz="4" w:space="0"/>
+            <w:right w:val="single" w:color="000000" w:sz="4" w:space="0"/>
+            <w:insideH w:val="single" w:color="000000" w:sz="4" w:space="0"/>
+            <w:insideV w:val="single" w:color="000000" w:sz="4" w:space="0"/>
+          </w:tblBorders>
           <w:tblCellMar>
             <w:top w:w="0" w:type="dxa"/>
             <w:left w:w="0" w:type="dxa"/>
@@ -5584,7 +5662,7 @@
           </w:tblCellMar>
         </w:tblPrEx>
         <w:trPr>
-          <w:trHeight w:val="1095"/>
+          <w:trHeight w:val="1095" w:hRule="atLeast"/>
         </w:trPr>
         <w:tc>
           <w:tcPr>
@@ -5592,7 +5670,7 @@
           </w:tcPr>
           <w:p>
             <w:pPr>
-              <w:pStyle w:val="TableText"/>
+              <w:pStyle w:val="25"/>
               <w:keepNext w:val="0"/>
               <w:keepLines w:val="0"/>
               <w:pageBreakBefore w:val="0"/>
@@ -5629,14 +5707,14 @@
               <w:ind w:left="388"/>
               <w:textAlignment w:val="baseline"/>
               <w:rPr>
-                <w:rFonts w:ascii="宋体" w:eastAsia="宋体" w:hAnsi="宋体" w:cs="宋体"/>
+                <w:rFonts w:ascii="宋体" w:hAnsi="宋体" w:eastAsia="宋体" w:cs="宋体"/>
                 <w:sz w:val="21"/>
                 <w:szCs w:val="21"/>
               </w:rPr>
             </w:pPr>
             <w:r>
               <w:rPr>
-                <w:rFonts w:ascii="宋体" w:eastAsia="宋体" w:hAnsi="宋体" w:cs="宋体"/>
+                <w:rFonts w:ascii="宋体" w:hAnsi="宋体" w:eastAsia="宋体" w:cs="宋体"/>
                 <w:sz w:val="21"/>
                 <w:szCs w:val="21"/>
               </w:rPr>
@@ -5667,14 +5745,14 @@
               <w:ind w:left="110" w:right="190"/>
               <w:textAlignment w:val="baseline"/>
               <w:rPr>
-                <w:rFonts w:ascii="宋体" w:eastAsia="宋体" w:hAnsi="宋体" w:cs="宋体"/>
+                <w:rFonts w:ascii="宋体" w:hAnsi="宋体" w:eastAsia="宋体" w:cs="宋体"/>
                 <w:sz w:val="21"/>
                 <w:szCs w:val="21"/>
               </w:rPr>
             </w:pPr>
             <w:r>
               <w:rPr>
-                <w:rFonts w:ascii="宋体" w:eastAsia="宋体" w:hAnsi="宋体" w:cs="宋体"/>
+                <w:rFonts w:ascii="宋体" w:hAnsi="宋体" w:eastAsia="宋体" w:cs="宋体"/>
                 <w:sz w:val="21"/>
                 <w:szCs w:val="21"/>
               </w:rPr>
@@ -5682,7 +5760,7 @@
             </w:r>
             <w:r>
               <w:rPr>
-                <w:rFonts w:ascii="宋体" w:eastAsia="宋体" w:hAnsi="宋体" w:cs="宋体"/>
+                <w:rFonts w:ascii="宋体" w:hAnsi="宋体" w:eastAsia="宋体" w:cs="宋体"/>
                 <w:spacing w:val="-1"/>
                 <w:sz w:val="21"/>
                 <w:szCs w:val="21"/>
@@ -5691,7 +5769,7 @@
             </w:r>
             <w:r>
               <w:rPr>
-                <w:rFonts w:ascii="宋体" w:eastAsia="宋体" w:hAnsi="宋体" w:cs="宋体"/>
+                <w:rFonts w:ascii="宋体" w:hAnsi="宋体" w:eastAsia="宋体" w:cs="宋体"/>
                 <w:sz w:val="21"/>
                 <w:szCs w:val="21"/>
               </w:rPr>
@@ -5702,9 +5780,14 @@
       </w:tr>
       <w:tr>
         <w:tblPrEx>
-          <w:tblW w:w="8595" w:type="dxa"/>
-          <w:tblInd w:w="65" w:type="dxa"/>
-          <w:tblLayout w:type="fixed"/>
+          <w:tblBorders>
+            <w:top w:val="single" w:color="000000" w:sz="4" w:space="0"/>
+            <w:left w:val="single" w:color="000000" w:sz="4" w:space="0"/>
+            <w:bottom w:val="single" w:color="000000" w:sz="4" w:space="0"/>
+            <w:right w:val="single" w:color="000000" w:sz="4" w:space="0"/>
+            <w:insideH w:val="single" w:color="000000" w:sz="4" w:space="0"/>
+            <w:insideV w:val="single" w:color="000000" w:sz="4" w:space="0"/>
+          </w:tblBorders>
           <w:tblCellMar>
             <w:top w:w="0" w:type="dxa"/>
             <w:left w:w="0" w:type="dxa"/>
@@ -5713,7 +5796,7 @@
           </w:tblCellMar>
         </w:tblPrEx>
         <w:trPr>
-          <w:trHeight w:val="1100"/>
+          <w:trHeight w:val="1100" w:hRule="atLeast"/>
         </w:trPr>
         <w:tc>
           <w:tcPr>
@@ -5721,7 +5804,7 @@
           </w:tcPr>
           <w:p>
             <w:pPr>
-              <w:pStyle w:val="TableText"/>
+              <w:pStyle w:val="25"/>
               <w:keepNext w:val="0"/>
               <w:keepLines w:val="0"/>
               <w:pageBreakBefore w:val="0"/>
@@ -5758,14 +5841,14 @@
               <w:ind w:left="368"/>
               <w:textAlignment w:val="baseline"/>
               <w:rPr>
-                <w:rFonts w:ascii="宋体" w:eastAsia="宋体" w:hAnsi="宋体" w:cs="宋体"/>
+                <w:rFonts w:ascii="宋体" w:hAnsi="宋体" w:eastAsia="宋体" w:cs="宋体"/>
                 <w:sz w:val="21"/>
                 <w:szCs w:val="21"/>
               </w:rPr>
             </w:pPr>
             <w:r>
               <w:rPr>
-                <w:rFonts w:ascii="宋体" w:eastAsia="宋体" w:hAnsi="宋体" w:cs="宋体"/>
+                <w:rFonts w:ascii="宋体" w:hAnsi="宋体" w:eastAsia="宋体" w:cs="宋体"/>
                 <w:sz w:val="21"/>
                 <w:szCs w:val="21"/>
               </w:rPr>
@@ -5796,14 +5879,14 @@
               <w:ind w:left="109" w:right="190" w:firstLine="1"/>
               <w:textAlignment w:val="baseline"/>
               <w:rPr>
-                <w:rFonts w:ascii="宋体" w:eastAsia="宋体" w:hAnsi="宋体" w:cs="宋体"/>
+                <w:rFonts w:ascii="宋体" w:hAnsi="宋体" w:eastAsia="宋体" w:cs="宋体"/>
                 <w:sz w:val="21"/>
                 <w:szCs w:val="21"/>
               </w:rPr>
             </w:pPr>
             <w:r>
               <w:rPr>
-                <w:rFonts w:ascii="宋体" w:eastAsia="宋体" w:hAnsi="宋体" w:cs="宋体"/>
+                <w:rFonts w:ascii="宋体" w:hAnsi="宋体" w:eastAsia="宋体" w:cs="宋体"/>
                 <w:sz w:val="21"/>
                 <w:szCs w:val="21"/>
               </w:rPr>
@@ -5811,7 +5894,7 @@
             </w:r>
             <w:r>
               <w:rPr>
-                <w:rFonts w:ascii="宋体" w:eastAsia="宋体" w:hAnsi="宋体" w:cs="宋体"/>
+                <w:rFonts w:ascii="宋体" w:hAnsi="宋体" w:eastAsia="宋体" w:cs="宋体"/>
                 <w:spacing w:val="-1"/>
                 <w:sz w:val="21"/>
                 <w:szCs w:val="21"/>
@@ -5820,7 +5903,7 @@
             </w:r>
             <w:r>
               <w:rPr>
-                <w:rFonts w:ascii="宋体" w:eastAsia="宋体" w:hAnsi="宋体" w:cs="宋体"/>
+                <w:rFonts w:ascii="宋体" w:hAnsi="宋体" w:eastAsia="宋体" w:cs="宋体"/>
                 <w:spacing w:val="-2"/>
                 <w:sz w:val="21"/>
                 <w:szCs w:val="21"/>
@@ -5833,7 +5916,7 @@
     </w:tbl>
     <w:p>
       <w:pPr>
-        <w:pStyle w:val="a"/>
+        <w:pStyle w:val="27"/>
         <w:bidi w:val="0"/>
       </w:pPr>
       <w:r>
@@ -5842,7 +5925,7 @@
     </w:p>
     <w:p>
       <w:pPr>
-        <w:pStyle w:val="2"/>
+        <w:pStyle w:val="28"/>
         <w:keepNext w:val="0"/>
         <w:keepLines w:val="0"/>
         <w:pageBreakBefore w:val="0"/>
@@ -5858,7 +5941,7 @@
         <w:snapToGrid w:val="0"/>
         <w:textAlignment w:val="baseline"/>
       </w:pPr>
-      <w:bookmarkStart w:id="16" w:name="_Toc14860"/>
+      <w:bookmarkStart w:id="16" w:name="_Toc17195"/>
       <w:r>
         <w:t>超过可接受风险的处置</w:t>
       </w:r>
@@ -5866,7 +5949,7 @@
     </w:p>
     <w:p>
       <w:pPr>
-        <w:pStyle w:val="a"/>
+        <w:pStyle w:val="27"/>
         <w:bidi w:val="0"/>
       </w:pPr>
       <w:r>
@@ -5875,13 +5958,13 @@
     </w:p>
     <w:p>
       <w:pPr>
-        <w:pStyle w:val="a3"/>
+        <w:pStyle w:val="39"/>
         <w:numPr>
           <w:ilvl w:val="0"/>
           <w:numId w:val="3"/>
         </w:numPr>
         <w:bidi w:val="0"/>
-        <w:ind w:left="425" w:hanging="425" w:leftChars="0" w:firstLineChars="0"/>
+        <w:ind w:left="425" w:leftChars="0" w:hanging="425" w:firstLineChars="0"/>
       </w:pPr>
       <w:r>
         <w:t>采用适当的控制措施(可参照《机房环境安全管理规范》、《系统安全管理规范》、《网络安全管理规范》和《应用系统安全管理规范》中的各项安全措施来进行控制)；</w:t>
@@ -5889,13 +5972,13 @@
     </w:p>
     <w:p>
       <w:pPr>
-        <w:pStyle w:val="a3"/>
+        <w:pStyle w:val="39"/>
         <w:numPr>
           <w:ilvl w:val="0"/>
           <w:numId w:val="3"/>
         </w:numPr>
         <w:bidi w:val="0"/>
-        <w:ind w:left="425" w:hanging="425" w:leftChars="0" w:firstLineChars="0"/>
+        <w:ind w:left="425" w:leftChars="0" w:hanging="425" w:firstLineChars="0"/>
       </w:pPr>
       <w:r>
         <w:t>若风险符合组织的政策与风险承受准则，可在掌握状况下客观地接受此等风险；</w:t>
@@ -5903,13 +5986,13 @@
     </w:p>
     <w:p>
       <w:pPr>
-        <w:pStyle w:val="a3"/>
+        <w:pStyle w:val="39"/>
         <w:numPr>
           <w:ilvl w:val="0"/>
           <w:numId w:val="3"/>
         </w:numPr>
         <w:bidi w:val="0"/>
-        <w:ind w:left="425" w:hanging="425" w:leftChars="0" w:firstLineChars="0"/>
+        <w:ind w:left="425" w:leftChars="0" w:hanging="425" w:firstLineChars="0"/>
       </w:pPr>
       <w:r>
         <w:t>风险规避：将相关的风险转移至其它机构，如保险公司、第三方服务商；</w:t>
@@ -5917,13 +6000,13 @@
     </w:p>
     <w:p>
       <w:pPr>
-        <w:pStyle w:val="a3"/>
+        <w:pStyle w:val="39"/>
         <w:numPr>
           <w:ilvl w:val="0"/>
           <w:numId w:val="3"/>
         </w:numPr>
         <w:bidi w:val="0"/>
-        <w:ind w:left="425" w:hanging="425" w:leftChars="0" w:firstLineChars="0"/>
+        <w:ind w:left="425" w:leftChars="0" w:hanging="425" w:firstLineChars="0"/>
       </w:pPr>
       <w:r>
         <w:t>对于不可接受风险的资产，采取控制措施并实施后，重新评估以确认其风险等级，确保所采取的控制措施是充分的，直到其风险值降至可接受风险值为止。</w:t>
@@ -5931,7 +6014,7 @@
     </w:p>
     <w:p>
       <w:pPr>
-        <w:pStyle w:val="2"/>
+        <w:pStyle w:val="28"/>
         <w:keepNext w:val="0"/>
         <w:keepLines w:val="0"/>
         <w:pageBreakBefore w:val="0"/>
@@ -5947,7 +6030,7 @@
         <w:snapToGrid w:val="0"/>
         <w:textAlignment w:val="baseline"/>
       </w:pPr>
-      <w:bookmarkStart w:id="17" w:name="_Toc15231"/>
+      <w:bookmarkStart w:id="17" w:name="_Toc20409"/>
       <w:r>
         <w:t>定期评估、改进</w:t>
       </w:r>
@@ -5955,7 +6038,7 @@
     </w:p>
     <w:p>
       <w:pPr>
-        <w:pStyle w:val="a"/>
+        <w:pStyle w:val="27"/>
         <w:bidi w:val="0"/>
       </w:pPr>
       <w:r>
@@ -5964,13 +6047,13 @@
     </w:p>
     <w:p>
       <w:pPr>
-        <w:pStyle w:val="a3"/>
+        <w:pStyle w:val="39"/>
         <w:numPr>
           <w:ilvl w:val="0"/>
           <w:numId w:val="4"/>
         </w:numPr>
         <w:bidi w:val="0"/>
-        <w:ind w:left="425" w:hanging="425" w:leftChars="0" w:firstLineChars="0"/>
+        <w:ind w:left="425" w:leftChars="0" w:hanging="425" w:firstLineChars="0"/>
       </w:pPr>
       <w:r>
         <w:t>当发生重大信息安全事件时；</w:t>
@@ -5978,13 +6061,13 @@
     </w:p>
     <w:p>
       <w:pPr>
-        <w:pStyle w:val="a3"/>
+        <w:pStyle w:val="39"/>
         <w:numPr>
           <w:ilvl w:val="0"/>
           <w:numId w:val="4"/>
         </w:numPr>
         <w:bidi w:val="0"/>
-        <w:ind w:left="425" w:hanging="425" w:leftChars="0" w:firstLineChars="0"/>
+        <w:ind w:left="425" w:leftChars="0" w:hanging="425" w:firstLineChars="0"/>
       </w:pPr>
       <w:r>
         <w:t>当信息网络系统发生重大变更时；</w:t>
@@ -5992,13 +6075,13 @@
     </w:p>
     <w:p>
       <w:pPr>
-        <w:pStyle w:val="a3"/>
+        <w:pStyle w:val="39"/>
         <w:numPr>
           <w:ilvl w:val="0"/>
           <w:numId w:val="4"/>
         </w:numPr>
         <w:bidi w:val="0"/>
-        <w:ind w:left="425" w:hanging="425" w:leftChars="0" w:firstLineChars="0"/>
+        <w:ind w:left="425" w:leftChars="0" w:hanging="425" w:firstLineChars="0"/>
       </w:pPr>
       <w:r>
         <w:t>当新增加服务时。</w:t>
@@ -6006,7 +6089,7 @@
     </w:p>
     <w:p>
       <w:pPr>
-        <w:pStyle w:val="a"/>
+        <w:pStyle w:val="27"/>
         <w:bidi w:val="0"/>
       </w:pPr>
       <w:r>
@@ -6025,7 +6108,7 @@
     </w:p>
     <w:p>
       <w:pPr>
-        <w:pStyle w:val="2"/>
+        <w:pStyle w:val="28"/>
         <w:keepNext w:val="0"/>
         <w:keepLines w:val="0"/>
         <w:pageBreakBefore w:val="0"/>
@@ -6041,7 +6124,7 @@
         <w:snapToGrid w:val="0"/>
         <w:textAlignment w:val="baseline"/>
       </w:pPr>
-      <w:bookmarkStart w:id="18" w:name="_Toc32226"/>
+      <w:bookmarkStart w:id="18" w:name="_Toc11388"/>
       <w:r>
         <w:t>信息安全事件</w:t>
       </w:r>
@@ -6049,7 +6132,7 @@
     </w:p>
     <w:p>
       <w:pPr>
-        <w:pStyle w:val="a"/>
+        <w:pStyle w:val="27"/>
         <w:bidi w:val="0"/>
       </w:pPr>
       <w:r>
@@ -6058,7 +6141,7 @@
     </w:p>
     <w:p>
       <w:pPr>
-        <w:pStyle w:val="a"/>
+        <w:pStyle w:val="27"/>
         <w:bidi w:val="0"/>
         <w:rPr>
           <w:rFonts w:hint="eastAsia"/>
@@ -6078,7 +6161,7 @@
     </w:p>
     <w:p>
       <w:pPr>
-        <w:pStyle w:val="2"/>
+        <w:pStyle w:val="28"/>
         <w:keepNext w:val="0"/>
         <w:keepLines w:val="0"/>
         <w:pageBreakBefore w:val="0"/>
@@ -6094,7 +6177,7 @@
         <w:snapToGrid w:val="0"/>
         <w:textAlignment w:val="baseline"/>
       </w:pPr>
-      <w:bookmarkStart w:id="19" w:name="_Toc5049"/>
+      <w:bookmarkStart w:id="19" w:name="_Toc6108"/>
       <w:r>
         <w:t>信息安全事件分析</w:t>
       </w:r>
@@ -6102,7 +6185,7 @@
     </w:p>
     <w:p>
       <w:pPr>
-        <w:pStyle w:val="a"/>
+        <w:pStyle w:val="27"/>
         <w:bidi w:val="0"/>
       </w:pPr>
       <w:r>
@@ -6118,7 +6201,7 @@
     </w:p>
     <w:p>
       <w:pPr>
-        <w:pStyle w:val="1"/>
+        <w:pStyle w:val="26"/>
         <w:keepNext w:val="0"/>
         <w:keepLines w:val="0"/>
         <w:pageBreakBefore w:val="0"/>
@@ -6134,7 +6217,7 @@
         <w:snapToGrid w:val="0"/>
         <w:textAlignment w:val="baseline"/>
       </w:pPr>
-      <w:bookmarkStart w:id="20" w:name="_Toc26531"/>
+      <w:bookmarkStart w:id="20" w:name="_Toc30196"/>
       <w:r>
         <w:t>信息安全方针</w:t>
       </w:r>
@@ -6142,10 +6225,10 @@
     </w:p>
     <w:p>
       <w:pPr>
-        <w:pStyle w:val="2"/>
+        <w:pStyle w:val="28"/>
         <w:bidi w:val="0"/>
       </w:pPr>
-      <w:bookmarkStart w:id="21" w:name="_Toc26183"/>
+      <w:bookmarkStart w:id="21" w:name="_Toc19313"/>
       <w:r>
         <w:t>签署保密协议</w:t>
       </w:r>
@@ -6153,7 +6236,7 @@
     </w:p>
     <w:p>
       <w:pPr>
-        <w:pStyle w:val="a"/>
+        <w:pStyle w:val="27"/>
         <w:bidi w:val="0"/>
       </w:pPr>
       <w:r>
@@ -6162,20 +6245,18 @@
     </w:p>
     <w:p>
       <w:pPr>
-        <w:pStyle w:val="2"/>
+        <w:pStyle w:val="28"/>
         <w:bidi w:val="0"/>
       </w:pPr>
-      <w:bookmarkStart w:id="22" w:name="_Toc2849"/>
+      <w:bookmarkStart w:id="22" w:name="_Toc19037"/>
       <w:r>
         <w:t>与第三方签署安全保密协议</w:t>
       </w:r>
       <w:bookmarkEnd w:id="22"/>
-      <w:bookmarkStart w:id="23" w:name="_GoBack"/>
-      <w:bookmarkEnd w:id="23"/>
-    </w:p>
-    <w:p>
-      <w:pPr>
-        <w:pStyle w:val="a"/>
+    </w:p>
+    <w:p>
+      <w:pPr>
+        <w:pStyle w:val="27"/>
         <w:bidi w:val="0"/>
       </w:pPr>
       <w:r>
@@ -6184,7 +6265,7 @@
     </w:p>
     <w:p>
       <w:pPr>
-        <w:pStyle w:val="1"/>
+        <w:pStyle w:val="26"/>
         <w:keepNext w:val="0"/>
         <w:keepLines w:val="0"/>
         <w:pageBreakBefore w:val="0"/>
@@ -6204,8 +6285,8 @@
           <w:lang w:val="en-US" w:eastAsia="zh-CN"/>
         </w:rPr>
       </w:pPr>
-      <w:bookmarkStart w:id="24" w:name="_Toc21434"/>
-      <w:bookmarkStart w:id="25" w:name="_Toc19056"/>
+      <w:bookmarkStart w:id="23" w:name="_Toc21434"/>
+      <w:bookmarkStart w:id="24" w:name="_Toc9055"/>
       <w:r>
         <w:rPr>
           <w:rFonts w:hint="default"/>
@@ -6213,21 +6294,21 @@
         </w:rPr>
         <w:t>关键指标</w:t>
       </w:r>
+      <w:bookmarkEnd w:id="23"/>
       <w:bookmarkEnd w:id="24"/>
-      <w:bookmarkEnd w:id="25"/>
     </w:p>
     <w:tbl>
       <w:tblPr>
-        <w:tblStyle w:val="TableNormal0"/>
+        <w:tblStyle w:val="24"/>
         <w:tblW w:w="8873" w:type="dxa"/>
         <w:tblInd w:w="130" w:type="dxa"/>
         <w:tblBorders>
-          <w:top w:val="single" w:sz="2" w:space="0" w:color="000000"/>
-          <w:left w:val="single" w:sz="2" w:space="0" w:color="000000"/>
-          <w:bottom w:val="single" w:sz="2" w:space="0" w:color="000000"/>
-          <w:right w:val="single" w:sz="2" w:space="0" w:color="000000"/>
-          <w:insideH w:val="single" w:sz="2" w:space="0" w:color="000000"/>
-          <w:insideV w:val="single" w:sz="2" w:space="0" w:color="000000"/>
+          <w:top w:val="single" w:color="000000" w:sz="2" w:space="0"/>
+          <w:left w:val="single" w:color="000000" w:sz="2" w:space="0"/>
+          <w:bottom w:val="single" w:color="000000" w:sz="2" w:space="0"/>
+          <w:right w:val="single" w:color="000000" w:sz="2" w:space="0"/>
+          <w:insideH w:val="single" w:color="000000" w:sz="2" w:space="0"/>
+          <w:insideV w:val="single" w:color="000000" w:sz="2" w:space="0"/>
         </w:tblBorders>
         <w:tblLayout w:type="fixed"/>
         <w:tblCellMar>
@@ -6246,17 +6327,14 @@
       </w:tblGrid>
       <w:tr>
         <w:tblPrEx>
-          <w:tblW w:w="8873" w:type="dxa"/>
-          <w:tblInd w:w="130" w:type="dxa"/>
           <w:tblBorders>
-            <w:top w:val="single" w:sz="2" w:space="0" w:color="000000"/>
-            <w:left w:val="single" w:sz="2" w:space="0" w:color="000000"/>
-            <w:bottom w:val="single" w:sz="2" w:space="0" w:color="000000"/>
-            <w:right w:val="single" w:sz="2" w:space="0" w:color="000000"/>
-            <w:insideH w:val="single" w:sz="2" w:space="0" w:color="000000"/>
-            <w:insideV w:val="single" w:sz="2" w:space="0" w:color="000000"/>
+            <w:top w:val="single" w:color="000000" w:sz="2" w:space="0"/>
+            <w:left w:val="single" w:color="000000" w:sz="2" w:space="0"/>
+            <w:bottom w:val="single" w:color="000000" w:sz="2" w:space="0"/>
+            <w:right w:val="single" w:color="000000" w:sz="2" w:space="0"/>
+            <w:insideH w:val="single" w:color="000000" w:sz="2" w:space="0"/>
+            <w:insideV w:val="single" w:color="000000" w:sz="2" w:space="0"/>
           </w:tblBorders>
-          <w:tblLayout w:type="fixed"/>
           <w:tblCellMar>
             <w:top w:w="0" w:type="dxa"/>
             <w:left w:w="0" w:type="dxa"/>
@@ -6265,15 +6343,15 @@
           </w:tblCellMar>
         </w:tblPrEx>
         <w:trPr>
-          <w:trHeight w:val="583"/>
+          <w:trHeight w:val="583" w:hRule="atLeast"/>
         </w:trPr>
         <w:tc>
           <w:tcPr>
             <w:tcW w:w="727" w:type="dxa"/>
             <w:tcBorders>
-              <w:top w:val="single" w:sz="6" w:space="0" w:color="000000"/>
-              <w:left w:val="single" w:sz="6" w:space="0" w:color="000000"/>
-              <w:bottom w:val="single" w:sz="6" w:space="0" w:color="000000"/>
+              <w:top w:val="single" w:color="000000" w:sz="6" w:space="0"/>
+              <w:left w:val="single" w:color="000000" w:sz="6" w:space="0"/>
+              <w:bottom w:val="single" w:color="000000" w:sz="6" w:space="0"/>
             </w:tcBorders>
             <w:shd w:val="clear" w:color="auto" w:fill="C0C0C0"/>
           </w:tcPr>
@@ -6296,7 +6374,7 @@
               <w:ind w:left="195"/>
               <w:textAlignment w:val="baseline"/>
               <w:rPr>
-                <w:rFonts w:ascii="宋体" w:eastAsia="宋体" w:hAnsi="宋体" w:cs="宋体"/>
+                <w:rFonts w:ascii="宋体" w:hAnsi="宋体" w:eastAsia="宋体" w:cs="宋体"/>
                 <w:b/>
                 <w:bCs/>
                 <w:spacing w:val="-7"/>
@@ -6306,7 +6384,7 @@
             </w:pPr>
             <w:r>
               <w:rPr>
-                <w:rFonts w:ascii="宋体" w:eastAsia="宋体" w:hAnsi="宋体" w:cs="宋体"/>
+                <w:rFonts w:ascii="宋体" w:hAnsi="宋体" w:eastAsia="宋体" w:cs="宋体"/>
                 <w:b/>
                 <w:bCs/>
                 <w:spacing w:val="-7"/>
@@ -6321,8 +6399,8 @@
           <w:tcPr>
             <w:tcW w:w="2146" w:type="dxa"/>
             <w:tcBorders>
-              <w:top w:val="single" w:sz="6" w:space="0" w:color="000000"/>
-              <w:bottom w:val="single" w:sz="6" w:space="0" w:color="000000"/>
+              <w:top w:val="single" w:color="000000" w:sz="6" w:space="0"/>
+              <w:bottom w:val="single" w:color="000000" w:sz="6" w:space="0"/>
             </w:tcBorders>
             <w:shd w:val="clear" w:color="auto" w:fill="C0C0C0"/>
           </w:tcPr>
@@ -6345,7 +6423,7 @@
               <w:ind w:left="195"/>
               <w:textAlignment w:val="baseline"/>
               <w:rPr>
-                <w:rFonts w:ascii="宋体" w:eastAsia="宋体" w:hAnsi="宋体" w:cs="宋体"/>
+                <w:rFonts w:ascii="宋体" w:hAnsi="宋体" w:eastAsia="宋体" w:cs="宋体"/>
                 <w:b/>
                 <w:bCs/>
                 <w:spacing w:val="-7"/>
@@ -6355,7 +6433,7 @@
             </w:pPr>
             <w:r>
               <w:rPr>
-                <w:rFonts w:ascii="宋体" w:eastAsia="宋体" w:hAnsi="宋体" w:cs="宋体"/>
+                <w:rFonts w:ascii="宋体" w:hAnsi="宋体" w:eastAsia="宋体" w:cs="宋体"/>
                 <w:b/>
                 <w:bCs/>
                 <w:spacing w:val="-7"/>
@@ -6370,9 +6448,9 @@
           <w:tcPr>
             <w:tcW w:w="3880" w:type="dxa"/>
             <w:tcBorders>
-              <w:top w:val="single" w:sz="6" w:space="0" w:color="000000"/>
-              <w:bottom w:val="single" w:sz="6" w:space="0" w:color="000000"/>
-              <w:right w:val="single" w:sz="6" w:space="0" w:color="000000"/>
+              <w:top w:val="single" w:color="000000" w:sz="6" w:space="0"/>
+              <w:bottom w:val="single" w:color="000000" w:sz="6" w:space="0"/>
+              <w:right w:val="single" w:color="000000" w:sz="6" w:space="0"/>
             </w:tcBorders>
             <w:shd w:val="clear" w:color="auto" w:fill="C0C0C0"/>
           </w:tcPr>
@@ -6395,7 +6473,7 @@
               <w:ind w:left="195"/>
               <w:textAlignment w:val="baseline"/>
               <w:rPr>
-                <w:rFonts w:ascii="宋体" w:eastAsia="宋体" w:hAnsi="宋体" w:cs="宋体"/>
+                <w:rFonts w:ascii="宋体" w:hAnsi="宋体" w:eastAsia="宋体" w:cs="宋体"/>
                 <w:b/>
                 <w:bCs/>
                 <w:spacing w:val="-7"/>
@@ -6405,7 +6483,7 @@
             </w:pPr>
             <w:r>
               <w:rPr>
-                <w:rFonts w:ascii="宋体" w:eastAsia="宋体" w:hAnsi="宋体" w:cs="宋体"/>
+                <w:rFonts w:ascii="宋体" w:hAnsi="宋体" w:eastAsia="宋体" w:cs="宋体"/>
                 <w:b/>
                 <w:bCs/>
                 <w:spacing w:val="-7"/>
@@ -6420,9 +6498,9 @@
           <w:tcPr>
             <w:tcW w:w="1060" w:type="dxa"/>
             <w:tcBorders>
-              <w:top w:val="single" w:sz="6" w:space="0" w:color="000000"/>
-              <w:bottom w:val="single" w:sz="6" w:space="0" w:color="000000"/>
-              <w:right w:val="single" w:sz="6" w:space="0" w:color="000000"/>
+              <w:top w:val="single" w:color="000000" w:sz="6" w:space="0"/>
+              <w:bottom w:val="single" w:color="000000" w:sz="6" w:space="0"/>
+              <w:right w:val="single" w:color="000000" w:sz="6" w:space="0"/>
             </w:tcBorders>
             <w:shd w:val="clear" w:color="auto" w:fill="C0C0C0"/>
           </w:tcPr>
@@ -6444,7 +6522,7 @@
               <w:spacing w:before="205" w:line="221" w:lineRule="auto"/>
               <w:textAlignment w:val="baseline"/>
               <w:rPr>
-                <w:rFonts w:ascii="宋体" w:eastAsia="宋体" w:hAnsi="宋体" w:cs="宋体" w:hint="default"/>
+                <w:rFonts w:hint="default" w:ascii="宋体" w:hAnsi="宋体" w:eastAsia="宋体" w:cs="宋体"/>
                 <w:b/>
                 <w:bCs/>
                 <w:spacing w:val="-7"/>
@@ -6455,7 +6533,7 @@
             </w:pPr>
             <w:r>
               <w:rPr>
-                <w:rFonts w:ascii="宋体" w:eastAsia="宋体" w:hAnsi="宋体" w:cs="宋体" w:hint="eastAsia"/>
+                <w:rFonts w:hint="eastAsia" w:ascii="宋体" w:hAnsi="宋体" w:eastAsia="宋体" w:cs="宋体"/>
                 <w:b/>
                 <w:bCs/>
                 <w:spacing w:val="-7"/>
@@ -6471,9 +6549,9 @@
           <w:tcPr>
             <w:tcW w:w="1060" w:type="dxa"/>
             <w:tcBorders>
-              <w:top w:val="single" w:sz="6" w:space="0" w:color="000000"/>
-              <w:bottom w:val="single" w:sz="6" w:space="0" w:color="000000"/>
-              <w:right w:val="single" w:sz="6" w:space="0" w:color="000000"/>
+              <w:top w:val="single" w:color="000000" w:sz="6" w:space="0"/>
+              <w:bottom w:val="single" w:color="000000" w:sz="6" w:space="0"/>
+              <w:right w:val="single" w:color="000000" w:sz="6" w:space="0"/>
             </w:tcBorders>
             <w:shd w:val="clear" w:color="auto" w:fill="C0C0C0"/>
           </w:tcPr>
@@ -6495,7 +6573,7 @@
               <w:spacing w:before="205" w:line="221" w:lineRule="auto"/>
               <w:textAlignment w:val="baseline"/>
               <w:rPr>
-                <w:rFonts w:ascii="宋体" w:eastAsia="宋体" w:hAnsi="宋体" w:cs="宋体" w:hint="default"/>
+                <w:rFonts w:hint="default" w:ascii="宋体" w:hAnsi="宋体" w:eastAsia="宋体" w:cs="宋体"/>
                 <w:b/>
                 <w:bCs/>
                 <w:spacing w:val="-7"/>
@@ -6506,7 +6584,7 @@
             </w:pPr>
             <w:r>
               <w:rPr>
-                <w:rFonts w:ascii="宋体" w:hAnsi="宋体" w:cs="宋体" w:hint="eastAsia"/>
+                <w:rFonts w:hint="eastAsia" w:ascii="宋体" w:hAnsi="宋体" w:cs="宋体"/>
                 <w:b/>
                 <w:bCs/>
                 <w:spacing w:val="-7"/>
@@ -6521,9 +6599,14 @@
       </w:tr>
       <w:tr>
         <w:tblPrEx>
-          <w:tblW w:w="8873" w:type="dxa"/>
-          <w:tblInd w:w="130" w:type="dxa"/>
-          <w:tblLayout w:type="fixed"/>
+          <w:tblBorders>
+            <w:top w:val="single" w:color="000000" w:sz="2" w:space="0"/>
+            <w:left w:val="single" w:color="000000" w:sz="2" w:space="0"/>
+            <w:bottom w:val="single" w:color="000000" w:sz="2" w:space="0"/>
+            <w:right w:val="single" w:color="000000" w:sz="2" w:space="0"/>
+            <w:insideH w:val="single" w:color="000000" w:sz="2" w:space="0"/>
+            <w:insideV w:val="single" w:color="000000" w:sz="2" w:space="0"/>
+          </w:tblBorders>
           <w:tblCellMar>
             <w:top w:w="0" w:type="dxa"/>
             <w:left w:w="0" w:type="dxa"/>
@@ -6532,14 +6615,14 @@
           </w:tblCellMar>
         </w:tblPrEx>
         <w:trPr>
-          <w:trHeight w:val="549"/>
+          <w:trHeight w:val="549" w:hRule="atLeast"/>
         </w:trPr>
         <w:tc>
           <w:tcPr>
             <w:tcW w:w="727" w:type="dxa"/>
             <w:tcBorders>
-              <w:top w:val="single" w:sz="6" w:space="0" w:color="000000"/>
-              <w:left w:val="single" w:sz="6" w:space="0" w:color="000000"/>
+              <w:top w:val="single" w:color="000000" w:sz="6" w:space="0"/>
+              <w:left w:val="single" w:color="000000" w:sz="6" w:space="0"/>
             </w:tcBorders>
           </w:tcPr>
           <w:p>
@@ -6561,7 +6644,7 @@
               <w:ind w:left="123"/>
               <w:textAlignment w:val="baseline"/>
               <w:rPr>
-                <w:rFonts w:ascii="宋体" w:eastAsia="宋体" w:hAnsi="宋体" w:cs="宋体" w:hint="eastAsia"/>
+                <w:rFonts w:hint="eastAsia" w:ascii="宋体" w:hAnsi="宋体" w:eastAsia="宋体" w:cs="宋体"/>
                 <w:spacing w:val="-2"/>
                 <w:sz w:val="24"/>
                 <w:szCs w:val="24"/>
@@ -6570,7 +6653,7 @@
             </w:pPr>
             <w:r>
               <w:rPr>
-                <w:rFonts w:ascii="宋体" w:eastAsia="宋体" w:hAnsi="宋体" w:cs="宋体" w:hint="eastAsia"/>
+                <w:rFonts w:hint="eastAsia" w:ascii="宋体" w:hAnsi="宋体" w:eastAsia="宋体" w:cs="宋体"/>
                 <w:spacing w:val="-2"/>
                 <w:sz w:val="24"/>
                 <w:szCs w:val="24"/>
@@ -6584,7 +6667,7 @@
           <w:tcPr>
             <w:tcW w:w="2146" w:type="dxa"/>
             <w:tcBorders>
-              <w:top w:val="single" w:sz="6" w:space="0" w:color="000000"/>
+              <w:top w:val="single" w:color="000000" w:sz="6" w:space="0"/>
             </w:tcBorders>
           </w:tcPr>
           <w:p>
@@ -6606,7 +6689,7 @@
               <w:ind w:left="123"/>
               <w:textAlignment w:val="baseline"/>
               <w:rPr>
-                <w:rFonts w:ascii="宋体" w:eastAsia="宋体" w:hAnsi="宋体" w:cs="宋体" w:hint="default"/>
+                <w:rFonts w:hint="default" w:ascii="宋体" w:hAnsi="宋体" w:eastAsia="宋体" w:cs="宋体"/>
                 <w:spacing w:val="-2"/>
                 <w:sz w:val="24"/>
                 <w:szCs w:val="24"/>
@@ -6615,7 +6698,7 @@
             </w:pPr>
             <w:r>
               <w:rPr>
-                <w:rFonts w:ascii="宋体" w:eastAsia="宋体" w:hAnsi="宋体" w:cs="宋体" w:hint="eastAsia"/>
+                <w:rFonts w:hint="eastAsia" w:ascii="宋体" w:hAnsi="宋体" w:eastAsia="宋体" w:cs="宋体"/>
                 <w:spacing w:val="-2"/>
                 <w:sz w:val="24"/>
                 <w:szCs w:val="24"/>
@@ -6629,8 +6712,8 @@
           <w:tcPr>
             <w:tcW w:w="3880" w:type="dxa"/>
             <w:tcBorders>
-              <w:top w:val="single" w:sz="6" w:space="0" w:color="000000"/>
-              <w:right w:val="single" w:sz="6" w:space="0" w:color="000000"/>
+              <w:top w:val="single" w:color="000000" w:sz="6" w:space="0"/>
+              <w:right w:val="single" w:color="000000" w:sz="6" w:space="0"/>
             </w:tcBorders>
           </w:tcPr>
           <w:p>
@@ -6652,7 +6735,7 @@
               <w:ind w:left="123"/>
               <w:textAlignment w:val="baseline"/>
               <w:rPr>
-                <w:rFonts w:ascii="宋体" w:eastAsia="宋体" w:hAnsi="宋体" w:cs="宋体" w:hint="default"/>
+                <w:rFonts w:hint="default" w:ascii="宋体" w:hAnsi="宋体" w:eastAsia="宋体" w:cs="宋体"/>
                 <w:spacing w:val="-2"/>
                 <w:sz w:val="24"/>
                 <w:szCs w:val="24"/>
@@ -6661,7 +6744,7 @@
             </w:pPr>
             <w:r>
               <w:rPr>
-                <w:rFonts w:ascii="宋体" w:eastAsia="宋体" w:hAnsi="宋体" w:cs="宋体" w:hint="eastAsia"/>
+                <w:rFonts w:hint="eastAsia" w:ascii="宋体" w:hAnsi="宋体" w:eastAsia="宋体" w:cs="宋体"/>
                 <w:spacing w:val="-2"/>
                 <w:sz w:val="24"/>
                 <w:szCs w:val="24"/>
@@ -6675,8 +6758,8 @@
           <w:tcPr>
             <w:tcW w:w="1060" w:type="dxa"/>
             <w:tcBorders>
-              <w:top w:val="single" w:sz="6" w:space="0" w:color="000000"/>
-              <w:right w:val="single" w:sz="6" w:space="0" w:color="000000"/>
+              <w:top w:val="single" w:color="000000" w:sz="6" w:space="0"/>
+              <w:right w:val="single" w:color="000000" w:sz="6" w:space="0"/>
             </w:tcBorders>
           </w:tcPr>
           <w:p>
@@ -6698,7 +6781,7 @@
               <w:ind w:left="123"/>
               <w:textAlignment w:val="baseline"/>
               <w:rPr>
-                <w:rFonts w:ascii="宋体" w:eastAsia="宋体" w:hAnsi="宋体" w:cs="宋体" w:hint="eastAsia"/>
+                <w:rFonts w:hint="eastAsia" w:ascii="宋体" w:hAnsi="宋体" w:eastAsia="宋体" w:cs="宋体"/>
                 <w:spacing w:val="-2"/>
                 <w:sz w:val="24"/>
                 <w:szCs w:val="24"/>
@@ -6707,7 +6790,7 @@
             </w:pPr>
             <w:r>
               <w:rPr>
-                <w:rFonts w:ascii="宋体" w:eastAsia="宋体" w:hAnsi="宋体" w:cs="宋体" w:hint="eastAsia"/>
+                <w:rFonts w:hint="eastAsia" w:ascii="宋体" w:hAnsi="宋体" w:eastAsia="宋体" w:cs="宋体"/>
                 <w:spacing w:val="-2"/>
                 <w:sz w:val="24"/>
                 <w:szCs w:val="24"/>
@@ -6721,8 +6804,8 @@
           <w:tcPr>
             <w:tcW w:w="1060" w:type="dxa"/>
             <w:tcBorders>
-              <w:top w:val="single" w:sz="6" w:space="0" w:color="000000"/>
-              <w:right w:val="single" w:sz="6" w:space="0" w:color="000000"/>
+              <w:top w:val="single" w:color="000000" w:sz="6" w:space="0"/>
+              <w:right w:val="single" w:color="000000" w:sz="6" w:space="0"/>
             </w:tcBorders>
           </w:tcPr>
           <w:p>
@@ -6744,7 +6827,7 @@
               <w:ind w:left="123"/>
               <w:textAlignment w:val="baseline"/>
               <w:rPr>
-                <w:rFonts w:ascii="宋体" w:eastAsia="宋体" w:hAnsi="宋体" w:cs="宋体" w:hint="default"/>
+                <w:rFonts w:hint="default" w:ascii="宋体" w:hAnsi="宋体" w:eastAsia="宋体" w:cs="宋体"/>
                 <w:spacing w:val="-2"/>
                 <w:sz w:val="24"/>
                 <w:szCs w:val="24"/>
@@ -6753,7 +6836,7 @@
             </w:pPr>
             <w:r>
               <w:rPr>
-                <w:rFonts w:ascii="宋体" w:hAnsi="宋体" w:cs="宋体" w:hint="eastAsia"/>
+                <w:rFonts w:hint="eastAsia" w:ascii="宋体" w:hAnsi="宋体" w:cs="宋体"/>
                 <w:spacing w:val="-2"/>
                 <w:sz w:val="24"/>
                 <w:szCs w:val="24"/>
@@ -6767,7 +6850,7 @@
     </w:tbl>
     <w:p>
       <w:pPr>
-        <w:pStyle w:val="1"/>
+        <w:pStyle w:val="26"/>
         <w:keepNext w:val="0"/>
         <w:keepLines w:val="0"/>
         <w:pageBreakBefore w:val="0"/>
@@ -6783,21 +6866,21 @@
         <w:snapToGrid w:val="0"/>
         <w:textAlignment w:val="baseline"/>
       </w:pPr>
-      <w:bookmarkStart w:id="26" w:name="_Toc4701"/>
+      <w:bookmarkStart w:id="25" w:name="_Toc23359"/>
       <w:r>
         <w:t>相关文件及模板</w:t>
       </w:r>
-      <w:bookmarkEnd w:id="26"/>
-    </w:p>
-    <w:p>
-      <w:pPr>
-        <w:pStyle w:val="a3"/>
+      <w:bookmarkEnd w:id="25"/>
+    </w:p>
+    <w:p>
+      <w:pPr>
+        <w:pStyle w:val="39"/>
         <w:numPr>
           <w:ilvl w:val="0"/>
           <w:numId w:val="5"/>
         </w:numPr>
         <w:bidi w:val="0"/>
-        <w:ind w:left="425" w:hanging="425" w:leftChars="0" w:firstLineChars="0"/>
+        <w:ind w:left="425" w:leftChars="0" w:hanging="425" w:firstLineChars="0"/>
       </w:pPr>
       <w:r>
         <w:t>《资产风险评估及控制表》</w:t>
@@ -6805,13 +6888,13 @@
     </w:p>
     <w:p>
       <w:pPr>
-        <w:pStyle w:val="a3"/>
+        <w:pStyle w:val="39"/>
         <w:numPr>
           <w:ilvl w:val="0"/>
           <w:numId w:val="5"/>
         </w:numPr>
         <w:bidi w:val="0"/>
-        <w:ind w:left="425" w:hanging="425" w:leftChars="0" w:firstLineChars="0"/>
+        <w:ind w:left="425" w:leftChars="0" w:hanging="425" w:firstLineChars="0"/>
       </w:pPr>
       <w:r>
         <w:t>《信息安全事件统计表》</w:t>
@@ -6819,43 +6902,68 @@
     </w:p>
     <w:p>
       <w:pPr>
-        <w:pStyle w:val="a3"/>
+        <w:pStyle w:val="39"/>
         <w:numPr>
           <w:ilvl w:val="0"/>
           <w:numId w:val="5"/>
         </w:numPr>
         <w:bidi w:val="0"/>
-        <w:ind w:left="425" w:hanging="425" w:leftChars="0" w:firstLineChars="0"/>
+        <w:ind w:left="425" w:leftChars="0" w:hanging="425" w:firstLineChars="0"/>
       </w:pPr>
       <w:r>
         <w:t>《信息系统安全评估报告》</w:t>
       </w:r>
     </w:p>
     <w:sectPr>
-      <w:footerReference w:type="default" r:id="rId6"/>
+      <w:footerReference r:id="rId7" w:type="default"/>
       <w:pgSz w:w="11906" w:h="16839"/>
       <w:pgMar w:top="1431" w:right="1785" w:bottom="1375" w:left="1785" w:header="0" w:footer="1211" w:gutter="0"/>
-      <w:cols w:num="1" w:space="720"/>
+      <w:cols w:space="720" w:num="1"/>
     </w:sectPr>
   </w:body>
 </w:document>
 </file>
 
+<file path=word/endnotes.xml><?xml version="1.0" encoding="utf-8"?>
+<w:endnotes xmlns:wpc="http://schemas.microsoft.com/office/word/2010/wordprocessingCanvas" xmlns:mc="http://schemas.openxmlformats.org/markup-compatibility/2006" xmlns:o="urn:schemas-microsoft-com:office:office" xmlns:r="http://schemas.openxmlformats.org/officeDocument/2006/relationships" xmlns:m="http://schemas.openxmlformats.org/officeDocument/2006/math" xmlns:v="urn:schemas-microsoft-com:vml" xmlns:wp14="http://schemas.microsoft.com/office/word/2010/wordprocessingDrawing" xmlns:wp="http://schemas.openxmlformats.org/drawingml/2006/wordprocessingDrawing" xmlns:w="http://schemas.openxmlformats.org/wordprocessingml/2006/main" xmlns:w14="http://schemas.microsoft.com/office/word/2010/wordml" xmlns:w15="http://schemas.microsoft.com/office/word/2012/wordml" xmlns:w10="urn:schemas-microsoft-com:office:word" xmlns:wpg="http://schemas.microsoft.com/office/word/2010/wordprocessingGroup" xmlns:wpi="http://schemas.microsoft.com/office/word/2010/wordprocessingInk" xmlns:wne="http://schemas.microsoft.com/office/word/2006/wordml" xmlns:wps="http://schemas.microsoft.com/office/word/2010/wordprocessingShape" xmlns:wpsCustomData="http://www.wps.cn/officeDocument/2013/wpsCustomData" mc:Ignorable="w14 w15 wp14">
+  <w:endnote w:type="separator" w:id="0">
+    <w:p>
+      <w:pPr>
+        <w:spacing w:line="240" w:lineRule="auto"/>
+      </w:pPr>
+      <w:r>
+        <w:separator/>
+      </w:r>
+    </w:p>
+  </w:endnote>
+  <w:endnote w:type="continuationSeparator" w:id="1">
+    <w:p>
+      <w:pPr>
+        <w:spacing w:line="240" w:lineRule="auto"/>
+      </w:pPr>
+      <w:r>
+        <w:continuationSeparator/>
+      </w:r>
+    </w:p>
+  </w:endnote>
+</w:endnotes>
+</file>
+
 <file path=word/footer1.xml><?xml version="1.0" encoding="utf-8"?>
-<w:ftr xmlns:wpc="http://schemas.microsoft.com/office/word/2010/wordprocessingCanvas" xmlns:mc="http://schemas.openxmlformats.org/markup-compatibility/2006" xmlns:o="urn:schemas-microsoft-com:office:office" xmlns:r="http://schemas.openxmlformats.org/officeDocument/2006/relationships" xmlns:m="http://schemas.openxmlformats.org/officeDocument/2006/math" xmlns:v="urn:schemas-microsoft-com:vml" xmlns:wp14="http://schemas.microsoft.com/office/word/2010/wordprocessingDrawing" xmlns:wp="http://schemas.openxmlformats.org/drawingml/2006/wordprocessingDrawing" xmlns:w10="urn:schemas-microsoft-com:office:word" xmlns:w="http://schemas.openxmlformats.org/wordprocessingml/2006/main" xmlns:w14="http://schemas.microsoft.com/office/word/2010/wordml" xmlns:w15="http://schemas.microsoft.com/office/word/2012/wordml" xmlns:wne="http://schemas.microsoft.com/office/word/2006/wordml" xmlns:wpg="http://schemas.microsoft.com/office/word/2010/wordprocessingGroup" xmlns:wpi="http://schemas.microsoft.com/office/word/2010/wordprocessingInk" xmlns:wps="http://schemas.microsoft.com/office/word/2010/wordprocessingShape" mc:Ignorable="w14 w15 wp14">
+<w:ftr xmlns:wpc="http://schemas.microsoft.com/office/word/2010/wordprocessingCanvas" xmlns:mc="http://schemas.openxmlformats.org/markup-compatibility/2006" xmlns:o="urn:schemas-microsoft-com:office:office" xmlns:r="http://schemas.openxmlformats.org/officeDocument/2006/relationships" xmlns:m="http://schemas.openxmlformats.org/officeDocument/2006/math" xmlns:v="urn:schemas-microsoft-com:vml" xmlns:wp14="http://schemas.microsoft.com/office/word/2010/wordprocessingDrawing" xmlns:wp="http://schemas.openxmlformats.org/drawingml/2006/wordprocessingDrawing" xmlns:w10="urn:schemas-microsoft-com:office:word" xmlns:w="http://schemas.openxmlformats.org/wordprocessingml/2006/main" xmlns:w14="http://schemas.microsoft.com/office/word/2010/wordml" xmlns:w15="http://schemas.microsoft.com/office/word/2012/wordml" xmlns:wpg="http://schemas.microsoft.com/office/word/2010/wordprocessingGroup" xmlns:wpi="http://schemas.microsoft.com/office/word/2010/wordprocessingInk" xmlns:wne="http://schemas.microsoft.com/office/word/2006/wordml" xmlns:wps="http://schemas.microsoft.com/office/word/2010/wordprocessingShape" xmlns:wpsCustomData="http://www.wps.cn/officeDocument/2013/wpsCustomData" mc:Ignorable="w14 w15 wp14">
   <w:p>
     <w:pPr>
       <w:spacing w:line="166" w:lineRule="auto"/>
       <w:ind w:left="4136"/>
       <w:rPr>
-        <w:rFonts w:ascii="Calibri" w:eastAsia="Calibri" w:hAnsi="Calibri" w:cs="Calibri"/>
+        <w:rFonts w:ascii="Calibri" w:hAnsi="Calibri" w:eastAsia="Calibri" w:cs="Calibri"/>
         <w:sz w:val="18"/>
         <w:szCs w:val="18"/>
       </w:rPr>
     </w:pPr>
     <w:r>
       <w:rPr>
-        <w:rFonts w:ascii="Calibri" w:eastAsia="Calibri" w:hAnsi="Calibri" w:cs="Calibri"/>
+        <w:rFonts w:ascii="Calibri" w:hAnsi="Calibri" w:eastAsia="Calibri" w:cs="Calibri"/>
         <w:sz w:val="18"/>
         <w:szCs w:val="18"/>
       </w:rPr>
@@ -6866,20 +6974,20 @@
 </file>
 
 <file path=word/footer2.xml><?xml version="1.0" encoding="utf-8"?>
-<w:ftr xmlns:wpc="http://schemas.microsoft.com/office/word/2010/wordprocessingCanvas" xmlns:mc="http://schemas.openxmlformats.org/markup-compatibility/2006" xmlns:o="urn:schemas-microsoft-com:office:office" xmlns:r="http://schemas.openxmlformats.org/officeDocument/2006/relationships" xmlns:m="http://schemas.openxmlformats.org/officeDocument/2006/math" xmlns:v="urn:schemas-microsoft-com:vml" xmlns:wp14="http://schemas.microsoft.com/office/word/2010/wordprocessingDrawing" xmlns:wp="http://schemas.openxmlformats.org/drawingml/2006/wordprocessingDrawing" xmlns:w10="urn:schemas-microsoft-com:office:word" xmlns:w="http://schemas.openxmlformats.org/wordprocessingml/2006/main" xmlns:w14="http://schemas.microsoft.com/office/word/2010/wordml" xmlns:w15="http://schemas.microsoft.com/office/word/2012/wordml" xmlns:wne="http://schemas.microsoft.com/office/word/2006/wordml" xmlns:wpg="http://schemas.microsoft.com/office/word/2010/wordprocessingGroup" xmlns:wpi="http://schemas.microsoft.com/office/word/2010/wordprocessingInk" xmlns:wps="http://schemas.microsoft.com/office/word/2010/wordprocessingShape" mc:Ignorable="w14 w15 wp14">
+<w:ftr xmlns:wpc="http://schemas.microsoft.com/office/word/2010/wordprocessingCanvas" xmlns:mc="http://schemas.openxmlformats.org/markup-compatibility/2006" xmlns:o="urn:schemas-microsoft-com:office:office" xmlns:r="http://schemas.openxmlformats.org/officeDocument/2006/relationships" xmlns:m="http://schemas.openxmlformats.org/officeDocument/2006/math" xmlns:v="urn:schemas-microsoft-com:vml" xmlns:wp14="http://schemas.microsoft.com/office/word/2010/wordprocessingDrawing" xmlns:wp="http://schemas.openxmlformats.org/drawingml/2006/wordprocessingDrawing" xmlns:w10="urn:schemas-microsoft-com:office:word" xmlns:w="http://schemas.openxmlformats.org/wordprocessingml/2006/main" xmlns:w14="http://schemas.microsoft.com/office/word/2010/wordml" xmlns:w15="http://schemas.microsoft.com/office/word/2012/wordml" xmlns:wpg="http://schemas.microsoft.com/office/word/2010/wordprocessingGroup" xmlns:wpi="http://schemas.microsoft.com/office/word/2010/wordprocessingInk" xmlns:wne="http://schemas.microsoft.com/office/word/2006/wordml" xmlns:wps="http://schemas.microsoft.com/office/word/2010/wordprocessingShape" xmlns:wpsCustomData="http://www.wps.cn/officeDocument/2013/wpsCustomData" mc:Ignorable="w14 w15 wp14">
   <w:p>
     <w:pPr>
       <w:spacing w:line="167" w:lineRule="auto"/>
       <w:ind w:left="4131"/>
       <w:rPr>
-        <w:rFonts w:ascii="Calibri" w:eastAsia="Calibri" w:hAnsi="Calibri" w:cs="Calibri"/>
+        <w:rFonts w:ascii="Calibri" w:hAnsi="Calibri" w:eastAsia="Calibri" w:cs="Calibri"/>
         <w:sz w:val="18"/>
         <w:szCs w:val="18"/>
       </w:rPr>
     </w:pPr>
     <w:r>
       <w:rPr>
-        <w:rFonts w:ascii="Calibri" w:eastAsia="Calibri" w:hAnsi="Calibri" w:cs="Calibri"/>
+        <w:rFonts w:ascii="Calibri" w:hAnsi="Calibri" w:eastAsia="Calibri" w:cs="Calibri"/>
         <w:sz w:val="18"/>
         <w:szCs w:val="18"/>
       </w:rPr>
@@ -6890,20 +6998,20 @@
 </file>
 
 <file path=word/footer3.xml><?xml version="1.0" encoding="utf-8"?>
-<w:ftr xmlns:wpc="http://schemas.microsoft.com/office/word/2010/wordprocessingCanvas" xmlns:mc="http://schemas.openxmlformats.org/markup-compatibility/2006" xmlns:o="urn:schemas-microsoft-com:office:office" xmlns:r="http://schemas.openxmlformats.org/officeDocument/2006/relationships" xmlns:m="http://schemas.openxmlformats.org/officeDocument/2006/math" xmlns:v="urn:schemas-microsoft-com:vml" xmlns:wp14="http://schemas.microsoft.com/office/word/2010/wordprocessingDrawing" xmlns:wp="http://schemas.openxmlformats.org/drawingml/2006/wordprocessingDrawing" xmlns:w10="urn:schemas-microsoft-com:office:word" xmlns:w="http://schemas.openxmlformats.org/wordprocessingml/2006/main" xmlns:w14="http://schemas.microsoft.com/office/word/2010/wordml" xmlns:w15="http://schemas.microsoft.com/office/word/2012/wordml" xmlns:wne="http://schemas.microsoft.com/office/word/2006/wordml" xmlns:wpg="http://schemas.microsoft.com/office/word/2010/wordprocessingGroup" xmlns:wpi="http://schemas.microsoft.com/office/word/2010/wordprocessingInk" xmlns:wps="http://schemas.microsoft.com/office/word/2010/wordprocessingShape" mc:Ignorable="w14 w15 wp14">
+<w:ftr xmlns:wpc="http://schemas.microsoft.com/office/word/2010/wordprocessingCanvas" xmlns:mc="http://schemas.openxmlformats.org/markup-compatibility/2006" xmlns:o="urn:schemas-microsoft-com:office:office" xmlns:r="http://schemas.openxmlformats.org/officeDocument/2006/relationships" xmlns:m="http://schemas.openxmlformats.org/officeDocument/2006/math" xmlns:v="urn:schemas-microsoft-com:vml" xmlns:wp14="http://schemas.microsoft.com/office/word/2010/wordprocessingDrawing" xmlns:wp="http://schemas.openxmlformats.org/drawingml/2006/wordprocessingDrawing" xmlns:w10="urn:schemas-microsoft-com:office:word" xmlns:w="http://schemas.openxmlformats.org/wordprocessingml/2006/main" xmlns:w14="http://schemas.microsoft.com/office/word/2010/wordml" xmlns:w15="http://schemas.microsoft.com/office/word/2012/wordml" xmlns:wpg="http://schemas.microsoft.com/office/word/2010/wordprocessingGroup" xmlns:wpi="http://schemas.microsoft.com/office/word/2010/wordprocessingInk" xmlns:wne="http://schemas.microsoft.com/office/word/2006/wordml" xmlns:wps="http://schemas.microsoft.com/office/word/2010/wordprocessingShape" xmlns:wpsCustomData="http://www.wps.cn/officeDocument/2013/wpsCustomData" mc:Ignorable="w14 w15 wp14">
   <w:p>
     <w:pPr>
       <w:spacing w:line="167" w:lineRule="auto"/>
       <w:ind w:left="4128"/>
       <w:rPr>
-        <w:rFonts w:ascii="Calibri" w:eastAsia="Calibri" w:hAnsi="Calibri" w:cs="Calibri"/>
+        <w:rFonts w:ascii="Calibri" w:hAnsi="Calibri" w:eastAsia="Calibri" w:cs="Calibri"/>
         <w:sz w:val="18"/>
         <w:szCs w:val="18"/>
       </w:rPr>
     </w:pPr>
     <w:r>
       <w:rPr>
-        <w:rFonts w:ascii="Calibri" w:eastAsia="Calibri" w:hAnsi="Calibri" w:cs="Calibri"/>
+        <w:rFonts w:ascii="Calibri" w:hAnsi="Calibri" w:eastAsia="Calibri" w:cs="Calibri"/>
         <w:sz w:val="18"/>
         <w:szCs w:val="18"/>
       </w:rPr>
@@ -6913,13 +7021,38 @@
 </w:ftr>
 </file>
 
+<file path=word/footnotes.xml><?xml version="1.0" encoding="utf-8"?>
+<w:footnotes xmlns:wpc="http://schemas.microsoft.com/office/word/2010/wordprocessingCanvas" xmlns:mc="http://schemas.openxmlformats.org/markup-compatibility/2006" xmlns:o="urn:schemas-microsoft-com:office:office" xmlns:r="http://schemas.openxmlformats.org/officeDocument/2006/relationships" xmlns:m="http://schemas.openxmlformats.org/officeDocument/2006/math" xmlns:v="urn:schemas-microsoft-com:vml" xmlns:wp14="http://schemas.microsoft.com/office/word/2010/wordprocessingDrawing" xmlns:wp="http://schemas.openxmlformats.org/drawingml/2006/wordprocessingDrawing" xmlns:w="http://schemas.openxmlformats.org/wordprocessingml/2006/main" xmlns:w14="http://schemas.microsoft.com/office/word/2010/wordml" xmlns:w15="http://schemas.microsoft.com/office/word/2012/wordml" xmlns:w10="urn:schemas-microsoft-com:office:word" xmlns:wpg="http://schemas.microsoft.com/office/word/2010/wordprocessingGroup" xmlns:wpi="http://schemas.microsoft.com/office/word/2010/wordprocessingInk" xmlns:wne="http://schemas.microsoft.com/office/word/2006/wordml" xmlns:wps="http://schemas.microsoft.com/office/word/2010/wordprocessingShape" xmlns:wpsCustomData="http://www.wps.cn/officeDocument/2013/wpsCustomData" mc:Ignorable="w14 w15 wp14">
+  <w:footnote w:type="separator" w:id="0">
+    <w:p>
+      <w:pPr>
+        <w:spacing w:line="360" w:lineRule="auto"/>
+      </w:pPr>
+      <w:r>
+        <w:separator/>
+      </w:r>
+    </w:p>
+  </w:footnote>
+  <w:footnote w:type="continuationSeparator" w:id="1">
+    <w:p>
+      <w:pPr>
+        <w:spacing w:line="360" w:lineRule="auto"/>
+      </w:pPr>
+      <w:r>
+        <w:continuationSeparator/>
+      </w:r>
+    </w:p>
+  </w:footnote>
+</w:footnotes>
+</file>
+
 <file path=word/numbering.xml><?xml version="1.0" encoding="utf-8"?>
-<w:numbering xmlns:wpc="http://schemas.microsoft.com/office/word/2010/wordprocessingCanvas" xmlns:mc="http://schemas.openxmlformats.org/markup-compatibility/2006" xmlns:o="urn:schemas-microsoft-com:office:office" xmlns:r="http://schemas.openxmlformats.org/officeDocument/2006/relationships" xmlns:m="http://schemas.openxmlformats.org/officeDocument/2006/math" xmlns:v="urn:schemas-microsoft-com:vml" xmlns:wp14="http://schemas.microsoft.com/office/word/2010/wordprocessingDrawing" xmlns:wp="http://schemas.openxmlformats.org/drawingml/2006/wordprocessingDrawing" xmlns:w10="urn:schemas-microsoft-com:office:word" xmlns:w="http://schemas.openxmlformats.org/wordprocessingml/2006/main" xmlns:w14="http://schemas.microsoft.com/office/word/2010/wordml" xmlns:w15="http://schemas.microsoft.com/office/word/2012/wordml" xmlns:wne="http://schemas.microsoft.com/office/word/2006/wordml" xmlns:wpg="http://schemas.microsoft.com/office/word/2010/wordprocessingGroup" xmlns:wpi="http://schemas.microsoft.com/office/word/2010/wordprocessingInk" xmlns:wps="http://schemas.microsoft.com/office/word/2010/wordprocessingShape" mc:Ignorable="w14 w15 wp14">
+<w:numbering xmlns:wpc="http://schemas.microsoft.com/office/word/2010/wordprocessingCanvas" xmlns:mc="http://schemas.openxmlformats.org/markup-compatibility/2006" xmlns:o="urn:schemas-microsoft-com:office:office" xmlns:r="http://schemas.openxmlformats.org/officeDocument/2006/relationships" xmlns:m="http://schemas.openxmlformats.org/officeDocument/2006/math" xmlns:v="urn:schemas-microsoft-com:vml" xmlns:wp14="http://schemas.microsoft.com/office/word/2010/wordprocessingDrawing" xmlns:wp="http://schemas.openxmlformats.org/drawingml/2006/wordprocessingDrawing" xmlns:w10="urn:schemas-microsoft-com:office:word" xmlns:w="http://schemas.openxmlformats.org/wordprocessingml/2006/main" xmlns:w14="http://schemas.microsoft.com/office/word/2010/wordml" xmlns:wpg="http://schemas.microsoft.com/office/word/2010/wordprocessingGroup" xmlns:wpi="http://schemas.microsoft.com/office/word/2010/wordprocessingInk" xmlns:wne="http://schemas.microsoft.com/office/word/2006/wordml" xmlns:wps="http://schemas.microsoft.com/office/word/2010/wordprocessingShape" xmlns:wpsCustomData="http://www.wps.cn/officeDocument/2013/wpsCustomData" mc:Ignorable="w14 wp14">
   <w:abstractNum w:abstractNumId="0">
     <w:nsid w:val="82DB61D9"/>
     <w:multiLevelType w:val="singleLevel"/>
     <w:tmpl w:val="82DB61D9"/>
-    <w:lvl w:ilvl="0">
+    <w:lvl w:ilvl="0" w:tentative="0">
       <w:start w:val="1"/>
       <w:numFmt w:val="decimal"/>
       <w:lvlText w:val="%1."/>
@@ -6936,10 +7069,10 @@
     <w:nsid w:val="8E964DCE"/>
     <w:multiLevelType w:val="multilevel"/>
     <w:tmpl w:val="8E964DCE"/>
-    <w:lvl w:ilvl="0">
+    <w:lvl w:ilvl="0" w:tentative="0">
       <w:start w:val="1"/>
       <w:numFmt w:val="decimal"/>
-      <w:pStyle w:val="Heading1"/>
+      <w:pStyle w:val="2"/>
       <w:lvlText w:val="%1."/>
       <w:lvlJc w:val="left"/>
       <w:pPr>
@@ -6949,10 +7082,10 @@
         <w:rFonts w:hint="default"/>
       </w:rPr>
     </w:lvl>
-    <w:lvl w:ilvl="1">
+    <w:lvl w:ilvl="1" w:tentative="0">
       <w:start w:val="1"/>
       <w:numFmt w:val="decimal"/>
-      <w:pStyle w:val="Heading2"/>
+      <w:pStyle w:val="3"/>
       <w:lvlText w:val="%1.%2."/>
       <w:lvlJc w:val="left"/>
       <w:pPr>
@@ -6962,10 +7095,10 @@
         <w:rFonts w:hint="default"/>
       </w:rPr>
     </w:lvl>
-    <w:lvl w:ilvl="2">
+    <w:lvl w:ilvl="2" w:tentative="0">
       <w:start w:val="1"/>
       <w:numFmt w:val="decimal"/>
-      <w:pStyle w:val="Heading3"/>
+      <w:pStyle w:val="4"/>
       <w:lvlText w:val="%1.%2.%3."/>
       <w:lvlJc w:val="left"/>
       <w:pPr>
@@ -6975,10 +7108,10 @@
         <w:rFonts w:hint="default"/>
       </w:rPr>
     </w:lvl>
-    <w:lvl w:ilvl="3">
+    <w:lvl w:ilvl="3" w:tentative="0">
       <w:start w:val="1"/>
       <w:numFmt w:val="decimal"/>
-      <w:pStyle w:val="Heading4"/>
+      <w:pStyle w:val="5"/>
       <w:lvlText w:val="%1.%2.%3.%4."/>
       <w:lvlJc w:val="left"/>
       <w:pPr>
@@ -6988,10 +7121,10 @@
         <w:rFonts w:hint="default"/>
       </w:rPr>
     </w:lvl>
-    <w:lvl w:ilvl="4">
+    <w:lvl w:ilvl="4" w:tentative="0">
       <w:start w:val="1"/>
       <w:numFmt w:val="decimal"/>
-      <w:pStyle w:val="Heading5"/>
+      <w:pStyle w:val="6"/>
       <w:lvlText w:val="%1.%2.%3.%4.%5."/>
       <w:lvlJc w:val="left"/>
       <w:pPr>
@@ -7001,10 +7134,10 @@
         <w:rFonts w:hint="default"/>
       </w:rPr>
     </w:lvl>
-    <w:lvl w:ilvl="5">
+    <w:lvl w:ilvl="5" w:tentative="0">
       <w:start w:val="1"/>
       <w:numFmt w:val="decimal"/>
-      <w:pStyle w:val="Heading6"/>
+      <w:pStyle w:val="7"/>
       <w:lvlText w:val="%1.%2.%3.%4.%5.%6."/>
       <w:lvlJc w:val="left"/>
       <w:pPr>
@@ -7014,10 +7147,10 @@
         <w:rFonts w:hint="default"/>
       </w:rPr>
     </w:lvl>
-    <w:lvl w:ilvl="6">
+    <w:lvl w:ilvl="6" w:tentative="0">
       <w:start w:val="1"/>
       <w:numFmt w:val="decimal"/>
-      <w:pStyle w:val="Heading7"/>
+      <w:pStyle w:val="8"/>
       <w:lvlText w:val="%1.%2.%3.%4.%5.%6.%7."/>
       <w:lvlJc w:val="left"/>
       <w:pPr>
@@ -7027,10 +7160,10 @@
         <w:rFonts w:hint="default"/>
       </w:rPr>
     </w:lvl>
-    <w:lvl w:ilvl="7">
+    <w:lvl w:ilvl="7" w:tentative="0">
       <w:start w:val="1"/>
       <w:numFmt w:val="decimal"/>
-      <w:pStyle w:val="Heading8"/>
+      <w:pStyle w:val="9"/>
       <w:lvlText w:val="%1.%2.%3.%4.%5.%6.%7.%8."/>
       <w:lvlJc w:val="left"/>
       <w:pPr>
@@ -7040,10 +7173,10 @@
         <w:rFonts w:hint="default"/>
       </w:rPr>
     </w:lvl>
-    <w:lvl w:ilvl="8">
+    <w:lvl w:ilvl="8" w:tentative="0">
       <w:start w:val="1"/>
       <w:numFmt w:val="decimal"/>
-      <w:pStyle w:val="Heading9"/>
+      <w:pStyle w:val="10"/>
       <w:lvlText w:val="%1.%2.%3.%4.%5.%6.%7.%8.%9."/>
       <w:lvlJc w:val="left"/>
       <w:pPr>
@@ -7058,7 +7191,7 @@
     <w:nsid w:val="B6F7C9E3"/>
     <w:multiLevelType w:val="singleLevel"/>
     <w:tmpl w:val="B6F7C9E3"/>
-    <w:lvl w:ilvl="0">
+    <w:lvl w:ilvl="0" w:tentative="0">
       <w:start w:val="1"/>
       <w:numFmt w:val="decimal"/>
       <w:lvlText w:val="%1."/>
@@ -7075,7 +7208,7 @@
     <w:nsid w:val="F2EAE15F"/>
     <w:multiLevelType w:val="singleLevel"/>
     <w:tmpl w:val="F2EAE15F"/>
-    <w:lvl w:ilvl="0">
+    <w:lvl w:ilvl="0" w:tentative="0">
       <w:start w:val="1"/>
       <w:numFmt w:val="decimal"/>
       <w:lvlText w:val="%1."/>
@@ -7092,7 +7225,7 @@
     <w:nsid w:val="3EDBBD92"/>
     <w:multiLevelType w:val="singleLevel"/>
     <w:tmpl w:val="3EDBBD92"/>
-    <w:lvl w:ilvl="0">
+    <w:lvl w:ilvl="0" w:tentative="0">
       <w:start w:val="1"/>
       <w:numFmt w:val="decimal"/>
       <w:lvlText w:val="%1."/>
@@ -7124,267 +7257,269 @@
 </file>
 
 <file path=word/styles.xml><?xml version="1.0" encoding="utf-8"?>
-<w:styles xmlns:mc="http://schemas.openxmlformats.org/markup-compatibility/2006" xmlns:r="http://schemas.openxmlformats.org/officeDocument/2006/relationships" xmlns:w="http://schemas.openxmlformats.org/wordprocessingml/2006/main" xmlns:w14="http://schemas.microsoft.com/office/word/2010/wordml" xmlns:w15="http://schemas.microsoft.com/office/word/2012/wordml" mc:Ignorable="w14 w15">
+<w:styles xmlns:mc="http://schemas.openxmlformats.org/markup-compatibility/2006" xmlns:o="urn:schemas-microsoft-com:office:office" xmlns:r="http://schemas.openxmlformats.org/officeDocument/2006/relationships" xmlns:m="http://schemas.openxmlformats.org/officeDocument/2006/math" xmlns:v="urn:schemas-microsoft-com:vml" xmlns:w="http://schemas.openxmlformats.org/wordprocessingml/2006/main" xmlns:w14="http://schemas.microsoft.com/office/word/2010/wordml" xmlns:w10="urn:schemas-microsoft-com:office:word" xmlns:sl="http://schemas.openxmlformats.org/schemaLibrary/2006/main" xmlns:wpsCustomData="http://www.wps.cn/officeDocument/2013/wpsCustomData" mc:Ignorable="w14">
   <w:docDefaults>
     <w:rPrDefault>
       <w:rPr>
-        <w:rFonts w:ascii="Arial" w:eastAsia="Arial" w:hAnsi="Arial" w:cs="Arial"/>
+        <w:rFonts w:ascii="Arial" w:hAnsi="Arial" w:eastAsia="Arial" w:cs="Arial"/>
       </w:rPr>
     </w:rPrDefault>
     <w:pPrDefault/>
   </w:docDefaults>
-  <w:latentStyles w:defLockedState="0" w:defUIPriority="99" w:defSemiHidden="1" w:defUnhideWhenUsed="1" w:defQFormat="0" w:count="260">
-    <w:lsdException w:name="Normal" w:semiHidden="0" w:uiPriority="0" w:unhideWhenUsed="0" w:qFormat="1"/>
-    <w:lsdException w:name="heading 1" w:semiHidden="0" w:uiPriority="0" w:unhideWhenUsed="0" w:qFormat="1"/>
-    <w:lsdException w:name="heading 2" w:semiHidden="0" w:uiPriority="0" w:qFormat="1"/>
-    <w:lsdException w:name="heading 3" w:uiPriority="0" w:qFormat="1"/>
-    <w:lsdException w:name="heading 4" w:semiHidden="0" w:uiPriority="0" w:qFormat="1"/>
-    <w:lsdException w:name="heading 5" w:uiPriority="0" w:qFormat="1"/>
-    <w:lsdException w:name="heading 6" w:uiPriority="0" w:qFormat="1"/>
-    <w:lsdException w:name="heading 7" w:uiPriority="0" w:qFormat="1"/>
-    <w:lsdException w:name="heading 8" w:uiPriority="0" w:qFormat="1"/>
-    <w:lsdException w:name="heading 9" w:uiPriority="0" w:qFormat="1"/>
-    <w:lsdException w:name="index 1" w:semiHidden="0" w:uiPriority="0" w:unhideWhenUsed="0"/>
-    <w:lsdException w:name="index 2" w:semiHidden="0" w:uiPriority="0" w:unhideWhenUsed="0"/>
-    <w:lsdException w:name="index 3" w:semiHidden="0" w:uiPriority="0" w:unhideWhenUsed="0"/>
-    <w:lsdException w:name="index 4" w:semiHidden="0" w:uiPriority="0" w:unhideWhenUsed="0"/>
-    <w:lsdException w:name="index 5" w:semiHidden="0" w:uiPriority="0" w:unhideWhenUsed="0"/>
-    <w:lsdException w:name="index 6" w:semiHidden="0" w:uiPriority="0" w:unhideWhenUsed="0"/>
-    <w:lsdException w:name="index 7" w:semiHidden="0" w:uiPriority="0" w:unhideWhenUsed="0"/>
-    <w:lsdException w:name="index 8" w:semiHidden="0" w:uiPriority="0" w:unhideWhenUsed="0"/>
-    <w:lsdException w:name="index 9" w:semiHidden="0" w:uiPriority="0" w:unhideWhenUsed="0"/>
-    <w:lsdException w:name="toc 1" w:semiHidden="0" w:uiPriority="0" w:unhideWhenUsed="0" w:qFormat="1"/>
-    <w:lsdException w:name="toc 2" w:semiHidden="0" w:uiPriority="0" w:unhideWhenUsed="0" w:qFormat="1"/>
-    <w:lsdException w:name="toc 3" w:semiHidden="0" w:uiPriority="0" w:unhideWhenUsed="0" w:qFormat="1"/>
-    <w:lsdException w:name="toc 4" w:semiHidden="0" w:uiPriority="0" w:unhideWhenUsed="0"/>
-    <w:lsdException w:name="toc 5" w:semiHidden="0" w:uiPriority="0" w:unhideWhenUsed="0"/>
-    <w:lsdException w:name="toc 6" w:semiHidden="0" w:uiPriority="0" w:unhideWhenUsed="0"/>
-    <w:lsdException w:name="toc 7" w:semiHidden="0" w:uiPriority="0" w:unhideWhenUsed="0"/>
-    <w:lsdException w:name="toc 8" w:semiHidden="0" w:uiPriority="0" w:unhideWhenUsed="0"/>
-    <w:lsdException w:name="toc 9" w:semiHidden="0" w:uiPriority="0" w:unhideWhenUsed="0"/>
-    <w:lsdException w:name="Normal Indent" w:semiHidden="0" w:uiPriority="0" w:unhideWhenUsed="0"/>
-    <w:lsdException w:name="footnote text" w:semiHidden="0" w:uiPriority="0" w:unhideWhenUsed="0"/>
-    <w:lsdException w:name="annotation text" w:semiHidden="0" w:uiPriority="0" w:unhideWhenUsed="0" w:qFormat="1"/>
-    <w:lsdException w:name="header" w:semiHidden="0" w:uiPriority="0" w:unhideWhenUsed="0" w:qFormat="1"/>
-    <w:lsdException w:name="footer" w:semiHidden="0" w:uiPriority="0" w:unhideWhenUsed="0" w:qFormat="1"/>
-    <w:lsdException w:name="index heading" w:semiHidden="0" w:uiPriority="0" w:unhideWhenUsed="0"/>
-    <w:lsdException w:name="caption" w:uiPriority="0" w:qFormat="1"/>
-    <w:lsdException w:name="table of figures" w:semiHidden="0" w:uiPriority="0" w:unhideWhenUsed="0"/>
-    <w:lsdException w:name="envelope address" w:semiHidden="0" w:uiPriority="0" w:unhideWhenUsed="0"/>
-    <w:lsdException w:name="envelope return" w:semiHidden="0" w:uiPriority="0" w:unhideWhenUsed="0"/>
-    <w:lsdException w:name="footnote reference" w:semiHidden="0" w:uiPriority="0" w:unhideWhenUsed="0"/>
-    <w:lsdException w:name="annotation reference" w:semiHidden="0" w:uiPriority="0" w:unhideWhenUsed="0"/>
-    <w:lsdException w:name="line number" w:semiHidden="0" w:uiPriority="0" w:unhideWhenUsed="0"/>
-    <w:lsdException w:name="page number" w:semiHidden="0" w:uiPriority="0" w:unhideWhenUsed="0"/>
-    <w:lsdException w:name="endnote reference" w:semiHidden="0" w:uiPriority="0" w:unhideWhenUsed="0"/>
-    <w:lsdException w:name="endnote text" w:semiHidden="0" w:uiPriority="0" w:unhideWhenUsed="0"/>
-    <w:lsdException w:name="table of authorities" w:semiHidden="0" w:uiPriority="0" w:unhideWhenUsed="0"/>
-    <w:lsdException w:name="macro" w:semiHidden="0" w:uiPriority="0" w:unhideWhenUsed="0"/>
-    <w:lsdException w:name="toa heading" w:semiHidden="0" w:uiPriority="0" w:unhideWhenUsed="0"/>
-    <w:lsdException w:name="List" w:semiHidden="0" w:uiPriority="0" w:unhideWhenUsed="0"/>
-    <w:lsdException w:name="List Bullet" w:semiHidden="0" w:uiPriority="0" w:unhideWhenUsed="0"/>
-    <w:lsdException w:name="List Number" w:semiHidden="0" w:uiPriority="0" w:unhideWhenUsed="0"/>
-    <w:lsdException w:name="List 2" w:semiHidden="0" w:uiPriority="0" w:unhideWhenUsed="0"/>
-    <w:lsdException w:name="List 3" w:semiHidden="0" w:uiPriority="0" w:unhideWhenUsed="0"/>
-    <w:lsdException w:name="List 4" w:semiHidden="0" w:uiPriority="0" w:unhideWhenUsed="0"/>
-    <w:lsdException w:name="List 5" w:semiHidden="0" w:uiPriority="0" w:unhideWhenUsed="0"/>
-    <w:lsdException w:name="List Bullet 2" w:semiHidden="0" w:uiPriority="0" w:unhideWhenUsed="0"/>
-    <w:lsdException w:name="List Bullet 3" w:semiHidden="0" w:uiPriority="0" w:unhideWhenUsed="0"/>
-    <w:lsdException w:name="List Bullet 4" w:semiHidden="0" w:uiPriority="0" w:unhideWhenUsed="0"/>
-    <w:lsdException w:name="List Bullet 5" w:semiHidden="0" w:uiPriority="0" w:unhideWhenUsed="0"/>
-    <w:lsdException w:name="List Number 2" w:semiHidden="0" w:uiPriority="0" w:unhideWhenUsed="0"/>
-    <w:lsdException w:name="List Number 3" w:semiHidden="0" w:uiPriority="0" w:unhideWhenUsed="0"/>
-    <w:lsdException w:name="List Number 4" w:semiHidden="0" w:uiPriority="0" w:unhideWhenUsed="0"/>
-    <w:lsdException w:name="List Number 5" w:semiHidden="0" w:uiPriority="0" w:unhideWhenUsed="0"/>
-    <w:lsdException w:name="Title" w:semiHidden="0" w:uiPriority="0" w:unhideWhenUsed="0" w:qFormat="1"/>
-    <w:lsdException w:name="Closing" w:semiHidden="0" w:uiPriority="0" w:unhideWhenUsed="0"/>
-    <w:lsdException w:name="Signature" w:semiHidden="0" w:uiPriority="0" w:unhideWhenUsed="0"/>
-    <w:lsdException w:name="Default Paragraph Font" w:uiPriority="0" w:unhideWhenUsed="0" w:qFormat="1"/>
-    <w:lsdException w:name="Body Text" w:uiPriority="0" w:unhideWhenUsed="0" w:qFormat="1"/>
-    <w:lsdException w:name="Body Text Indent" w:semiHidden="0" w:uiPriority="0" w:unhideWhenUsed="0"/>
-    <w:lsdException w:name="List Continue" w:semiHidden="0" w:uiPriority="0" w:unhideWhenUsed="0"/>
-    <w:lsdException w:name="List Continue 2" w:semiHidden="0" w:uiPriority="0" w:unhideWhenUsed="0"/>
-    <w:lsdException w:name="List Continue 3" w:semiHidden="0" w:uiPriority="0" w:unhideWhenUsed="0"/>
-    <w:lsdException w:name="List Continue 4" w:semiHidden="0" w:uiPriority="0" w:unhideWhenUsed="0"/>
-    <w:lsdException w:name="List Continue 5" w:semiHidden="0" w:uiPriority="0" w:unhideWhenUsed="0"/>
-    <w:lsdException w:name="Message Header" w:semiHidden="0" w:uiPriority="0" w:unhideWhenUsed="0"/>
-    <w:lsdException w:name="Subtitle" w:semiHidden="0" w:uiPriority="0" w:unhideWhenUsed="0" w:qFormat="1"/>
-    <w:lsdException w:name="Salutation" w:semiHidden="0" w:uiPriority="0" w:unhideWhenUsed="0"/>
-    <w:lsdException w:name="Date" w:semiHidden="0" w:uiPriority="0" w:unhideWhenUsed="0"/>
-    <w:lsdException w:name="Body Text First Indent" w:semiHidden="0" w:uiPriority="0" w:unhideWhenUsed="0"/>
-    <w:lsdException w:name="Body Text First Indent 2" w:semiHidden="0" w:uiPriority="0" w:unhideWhenUsed="0"/>
-    <w:lsdException w:name="Body Text 2" w:semiHidden="0" w:uiPriority="0" w:unhideWhenUsed="0"/>
-    <w:lsdException w:name="Body Text 3" w:semiHidden="0" w:uiPriority="0" w:unhideWhenUsed="0"/>
-    <w:lsdException w:name="Body Text Indent 2" w:semiHidden="0" w:uiPriority="0" w:unhideWhenUsed="0"/>
-    <w:lsdException w:name="Body Text Indent 3" w:semiHidden="0" w:uiPriority="0" w:unhideWhenUsed="0"/>
-    <w:lsdException w:name="Block Text" w:semiHidden="0" w:uiPriority="0" w:unhideWhenUsed="0"/>
-    <w:lsdException w:name="Hyperlink" w:semiHidden="0" w:uiPriority="0" w:unhideWhenUsed="0"/>
-    <w:lsdException w:name="FollowedHyperlink" w:semiHidden="0" w:uiPriority="0" w:unhideWhenUsed="0"/>
-    <w:lsdException w:name="Strong" w:semiHidden="0" w:uiPriority="0" w:unhideWhenUsed="0" w:qFormat="1"/>
-    <w:lsdException w:name="Emphasis" w:semiHidden="0" w:uiPriority="0" w:unhideWhenUsed="0" w:qFormat="1"/>
-    <w:lsdException w:name="Document Map" w:semiHidden="0" w:uiPriority="0" w:unhideWhenUsed="0"/>
-    <w:lsdException w:name="Plain Text" w:semiHidden="0" w:uiPriority="0" w:unhideWhenUsed="0"/>
-    <w:lsdException w:name="E-mail Signature" w:semiHidden="0" w:uiPriority="0" w:unhideWhenUsed="0"/>
-    <w:lsdException w:name="Normal (Web)" w:semiHidden="0" w:uiPriority="0" w:unhideWhenUsed="0" w:qFormat="1"/>
-    <w:lsdException w:name="HTML Acronym" w:semiHidden="0" w:uiPriority="0" w:unhideWhenUsed="0"/>
-    <w:lsdException w:name="HTML Address" w:semiHidden="0" w:uiPriority="0" w:unhideWhenUsed="0"/>
-    <w:lsdException w:name="HTML Cite" w:semiHidden="0" w:uiPriority="0" w:unhideWhenUsed="0"/>
-    <w:lsdException w:name="HTML Code" w:semiHidden="0" w:uiPriority="0" w:unhideWhenUsed="0"/>
-    <w:lsdException w:name="HTML Definition" w:semiHidden="0" w:uiPriority="0" w:unhideWhenUsed="0"/>
-    <w:lsdException w:name="HTML Keyboard" w:semiHidden="0" w:uiPriority="0" w:unhideWhenUsed="0"/>
-    <w:lsdException w:name="HTML Preformatted" w:semiHidden="0" w:uiPriority="0" w:unhideWhenUsed="0"/>
-    <w:lsdException w:name="HTML Sample" w:semiHidden="0" w:uiPriority="0" w:unhideWhenUsed="0"/>
-    <w:lsdException w:name="HTML Typewriter" w:semiHidden="0" w:uiPriority="0" w:unhideWhenUsed="0"/>
-    <w:lsdException w:name="HTML Variable" w:semiHidden="0" w:uiPriority="0" w:unhideWhenUsed="0"/>
-    <w:lsdException w:name="Normal Table" w:uiPriority="0" w:unhideWhenUsed="0" w:qFormat="1"/>
-    <w:lsdException w:name="annotation subject" w:semiHidden="0" w:uiPriority="0" w:unhideWhenUsed="0"/>
-    <w:lsdException w:name="Table Simple 1" w:semiHidden="0" w:uiPriority="0" w:unhideWhenUsed="0"/>
-    <w:lsdException w:name="Table Simple 2" w:semiHidden="0" w:uiPriority="0" w:unhideWhenUsed="0"/>
-    <w:lsdException w:name="Table Simple 3" w:semiHidden="0" w:uiPriority="0" w:unhideWhenUsed="0"/>
-    <w:lsdException w:name="Table Classic 1" w:semiHidden="0" w:uiPriority="0" w:unhideWhenUsed="0"/>
-    <w:lsdException w:name="Table Classic 2" w:semiHidden="0" w:uiPriority="0" w:unhideWhenUsed="0"/>
-    <w:lsdException w:name="Table Classic 3" w:semiHidden="0" w:uiPriority="0" w:unhideWhenUsed="0"/>
-    <w:lsdException w:name="Table Classic 4" w:semiHidden="0" w:uiPriority="0" w:unhideWhenUsed="0"/>
-    <w:lsdException w:name="Table Colorful 1" w:semiHidden="0" w:uiPriority="0" w:unhideWhenUsed="0"/>
-    <w:lsdException w:name="Table Colorful 2" w:semiHidden="0" w:uiPriority="0" w:unhideWhenUsed="0"/>
-    <w:lsdException w:name="Table Colorful 3" w:semiHidden="0" w:uiPriority="0" w:unhideWhenUsed="0"/>
-    <w:lsdException w:name="Table Columns 1" w:semiHidden="0" w:uiPriority="0" w:unhideWhenUsed="0"/>
-    <w:lsdException w:name="Table Columns 2" w:semiHidden="0" w:uiPriority="0" w:unhideWhenUsed="0"/>
-    <w:lsdException w:name="Table Columns 3" w:semiHidden="0" w:uiPriority="0" w:unhideWhenUsed="0"/>
-    <w:lsdException w:name="Table Columns 4" w:semiHidden="0" w:uiPriority="0" w:unhideWhenUsed="0"/>
-    <w:lsdException w:name="Table Columns 5" w:semiHidden="0" w:uiPriority="0" w:unhideWhenUsed="0"/>
-    <w:lsdException w:name="Table Grid 1" w:semiHidden="0" w:uiPriority="0" w:unhideWhenUsed="0"/>
-    <w:lsdException w:name="Table Grid 2" w:semiHidden="0" w:uiPriority="0" w:unhideWhenUsed="0"/>
-    <w:lsdException w:name="Table Grid 3" w:semiHidden="0" w:uiPriority="0" w:unhideWhenUsed="0"/>
-    <w:lsdException w:name="Table Grid 4" w:semiHidden="0" w:uiPriority="0" w:unhideWhenUsed="0"/>
-    <w:lsdException w:name="Table Grid 5" w:semiHidden="0" w:uiPriority="0" w:unhideWhenUsed="0"/>
-    <w:lsdException w:name="Table Grid 6" w:semiHidden="0" w:uiPriority="0" w:unhideWhenUsed="0"/>
-    <w:lsdException w:name="Table Grid 7" w:semiHidden="0" w:uiPriority="0" w:unhideWhenUsed="0"/>
-    <w:lsdException w:name="Table Grid 8" w:semiHidden="0" w:uiPriority="0" w:unhideWhenUsed="0"/>
-    <w:lsdException w:name="Table List 1" w:semiHidden="0" w:uiPriority="0" w:unhideWhenUsed="0"/>
-    <w:lsdException w:name="Table List 2" w:semiHidden="0" w:uiPriority="0" w:unhideWhenUsed="0"/>
-    <w:lsdException w:name="Table List 3" w:semiHidden="0" w:uiPriority="0" w:unhideWhenUsed="0"/>
-    <w:lsdException w:name="Table List 4" w:semiHidden="0" w:uiPriority="0" w:unhideWhenUsed="0"/>
-    <w:lsdException w:name="Table List 5" w:semiHidden="0" w:uiPriority="0" w:unhideWhenUsed="0"/>
-    <w:lsdException w:name="Table List 6" w:semiHidden="0" w:uiPriority="0" w:unhideWhenUsed="0"/>
-    <w:lsdException w:name="Table List 7" w:semiHidden="0" w:uiPriority="0" w:unhideWhenUsed="0"/>
-    <w:lsdException w:name="Table List 8" w:semiHidden="0" w:uiPriority="0" w:unhideWhenUsed="0"/>
-    <w:lsdException w:name="Table 3D effects 1" w:semiHidden="0" w:uiPriority="0" w:unhideWhenUsed="0"/>
-    <w:lsdException w:name="Table 3D effects 2" w:semiHidden="0" w:uiPriority="0" w:unhideWhenUsed="0"/>
-    <w:lsdException w:name="Table 3D effects 3" w:semiHidden="0" w:uiPriority="0" w:unhideWhenUsed="0"/>
-    <w:lsdException w:name="Table Contemporary" w:semiHidden="0" w:uiPriority="0" w:unhideWhenUsed="0"/>
-    <w:lsdException w:name="Table Elegant" w:semiHidden="0" w:uiPriority="0" w:unhideWhenUsed="0"/>
-    <w:lsdException w:name="Table Professional" w:semiHidden="0" w:uiPriority="0" w:unhideWhenUsed="0"/>
-    <w:lsdException w:name="Table Subtle 1" w:semiHidden="0" w:uiPriority="0" w:unhideWhenUsed="0"/>
-    <w:lsdException w:name="Table Subtle 2" w:semiHidden="0" w:uiPriority="0" w:unhideWhenUsed="0"/>
-    <w:lsdException w:name="Table Web 1" w:semiHidden="0" w:uiPriority="0" w:unhideWhenUsed="0"/>
-    <w:lsdException w:name="Table Web 2" w:semiHidden="0" w:uiPriority="0" w:unhideWhenUsed="0"/>
-    <w:lsdException w:name="Table Web 3" w:semiHidden="0" w:uiPriority="0" w:unhideWhenUsed="0"/>
-    <w:lsdException w:name="Balloon Text" w:semiHidden="0" w:uiPriority="0" w:unhideWhenUsed="0"/>
-    <w:lsdException w:name="Table Grid" w:semiHidden="0" w:uiPriority="0" w:unhideWhenUsed="0" w:qFormat="1"/>
-    <w:lsdException w:name="Table Theme" w:semiHidden="0" w:uiPriority="0" w:unhideWhenUsed="0"/>
-    <w:lsdException w:name="Light Shading" w:semiHidden="0" w:uiPriority="60" w:unhideWhenUsed="0"/>
-    <w:lsdException w:name="Light List" w:semiHidden="0" w:uiPriority="61" w:unhideWhenUsed="0"/>
-    <w:lsdException w:name="Light Grid" w:semiHidden="0" w:uiPriority="62" w:unhideWhenUsed="0"/>
-    <w:lsdException w:name="Medium Shading 1" w:semiHidden="0" w:uiPriority="63" w:unhideWhenUsed="0"/>
-    <w:lsdException w:name="Medium Shading 2" w:semiHidden="0" w:uiPriority="64" w:unhideWhenUsed="0"/>
-    <w:lsdException w:name="Medium List 1" w:semiHidden="0" w:uiPriority="65" w:unhideWhenUsed="0"/>
-    <w:lsdException w:name="Medium List 2" w:semiHidden="0" w:uiPriority="66" w:unhideWhenUsed="0"/>
-    <w:lsdException w:name="Medium Grid 1" w:semiHidden="0" w:uiPriority="67" w:unhideWhenUsed="0"/>
-    <w:lsdException w:name="Medium Grid 2" w:semiHidden="0" w:uiPriority="68" w:unhideWhenUsed="0"/>
-    <w:lsdException w:name="Medium Grid 3" w:semiHidden="0" w:uiPriority="69" w:unhideWhenUsed="0"/>
-    <w:lsdException w:name="Dark List" w:semiHidden="0" w:uiPriority="70" w:unhideWhenUsed="0"/>
-    <w:lsdException w:name="Colorful Shading" w:semiHidden="0" w:uiPriority="71" w:unhideWhenUsed="0"/>
-    <w:lsdException w:name="Colorful List" w:semiHidden="0" w:uiPriority="72" w:unhideWhenUsed="0"/>
-    <w:lsdException w:name="Colorful Grid" w:semiHidden="0" w:uiPriority="73" w:unhideWhenUsed="0"/>
-    <w:lsdException w:name="Light Shading Accent 1" w:semiHidden="0" w:uiPriority="60" w:unhideWhenUsed="0"/>
-    <w:lsdException w:name="Light List Accent 1" w:semiHidden="0" w:uiPriority="61" w:unhideWhenUsed="0"/>
-    <w:lsdException w:name="Light Grid Accent 1" w:semiHidden="0" w:uiPriority="62" w:unhideWhenUsed="0"/>
-    <w:lsdException w:name="Medium Shading 1 Accent 1" w:semiHidden="0" w:uiPriority="63" w:unhideWhenUsed="0"/>
-    <w:lsdException w:name="Medium Shading 2 Accent 1" w:semiHidden="0" w:uiPriority="64" w:unhideWhenUsed="0"/>
-    <w:lsdException w:name="Medium List 1 Accent 1" w:semiHidden="0" w:uiPriority="65" w:unhideWhenUsed="0"/>
-    <w:lsdException w:name="Medium List 2 Accent 1" w:semiHidden="0" w:uiPriority="66" w:unhideWhenUsed="0"/>
-    <w:lsdException w:name="Medium Grid 1 Accent 1" w:semiHidden="0" w:uiPriority="67" w:unhideWhenUsed="0"/>
-    <w:lsdException w:name="Medium Grid 2 Accent 1" w:semiHidden="0" w:uiPriority="68" w:unhideWhenUsed="0"/>
-    <w:lsdException w:name="Medium Grid 3 Accent 1" w:semiHidden="0" w:uiPriority="69" w:unhideWhenUsed="0"/>
-    <w:lsdException w:name="Dark List Accent 1" w:semiHidden="0" w:uiPriority="70" w:unhideWhenUsed="0"/>
-    <w:lsdException w:name="Colorful Shading Accent 1" w:semiHidden="0" w:uiPriority="71" w:unhideWhenUsed="0"/>
-    <w:lsdException w:name="Colorful List Accent 1" w:semiHidden="0" w:uiPriority="72" w:unhideWhenUsed="0"/>
-    <w:lsdException w:name="Colorful Grid Accent 1" w:semiHidden="0" w:uiPriority="73" w:unhideWhenUsed="0"/>
-    <w:lsdException w:name="Light Shading Accent 2" w:semiHidden="0" w:uiPriority="60" w:unhideWhenUsed="0"/>
-    <w:lsdException w:name="Light List Accent 2" w:semiHidden="0" w:uiPriority="61" w:unhideWhenUsed="0"/>
-    <w:lsdException w:name="Light Grid Accent 2" w:semiHidden="0" w:uiPriority="62" w:unhideWhenUsed="0"/>
-    <w:lsdException w:name="Medium Shading 1 Accent 2" w:semiHidden="0" w:uiPriority="63" w:unhideWhenUsed="0"/>
-    <w:lsdException w:name="Medium Shading 2 Accent 2" w:semiHidden="0" w:uiPriority="64" w:unhideWhenUsed="0"/>
-    <w:lsdException w:name="Medium List 1 Accent 2" w:semiHidden="0" w:uiPriority="65" w:unhideWhenUsed="0"/>
-    <w:lsdException w:name="Medium List 2 Accent 2" w:semiHidden="0" w:uiPriority="66" w:unhideWhenUsed="0"/>
-    <w:lsdException w:name="Medium Grid 1 Accent 2" w:semiHidden="0" w:uiPriority="67" w:unhideWhenUsed="0"/>
-    <w:lsdException w:name="Medium Grid 2 Accent 2" w:semiHidden="0" w:uiPriority="68" w:unhideWhenUsed="0"/>
-    <w:lsdException w:name="Medium Grid 3 Accent 2" w:semiHidden="0" w:uiPriority="69" w:unhideWhenUsed="0"/>
-    <w:lsdException w:name="Dark List Accent 2" w:semiHidden="0" w:uiPriority="70" w:unhideWhenUsed="0"/>
-    <w:lsdException w:name="Colorful Shading Accent 2" w:semiHidden="0" w:uiPriority="71" w:unhideWhenUsed="0"/>
-    <w:lsdException w:name="Colorful List Accent 2" w:semiHidden="0" w:uiPriority="72" w:unhideWhenUsed="0"/>
-    <w:lsdException w:name="Colorful Grid Accent 2" w:semiHidden="0" w:uiPriority="73" w:unhideWhenUsed="0"/>
-    <w:lsdException w:name="Light Shading Accent 3" w:semiHidden="0" w:uiPriority="60" w:unhideWhenUsed="0"/>
-    <w:lsdException w:name="Light List Accent 3" w:semiHidden="0" w:uiPriority="61" w:unhideWhenUsed="0"/>
-    <w:lsdException w:name="Light Grid Accent 3" w:semiHidden="0" w:uiPriority="62" w:unhideWhenUsed="0"/>
-    <w:lsdException w:name="Medium Shading 1 Accent 3" w:semiHidden="0" w:uiPriority="63" w:unhideWhenUsed="0"/>
-    <w:lsdException w:name="Medium Shading 2 Accent 3" w:semiHidden="0" w:uiPriority="64" w:unhideWhenUsed="0"/>
-    <w:lsdException w:name="Medium List 1 Accent 3" w:semiHidden="0" w:uiPriority="65" w:unhideWhenUsed="0"/>
-    <w:lsdException w:name="Medium List 2 Accent 3" w:semiHidden="0" w:uiPriority="66" w:unhideWhenUsed="0"/>
-    <w:lsdException w:name="Medium Grid 1 Accent 3" w:semiHidden="0" w:uiPriority="67" w:unhideWhenUsed="0"/>
-    <w:lsdException w:name="Medium Grid 2 Accent 3" w:semiHidden="0" w:uiPriority="68" w:unhideWhenUsed="0"/>
-    <w:lsdException w:name="Medium Grid 3 Accent 3" w:semiHidden="0" w:uiPriority="69" w:unhideWhenUsed="0"/>
-    <w:lsdException w:name="Dark List Accent 3" w:semiHidden="0" w:uiPriority="70" w:unhideWhenUsed="0"/>
-    <w:lsdException w:name="Colorful Shading Accent 3" w:semiHidden="0" w:uiPriority="71" w:unhideWhenUsed="0"/>
-    <w:lsdException w:name="Colorful List Accent 3" w:semiHidden="0" w:uiPriority="72" w:unhideWhenUsed="0"/>
-    <w:lsdException w:name="Colorful Grid Accent 3" w:semiHidden="0" w:uiPriority="73" w:unhideWhenUsed="0"/>
-    <w:lsdException w:name="Light Shading Accent 4" w:semiHidden="0" w:uiPriority="60" w:unhideWhenUsed="0"/>
-    <w:lsdException w:name="Light List Accent 4" w:semiHidden="0" w:uiPriority="61" w:unhideWhenUsed="0"/>
-    <w:lsdException w:name="Light Grid Accent 4" w:semiHidden="0" w:uiPriority="62" w:unhideWhenUsed="0"/>
-    <w:lsdException w:name="Medium Shading 1 Accent 4" w:semiHidden="0" w:uiPriority="63" w:unhideWhenUsed="0"/>
-    <w:lsdException w:name="Medium Shading 2 Accent 4" w:semiHidden="0" w:uiPriority="64" w:unhideWhenUsed="0"/>
-    <w:lsdException w:name="Medium List 1 Accent 4" w:semiHidden="0" w:uiPriority="65" w:unhideWhenUsed="0"/>
-    <w:lsdException w:name="Medium List 2 Accent 4" w:semiHidden="0" w:uiPriority="66" w:unhideWhenUsed="0"/>
-    <w:lsdException w:name="Medium Grid 1 Accent 4" w:semiHidden="0" w:uiPriority="67" w:unhideWhenUsed="0"/>
-    <w:lsdException w:name="Medium Grid 2 Accent 4" w:semiHidden="0" w:uiPriority="68" w:unhideWhenUsed="0"/>
-    <w:lsdException w:name="Medium Grid 3 Accent 4" w:semiHidden="0" w:uiPriority="69" w:unhideWhenUsed="0"/>
-    <w:lsdException w:name="Dark List Accent 4" w:semiHidden="0" w:uiPriority="70" w:unhideWhenUsed="0"/>
-    <w:lsdException w:name="Colorful Shading Accent 4" w:semiHidden="0" w:uiPriority="71" w:unhideWhenUsed="0"/>
-    <w:lsdException w:name="Colorful List Accent 4" w:semiHidden="0" w:uiPriority="72" w:unhideWhenUsed="0"/>
-    <w:lsdException w:name="Colorful Grid Accent 4" w:semiHidden="0" w:uiPriority="73" w:unhideWhenUsed="0"/>
-    <w:lsdException w:name="Light Shading Accent 5" w:semiHidden="0" w:uiPriority="60" w:unhideWhenUsed="0"/>
-    <w:lsdException w:name="Light List Accent 5" w:semiHidden="0" w:uiPriority="61" w:unhideWhenUsed="0"/>
-    <w:lsdException w:name="Light Grid Accent 5" w:semiHidden="0" w:uiPriority="62" w:unhideWhenUsed="0"/>
-    <w:lsdException w:name="Medium Shading 1 Accent 5" w:semiHidden="0" w:uiPriority="63" w:unhideWhenUsed="0"/>
-    <w:lsdException w:name="Medium Shading 2 Accent 5" w:semiHidden="0" w:uiPriority="64" w:unhideWhenUsed="0"/>
-    <w:lsdException w:name="Medium List 1 Accent 5" w:semiHidden="0" w:uiPriority="65" w:unhideWhenUsed="0"/>
-    <w:lsdException w:name="Medium List 2 Accent 5" w:semiHidden="0" w:uiPriority="66" w:unhideWhenUsed="0"/>
-    <w:lsdException w:name="Medium Grid 1 Accent 5" w:semiHidden="0" w:uiPriority="67" w:unhideWhenUsed="0"/>
-    <w:lsdException w:name="Medium Grid 2 Accent 5" w:semiHidden="0" w:uiPriority="68" w:unhideWhenUsed="0"/>
-    <w:lsdException w:name="Medium Grid 3 Accent 5" w:semiHidden="0" w:uiPriority="69" w:unhideWhenUsed="0"/>
-    <w:lsdException w:name="Dark List Accent 5" w:semiHidden="0" w:uiPriority="70" w:unhideWhenUsed="0"/>
-    <w:lsdException w:name="Colorful Shading Accent 5" w:semiHidden="0" w:uiPriority="71" w:unhideWhenUsed="0"/>
-    <w:lsdException w:name="Colorful List Accent 5" w:semiHidden="0" w:uiPriority="72" w:unhideWhenUsed="0"/>
-    <w:lsdException w:name="Colorful Grid Accent 5" w:semiHidden="0" w:uiPriority="73" w:unhideWhenUsed="0"/>
-    <w:lsdException w:name="Light Shading Accent 6" w:semiHidden="0" w:uiPriority="60" w:unhideWhenUsed="0"/>
-    <w:lsdException w:name="Light List Accent 6" w:semiHidden="0" w:uiPriority="61" w:unhideWhenUsed="0"/>
-    <w:lsdException w:name="Light Grid Accent 6" w:semiHidden="0" w:uiPriority="62" w:unhideWhenUsed="0"/>
-    <w:lsdException w:name="Medium Shading 1 Accent 6" w:semiHidden="0" w:uiPriority="63" w:unhideWhenUsed="0"/>
-    <w:lsdException w:name="Medium Shading 2 Accent 6" w:semiHidden="0" w:uiPriority="64" w:unhideWhenUsed="0"/>
-    <w:lsdException w:name="Medium List 1 Accent 6" w:semiHidden="0" w:uiPriority="65" w:unhideWhenUsed="0"/>
-    <w:lsdException w:name="Medium List 2 Accent 6" w:semiHidden="0" w:uiPriority="66" w:unhideWhenUsed="0"/>
-    <w:lsdException w:name="Medium Grid 1 Accent 6" w:semiHidden="0" w:uiPriority="67" w:unhideWhenUsed="0"/>
-    <w:lsdException w:name="Medium Grid 2 Accent 6" w:semiHidden="0" w:uiPriority="68" w:unhideWhenUsed="0"/>
-    <w:lsdException w:name="Medium Grid 3 Accent 6" w:semiHidden="0" w:uiPriority="69" w:unhideWhenUsed="0"/>
-    <w:lsdException w:name="Dark List Accent 6" w:semiHidden="0" w:uiPriority="70" w:unhideWhenUsed="0"/>
-    <w:lsdException w:name="Colorful Shading Accent 6" w:semiHidden="0" w:uiPriority="71" w:unhideWhenUsed="0"/>
-    <w:lsdException w:name="Colorful List Accent 6" w:semiHidden="0" w:uiPriority="72" w:unhideWhenUsed="0"/>
-    <w:lsdException w:name="Colorful Grid Accent 6" w:semiHidden="0" w:uiPriority="73" w:unhideWhenUsed="0"/>
+  <w:latentStyles w:count="260" w:defQFormat="0" w:defUnhideWhenUsed="1" w:defSemiHidden="1" w:defUIPriority="99" w:defLockedState="0">
+    <w:lsdException w:qFormat="1" w:unhideWhenUsed="0" w:uiPriority="0" w:semiHidden="0" w:name="Normal"/>
+    <w:lsdException w:qFormat="1" w:unhideWhenUsed="0" w:uiPriority="0" w:semiHidden="0" w:name="heading 1"/>
+    <w:lsdException w:qFormat="1" w:uiPriority="0" w:semiHidden="0" w:name="heading 2"/>
+    <w:lsdException w:qFormat="1" w:uiPriority="0" w:name="heading 3"/>
+    <w:lsdException w:qFormat="1" w:uiPriority="0" w:semiHidden="0" w:name="heading 4"/>
+    <w:lsdException w:qFormat="1" w:uiPriority="0" w:name="heading 5"/>
+    <w:lsdException w:qFormat="1" w:uiPriority="0" w:name="heading 6"/>
+    <w:lsdException w:qFormat="1" w:uiPriority="0" w:name="heading 7"/>
+    <w:lsdException w:qFormat="1" w:uiPriority="0" w:name="heading 8"/>
+    <w:lsdException w:qFormat="1" w:uiPriority="0" w:name="heading 9"/>
+    <w:lsdException w:unhideWhenUsed="0" w:uiPriority="0" w:semiHidden="0" w:name="index 1"/>
+    <w:lsdException w:unhideWhenUsed="0" w:uiPriority="0" w:semiHidden="0" w:name="index 2"/>
+    <w:lsdException w:unhideWhenUsed="0" w:uiPriority="0" w:semiHidden="0" w:name="index 3"/>
+    <w:lsdException w:unhideWhenUsed="0" w:uiPriority="0" w:semiHidden="0" w:name="index 4"/>
+    <w:lsdException w:unhideWhenUsed="0" w:uiPriority="0" w:semiHidden="0" w:name="index 5"/>
+    <w:lsdException w:unhideWhenUsed="0" w:uiPriority="0" w:semiHidden="0" w:name="index 6"/>
+    <w:lsdException w:unhideWhenUsed="0" w:uiPriority="0" w:semiHidden="0" w:name="index 7"/>
+    <w:lsdException w:unhideWhenUsed="0" w:uiPriority="0" w:semiHidden="0" w:name="index 8"/>
+    <w:lsdException w:unhideWhenUsed="0" w:uiPriority="0" w:semiHidden="0" w:name="index 9"/>
+    <w:lsdException w:qFormat="1" w:unhideWhenUsed="0" w:uiPriority="0" w:semiHidden="0" w:name="toc 1"/>
+    <w:lsdException w:qFormat="1" w:unhideWhenUsed="0" w:uiPriority="0" w:semiHidden="0" w:name="toc 2"/>
+    <w:lsdException w:qFormat="1" w:unhideWhenUsed="0" w:uiPriority="0" w:semiHidden="0" w:name="toc 3"/>
+    <w:lsdException w:unhideWhenUsed="0" w:uiPriority="0" w:semiHidden="0" w:name="toc 4"/>
+    <w:lsdException w:unhideWhenUsed="0" w:uiPriority="0" w:semiHidden="0" w:name="toc 5"/>
+    <w:lsdException w:unhideWhenUsed="0" w:uiPriority="0" w:semiHidden="0" w:name="toc 6"/>
+    <w:lsdException w:unhideWhenUsed="0" w:uiPriority="0" w:semiHidden="0" w:name="toc 7"/>
+    <w:lsdException w:unhideWhenUsed="0" w:uiPriority="0" w:semiHidden="0" w:name="toc 8"/>
+    <w:lsdException w:unhideWhenUsed="0" w:uiPriority="0" w:semiHidden="0" w:name="toc 9"/>
+    <w:lsdException w:unhideWhenUsed="0" w:uiPriority="0" w:semiHidden="0" w:name="Normal Indent"/>
+    <w:lsdException w:unhideWhenUsed="0" w:uiPriority="0" w:semiHidden="0" w:name="footnote text"/>
+    <w:lsdException w:qFormat="1" w:unhideWhenUsed="0" w:uiPriority="0" w:semiHidden="0" w:name="annotation text"/>
+    <w:lsdException w:qFormat="1" w:unhideWhenUsed="0" w:uiPriority="0" w:semiHidden="0" w:name="header"/>
+    <w:lsdException w:qFormat="1" w:unhideWhenUsed="0" w:uiPriority="0" w:semiHidden="0" w:name="footer"/>
+    <w:lsdException w:unhideWhenUsed="0" w:uiPriority="0" w:semiHidden="0" w:name="index heading"/>
+    <w:lsdException w:qFormat="1" w:uiPriority="0" w:name="caption"/>
+    <w:lsdException w:unhideWhenUsed="0" w:uiPriority="0" w:semiHidden="0" w:name="table of figures"/>
+    <w:lsdException w:unhideWhenUsed="0" w:uiPriority="0" w:semiHidden="0" w:name="envelope address"/>
+    <w:lsdException w:unhideWhenUsed="0" w:uiPriority="0" w:semiHidden="0" w:name="envelope return"/>
+    <w:lsdException w:unhideWhenUsed="0" w:uiPriority="0" w:semiHidden="0" w:name="footnote reference"/>
+    <w:lsdException w:unhideWhenUsed="0" w:uiPriority="0" w:semiHidden="0" w:name="annotation reference"/>
+    <w:lsdException w:unhideWhenUsed="0" w:uiPriority="0" w:semiHidden="0" w:name="line number"/>
+    <w:lsdException w:unhideWhenUsed="0" w:uiPriority="0" w:semiHidden="0" w:name="page number"/>
+    <w:lsdException w:unhideWhenUsed="0" w:uiPriority="0" w:semiHidden="0" w:name="endnote reference"/>
+    <w:lsdException w:unhideWhenUsed="0" w:uiPriority="0" w:semiHidden="0" w:name="endnote text"/>
+    <w:lsdException w:unhideWhenUsed="0" w:uiPriority="0" w:semiHidden="0" w:name="table of authorities"/>
+    <w:lsdException w:unhideWhenUsed="0" w:uiPriority="0" w:semiHidden="0" w:name="macro"/>
+    <w:lsdException w:unhideWhenUsed="0" w:uiPriority="0" w:semiHidden="0" w:name="toa heading"/>
+    <w:lsdException w:unhideWhenUsed="0" w:uiPriority="0" w:semiHidden="0" w:name="List"/>
+    <w:lsdException w:unhideWhenUsed="0" w:uiPriority="0" w:semiHidden="0" w:name="List Bullet"/>
+    <w:lsdException w:unhideWhenUsed="0" w:uiPriority="0" w:semiHidden="0" w:name="List Number"/>
+    <w:lsdException w:unhideWhenUsed="0" w:uiPriority="0" w:semiHidden="0" w:name="List 2"/>
+    <w:lsdException w:unhideWhenUsed="0" w:uiPriority="0" w:semiHidden="0" w:name="List 3"/>
+    <w:lsdException w:unhideWhenUsed="0" w:uiPriority="0" w:semiHidden="0" w:name="List 4"/>
+    <w:lsdException w:unhideWhenUsed="0" w:uiPriority="0" w:semiHidden="0" w:name="List 5"/>
+    <w:lsdException w:unhideWhenUsed="0" w:uiPriority="0" w:semiHidden="0" w:name="List Bullet 2"/>
+    <w:lsdException w:unhideWhenUsed="0" w:uiPriority="0" w:semiHidden="0" w:name="List Bullet 3"/>
+    <w:lsdException w:unhideWhenUsed="0" w:uiPriority="0" w:semiHidden="0" w:name="List Bullet 4"/>
+    <w:lsdException w:unhideWhenUsed="0" w:uiPriority="0" w:semiHidden="0" w:name="List Bullet 5"/>
+    <w:lsdException w:unhideWhenUsed="0" w:uiPriority="0" w:semiHidden="0" w:name="List Number 2"/>
+    <w:lsdException w:unhideWhenUsed="0" w:uiPriority="0" w:semiHidden="0" w:name="List Number 3"/>
+    <w:lsdException w:unhideWhenUsed="0" w:uiPriority="0" w:semiHidden="0" w:name="List Number 4"/>
+    <w:lsdException w:unhideWhenUsed="0" w:uiPriority="0" w:semiHidden="0" w:name="List Number 5"/>
+    <w:lsdException w:qFormat="1" w:unhideWhenUsed="0" w:uiPriority="0" w:semiHidden="0" w:name="Title"/>
+    <w:lsdException w:unhideWhenUsed="0" w:uiPriority="0" w:semiHidden="0" w:name="Closing"/>
+    <w:lsdException w:unhideWhenUsed="0" w:uiPriority="0" w:semiHidden="0" w:name="Signature"/>
+    <w:lsdException w:qFormat="1" w:unhideWhenUsed="0" w:uiPriority="0" w:name="Default Paragraph Font"/>
+    <w:lsdException w:qFormat="1" w:unhideWhenUsed="0" w:uiPriority="0" w:name="Body Text"/>
+    <w:lsdException w:unhideWhenUsed="0" w:uiPriority="0" w:semiHidden="0" w:name="Body Text Indent"/>
+    <w:lsdException w:unhideWhenUsed="0" w:uiPriority="0" w:semiHidden="0" w:name="List Continue"/>
+    <w:lsdException w:unhideWhenUsed="0" w:uiPriority="0" w:semiHidden="0" w:name="List Continue 2"/>
+    <w:lsdException w:unhideWhenUsed="0" w:uiPriority="0" w:semiHidden="0" w:name="List Continue 3"/>
+    <w:lsdException w:unhideWhenUsed="0" w:uiPriority="0" w:semiHidden="0" w:name="List Continue 4"/>
+    <w:lsdException w:unhideWhenUsed="0" w:uiPriority="0" w:semiHidden="0" w:name="List Continue 5"/>
+    <w:lsdException w:unhideWhenUsed="0" w:uiPriority="0" w:semiHidden="0" w:name="Message Header"/>
+    <w:lsdException w:qFormat="1" w:unhideWhenUsed="0" w:uiPriority="0" w:semiHidden="0" w:name="Subtitle"/>
+    <w:lsdException w:unhideWhenUsed="0" w:uiPriority="0" w:semiHidden="0" w:name="Salutation"/>
+    <w:lsdException w:unhideWhenUsed="0" w:uiPriority="0" w:semiHidden="0" w:name="Date"/>
+    <w:lsdException w:unhideWhenUsed="0" w:uiPriority="0" w:semiHidden="0" w:name="Body Text First Indent"/>
+    <w:lsdException w:unhideWhenUsed="0" w:uiPriority="0" w:semiHidden="0" w:name="Body Text First Indent 2"/>
+    <w:lsdException w:uiPriority="99" w:name="Note Heading"/>
+    <w:lsdException w:unhideWhenUsed="0" w:uiPriority="0" w:semiHidden="0" w:name="Body Text 2"/>
+    <w:lsdException w:unhideWhenUsed="0" w:uiPriority="0" w:semiHidden="0" w:name="Body Text 3"/>
+    <w:lsdException w:unhideWhenUsed="0" w:uiPriority="0" w:semiHidden="0" w:name="Body Text Indent 2"/>
+    <w:lsdException w:unhideWhenUsed="0" w:uiPriority="0" w:semiHidden="0" w:name="Body Text Indent 3"/>
+    <w:lsdException w:unhideWhenUsed="0" w:uiPriority="0" w:semiHidden="0" w:name="Block Text"/>
+    <w:lsdException w:unhideWhenUsed="0" w:uiPriority="0" w:semiHidden="0" w:name="Hyperlink"/>
+    <w:lsdException w:unhideWhenUsed="0" w:uiPriority="0" w:semiHidden="0" w:name="FollowedHyperlink"/>
+    <w:lsdException w:qFormat="1" w:unhideWhenUsed="0" w:uiPriority="0" w:semiHidden="0" w:name="Strong"/>
+    <w:lsdException w:qFormat="1" w:unhideWhenUsed="0" w:uiPriority="0" w:semiHidden="0" w:name="Emphasis"/>
+    <w:lsdException w:unhideWhenUsed="0" w:uiPriority="0" w:semiHidden="0" w:name="Document Map"/>
+    <w:lsdException w:unhideWhenUsed="0" w:uiPriority="0" w:semiHidden="0" w:name="Plain Text"/>
+    <w:lsdException w:unhideWhenUsed="0" w:uiPriority="0" w:semiHidden="0" w:name="E-mail Signature"/>
+    <w:lsdException w:qFormat="1" w:unhideWhenUsed="0" w:uiPriority="0" w:semiHidden="0" w:name="Normal (Web)"/>
+    <w:lsdException w:unhideWhenUsed="0" w:uiPriority="0" w:semiHidden="0" w:name="HTML Acronym"/>
+    <w:lsdException w:unhideWhenUsed="0" w:uiPriority="0" w:semiHidden="0" w:name="HTML Address"/>
+    <w:lsdException w:unhideWhenUsed="0" w:uiPriority="0" w:semiHidden="0" w:name="HTML Cite"/>
+    <w:lsdException w:unhideWhenUsed="0" w:uiPriority="0" w:semiHidden="0" w:name="HTML Code"/>
+    <w:lsdException w:unhideWhenUsed="0" w:uiPriority="0" w:semiHidden="0" w:name="HTML Definition"/>
+    <w:lsdException w:unhideWhenUsed="0" w:uiPriority="0" w:semiHidden="0" w:name="HTML Keyboard"/>
+    <w:lsdException w:unhideWhenUsed="0" w:uiPriority="0" w:semiHidden="0" w:name="HTML Preformatted"/>
+    <w:lsdException w:unhideWhenUsed="0" w:uiPriority="0" w:semiHidden="0" w:name="HTML Sample"/>
+    <w:lsdException w:unhideWhenUsed="0" w:uiPriority="0" w:semiHidden="0" w:name="HTML Typewriter"/>
+    <w:lsdException w:unhideWhenUsed="0" w:uiPriority="0" w:semiHidden="0" w:name="HTML Variable"/>
+    <w:lsdException w:qFormat="1" w:unhideWhenUsed="0" w:uiPriority="0" w:name="Normal Table"/>
+    <w:lsdException w:unhideWhenUsed="0" w:uiPriority="0" w:semiHidden="0" w:name="annotation subject"/>
+    <w:lsdException w:unhideWhenUsed="0" w:uiPriority="0" w:semiHidden="0" w:name="Table Simple 1"/>
+    <w:lsdException w:unhideWhenUsed="0" w:uiPriority="0" w:semiHidden="0" w:name="Table Simple 2"/>
+    <w:lsdException w:unhideWhenUsed="0" w:uiPriority="0" w:semiHidden="0" w:name="Table Simple 3"/>
+    <w:lsdException w:unhideWhenUsed="0" w:uiPriority="0" w:semiHidden="0" w:name="Table Classic 1"/>
+    <w:lsdException w:unhideWhenUsed="0" w:uiPriority="0" w:semiHidden="0" w:name="Table Classic 2"/>
+    <w:lsdException w:unhideWhenUsed="0" w:uiPriority="0" w:semiHidden="0" w:name="Table Classic 3"/>
+    <w:lsdException w:unhideWhenUsed="0" w:uiPriority="0" w:semiHidden="0" w:name="Table Classic 4"/>
+    <w:lsdException w:unhideWhenUsed="0" w:uiPriority="0" w:semiHidden="0" w:name="Table Colorful 1"/>
+    <w:lsdException w:unhideWhenUsed="0" w:uiPriority="0" w:semiHidden="0" w:name="Table Colorful 2"/>
+    <w:lsdException w:unhideWhenUsed="0" w:uiPriority="0" w:semiHidden="0" w:name="Table Colorful 3"/>
+    <w:lsdException w:unhideWhenUsed="0" w:uiPriority="0" w:semiHidden="0" w:name="Table Columns 1"/>
+    <w:lsdException w:unhideWhenUsed="0" w:uiPriority="0" w:semiHidden="0" w:name="Table Columns 2"/>
+    <w:lsdException w:unhideWhenUsed="0" w:uiPriority="0" w:semiHidden="0" w:name="Table Columns 3"/>
+    <w:lsdException w:unhideWhenUsed="0" w:uiPriority="0" w:semiHidden="0" w:name="Table Columns 4"/>
+    <w:lsdException w:unhideWhenUsed="0" w:uiPriority="0" w:semiHidden="0" w:name="Table Columns 5"/>
+    <w:lsdException w:unhideWhenUsed="0" w:uiPriority="0" w:semiHidden="0" w:name="Table Grid 1"/>
+    <w:lsdException w:unhideWhenUsed="0" w:uiPriority="0" w:semiHidden="0" w:name="Table Grid 2"/>
+    <w:lsdException w:unhideWhenUsed="0" w:uiPriority="0" w:semiHidden="0" w:name="Table Grid 3"/>
+    <w:lsdException w:unhideWhenUsed="0" w:uiPriority="0" w:semiHidden="0" w:name="Table Grid 4"/>
+    <w:lsdException w:unhideWhenUsed="0" w:uiPriority="0" w:semiHidden="0" w:name="Table Grid 5"/>
+    <w:lsdException w:unhideWhenUsed="0" w:uiPriority="0" w:semiHidden="0" w:name="Table Grid 6"/>
+    <w:lsdException w:unhideWhenUsed="0" w:uiPriority="0" w:semiHidden="0" w:name="Table Grid 7"/>
+    <w:lsdException w:unhideWhenUsed="0" w:uiPriority="0" w:semiHidden="0" w:name="Table Grid 8"/>
+    <w:lsdException w:unhideWhenUsed="0" w:uiPriority="0" w:semiHidden="0" w:name="Table List 1"/>
+    <w:lsdException w:unhideWhenUsed="0" w:uiPriority="0" w:semiHidden="0" w:name="Table List 2"/>
+    <w:lsdException w:unhideWhenUsed="0" w:uiPriority="0" w:semiHidden="0" w:name="Table List 3"/>
+    <w:lsdException w:unhideWhenUsed="0" w:uiPriority="0" w:semiHidden="0" w:name="Table List 4"/>
+    <w:lsdException w:unhideWhenUsed="0" w:uiPriority="0" w:semiHidden="0" w:name="Table List 5"/>
+    <w:lsdException w:unhideWhenUsed="0" w:uiPriority="0" w:semiHidden="0" w:name="Table List 6"/>
+    <w:lsdException w:unhideWhenUsed="0" w:uiPriority="0" w:semiHidden="0" w:name="Table List 7"/>
+    <w:lsdException w:unhideWhenUsed="0" w:uiPriority="0" w:semiHidden="0" w:name="Table List 8"/>
+    <w:lsdException w:unhideWhenUsed="0" w:uiPriority="0" w:semiHidden="0" w:name="Table 3D effects 1"/>
+    <w:lsdException w:unhideWhenUsed="0" w:uiPriority="0" w:semiHidden="0" w:name="Table 3D effects 2"/>
+    <w:lsdException w:unhideWhenUsed="0" w:uiPriority="0" w:semiHidden="0" w:name="Table 3D effects 3"/>
+    <w:lsdException w:unhideWhenUsed="0" w:uiPriority="0" w:semiHidden="0" w:name="Table Contemporary"/>
+    <w:lsdException w:unhideWhenUsed="0" w:uiPriority="0" w:semiHidden="0" w:name="Table Elegant"/>
+    <w:lsdException w:unhideWhenUsed="0" w:uiPriority="0" w:semiHidden="0" w:name="Table Professional"/>
+    <w:lsdException w:unhideWhenUsed="0" w:uiPriority="0" w:semiHidden="0" w:name="Table Subtle 1"/>
+    <w:lsdException w:unhideWhenUsed="0" w:uiPriority="0" w:semiHidden="0" w:name="Table Subtle 2"/>
+    <w:lsdException w:unhideWhenUsed="0" w:uiPriority="0" w:semiHidden="0" w:name="Table Web 1"/>
+    <w:lsdException w:unhideWhenUsed="0" w:uiPriority="0" w:semiHidden="0" w:name="Table Web 2"/>
+    <w:lsdException w:unhideWhenUsed="0" w:uiPriority="0" w:semiHidden="0" w:name="Table Web 3"/>
+    <w:lsdException w:unhideWhenUsed="0" w:uiPriority="0" w:semiHidden="0" w:name="Balloon Text"/>
+    <w:lsdException w:qFormat="1" w:unhideWhenUsed="0" w:uiPriority="0" w:semiHidden="0" w:name="Table Grid"/>
+    <w:lsdException w:unhideWhenUsed="0" w:uiPriority="0" w:semiHidden="0" w:name="Table Theme"/>
+    <w:lsdException w:unhideWhenUsed="0" w:uiPriority="60" w:semiHidden="0" w:name="Light Shading"/>
+    <w:lsdException w:unhideWhenUsed="0" w:uiPriority="61" w:semiHidden="0" w:name="Light List"/>
+    <w:lsdException w:unhideWhenUsed="0" w:uiPriority="62" w:semiHidden="0" w:name="Light Grid"/>
+    <w:lsdException w:unhideWhenUsed="0" w:uiPriority="63" w:semiHidden="0" w:name="Medium Shading 1"/>
+    <w:lsdException w:unhideWhenUsed="0" w:uiPriority="64" w:semiHidden="0" w:name="Medium Shading 2"/>
+    <w:lsdException w:unhideWhenUsed="0" w:uiPriority="65" w:semiHidden="0" w:name="Medium List 1"/>
+    <w:lsdException w:unhideWhenUsed="0" w:uiPriority="66" w:semiHidden="0" w:name="Medium List 2"/>
+    <w:lsdException w:unhideWhenUsed="0" w:uiPriority="67" w:semiHidden="0" w:name="Medium Grid 1"/>
+    <w:lsdException w:unhideWhenUsed="0" w:uiPriority="68" w:semiHidden="0" w:name="Medium Grid 2"/>
+    <w:lsdException w:unhideWhenUsed="0" w:uiPriority="69" w:semiHidden="0" w:name="Medium Grid 3"/>
+    <w:lsdException w:unhideWhenUsed="0" w:uiPriority="70" w:semiHidden="0" w:name="Dark List"/>
+    <w:lsdException w:unhideWhenUsed="0" w:uiPriority="71" w:semiHidden="0" w:name="Colorful Shading"/>
+    <w:lsdException w:unhideWhenUsed="0" w:uiPriority="72" w:semiHidden="0" w:name="Colorful List"/>
+    <w:lsdException w:unhideWhenUsed="0" w:uiPriority="73" w:semiHidden="0" w:name="Colorful Grid"/>
+    <w:lsdException w:unhideWhenUsed="0" w:uiPriority="60" w:semiHidden="0" w:name="Light Shading Accent 1"/>
+    <w:lsdException w:unhideWhenUsed="0" w:uiPriority="61" w:semiHidden="0" w:name="Light List Accent 1"/>
+    <w:lsdException w:unhideWhenUsed="0" w:uiPriority="62" w:semiHidden="0" w:name="Light Grid Accent 1"/>
+    <w:lsdException w:unhideWhenUsed="0" w:uiPriority="63" w:semiHidden="0" w:name="Medium Shading 1 Accent 1"/>
+    <w:lsdException w:unhideWhenUsed="0" w:uiPriority="64" w:semiHidden="0" w:name="Medium Shading 2 Accent 1"/>
+    <w:lsdException w:unhideWhenUsed="0" w:uiPriority="65" w:semiHidden="0" w:name="Medium List 1 Accent 1"/>
+    <w:lsdException w:unhideWhenUsed="0" w:uiPriority="66" w:semiHidden="0" w:name="Medium List 2 Accent 1"/>
+    <w:lsdException w:unhideWhenUsed="0" w:uiPriority="67" w:semiHidden="0" w:name="Medium Grid 1 Accent 1"/>
+    <w:lsdException w:unhideWhenUsed="0" w:uiPriority="68" w:semiHidden="0" w:name="Medium Grid 2 Accent 1"/>
+    <w:lsdException w:unhideWhenUsed="0" w:uiPriority="69" w:semiHidden="0" w:name="Medium Grid 3 Accent 1"/>
+    <w:lsdException w:unhideWhenUsed="0" w:uiPriority="70" w:semiHidden="0" w:name="Dark List Accent 1"/>
+    <w:lsdException w:unhideWhenUsed="0" w:uiPriority="71" w:semiHidden="0" w:name="Colorful Shading Accent 1"/>
+    <w:lsdException w:unhideWhenUsed="0" w:uiPriority="72" w:semiHidden="0" w:name="Colorful List Accent 1"/>
+    <w:lsdException w:unhideWhenUsed="0" w:uiPriority="73" w:semiHidden="0" w:name="Colorful Grid Accent 1"/>
+    <w:lsdException w:unhideWhenUsed="0" w:uiPriority="60" w:semiHidden="0" w:name="Light Shading Accent 2"/>
+    <w:lsdException w:unhideWhenUsed="0" w:uiPriority="61" w:semiHidden="0" w:name="Light List Accent 2"/>
+    <w:lsdException w:unhideWhenUsed="0" w:uiPriority="62" w:semiHidden="0" w:name="Light Grid Accent 2"/>
+    <w:lsdException w:unhideWhenUsed="0" w:uiPriority="63" w:semiHidden="0" w:name="Medium Shading 1 Accent 2"/>
+    <w:lsdException w:unhideWhenUsed="0" w:uiPriority="64" w:semiHidden="0" w:name="Medium Shading 2 Accent 2"/>
+    <w:lsdException w:unhideWhenUsed="0" w:uiPriority="65" w:semiHidden="0" w:name="Medium List 1 Accent 2"/>
+    <w:lsdException w:unhideWhenUsed="0" w:uiPriority="66" w:semiHidden="0" w:name="Medium List 2 Accent 2"/>
+    <w:lsdException w:unhideWhenUsed="0" w:uiPriority="67" w:semiHidden="0" w:name="Medium Grid 1 Accent 2"/>
+    <w:lsdException w:unhideWhenUsed="0" w:uiPriority="68" w:semiHidden="0" w:name="Medium Grid 2 Accent 2"/>
+    <w:lsdException w:unhideWhenUsed="0" w:uiPriority="69" w:semiHidden="0" w:name="Medium Grid 3 Accent 2"/>
+    <w:lsdException w:unhideWhenUsed="0" w:uiPriority="70" w:semiHidden="0" w:name="Dark List Accent 2"/>
+    <w:lsdException w:unhideWhenUsed="0" w:uiPriority="71" w:semiHidden="0" w:name="Colorful Shading Accent 2"/>
+    <w:lsdException w:unhideWhenUsed="0" w:uiPriority="72" w:semiHidden="0" w:name="Colorful List Accent 2"/>
+    <w:lsdException w:unhideWhenUsed="0" w:uiPriority="73" w:semiHidden="0" w:name="Colorful Grid Accent 2"/>
+    <w:lsdException w:unhideWhenUsed="0" w:uiPriority="60" w:semiHidden="0" w:name="Light Shading Accent 3"/>
+    <w:lsdException w:unhideWhenUsed="0" w:uiPriority="61" w:semiHidden="0" w:name="Light List Accent 3"/>
+    <w:lsdException w:unhideWhenUsed="0" w:uiPriority="62" w:semiHidden="0" w:name="Light Grid Accent 3"/>
+    <w:lsdException w:unhideWhenUsed="0" w:uiPriority="63" w:semiHidden="0" w:name="Medium Shading 1 Accent 3"/>
+    <w:lsdException w:unhideWhenUsed="0" w:uiPriority="64" w:semiHidden="0" w:name="Medium Shading 2 Accent 3"/>
+    <w:lsdException w:unhideWhenUsed="0" w:uiPriority="65" w:semiHidden="0" w:name="Medium List 1 Accent 3"/>
+    <w:lsdException w:unhideWhenUsed="0" w:uiPriority="66" w:semiHidden="0" w:name="Medium List 2 Accent 3"/>
+    <w:lsdException w:unhideWhenUsed="0" w:uiPriority="67" w:semiHidden="0" w:name="Medium Grid 1 Accent 3"/>
+    <w:lsdException w:unhideWhenUsed="0" w:uiPriority="68" w:semiHidden="0" w:name="Medium Grid 2 Accent 3"/>
+    <w:lsdException w:unhideWhenUsed="0" w:uiPriority="69" w:semiHidden="0" w:name="Medium Grid 3 Accent 3"/>
+    <w:lsdException w:unhideWhenUsed="0" w:uiPriority="70" w:semiHidden="0" w:name="Dark List Accent 3"/>
+    <w:lsdException w:unhideWhenUsed="0" w:uiPriority="71" w:semiHidden="0" w:name="Colorful Shading Accent 3"/>
+    <w:lsdException w:unhideWhenUsed="0" w:uiPriority="72" w:semiHidden="0" w:name="Colorful List Accent 3"/>
+    <w:lsdException w:unhideWhenUsed="0" w:uiPriority="73" w:semiHidden="0" w:name="Colorful Grid Accent 3"/>
+    <w:lsdException w:unhideWhenUsed="0" w:uiPriority="60" w:semiHidden="0" w:name="Light Shading Accent 4"/>
+    <w:lsdException w:unhideWhenUsed="0" w:uiPriority="61" w:semiHidden="0" w:name="Light List Accent 4"/>
+    <w:lsdException w:unhideWhenUsed="0" w:uiPriority="62" w:semiHidden="0" w:name="Light Grid Accent 4"/>
+    <w:lsdException w:unhideWhenUsed="0" w:uiPriority="63" w:semiHidden="0" w:name="Medium Shading 1 Accent 4"/>
+    <w:lsdException w:unhideWhenUsed="0" w:uiPriority="64" w:semiHidden="0" w:name="Medium Shading 2 Accent 4"/>
+    <w:lsdException w:unhideWhenUsed="0" w:uiPriority="65" w:semiHidden="0" w:name="Medium List 1 Accent 4"/>
+    <w:lsdException w:unhideWhenUsed="0" w:uiPriority="66" w:semiHidden="0" w:name="Medium List 2 Accent 4"/>
+    <w:lsdException w:unhideWhenUsed="0" w:uiPriority="67" w:semiHidden="0" w:name="Medium Grid 1 Accent 4"/>
+    <w:lsdException w:unhideWhenUsed="0" w:uiPriority="68" w:semiHidden="0" w:name="Medium Grid 2 Accent 4"/>
+    <w:lsdException w:unhideWhenUsed="0" w:uiPriority="69" w:semiHidden="0" w:name="Medium Grid 3 Accent 4"/>
+    <w:lsdException w:unhideWhenUsed="0" w:uiPriority="70" w:semiHidden="0" w:name="Dark List Accent 4"/>
+    <w:lsdException w:unhideWhenUsed="0" w:uiPriority="71" w:semiHidden="0" w:name="Colorful Shading Accent 4"/>
+    <w:lsdException w:unhideWhenUsed="0" w:uiPriority="72" w:semiHidden="0" w:name="Colorful List Accent 4"/>
+    <w:lsdException w:unhideWhenUsed="0" w:uiPriority="73" w:semiHidden="0" w:name="Colorful Grid Accent 4"/>
+    <w:lsdException w:unhideWhenUsed="0" w:uiPriority="60" w:semiHidden="0" w:name="Light Shading Accent 5"/>
+    <w:lsdException w:unhideWhenUsed="0" w:uiPriority="61" w:semiHidden="0" w:name="Light List Accent 5"/>
+    <w:lsdException w:unhideWhenUsed="0" w:uiPriority="62" w:semiHidden="0" w:name="Light Grid Accent 5"/>
+    <w:lsdException w:unhideWhenUsed="0" w:uiPriority="63" w:semiHidden="0" w:name="Medium Shading 1 Accent 5"/>
+    <w:lsdException w:unhideWhenUsed="0" w:uiPriority="64" w:semiHidden="0" w:name="Medium Shading 2 Accent 5"/>
+    <w:lsdException w:unhideWhenUsed="0" w:uiPriority="65" w:semiHidden="0" w:name="Medium List 1 Accent 5"/>
+    <w:lsdException w:unhideWhenUsed="0" w:uiPriority="66" w:semiHidden="0" w:name="Medium List 2 Accent 5"/>
+    <w:lsdException w:unhideWhenUsed="0" w:uiPriority="67" w:semiHidden="0" w:name="Medium Grid 1 Accent 5"/>
+    <w:lsdException w:unhideWhenUsed="0" w:uiPriority="68" w:semiHidden="0" w:name="Medium Grid 2 Accent 5"/>
+    <w:lsdException w:unhideWhenUsed="0" w:uiPriority="69" w:semiHidden="0" w:name="Medium Grid 3 Accent 5"/>
+    <w:lsdException w:unhideWhenUsed="0" w:uiPriority="70" w:semiHidden="0" w:name="Dark List Accent 5"/>
+    <w:lsdException w:unhideWhenUsed="0" w:uiPriority="71" w:semiHidden="0" w:name="Colorful Shading Accent 5"/>
+    <w:lsdException w:unhideWhenUsed="0" w:uiPriority="72" w:semiHidden="0" w:name="Colorful List Accent 5"/>
+    <w:lsdException w:unhideWhenUsed="0" w:uiPriority="73" w:semiHidden="0" w:name="Colorful Grid Accent 5"/>
+    <w:lsdException w:unhideWhenUsed="0" w:uiPriority="60" w:semiHidden="0" w:name="Light Shading Accent 6"/>
+    <w:lsdException w:unhideWhenUsed="0" w:uiPriority="61" w:semiHidden="0" w:name="Light List Accent 6"/>
+    <w:lsdException w:unhideWhenUsed="0" w:uiPriority="62" w:semiHidden="0" w:name="Light Grid Accent 6"/>
+    <w:lsdException w:unhideWhenUsed="0" w:uiPriority="63" w:semiHidden="0" w:name="Medium Shading 1 Accent 6"/>
+    <w:lsdException w:unhideWhenUsed="0" w:uiPriority="64" w:semiHidden="0" w:name="Medium Shading 2 Accent 6"/>
+    <w:lsdException w:unhideWhenUsed="0" w:uiPriority="65" w:semiHidden="0" w:name="Medium List 1 Accent 6"/>
+    <w:lsdException w:unhideWhenUsed="0" w:uiPriority="66" w:semiHidden="0" w:name="Medium List 2 Accent 6"/>
+    <w:lsdException w:unhideWhenUsed="0" w:uiPriority="67" w:semiHidden="0" w:name="Medium Grid 1 Accent 6"/>
+    <w:lsdException w:unhideWhenUsed="0" w:uiPriority="68" w:semiHidden="0" w:name="Medium Grid 2 Accent 6"/>
+    <w:lsdException w:unhideWhenUsed="0" w:uiPriority="69" w:semiHidden="0" w:name="Medium Grid 3 Accent 6"/>
+    <w:lsdException w:unhideWhenUsed="0" w:uiPriority="70" w:semiHidden="0" w:name="Dark List Accent 6"/>
+    <w:lsdException w:unhideWhenUsed="0" w:uiPriority="71" w:semiHidden="0" w:name="Colorful Shading Accent 6"/>
+    <w:lsdException w:unhideWhenUsed="0" w:uiPriority="72" w:semiHidden="0" w:name="Colorful List Accent 6"/>
+    <w:lsdException w:unhideWhenUsed="0" w:uiPriority="73" w:semiHidden="0" w:name="Colorful Grid Accent 6"/>
   </w:latentStyles>
-  <w:style w:type="paragraph" w:default="1" w:styleId="Normal">
+  <w:style w:type="paragraph" w:default="1" w:styleId="1">
     <w:name w:val="Normal"/>
     <w:qFormat/>
+    <w:uiPriority w:val="0"/>
     <w:pPr>
       <w:kinsoku w:val="0"/>
       <w:autoSpaceDE w:val="0"/>
@@ -7396,7 +7531,7 @@
       <w:textAlignment w:val="baseline"/>
     </w:pPr>
     <w:rPr>
-      <w:rFonts w:ascii="Arial" w:eastAsia="宋体" w:hAnsi="Arial" w:cs="Arial"/>
+      <w:rFonts w:ascii="Arial" w:hAnsi="Arial" w:eastAsia="宋体" w:cs="Arial"/>
       <w:snapToGrid w:val="0"/>
       <w:color w:val="000000"/>
       <w:kern w:val="0"/>
@@ -7405,11 +7540,12 @@
       <w:lang w:val="en-US" w:eastAsia="en-US" w:bidi="ar-SA"/>
     </w:rPr>
   </w:style>
-  <w:style w:type="paragraph" w:styleId="Heading1">
+  <w:style w:type="paragraph" w:styleId="2">
     <w:name w:val="heading 1"/>
-    <w:basedOn w:val="Normal"/>
-    <w:next w:val="Normal"/>
+    <w:basedOn w:val="1"/>
+    <w:next w:val="1"/>
     <w:qFormat/>
+    <w:uiPriority w:val="0"/>
     <w:pPr>
       <w:keepNext/>
       <w:keepLines/>
@@ -7427,12 +7563,13 @@
       <w:sz w:val="44"/>
     </w:rPr>
   </w:style>
-  <w:style w:type="paragraph" w:styleId="Heading2">
+  <w:style w:type="paragraph" w:styleId="3">
     <w:name w:val="heading 2"/>
-    <w:basedOn w:val="Normal"/>
-    <w:next w:val="Normal"/>
+    <w:basedOn w:val="1"/>
+    <w:next w:val="1"/>
     <w:unhideWhenUsed/>
     <w:qFormat/>
+    <w:uiPriority w:val="0"/>
     <w:pPr>
       <w:keepNext/>
       <w:keepLines/>
@@ -7445,18 +7582,19 @@
       <w:outlineLvl w:val="1"/>
     </w:pPr>
     <w:rPr>
-      <w:rFonts w:ascii="Arial" w:eastAsia="黑体" w:hAnsi="Arial"/>
+      <w:rFonts w:ascii="Arial" w:hAnsi="Arial" w:eastAsia="黑体"/>
       <w:b/>
       <w:sz w:val="32"/>
     </w:rPr>
   </w:style>
-  <w:style w:type="paragraph" w:styleId="Heading3">
+  <w:style w:type="paragraph" w:styleId="4">
     <w:name w:val="heading 3"/>
-    <w:basedOn w:val="Normal"/>
-    <w:next w:val="Normal"/>
+    <w:basedOn w:val="1"/>
+    <w:next w:val="1"/>
     <w:semiHidden/>
     <w:unhideWhenUsed/>
     <w:qFormat/>
+    <w:uiPriority w:val="0"/>
     <w:pPr>
       <w:keepNext/>
       <w:keepLines/>
@@ -7473,12 +7611,13 @@
       <w:sz w:val="32"/>
     </w:rPr>
   </w:style>
-  <w:style w:type="paragraph" w:styleId="Heading4">
+  <w:style w:type="paragraph" w:styleId="5">
     <w:name w:val="heading 4"/>
-    <w:basedOn w:val="Normal"/>
-    <w:next w:val="Normal"/>
+    <w:basedOn w:val="1"/>
+    <w:next w:val="1"/>
     <w:unhideWhenUsed/>
     <w:qFormat/>
+    <w:uiPriority w:val="0"/>
     <w:pPr>
       <w:keepNext/>
       <w:keepLines/>
@@ -7491,18 +7630,19 @@
       <w:outlineLvl w:val="3"/>
     </w:pPr>
     <w:rPr>
-      <w:rFonts w:ascii="Arial" w:eastAsia="黑体" w:hAnsi="Arial"/>
+      <w:rFonts w:ascii="Arial" w:hAnsi="Arial" w:eastAsia="黑体"/>
       <w:b/>
       <w:sz w:val="28"/>
     </w:rPr>
   </w:style>
-  <w:style w:type="paragraph" w:styleId="Heading5">
+  <w:style w:type="paragraph" w:styleId="6">
     <w:name w:val="heading 5"/>
-    <w:basedOn w:val="Normal"/>
-    <w:next w:val="Normal"/>
+    <w:basedOn w:val="1"/>
+    <w:next w:val="1"/>
     <w:semiHidden/>
     <w:unhideWhenUsed/>
     <w:qFormat/>
+    <w:uiPriority w:val="0"/>
     <w:pPr>
       <w:keepNext/>
       <w:keepLines/>
@@ -7519,13 +7659,14 @@
       <w:sz w:val="28"/>
     </w:rPr>
   </w:style>
-  <w:style w:type="paragraph" w:styleId="Heading6">
+  <w:style w:type="paragraph" w:styleId="7">
     <w:name w:val="heading 6"/>
-    <w:basedOn w:val="Normal"/>
-    <w:next w:val="Normal"/>
+    <w:basedOn w:val="1"/>
+    <w:next w:val="1"/>
     <w:semiHidden/>
     <w:unhideWhenUsed/>
     <w:qFormat/>
+    <w:uiPriority w:val="0"/>
     <w:pPr>
       <w:keepNext/>
       <w:keepLines/>
@@ -7538,18 +7679,19 @@
       <w:outlineLvl w:val="5"/>
     </w:pPr>
     <w:rPr>
-      <w:rFonts w:ascii="Arial" w:eastAsia="黑体" w:hAnsi="Arial"/>
+      <w:rFonts w:ascii="Arial" w:hAnsi="Arial" w:eastAsia="黑体"/>
       <w:b/>
       <w:sz w:val="24"/>
     </w:rPr>
   </w:style>
-  <w:style w:type="paragraph" w:styleId="Heading7">
+  <w:style w:type="paragraph" w:styleId="8">
     <w:name w:val="heading 7"/>
-    <w:basedOn w:val="Normal"/>
-    <w:next w:val="Normal"/>
+    <w:basedOn w:val="1"/>
+    <w:next w:val="1"/>
     <w:semiHidden/>
     <w:unhideWhenUsed/>
     <w:qFormat/>
+    <w:uiPriority w:val="0"/>
     <w:pPr>
       <w:keepNext/>
       <w:keepLines/>
@@ -7566,13 +7708,14 @@
       <w:sz w:val="24"/>
     </w:rPr>
   </w:style>
-  <w:style w:type="paragraph" w:styleId="Heading8">
+  <w:style w:type="paragraph" w:styleId="9">
     <w:name w:val="heading 8"/>
-    <w:basedOn w:val="Normal"/>
-    <w:next w:val="Normal"/>
+    <w:basedOn w:val="1"/>
+    <w:next w:val="1"/>
     <w:semiHidden/>
     <w:unhideWhenUsed/>
     <w:qFormat/>
+    <w:uiPriority w:val="0"/>
     <w:pPr>
       <w:keepNext/>
       <w:keepLines/>
@@ -7585,17 +7728,18 @@
       <w:outlineLvl w:val="7"/>
     </w:pPr>
     <w:rPr>
-      <w:rFonts w:ascii="Arial" w:eastAsia="黑体" w:hAnsi="Arial"/>
+      <w:rFonts w:ascii="Arial" w:hAnsi="Arial" w:eastAsia="黑体"/>
       <w:sz w:val="24"/>
     </w:rPr>
   </w:style>
-  <w:style w:type="paragraph" w:styleId="Heading9">
+  <w:style w:type="paragraph" w:styleId="10">
     <w:name w:val="heading 9"/>
-    <w:basedOn w:val="Normal"/>
-    <w:next w:val="Normal"/>
+    <w:basedOn w:val="1"/>
+    <w:next w:val="1"/>
     <w:semiHidden/>
     <w:unhideWhenUsed/>
     <w:qFormat/>
+    <w:uiPriority w:val="0"/>
     <w:pPr>
       <w:keepNext/>
       <w:keepLines/>
@@ -7608,19 +7752,21 @@
       <w:outlineLvl w:val="8"/>
     </w:pPr>
     <w:rPr>
-      <w:rFonts w:ascii="Arial" w:eastAsia="黑体" w:hAnsi="Arial"/>
+      <w:rFonts w:ascii="Arial" w:hAnsi="Arial" w:eastAsia="黑体"/>
       <w:sz w:val="21"/>
     </w:rPr>
   </w:style>
-  <w:style w:type="character" w:default="1" w:styleId="DefaultParagraphFont">
+  <w:style w:type="character" w:default="1" w:styleId="22">
     <w:name w:val="Default Paragraph Font"/>
     <w:semiHidden/>
     <w:qFormat/>
+    <w:uiPriority w:val="0"/>
   </w:style>
-  <w:style w:type="table" w:default="1" w:styleId="TableNormal">
+  <w:style w:type="table" w:default="1" w:styleId="20">
     <w:name w:val="Normal Table"/>
     <w:semiHidden/>
     <w:qFormat/>
+    <w:uiPriority w:val="0"/>
     <w:tblPr>
       <w:tblCellMar>
         <w:top w:w="0" w:type="dxa"/>
@@ -7630,39 +7776,43 @@
       </w:tblCellMar>
     </w:tblPr>
   </w:style>
-  <w:style w:type="paragraph" w:styleId="CommentText">
+  <w:style w:type="paragraph" w:styleId="11">
     <w:name w:val="annotation text"/>
-    <w:basedOn w:val="Normal"/>
+    <w:basedOn w:val="1"/>
     <w:qFormat/>
+    <w:uiPriority w:val="0"/>
     <w:pPr>
       <w:jc w:val="left"/>
     </w:pPr>
   </w:style>
-  <w:style w:type="paragraph" w:styleId="BodyText">
+  <w:style w:type="paragraph" w:styleId="12">
     <w:name w:val="Body Text"/>
-    <w:basedOn w:val="Normal"/>
+    <w:basedOn w:val="1"/>
     <w:semiHidden/>
     <w:qFormat/>
+    <w:uiPriority w:val="0"/>
     <w:rPr>
-      <w:rFonts w:ascii="Arial" w:eastAsia="Arial" w:hAnsi="Arial" w:cs="Arial"/>
+      <w:rFonts w:ascii="Arial" w:hAnsi="Arial" w:eastAsia="Arial" w:cs="Arial"/>
       <w:sz w:val="21"/>
       <w:szCs w:val="21"/>
       <w:lang w:val="en-US" w:eastAsia="en-US" w:bidi="ar-SA"/>
     </w:rPr>
   </w:style>
-  <w:style w:type="paragraph" w:styleId="TOC3">
+  <w:style w:type="paragraph" w:styleId="13">
     <w:name w:val="toc 3"/>
-    <w:basedOn w:val="Normal"/>
-    <w:next w:val="Normal"/>
+    <w:basedOn w:val="1"/>
+    <w:next w:val="1"/>
     <w:qFormat/>
+    <w:uiPriority w:val="0"/>
     <w:pPr>
       <w:ind w:left="840" w:leftChars="400"/>
     </w:pPr>
   </w:style>
-  <w:style w:type="paragraph" w:styleId="Footer">
+  <w:style w:type="paragraph" w:styleId="14">
     <w:name w:val="footer"/>
-    <w:basedOn w:val="Normal"/>
+    <w:basedOn w:val="1"/>
     <w:qFormat/>
+    <w:uiPriority w:val="0"/>
     <w:pPr>
       <w:tabs>
         <w:tab w:val="center" w:pos="4153"/>
@@ -7675,16 +7825,17 @@
       <w:sz w:val="18"/>
     </w:rPr>
   </w:style>
-  <w:style w:type="paragraph" w:styleId="Header">
+  <w:style w:type="paragraph" w:styleId="15">
     <w:name w:val="header"/>
-    <w:basedOn w:val="Normal"/>
+    <w:basedOn w:val="1"/>
     <w:qFormat/>
+    <w:uiPriority w:val="0"/>
     <w:pPr>
       <w:pBdr>
-        <w:top w:val="nil"/>
-        <w:left w:val="nil"/>
-        <w:bottom w:val="nil"/>
-        <w:right w:val="nil"/>
+        <w:top w:val="none" w:color="auto" w:sz="0" w:space="0"/>
+        <w:left w:val="none" w:color="auto" w:sz="0" w:space="0"/>
+        <w:bottom w:val="none" w:color="auto" w:sz="0" w:space="0"/>
+        <w:right w:val="none" w:color="auto" w:sz="0" w:space="0"/>
       </w:pBdr>
       <w:tabs>
         <w:tab w:val="center" w:pos="4153"/>
@@ -7699,37 +7850,41 @@
       <w:sz w:val="18"/>
     </w:rPr>
   </w:style>
-  <w:style w:type="paragraph" w:styleId="TOC1">
+  <w:style w:type="paragraph" w:styleId="16">
     <w:name w:val="toc 1"/>
-    <w:basedOn w:val="Normal"/>
-    <w:next w:val="Normal"/>
+    <w:basedOn w:val="1"/>
+    <w:next w:val="1"/>
     <w:qFormat/>
+    <w:uiPriority w:val="0"/>
     <w:rPr>
-      <w:rFonts w:ascii="Arial" w:eastAsia="Microsoft JhengHei" w:hAnsi="Arial"/>
+      <w:rFonts w:ascii="Arial" w:hAnsi="Arial" w:eastAsia="Microsoft JhengHei"/>
       <w:sz w:val="24"/>
     </w:rPr>
   </w:style>
-  <w:style w:type="paragraph" w:styleId="TOC2">
+  <w:style w:type="paragraph" w:styleId="17">
     <w:name w:val="toc 2"/>
-    <w:basedOn w:val="Normal"/>
-    <w:next w:val="Normal"/>
+    <w:basedOn w:val="1"/>
+    <w:next w:val="1"/>
     <w:qFormat/>
+    <w:uiPriority w:val="0"/>
     <w:pPr>
       <w:ind w:left="420" w:leftChars="200"/>
     </w:pPr>
   </w:style>
-  <w:style w:type="paragraph" w:styleId="NormalWeb">
+  <w:style w:type="paragraph" w:styleId="18">
     <w:name w:val="Normal (Web)"/>
-    <w:basedOn w:val="Normal"/>
+    <w:basedOn w:val="1"/>
     <w:qFormat/>
+    <w:uiPriority w:val="0"/>
     <w:rPr>
       <w:sz w:val="24"/>
     </w:rPr>
   </w:style>
-  <w:style w:type="paragraph" w:styleId="Title">
+  <w:style w:type="paragraph" w:styleId="19">
     <w:name w:val="Title"/>
-    <w:basedOn w:val="Normal"/>
+    <w:basedOn w:val="1"/>
     <w:qFormat/>
+    <w:uiPriority w:val="0"/>
     <w:pPr>
       <w:spacing w:before="240" w:beforeLines="0" w:beforeAutospacing="0" w:after="60" w:afterLines="0" w:afterAutospacing="0"/>
       <w:jc w:val="center"/>
@@ -7741,38 +7896,41 @@
       <w:sz w:val="32"/>
     </w:rPr>
   </w:style>
-  <w:style w:type="table" w:styleId="TableGrid">
+  <w:style w:type="table" w:styleId="21">
     <w:name w:val="Table Grid"/>
-    <w:basedOn w:val="TableNormal"/>
+    <w:basedOn w:val="20"/>
     <w:qFormat/>
+    <w:uiPriority w:val="0"/>
     <w:pPr>
       <w:widowControl w:val="0"/>
       <w:jc w:val="both"/>
     </w:pPr>
     <w:tblPr>
       <w:tblBorders>
-        <w:top w:val="single" w:sz="4" w:space="0" w:color="auto"/>
-        <w:left w:val="single" w:sz="4" w:space="0" w:color="auto"/>
-        <w:bottom w:val="single" w:sz="4" w:space="0" w:color="auto"/>
-        <w:right w:val="single" w:sz="4" w:space="0" w:color="auto"/>
-        <w:insideH w:val="single" w:sz="4" w:space="0" w:color="auto"/>
-        <w:insideV w:val="single" w:sz="4" w:space="0" w:color="auto"/>
+        <w:top w:val="single" w:color="auto" w:sz="4" w:space="0"/>
+        <w:left w:val="single" w:color="auto" w:sz="4" w:space="0"/>
+        <w:bottom w:val="single" w:color="auto" w:sz="4" w:space="0"/>
+        <w:right w:val="single" w:color="auto" w:sz="4" w:space="0"/>
+        <w:insideH w:val="single" w:color="auto" w:sz="4" w:space="0"/>
+        <w:insideV w:val="single" w:color="auto" w:sz="4" w:space="0"/>
       </w:tblBorders>
     </w:tblPr>
   </w:style>
-  <w:style w:type="character" w:styleId="Strong">
+  <w:style w:type="character" w:styleId="23">
     <w:name w:val="Strong"/>
-    <w:basedOn w:val="DefaultParagraphFont"/>
+    <w:basedOn w:val="22"/>
     <w:qFormat/>
+    <w:uiPriority w:val="0"/>
     <w:rPr>
       <w:b/>
     </w:rPr>
   </w:style>
-  <w:style w:type="table" w:customStyle="1" w:styleId="TableNormal0">
+  <w:style w:type="table" w:customStyle="1" w:styleId="24">
     <w:name w:val="Table Normal_0"/>
     <w:semiHidden/>
     <w:unhideWhenUsed/>
     <w:qFormat/>
+    <w:uiPriority w:val="0"/>
     <w:tblPr>
       <w:tblCellMar>
         <w:top w:w="0" w:type="dxa"/>
@@ -7782,81 +7940,87 @@
       </w:tblCellMar>
     </w:tblPr>
   </w:style>
-  <w:style w:type="paragraph" w:customStyle="1" w:styleId="TableText">
+  <w:style w:type="paragraph" w:customStyle="1" w:styleId="25">
     <w:name w:val="Table Text"/>
-    <w:basedOn w:val="Normal"/>
+    <w:basedOn w:val="1"/>
     <w:semiHidden/>
     <w:qFormat/>
+    <w:uiPriority w:val="0"/>
     <w:rPr>
-      <w:rFonts w:ascii="宋体" w:eastAsia="宋体" w:hAnsi="宋体" w:cs="宋体"/>
+      <w:rFonts w:ascii="宋体" w:hAnsi="宋体" w:eastAsia="宋体" w:cs="宋体"/>
       <w:sz w:val="21"/>
       <w:szCs w:val="21"/>
       <w:lang w:val="en-US" w:eastAsia="en-US" w:bidi="ar-SA"/>
     </w:rPr>
   </w:style>
-  <w:style w:type="paragraph" w:customStyle="1" w:styleId="1">
+  <w:style w:type="paragraph" w:customStyle="1" w:styleId="26">
     <w:name w:val="柴_标题1"/>
-    <w:basedOn w:val="Heading1"/>
-    <w:next w:val="a"/>
-    <w:link w:val="1Char"/>
+    <w:basedOn w:val="2"/>
+    <w:next w:val="27"/>
+    <w:link w:val="38"/>
     <w:qFormat/>
+    <w:uiPriority w:val="0"/>
     <w:pPr>
       <w:spacing w:before="100" w:after="90" w:line="360" w:lineRule="auto"/>
     </w:pPr>
     <w:rPr>
-      <w:rFonts w:ascii="Arial" w:eastAsia="宋体" w:hAnsi="Arial"/>
+      <w:rFonts w:ascii="Arial" w:hAnsi="Arial" w:eastAsia="宋体"/>
       <w:sz w:val="32"/>
     </w:rPr>
   </w:style>
-  <w:style w:type="paragraph" w:customStyle="1" w:styleId="a">
+  <w:style w:type="paragraph" w:customStyle="1" w:styleId="27">
     <w:name w:val="柴_正文"/>
-    <w:basedOn w:val="BodyText"/>
-    <w:link w:val="Char"/>
+    <w:basedOn w:val="12"/>
+    <w:link w:val="41"/>
     <w:qFormat/>
+    <w:uiPriority w:val="0"/>
     <w:pPr>
       <w:spacing w:line="360" w:lineRule="auto"/>
       <w:ind w:firstLine="470" w:firstLineChars="200"/>
     </w:pPr>
     <w:rPr>
-      <w:rFonts w:ascii="Arial" w:eastAsia="宋体" w:hAnsi="Arial"/>
+      <w:rFonts w:ascii="Arial" w:hAnsi="Arial" w:eastAsia="宋体"/>
       <w:sz w:val="24"/>
       <w:lang w:eastAsia="zh-CN"/>
     </w:rPr>
   </w:style>
-  <w:style w:type="paragraph" w:customStyle="1" w:styleId="2">
+  <w:style w:type="paragraph" w:customStyle="1" w:styleId="28">
     <w:name w:val="柴_标题2"/>
-    <w:basedOn w:val="Heading2"/>
-    <w:next w:val="a"/>
+    <w:basedOn w:val="3"/>
+    <w:next w:val="27"/>
     <w:qFormat/>
+    <w:uiPriority w:val="0"/>
     <w:pPr>
       <w:spacing w:line="360" w:lineRule="auto"/>
     </w:pPr>
     <w:rPr>
-      <w:rFonts w:ascii="Arial" w:eastAsia="宋体" w:hAnsi="Arial"/>
+      <w:rFonts w:ascii="Arial" w:hAnsi="Arial" w:eastAsia="宋体"/>
       <w:sz w:val="28"/>
     </w:rPr>
   </w:style>
-  <w:style w:type="paragraph" w:customStyle="1" w:styleId="3">
+  <w:style w:type="paragraph" w:customStyle="1" w:styleId="29">
     <w:name w:val="柴_标题3"/>
-    <w:basedOn w:val="Heading3"/>
-    <w:next w:val="a"/>
+    <w:basedOn w:val="4"/>
+    <w:next w:val="27"/>
     <w:qFormat/>
+    <w:uiPriority w:val="0"/>
     <w:pPr>
       <w:spacing w:line="360" w:lineRule="auto"/>
       <w:ind w:left="0" w:firstLine="472" w:firstLineChars="200"/>
     </w:pPr>
     <w:rPr>
-      <w:rFonts w:ascii="宋体" w:eastAsia="宋体" w:hAnsi="宋体" w:cs="宋体"/>
+      <w:rFonts w:ascii="宋体" w:hAnsi="宋体" w:eastAsia="宋体" w:cs="宋体"/>
       <w:spacing w:val="-2"/>
       <w:sz w:val="24"/>
       <w:szCs w:val="24"/>
     </w:rPr>
   </w:style>
-  <w:style w:type="paragraph" w:customStyle="1" w:styleId="a0">
+  <w:style w:type="paragraph" w:customStyle="1" w:styleId="30">
     <w:name w:val="柴_目录"/>
-    <w:basedOn w:val="Normal"/>
-    <w:next w:val="BodyText"/>
+    <w:basedOn w:val="1"/>
+    <w:next w:val="12"/>
     <w:qFormat/>
+    <w:uiPriority w:val="0"/>
     <w:pPr>
       <w:tabs>
         <w:tab w:val="right" w:leader="dot" w:pos="8442"/>
@@ -7864,89 +8028,96 @@
       <w:ind w:left="0" w:leftChars="0"/>
     </w:pPr>
     <w:rPr>
-      <w:rFonts w:ascii="Arial" w:eastAsia="Microsoft JhengHei" w:hAnsi="Arial"/>
+      <w:rFonts w:ascii="Arial" w:hAnsi="Arial" w:eastAsia="Microsoft JhengHei"/>
       <w:sz w:val="24"/>
     </w:rPr>
   </w:style>
-  <w:style w:type="paragraph" w:customStyle="1" w:styleId="a1">
+  <w:style w:type="paragraph" w:customStyle="1" w:styleId="31">
     <w:name w:val="柴_公司名"/>
-    <w:basedOn w:val="Title"/>
+    <w:basedOn w:val="19"/>
     <w:qFormat/>
+    <w:uiPriority w:val="0"/>
     <w:pPr>
       <w:spacing w:after="600" w:afterLines="600"/>
     </w:pPr>
     <w:rPr>
-      <w:rFonts w:ascii="宋体" w:eastAsia="宋体" w:hAnsi="宋体" w:cs="宋体" w:hint="eastAsia"/>
+      <w:rFonts w:hint="eastAsia" w:ascii="宋体" w:hAnsi="宋体" w:eastAsia="宋体" w:cs="宋体"/>
       <w:bCs/>
       <w:spacing w:val="-6"/>
       <w:sz w:val="52"/>
       <w:szCs w:val="52"/>
     </w:rPr>
   </w:style>
-  <w:style w:type="paragraph" w:customStyle="1" w:styleId="a2">
+  <w:style w:type="paragraph" w:customStyle="1" w:styleId="32">
     <w:name w:val="柴_文档名"/>
-    <w:basedOn w:val="Title"/>
+    <w:basedOn w:val="19"/>
     <w:qFormat/>
+    <w:uiPriority w:val="0"/>
     <w:pPr>
       <w:spacing w:after="900" w:afterLines="900"/>
     </w:pPr>
     <w:rPr>
-      <w:rFonts w:ascii="黑体" w:eastAsia="黑体" w:hAnsi="黑体" w:cs="黑体"/>
+      <w:rFonts w:ascii="黑体" w:hAnsi="黑体" w:eastAsia="黑体" w:cs="黑体"/>
       <w:bCs/>
       <w:spacing w:val="-7"/>
       <w:sz w:val="52"/>
       <w:szCs w:val="52"/>
     </w:rPr>
   </w:style>
-  <w:style w:type="paragraph" w:customStyle="1" w:styleId="WPSOffice1">
+  <w:style w:type="paragraph" w:customStyle="1" w:styleId="33">
     <w:name w:val="WPSOffice手动目录 1"/>
     <w:qFormat/>
+    <w:uiPriority w:val="0"/>
     <w:pPr>
       <w:ind w:leftChars="0"/>
     </w:pPr>
     <w:rPr>
-      <w:rFonts w:ascii="Times New Roman" w:eastAsia="宋体" w:hAnsi="Times New Roman" w:cs="Times New Roman"/>
+      <w:rFonts w:ascii="Times New Roman" w:hAnsi="Times New Roman" w:eastAsia="宋体" w:cs="Times New Roman"/>
       <w:sz w:val="20"/>
       <w:szCs w:val="20"/>
     </w:rPr>
   </w:style>
-  <w:style w:type="paragraph" w:customStyle="1" w:styleId="WPSOffice2">
+  <w:style w:type="paragraph" w:customStyle="1" w:styleId="34">
     <w:name w:val="WPSOffice手动目录 2"/>
     <w:qFormat/>
+    <w:uiPriority w:val="0"/>
     <w:pPr>
       <w:ind w:leftChars="200"/>
     </w:pPr>
     <w:rPr>
-      <w:rFonts w:ascii="Times New Roman" w:eastAsia="宋体" w:hAnsi="Times New Roman" w:cs="Times New Roman"/>
+      <w:rFonts w:ascii="Times New Roman" w:hAnsi="Times New Roman" w:eastAsia="宋体" w:cs="Times New Roman"/>
       <w:sz w:val="20"/>
       <w:szCs w:val="20"/>
     </w:rPr>
   </w:style>
-  <w:style w:type="paragraph" w:customStyle="1" w:styleId="WPSOffice3">
+  <w:style w:type="paragraph" w:customStyle="1" w:styleId="35">
     <w:name w:val="WPSOffice手动目录 3"/>
     <w:qFormat/>
+    <w:uiPriority w:val="0"/>
     <w:pPr>
       <w:ind w:leftChars="400"/>
     </w:pPr>
     <w:rPr>
-      <w:rFonts w:ascii="Times New Roman" w:eastAsia="宋体" w:hAnsi="Times New Roman" w:cs="Times New Roman"/>
+      <w:rFonts w:ascii="Times New Roman" w:hAnsi="Times New Roman" w:eastAsia="宋体" w:cs="Times New Roman"/>
       <w:sz w:val="20"/>
       <w:szCs w:val="20"/>
     </w:rPr>
   </w:style>
-  <w:style w:type="paragraph" w:customStyle="1" w:styleId="Compact">
+  <w:style w:type="paragraph" w:customStyle="1" w:styleId="36">
     <w:name w:val="Compact"/>
-    <w:basedOn w:val="BodyText"/>
+    <w:basedOn w:val="12"/>
     <w:qFormat/>
+    <w:uiPriority w:val="0"/>
     <w:pPr>
       <w:spacing w:before="36" w:after="36"/>
     </w:pPr>
   </w:style>
-  <w:style w:type="table" w:customStyle="1" w:styleId="Table">
+  <w:style w:type="table" w:customStyle="1" w:styleId="37">
     <w:name w:val="Table"/>
     <w:semiHidden/>
     <w:unhideWhenUsed/>
     <w:qFormat/>
+    <w:uiPriority w:val="0"/>
     <w:tblPr>
       <w:tblCellMar>
         <w:top w:w="0" w:type="dxa"/>
@@ -7958,25 +8129,27 @@
     <w:tblStylePr w:type="firstRow">
       <w:tcPr>
         <w:tcBorders>
-          <w:bottom w:val="single" w:sz="0" w:space="0" w:color="auto"/>
+          <w:bottom w:val="single" w:color="auto" w:sz="0" w:space="0"/>
         </w:tcBorders>
         <w:vAlign w:val="bottom"/>
       </w:tcPr>
     </w:tblStylePr>
   </w:style>
-  <w:style w:type="character" w:customStyle="1" w:styleId="1Char">
+  <w:style w:type="character" w:customStyle="1" w:styleId="38">
     <w:name w:val="柴_标题1 Char"/>
-    <w:link w:val="1"/>
+    <w:link w:val="26"/>
     <w:qFormat/>
+    <w:uiPriority w:val="0"/>
     <w:rPr>
-      <w:rFonts w:ascii="Arial" w:eastAsia="宋体" w:hAnsi="Arial"/>
+      <w:rFonts w:ascii="Arial" w:hAnsi="Arial" w:eastAsia="宋体"/>
       <w:sz w:val="32"/>
     </w:rPr>
   </w:style>
-  <w:style w:type="paragraph" w:customStyle="1" w:styleId="a3">
+  <w:style w:type="paragraph" w:customStyle="1" w:styleId="39">
     <w:name w:val="柴_正文_无缩进"/>
-    <w:basedOn w:val="Normal"/>
+    <w:basedOn w:val="1"/>
     <w:qFormat/>
+    <w:uiPriority w:val="0"/>
     <w:pPr>
       <w:ind w:firstLine="0" w:firstLineChars="0"/>
     </w:pPr>
@@ -7986,29 +8159,31 @@
       <w:lang w:eastAsia="zh-CN"/>
     </w:rPr>
   </w:style>
-  <w:style w:type="paragraph" w:customStyle="1" w:styleId="4">
+  <w:style w:type="paragraph" w:customStyle="1" w:styleId="40">
     <w:name w:val="柴_标题4"/>
-    <w:basedOn w:val="Heading4"/>
-    <w:next w:val="Normal"/>
+    <w:basedOn w:val="5"/>
+    <w:next w:val="1"/>
     <w:qFormat/>
+    <w:uiPriority w:val="0"/>
     <w:pPr>
       <w:widowControl w:val="0"/>
       <w:spacing w:before="160" w:line="360" w:lineRule="auto"/>
-      <w:ind w:left="981" w:hanging="862" w:leftChars="300"/>
+      <w:ind w:left="981" w:leftChars="300" w:hanging="862"/>
     </w:pPr>
     <w:rPr>
-      <w:rFonts w:ascii="Calibri" w:eastAsia="宋体" w:hAnsi="Calibri" w:cs="宋体" w:hint="eastAsia"/>
+      <w:rFonts w:hint="eastAsia" w:ascii="Calibri" w:hAnsi="Calibri" w:eastAsia="宋体" w:cs="宋体"/>
       <w:sz w:val="24"/>
       <w:szCs w:val="24"/>
       <w:lang w:eastAsia="zh-CN" w:bidi="zh-CN"/>
     </w:rPr>
   </w:style>
-  <w:style w:type="character" w:customStyle="1" w:styleId="Char">
+  <w:style w:type="character" w:customStyle="1" w:styleId="41">
     <w:name w:val="柴_正文 Char"/>
-    <w:link w:val="a"/>
+    <w:link w:val="27"/>
     <w:qFormat/>
+    <w:uiPriority w:val="0"/>
     <w:rPr>
-      <w:rFonts w:ascii="Arial" w:eastAsia="宋体" w:hAnsi="Arial"/>
+      <w:rFonts w:ascii="Arial" w:hAnsi="Arial" w:eastAsia="宋体"/>
       <w:sz w:val="24"/>
       <w:lang w:eastAsia="zh-CN"/>
     </w:rPr>
